--- a/CV_new.docx
+++ b/CV_new.docx
@@ -1,10 +1,10 @@
 
 <file path=word/document.xml><?xml version="1.0" encoding="utf-8"?>
-<w:document xmlns:wpc="http://schemas.microsoft.com/office/word/2010/wordprocessingCanvas" xmlns:cx="http://schemas.microsoft.com/office/drawing/2014/chartex" xmlns:cx1="http://schemas.microsoft.com/office/drawing/2015/9/8/chartex" xmlns:cx2="http://schemas.microsoft.com/office/drawing/2015/10/21/chartex" xmlns:cx3="http://schemas.microsoft.com/office/drawing/2016/5/9/chartex" xmlns:cx4="http://schemas.microsoft.com/office/drawing/2016/5/10/chartex" xmlns:cx5="http://schemas.microsoft.com/office/drawing/2016/5/11/chartex" xmlns:cx6="http://schemas.microsoft.com/office/drawing/2016/5/12/chartex" xmlns:cx7="http://schemas.microsoft.com/office/drawing/2016/5/13/chartex" xmlns:cx8="http://schemas.microsoft.com/office/drawing/2016/5/14/chartex" xmlns:mc="http://schemas.openxmlformats.org/markup-compatibility/2006" xmlns:aink="http://schemas.microsoft.com/office/drawing/2016/ink" xmlns:am3d="http://schemas.microsoft.com/office/drawing/2017/model3d" xmlns:o="urn:schemas-microsoft-com:office:office" xmlns:r="http://schemas.openxmlformats.org/officeDocument/2006/relationships" xmlns:m="http://schemas.openxmlformats.org/officeDocument/2006/math" xmlns:v="urn:schemas-microsoft-com:vml" xmlns:wp14="http://schemas.microsoft.com/office/word/2010/wordprocessingDrawing" xmlns:wp="http://schemas.openxmlformats.org/drawingml/2006/wordprocessingDrawing" xmlns:w10="urn:schemas-microsoft-com:office:word" xmlns:w="http://schemas.openxmlformats.org/wordprocessingml/2006/main" xmlns:w14="http://schemas.microsoft.com/office/word/2010/wordml" xmlns:w15="http://schemas.microsoft.com/office/word/2012/wordml" xmlns:w16cex="http://schemas.microsoft.com/office/word/2018/wordml/cex" xmlns:w16cid="http://schemas.microsoft.com/office/word/2016/wordml/cid" xmlns:w16="http://schemas.microsoft.com/office/word/2018/wordml" xmlns:w16sdtdh="http://schemas.microsoft.com/office/word/2020/wordml/sdtdatahash" xmlns:w16se="http://schemas.microsoft.com/office/word/2015/wordml/symex" xmlns:wpg="http://schemas.microsoft.com/office/word/2010/wordprocessingGroup" xmlns:wpi="http://schemas.microsoft.com/office/word/2010/wordprocessingInk" xmlns:wne="http://schemas.microsoft.com/office/word/2006/wordml" xmlns:wps="http://schemas.microsoft.com/office/word/2010/wordprocessingShape" mc:Ignorable="w14 w15 w16se w16cid w16 w16cex w16sdtdh wp14">
+<w:document xmlns:wpc="http://schemas.microsoft.com/office/word/2010/wordprocessingCanvas" xmlns:cx="http://schemas.microsoft.com/office/drawing/2014/chartex" xmlns:mc="http://schemas.openxmlformats.org/markup-compatibility/2006" xmlns:o="urn:schemas-microsoft-com:office:office" xmlns:r="http://schemas.openxmlformats.org/officeDocument/2006/relationships" xmlns:m="http://schemas.openxmlformats.org/officeDocument/2006/math" xmlns:v="urn:schemas-microsoft-com:vml" xmlns:wp14="http://schemas.microsoft.com/office/word/2010/wordprocessingDrawing" xmlns:wp="http://schemas.openxmlformats.org/drawingml/2006/wordprocessingDrawing" xmlns:w10="urn:schemas-microsoft-com:office:word" xmlns:w="http://schemas.openxmlformats.org/wordprocessingml/2006/main" xmlns:w14="http://schemas.microsoft.com/office/word/2010/wordml" xmlns:w15="http://schemas.microsoft.com/office/word/2012/wordml" xmlns:w16se="http://schemas.microsoft.com/office/word/2015/wordml/symex" xmlns:wpg="http://schemas.microsoft.com/office/word/2010/wordprocessingGroup" xmlns:wpi="http://schemas.microsoft.com/office/word/2010/wordprocessingInk" xmlns:wne="http://schemas.microsoft.com/office/word/2006/wordml" xmlns:wps="http://schemas.microsoft.com/office/word/2010/wordprocessingShape" mc:Ignorable="w14 w15 w16se wp14">
   <w:body>
     <w:p>
       <w:pPr>
-        <w:pStyle w:val="Title"/>
+        <w:pStyle w:val="a3"/>
         <w:spacing w:before="0" w:line="276" w:lineRule="auto"/>
         <w:rPr>
           <w:rFonts w:ascii="Times" w:eastAsia="Times New Roman" w:hAnsi="Times" w:cs="Times New Roman"/>
@@ -75,19 +75,7 @@
                               <w:rPr>
                                 <w:rFonts w:ascii="Times" w:hAnsi="Times"/>
                               </w:rPr>
-                              <w:t>Jan</w:t>
-                            </w:r>
-                            <w:r>
-                              <w:rPr>
-                                <w:rFonts w:ascii="Times" w:hAnsi="Times"/>
-                              </w:rPr>
-                              <w:t xml:space="preserve"> </w:t>
-                            </w:r>
-                            <w:r>
-                              <w:rPr>
-                                <w:rFonts w:ascii="Times" w:hAnsi="Times"/>
-                              </w:rPr>
-                              <w:t>1</w:t>
+                              <w:t>Apr</w:t>
                             </w:r>
                             <w:r>
                               <w:rPr>
@@ -99,7 +87,7 @@
                               <w:rPr>
                                 <w:rFonts w:ascii="Times" w:hAnsi="Times"/>
                               </w:rPr>
-                              <w:t>2</w:t>
+                              <w:t>4</w:t>
                             </w:r>
                           </w:p>
                         </w:txbxContent>
@@ -128,7 +116,7 @@
                 <v:stroke joinstyle="miter"/>
                 <v:path gradientshapeok="t" o:connecttype="rect"/>
               </v:shapetype>
-              <v:shape id="Text Box 1" o:spid="_x0000_s1026" type="#_x0000_t202" style="position:absolute;margin-left:360.6pt;margin-top:-1.9pt;width:144.2pt;height:27pt;z-index:251681792;visibility:visible;mso-wrap-style:square;mso-width-percent:0;mso-height-percent:0;mso-wrap-distance-left:9pt;mso-wrap-distance-top:0;mso-wrap-distance-right:9pt;mso-wrap-distance-bottom:0;mso-position-horizontal:absolute;mso-position-horizontal-relative:text;mso-position-vertical:absolute;mso-position-vertical-relative:text;mso-width-percent:0;mso-height-percent:0;mso-width-relative:margin;mso-height-relative:margin;v-text-anchor:top" o:gfxdata="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" fillcolor="white [3201]" stroked="f" strokeweight=".5pt">
+              <v:shape id="Text Box 1" o:spid="_x0000_s1026" type="#_x0000_t202" style="position:absolute;margin-left:360.6pt;margin-top:-1.9pt;width:144.2pt;height:27pt;z-index:251681792;visibility:visible;mso-wrap-style:square;mso-width-percent:0;mso-height-percent:0;mso-wrap-distance-left:9pt;mso-wrap-distance-top:0;mso-wrap-distance-right:9pt;mso-wrap-distance-bottom:0;mso-position-horizontal:absolute;mso-position-horizontal-relative:text;mso-position-vertical:absolute;mso-position-vertical-relative:text;mso-width-percent:0;mso-height-percent:0;mso-width-relative:margin;mso-height-relative:margin;v-text-anchor:top" o:gfxdata="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" fillcolor="white [3201]" stroked="f" strokeweight=".5pt">
                 <v:textbox>
                   <w:txbxContent>
                     <w:p>
@@ -148,19 +136,7 @@
                         <w:rPr>
                           <w:rFonts w:ascii="Times" w:hAnsi="Times"/>
                         </w:rPr>
-                        <w:t>Jan</w:t>
-                      </w:r>
-                      <w:r>
-                        <w:rPr>
-                          <w:rFonts w:ascii="Times" w:hAnsi="Times"/>
-                        </w:rPr>
-                        <w:t xml:space="preserve"> </w:t>
-                      </w:r>
-                      <w:r>
-                        <w:rPr>
-                          <w:rFonts w:ascii="Times" w:hAnsi="Times"/>
-                        </w:rPr>
-                        <w:t>1</w:t>
+                        <w:t>Apr</w:t>
                       </w:r>
                       <w:r>
                         <w:rPr>
@@ -172,7 +148,7 @@
                         <w:rPr>
                           <w:rFonts w:ascii="Times" w:hAnsi="Times"/>
                         </w:rPr>
-                        <w:t>2</w:t>
+                        <w:t>4</w:t>
                       </w:r>
                     </w:p>
                   </w:txbxContent>
@@ -262,9 +238,9 @@
               </wp:anchor>
             </w:drawing>
           </mc:Choice>
-          <mc:Fallback>
+          <mc:Fallback xmlns:cx1="http://schemas.microsoft.com/office/drawing/2015/9/8/chartex" xmlns:cx2="http://schemas.microsoft.com/office/drawing/2015/10/21/chartex" xmlns:cx3="http://schemas.microsoft.com/office/drawing/2016/5/9/chartex" xmlns:cx4="http://schemas.microsoft.com/office/drawing/2016/5/10/chartex" xmlns:cx5="http://schemas.microsoft.com/office/drawing/2016/5/11/chartex" xmlns:cx6="http://schemas.microsoft.com/office/drawing/2016/5/12/chartex" xmlns:cx7="http://schemas.microsoft.com/office/drawing/2016/5/13/chartex" xmlns:cx8="http://schemas.microsoft.com/office/drawing/2016/5/14/chartex" xmlns:aink="http://schemas.microsoft.com/office/drawing/2016/ink" xmlns:am3d="http://schemas.microsoft.com/office/drawing/2017/model3d" xmlns:w16cex="http://schemas.microsoft.com/office/word/2018/wordml/cex" xmlns:w16cid="http://schemas.microsoft.com/office/word/2016/wordml/cid" xmlns:w16="http://schemas.microsoft.com/office/word/2018/wordml" xmlns:w16sdtdh="http://schemas.microsoft.com/office/word/2020/wordml/sdtdatahash">
             <w:pict>
-              <v:line w14:anchorId="556B4048" id="Straight Connector 2" o:spid="_x0000_s1026" style="position:absolute;z-index:251660288;visibility:visible;mso-wrap-style:square;mso-wrap-distance-left:9pt;mso-wrap-distance-top:0;mso-wrap-distance-right:9pt;mso-wrap-distance-bottom:0;mso-position-horizontal:absolute;mso-position-horizontal-relative:text;mso-position-vertical:absolute;mso-position-vertical-relative:text" from="-.15pt,14.8pt" to="499.8pt,14.8pt" o:gfxdata="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" strokecolor="black [3213]"/>
+              <v:line w14:anchorId="556B4048" id="Straight Connector 2" o:spid="_x0000_s1026" style="position:absolute;z-index:251660288;visibility:visible;mso-wrap-style:square;mso-wrap-distance-left:9pt;mso-wrap-distance-top:0;mso-wrap-distance-right:9pt;mso-wrap-distance-bottom:0;mso-position-horizontal:absolute;mso-position-horizontal-relative:text;mso-position-vertical:absolute;mso-position-vertical-relative:text" from="-.15pt,14.8pt" to="499.8pt,14.8pt" o:gfxdata="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" strokecolor="black [3213]"/>
             </w:pict>
           </mc:Fallback>
         </mc:AlternateContent>
@@ -283,21 +259,12 @@
         </w:rPr>
         <w:t xml:space="preserve">, </w:t>
       </w:r>
-      <w:proofErr w:type="spellStart"/>
       <w:r>
         <w:rPr>
           <w:rFonts w:ascii="Times" w:hAnsi="Times" w:cs="Times New Roman"/>
           <w:color w:val="000000" w:themeColor="text1"/>
         </w:rPr>
-        <w:t>Beihang</w:t>
-      </w:r>
-      <w:proofErr w:type="spellEnd"/>
-      <w:r>
-        <w:rPr>
-          <w:rFonts w:ascii="Times" w:hAnsi="Times" w:cs="Times New Roman"/>
-          <w:color w:val="000000" w:themeColor="text1"/>
-        </w:rPr>
-        <w:t xml:space="preserve"> University, Chi</w:t>
+        <w:t>Beihang University, Chi</w:t>
       </w:r>
       <w:r>
         <w:rPr>
@@ -416,7 +383,7 @@
       <w:pPr>
         <w:spacing w:line="360" w:lineRule="auto"/>
         <w:rPr>
-          <w:rStyle w:val="Hyperlink"/>
+          <w:rStyle w:val="aa"/>
           <w:rFonts w:ascii="Times" w:eastAsia="Times New Roman" w:hAnsi="Times" w:cs="Times New Roman"/>
           <w:color w:val="00B0F0"/>
         </w:rPr>
@@ -490,7 +457,7 @@
       <w:hyperlink r:id="rId8" w:history="1">
         <w:r>
           <w:rPr>
-            <w:rStyle w:val="Hyperlink"/>
+            <w:rStyle w:val="aa"/>
             <w:rFonts w:ascii="Times" w:eastAsia="Times New Roman" w:hAnsi="Times" w:cs="Times New Roman"/>
             <w:color w:val="00B0F0"/>
           </w:rPr>
@@ -498,27 +465,11 @@
         </w:r>
         <w:r>
           <w:rPr>
-            <w:rStyle w:val="Hyperlink"/>
+            <w:rStyle w:val="aa"/>
             <w:rFonts w:ascii="Times" w:eastAsia="Times New Roman" w:hAnsi="Times" w:cs="Times New Roman"/>
             <w:color w:val="00B0F0"/>
           </w:rPr>
-          <w:t>aoxiang9430</w:t>
-        </w:r>
-        <w:r>
-          <w:rPr>
-            <w:rStyle w:val="Hyperlink"/>
-            <w:rFonts w:ascii="Times" w:eastAsia="Times New Roman" w:hAnsi="Times" w:cs="Times New Roman"/>
-            <w:color w:val="00B0F0"/>
-          </w:rPr>
-          <w:t>.</w:t>
-        </w:r>
-        <w:r>
-          <w:rPr>
-            <w:rStyle w:val="Hyperlink"/>
-            <w:rFonts w:ascii="Times" w:eastAsia="Times New Roman" w:hAnsi="Times" w:cs="Times New Roman"/>
-            <w:color w:val="00B0F0"/>
-          </w:rPr>
-          <w:t>github.io</w:t>
+          <w:t>aoxiang9430.github.io</w:t>
         </w:r>
       </w:hyperlink>
     </w:p>
@@ -607,9 +558,9 @@
               </wp:anchor>
             </w:drawing>
           </mc:Choice>
-          <mc:Fallback>
+          <mc:Fallback xmlns:cx1="http://schemas.microsoft.com/office/drawing/2015/9/8/chartex" xmlns:cx2="http://schemas.microsoft.com/office/drawing/2015/10/21/chartex" xmlns:cx3="http://schemas.microsoft.com/office/drawing/2016/5/9/chartex" xmlns:cx4="http://schemas.microsoft.com/office/drawing/2016/5/10/chartex" xmlns:cx5="http://schemas.microsoft.com/office/drawing/2016/5/11/chartex" xmlns:cx6="http://schemas.microsoft.com/office/drawing/2016/5/12/chartex" xmlns:cx7="http://schemas.microsoft.com/office/drawing/2016/5/13/chartex" xmlns:cx8="http://schemas.microsoft.com/office/drawing/2016/5/14/chartex" xmlns:aink="http://schemas.microsoft.com/office/drawing/2016/ink" xmlns:am3d="http://schemas.microsoft.com/office/drawing/2017/model3d" xmlns:w16cex="http://schemas.microsoft.com/office/word/2018/wordml/cex" xmlns:w16cid="http://schemas.microsoft.com/office/word/2016/wordml/cid" xmlns:w16="http://schemas.microsoft.com/office/word/2018/wordml" xmlns:w16sdtdh="http://schemas.microsoft.com/office/word/2020/wordml/sdtdatahash">
             <w:pict>
-              <v:line w14:anchorId="34CEB3EA" id="Straight Connector 3" o:spid="_x0000_s1026" style="position:absolute;z-index:251662336;visibility:visible;mso-wrap-style:square;mso-width-percent:0;mso-wrap-distance-left:9pt;mso-wrap-distance-top:0;mso-wrap-distance-right:9pt;mso-wrap-distance-bottom:0;mso-position-horizontal:absolute;mso-position-horizontal-relative:text;mso-position-vertical:absolute;mso-position-vertical-relative:text;mso-width-percent:0;mso-width-relative:margin" from="-1.3pt,20.4pt" to="503.15pt,20.4pt" o:gfxdata="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" strokecolor="black [3213]"/>
+              <v:line w14:anchorId="34CEB3EA" id="Straight Connector 3" o:spid="_x0000_s1026" style="position:absolute;z-index:251662336;visibility:visible;mso-wrap-style:square;mso-width-percent:0;mso-wrap-distance-left:9pt;mso-wrap-distance-top:0;mso-wrap-distance-right:9pt;mso-wrap-distance-bottom:0;mso-position-horizontal:absolute;mso-position-horizontal-relative:text;mso-position-vertical:absolute;mso-position-vertical-relative:text;mso-width-percent:0;mso-width-relative:margin" from="-1.3pt,20.4pt" to="503.15pt,20.4pt" o:gfxdata="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" strokecolor="black [3213]"/>
             </w:pict>
           </mc:Fallback>
         </mc:AlternateContent>
@@ -627,7 +578,7 @@
     </w:p>
     <w:p>
       <w:pPr>
-        <w:pStyle w:val="ListParagraph"/>
+        <w:pStyle w:val="a8"/>
         <w:numPr>
           <w:ilvl w:val="0"/>
           <w:numId w:val="9"/>
@@ -640,11 +591,29 @@
       </w:pPr>
       <w:r>
         <w:rPr>
-          <w:rFonts w:ascii="Times" w:eastAsia="Times New Roman" w:hAnsi="Times" w:cs="Times New Roman"/>
+          <w:rFonts w:ascii="Times" w:eastAsia="Times New Roman" w:hAnsi="Times" w:cs="Times New Roman" w:hint="eastAsia"/>
           <w:b/>
           <w:bCs/>
           <w:color w:val="000000" w:themeColor="text1"/>
         </w:rPr>
+        <w:t>Intelligent</w:t>
+      </w:r>
+      <w:r>
+        <w:rPr>
+          <w:rFonts w:ascii="Times" w:eastAsia="Times New Roman" w:hAnsi="Times" w:cs="Times New Roman"/>
+          <w:b/>
+          <w:bCs/>
+          <w:color w:val="000000" w:themeColor="text1"/>
+        </w:rPr>
+        <w:t xml:space="preserve"> </w:t>
+      </w:r>
+      <w:r>
+        <w:rPr>
+          <w:rFonts w:ascii="Times" w:eastAsia="Times New Roman" w:hAnsi="Times" w:cs="Times New Roman"/>
+          <w:b/>
+          <w:bCs/>
+          <w:color w:val="000000" w:themeColor="text1"/>
+        </w:rPr>
         <w:t>Software Engineering</w:t>
       </w:r>
       <w:r>
@@ -678,7 +647,7 @@
     </w:p>
     <w:p>
       <w:pPr>
-        <w:pStyle w:val="ListParagraph"/>
+        <w:pStyle w:val="a8"/>
         <w:numPr>
           <w:ilvl w:val="0"/>
           <w:numId w:val="9"/>
@@ -686,45 +655,49 @@
         <w:spacing w:line="360" w:lineRule="auto"/>
         <w:rPr>
           <w:rFonts w:ascii="Times" w:eastAsia="Times New Roman" w:hAnsi="Times" w:cs="Times New Roman"/>
-          <w:color w:val="000000" w:themeColor="text1"/>
-        </w:rPr>
-      </w:pPr>
-      <w:r>
-        <w:rPr>
-          <w:rFonts w:ascii="Times" w:eastAsia="Times New Roman" w:hAnsi="Times" w:cs="Times New Roman"/>
           <w:b/>
           <w:bCs/>
           <w:color w:val="000000" w:themeColor="text1"/>
         </w:rPr>
-        <w:t>Programming Language</w:t>
-      </w:r>
-      <w:r>
-        <w:rPr>
-          <w:rFonts w:ascii="Times" w:eastAsia="Times New Roman" w:hAnsi="Times" w:cs="Times New Roman"/>
-          <w:color w:val="000000" w:themeColor="text1"/>
-        </w:rPr>
-        <w:t>: p</w:t>
-      </w:r>
-      <w:r>
-        <w:rPr>
-          <w:rFonts w:ascii="Times" w:eastAsia="Times New Roman" w:hAnsi="Times" w:cs="Times New Roman"/>
-          <w:color w:val="000000" w:themeColor="text1"/>
-        </w:rPr>
-        <w:t xml:space="preserve">rogram </w:t>
-      </w:r>
-      <w:r>
-        <w:rPr>
-          <w:rFonts w:ascii="Times" w:eastAsia="Times New Roman" w:hAnsi="Times" w:cs="Times New Roman"/>
-          <w:color w:val="000000" w:themeColor="text1"/>
-        </w:rPr>
-        <w:t>s</w:t>
-      </w:r>
-      <w:r>
-        <w:rPr>
-          <w:rFonts w:ascii="Times" w:eastAsia="Times New Roman" w:hAnsi="Times" w:cs="Times New Roman"/>
-          <w:color w:val="000000" w:themeColor="text1"/>
-        </w:rPr>
-        <w:t>ynthesis,</w:t>
+      </w:pPr>
+      <w:r>
+        <w:rPr>
+          <w:rFonts w:ascii="Times" w:eastAsia="Times New Roman" w:hAnsi="Times" w:cs="Times New Roman"/>
+          <w:b/>
+          <w:bCs/>
+          <w:color w:val="000000" w:themeColor="text1"/>
+        </w:rPr>
+        <w:t>Software Security</w:t>
+      </w:r>
+      <w:r>
+        <w:rPr>
+          <w:rFonts w:ascii="Times" w:eastAsia="Times New Roman" w:hAnsi="Times" w:cs="Times New Roman"/>
+          <w:b/>
+          <w:bCs/>
+          <w:color w:val="000000" w:themeColor="text1"/>
+        </w:rPr>
+        <w:t xml:space="preserve">: </w:t>
+      </w:r>
+      <w:r>
+        <w:rPr>
+          <w:rFonts w:ascii="Times" w:eastAsia="Times New Roman" w:hAnsi="Times" w:cs="Times New Roman"/>
+          <w:color w:val="000000" w:themeColor="text1"/>
+        </w:rPr>
+        <w:t xml:space="preserve">vulnerability </w:t>
+      </w:r>
+      <w:r>
+        <w:rPr>
+          <w:rFonts w:ascii="Times" w:eastAsia="Times New Roman" w:hAnsi="Times" w:cs="Times New Roman"/>
+          <w:color w:val="000000" w:themeColor="text1"/>
+        </w:rPr>
+        <w:t>detection and fix</w:t>
+      </w:r>
+      <w:r>
+        <w:rPr>
+          <w:rFonts w:ascii="Times" w:eastAsia="Times New Roman" w:hAnsi="Times" w:cs="Times New Roman"/>
+          <w:color w:val="000000" w:themeColor="text1"/>
+        </w:rPr>
+        <w:t>,</w:t>
       </w:r>
       <w:r>
         <w:rPr>
@@ -738,12 +711,19 @@
           <w:rFonts w:ascii="Times" w:eastAsia="Times New Roman" w:hAnsi="Times" w:cs="Times New Roman"/>
           <w:color w:val="000000" w:themeColor="text1"/>
         </w:rPr>
-        <w:t>program analysis.</w:t>
+        <w:t>software supply chain</w:t>
+      </w:r>
+      <w:r>
+        <w:rPr>
+          <w:rFonts w:ascii="Times" w:eastAsia="Times New Roman" w:hAnsi="Times" w:cs="Times New Roman"/>
+          <w:color w:val="000000" w:themeColor="text1"/>
+        </w:rPr>
+        <w:t xml:space="preserve"> security</w:t>
       </w:r>
     </w:p>
     <w:p>
       <w:pPr>
-        <w:pStyle w:val="ListParagraph"/>
+        <w:pStyle w:val="a8"/>
         <w:numPr>
           <w:ilvl w:val="0"/>
           <w:numId w:val="9"/>
@@ -763,28 +743,26 @@
           <w:bCs/>
           <w:color w:val="000000" w:themeColor="text1"/>
         </w:rPr>
-        <w:t>Software Security</w:t>
-      </w:r>
-      <w:r>
-        <w:rPr>
-          <w:rFonts w:ascii="Times" w:eastAsia="Times New Roman" w:hAnsi="Times" w:cs="Times New Roman"/>
-          <w:b/>
-          <w:bCs/>
-          <w:color w:val="000000" w:themeColor="text1"/>
-        </w:rPr>
-        <w:t xml:space="preserve">: </w:t>
-      </w:r>
-      <w:r>
-        <w:rPr>
-          <w:rFonts w:ascii="Times" w:eastAsia="Times New Roman" w:hAnsi="Times" w:cs="Times New Roman"/>
-          <w:color w:val="000000" w:themeColor="text1"/>
-        </w:rPr>
-        <w:t>vulnerability detection and fix.</w:t>
+        <w:t xml:space="preserve">AI Engineering: </w:t>
+      </w:r>
+      <w:r>
+        <w:rPr>
+          <w:rFonts w:ascii="Times" w:eastAsia="Times New Roman" w:hAnsi="Times" w:cs="Times New Roman"/>
+          <w:color w:val="000000" w:themeColor="text1"/>
+        </w:rPr>
+        <w:t xml:space="preserve">robust AI, </w:t>
+      </w:r>
+      <w:r>
+        <w:rPr>
+          <w:rFonts w:ascii="Times" w:eastAsia="Times New Roman" w:hAnsi="Times" w:cs="Times New Roman"/>
+          <w:color w:val="000000" w:themeColor="text1"/>
+        </w:rPr>
+        <w:t>AI security</w:t>
       </w:r>
     </w:p>
     <w:p>
       <w:pPr>
-        <w:pStyle w:val="ListParagraph"/>
+        <w:pStyle w:val="a8"/>
         <w:spacing w:line="360" w:lineRule="auto"/>
         <w:ind w:left="360"/>
         <w:rPr>
@@ -870,9 +848,9 @@
               </wp:anchor>
             </w:drawing>
           </mc:Choice>
-          <mc:Fallback>
+          <mc:Fallback xmlns:cx1="http://schemas.microsoft.com/office/drawing/2015/9/8/chartex" xmlns:cx2="http://schemas.microsoft.com/office/drawing/2015/10/21/chartex" xmlns:cx3="http://schemas.microsoft.com/office/drawing/2016/5/9/chartex" xmlns:cx4="http://schemas.microsoft.com/office/drawing/2016/5/10/chartex" xmlns:cx5="http://schemas.microsoft.com/office/drawing/2016/5/11/chartex" xmlns:cx6="http://schemas.microsoft.com/office/drawing/2016/5/12/chartex" xmlns:cx7="http://schemas.microsoft.com/office/drawing/2016/5/13/chartex" xmlns:cx8="http://schemas.microsoft.com/office/drawing/2016/5/14/chartex" xmlns:aink="http://schemas.microsoft.com/office/drawing/2016/ink" xmlns:am3d="http://schemas.microsoft.com/office/drawing/2017/model3d" xmlns:w16cex="http://schemas.microsoft.com/office/word/2018/wordml/cex" xmlns:w16cid="http://schemas.microsoft.com/office/word/2016/wordml/cid" xmlns:w16="http://schemas.microsoft.com/office/word/2018/wordml" xmlns:w16sdtdh="http://schemas.microsoft.com/office/word/2020/wordml/sdtdatahash">
             <w:pict>
-              <v:line w14:anchorId="3CCB1FEA" id="Straight Connector 4" o:spid="_x0000_s1026" style="position:absolute;z-index:251685888;visibility:visible;mso-wrap-style:square;mso-width-percent:0;mso-wrap-distance-left:9pt;mso-wrap-distance-top:0;mso-wrap-distance-right:9pt;mso-wrap-distance-bottom:0;mso-position-horizontal:absolute;mso-position-horizontal-relative:text;mso-position-vertical:absolute;mso-position-vertical-relative:text;mso-width-percent:0;mso-width-relative:margin" from="-1.75pt,28.2pt" to="503.15pt,28.2pt" o:gfxdata="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" strokecolor="black [3213]"/>
+              <v:line w14:anchorId="3CCB1FEA" id="Straight Connector 4" o:spid="_x0000_s1026" style="position:absolute;z-index:251685888;visibility:visible;mso-wrap-style:square;mso-width-percent:0;mso-wrap-distance-left:9pt;mso-wrap-distance-top:0;mso-wrap-distance-right:9pt;mso-wrap-distance-bottom:0;mso-position-horizontal:absolute;mso-position-horizontal-relative:text;mso-position-vertical:absolute;mso-position-vertical-relative:text;mso-width-percent:0;mso-width-relative:margin" from="-1.75pt,28.2pt" to="503.15pt,28.2pt" o:gfxdata="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" strokecolor="black [3213]"/>
             </w:pict>
           </mc:Fallback>
         </mc:AlternateContent>
@@ -890,7 +868,7 @@
     </w:p>
     <w:tbl>
       <w:tblPr>
-        <w:tblStyle w:val="a"/>
+        <w:tblStyle w:val="a5"/>
         <w:tblW w:w="10060" w:type="dxa"/>
         <w:tblLayout w:type="fixed"/>
         <w:tblLook w:val="0000" w:firstRow="0" w:lastRow="0" w:firstColumn="0" w:lastColumn="0" w:noHBand="0" w:noVBand="0"/>
@@ -909,7 +887,7 @@
           </w:tcPr>
           <w:p>
             <w:pPr>
-              <w:pStyle w:val="Heading2"/>
+              <w:pStyle w:val="2"/>
               <w:spacing w:line="276" w:lineRule="auto"/>
               <w:rPr>
                 <w:rFonts w:ascii="Times" w:eastAsia="Times New Roman" w:hAnsi="Times" w:cs="Times New Roman"/>
@@ -930,7 +908,7 @@
           </w:p>
           <w:p>
             <w:pPr>
-              <w:pStyle w:val="Heading2"/>
+              <w:pStyle w:val="2"/>
               <w:spacing w:line="276" w:lineRule="auto"/>
               <w:rPr>
                 <w:rFonts w:ascii="Times" w:eastAsia="Times New Roman" w:hAnsi="Times" w:cs="Times New Roman"/>
@@ -947,7 +925,7 @@
           </w:p>
           <w:p>
             <w:pPr>
-              <w:pStyle w:val="Heading2"/>
+              <w:pStyle w:val="2"/>
               <w:spacing w:line="276" w:lineRule="auto"/>
               <w:rPr>
                 <w:rFonts w:ascii="Times" w:eastAsia="Times New Roman" w:hAnsi="Times" w:cs="Times New Roman"/>
@@ -994,7 +972,7 @@
           </w:tcPr>
           <w:p>
             <w:pPr>
-              <w:pStyle w:val="Heading2"/>
+              <w:pStyle w:val="2"/>
               <w:spacing w:line="276" w:lineRule="auto"/>
               <w:jc w:val="right"/>
               <w:rPr>
@@ -1015,7 +993,7 @@
           </w:p>
           <w:p>
             <w:pPr>
-              <w:pStyle w:val="Heading2"/>
+              <w:pStyle w:val="2"/>
               <w:spacing w:line="276" w:lineRule="auto"/>
               <w:jc w:val="right"/>
               <w:rPr>
@@ -1065,7 +1043,7 @@
           </w:tcPr>
           <w:p>
             <w:pPr>
-              <w:pStyle w:val="Heading2"/>
+              <w:pStyle w:val="2"/>
               <w:spacing w:line="276" w:lineRule="auto"/>
               <w:rPr>
                 <w:rFonts w:ascii="Times" w:eastAsia="Times New Roman" w:hAnsi="Times" w:cs="Times New Roman"/>
@@ -1086,7 +1064,7 @@
           </w:p>
           <w:p>
             <w:pPr>
-              <w:pStyle w:val="Heading2"/>
+              <w:pStyle w:val="2"/>
               <w:spacing w:line="276" w:lineRule="auto"/>
               <w:rPr>
                 <w:rFonts w:ascii="Times" w:eastAsia="Times New Roman" w:hAnsi="Times" w:cs="Times New Roman"/>
@@ -1103,7 +1081,7 @@
           </w:p>
           <w:p>
             <w:pPr>
-              <w:pStyle w:val="Heading2"/>
+              <w:pStyle w:val="2"/>
               <w:spacing w:line="276" w:lineRule="auto"/>
               <w:rPr>
                 <w:sz w:val="10"/>
@@ -1125,7 +1103,7 @@
           </w:tcPr>
           <w:p>
             <w:pPr>
-              <w:pStyle w:val="Heading2"/>
+              <w:pStyle w:val="2"/>
               <w:spacing w:line="276" w:lineRule="auto"/>
               <w:jc w:val="right"/>
               <w:rPr>
@@ -1146,7 +1124,7 @@
           </w:p>
           <w:p>
             <w:pPr>
-              <w:pStyle w:val="Heading2"/>
+              <w:pStyle w:val="2"/>
               <w:spacing w:line="276" w:lineRule="auto"/>
               <w:jc w:val="right"/>
               <w:rPr>
@@ -1243,9 +1221,9 @@
               </wp:anchor>
             </w:drawing>
           </mc:Choice>
-          <mc:Fallback>
+          <mc:Fallback xmlns:cx1="http://schemas.microsoft.com/office/drawing/2015/9/8/chartex" xmlns:cx2="http://schemas.microsoft.com/office/drawing/2015/10/21/chartex" xmlns:cx3="http://schemas.microsoft.com/office/drawing/2016/5/9/chartex" xmlns:cx4="http://schemas.microsoft.com/office/drawing/2016/5/10/chartex" xmlns:cx5="http://schemas.microsoft.com/office/drawing/2016/5/11/chartex" xmlns:cx6="http://schemas.microsoft.com/office/drawing/2016/5/12/chartex" xmlns:cx7="http://schemas.microsoft.com/office/drawing/2016/5/13/chartex" xmlns:cx8="http://schemas.microsoft.com/office/drawing/2016/5/14/chartex" xmlns:aink="http://schemas.microsoft.com/office/drawing/2016/ink" xmlns:am3d="http://schemas.microsoft.com/office/drawing/2017/model3d" xmlns:w16cex="http://schemas.microsoft.com/office/word/2018/wordml/cex" xmlns:w16cid="http://schemas.microsoft.com/office/word/2016/wordml/cid" xmlns:w16="http://schemas.microsoft.com/office/word/2018/wordml" xmlns:w16sdtdh="http://schemas.microsoft.com/office/word/2020/wordml/sdtdatahash">
             <w:pict>
-              <v:line w14:anchorId="3A5FCCA6" id="Straight Connector 6" o:spid="_x0000_s1026" style="position:absolute;z-index:251683840;visibility:visible;mso-wrap-style:square;mso-width-percent:0;mso-wrap-distance-left:9pt;mso-wrap-distance-top:0;mso-wrap-distance-right:9pt;mso-wrap-distance-bottom:0;mso-position-horizontal:absolute;mso-position-horizontal-relative:text;mso-position-vertical:absolute;mso-position-vertical-relative:text;mso-width-percent:0;mso-width-relative:margin" from="-.1pt,24.8pt" to="504.9pt,24.8pt" o:gfxdata="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" strokecolor="black [3213]"/>
+              <v:line w14:anchorId="3A5FCCA6" id="Straight Connector 6" o:spid="_x0000_s1026" style="position:absolute;z-index:251683840;visibility:visible;mso-wrap-style:square;mso-width-percent:0;mso-wrap-distance-left:9pt;mso-wrap-distance-top:0;mso-wrap-distance-right:9pt;mso-wrap-distance-bottom:0;mso-position-horizontal:absolute;mso-position-horizontal-relative:text;mso-position-vertical:absolute;mso-position-vertical-relative:text;mso-width-percent:0;mso-width-relative:margin" from="-.1pt,24.8pt" to="504.9pt,24.8pt" o:gfxdata="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" strokecolor="black [3213]"/>
             </w:pict>
           </mc:Fallback>
         </mc:AlternateContent>
@@ -1263,7 +1241,7 @@
     </w:p>
     <w:tbl>
       <w:tblPr>
-        <w:tblStyle w:val="a"/>
+        <w:tblStyle w:val="a5"/>
         <w:tblW w:w="10065" w:type="dxa"/>
         <w:tblLayout w:type="fixed"/>
         <w:tblLook w:val="0000" w:firstRow="0" w:lastRow="0" w:firstColumn="0" w:lastColumn="0" w:noHBand="0" w:noVBand="0"/>
@@ -1282,7 +1260,7 @@
           </w:tcPr>
           <w:p>
             <w:pPr>
-              <w:pStyle w:val="Heading2"/>
+              <w:pStyle w:val="2"/>
               <w:spacing w:line="276" w:lineRule="auto"/>
               <w:rPr>
                 <w:rFonts w:ascii="Times" w:eastAsia="Times New Roman" w:hAnsi="Times" w:cs="Times New Roman"/>
@@ -1310,7 +1288,7 @@
                 <w:b/>
                 <w:color w:val="000000" w:themeColor="text1"/>
               </w:rPr>
-              <w:t>Pre-tenure Associate Professor</w:t>
+              <w:t>Associate Professor</w:t>
             </w:r>
             <w:r>
               <w:rPr>
@@ -1319,7 +1297,6 @@
               </w:rPr>
               <w:t xml:space="preserve">— </w:t>
             </w:r>
-            <w:proofErr w:type="spellStart"/>
             <w:r>
               <w:rPr>
                 <w:rFonts w:ascii="Times" w:eastAsia="Times New Roman" w:hAnsi="Times" w:cs="Times New Roman"/>
@@ -1328,7 +1305,6 @@
               </w:rPr>
               <w:t>Beihang</w:t>
             </w:r>
-            <w:proofErr w:type="spellEnd"/>
             <w:r>
               <w:rPr>
                 <w:rFonts w:ascii="Times" w:eastAsia="Times New Roman" w:hAnsi="Times" w:cs="Times New Roman"/>
@@ -1361,7 +1337,7 @@
           </w:tcPr>
           <w:p>
             <w:pPr>
-              <w:pStyle w:val="Heading2"/>
+              <w:pStyle w:val="2"/>
               <w:jc w:val="right"/>
               <w:rPr>
                 <w:rFonts w:ascii="Times" w:eastAsia="Times New Roman" w:hAnsi="Times" w:cs="Times New Roman"/>
@@ -1413,7 +1389,6 @@
             <w:r>
               <w:rPr>
                 <w:rFonts w:ascii="Times" w:eastAsia="Times New Roman" w:hAnsi="Times" w:cs="Times New Roman"/>
-                <w:b/>
                 <w:bCs/>
                 <w:color w:val="000000" w:themeColor="text1"/>
               </w:rPr>
@@ -1432,7 +1407,7 @@
           </w:tcPr>
           <w:p>
             <w:pPr>
-              <w:pStyle w:val="Heading2"/>
+              <w:pStyle w:val="2"/>
               <w:spacing w:line="276" w:lineRule="auto"/>
               <w:rPr>
                 <w:rFonts w:ascii="Times" w:eastAsia="Times New Roman" w:hAnsi="Times" w:cs="Times New Roman"/>
@@ -1538,7 +1513,7 @@
           </w:tcPr>
           <w:p>
             <w:pPr>
-              <w:pStyle w:val="Heading2"/>
+              <w:pStyle w:val="2"/>
               <w:jc w:val="right"/>
               <w:rPr>
                 <w:rFonts w:ascii="Times" w:eastAsia="Times New Roman" w:hAnsi="Times" w:cs="Times New Roman"/>
@@ -1588,7 +1563,7 @@
           </w:tcPr>
           <w:p>
             <w:pPr>
-              <w:pStyle w:val="Heading2"/>
+              <w:pStyle w:val="2"/>
               <w:spacing w:line="276" w:lineRule="auto"/>
               <w:rPr>
                 <w:rFonts w:ascii="Times" w:eastAsia="Times New Roman" w:hAnsi="Times" w:cs="Times New Roman"/>
@@ -1636,7 +1611,7 @@
           </w:p>
           <w:p>
             <w:pPr>
-              <w:pStyle w:val="Heading2"/>
+              <w:pStyle w:val="2"/>
               <w:spacing w:line="276" w:lineRule="auto"/>
               <w:rPr>
                 <w:rFonts w:ascii="Times" w:eastAsia="Times New Roman" w:hAnsi="Times" w:cs="Times New Roman"/>
@@ -1681,7 +1656,7 @@
           </w:tcPr>
           <w:p>
             <w:pPr>
-              <w:pStyle w:val="Heading2"/>
+              <w:pStyle w:val="2"/>
               <w:jc w:val="right"/>
               <w:rPr>
                 <w:rFonts w:ascii="Times" w:eastAsia="Times New Roman" w:hAnsi="Times" w:cs="Times New Roman"/>
@@ -1729,7 +1704,7 @@
           </w:tcPr>
           <w:p>
             <w:pPr>
-              <w:pStyle w:val="Heading2"/>
+              <w:pStyle w:val="2"/>
               <w:spacing w:line="276" w:lineRule="auto"/>
               <w:rPr>
                 <w:rFonts w:ascii="Times" w:eastAsia="Times New Roman" w:hAnsi="Times" w:cs="Times New Roman"/>
@@ -1835,7 +1810,7 @@
           </w:tcPr>
           <w:p>
             <w:pPr>
-              <w:pStyle w:val="Heading2"/>
+              <w:pStyle w:val="2"/>
               <w:jc w:val="right"/>
               <w:rPr>
                 <w:rFonts w:ascii="Times" w:eastAsia="Times New Roman" w:hAnsi="Times" w:cs="Times New Roman"/>
@@ -1883,7 +1858,7 @@
           </w:tcPr>
           <w:p>
             <w:pPr>
-              <w:pStyle w:val="Heading2"/>
+              <w:pStyle w:val="2"/>
               <w:spacing w:line="276" w:lineRule="auto"/>
               <w:rPr>
                 <w:rFonts w:ascii="Times" w:eastAsia="Times New Roman" w:hAnsi="Times" w:cs="Times New Roman"/>
@@ -1931,7 +1906,7 @@
           </w:p>
           <w:p>
             <w:pPr>
-              <w:pStyle w:val="Heading2"/>
+              <w:pStyle w:val="2"/>
               <w:spacing w:line="276" w:lineRule="auto"/>
               <w:rPr>
                 <w:rFonts w:ascii="Times" w:eastAsia="Times New Roman" w:hAnsi="Times" w:cs="Times New Roman"/>
@@ -1998,7 +1973,7 @@
           </w:tcPr>
           <w:p>
             <w:pPr>
-              <w:pStyle w:val="Heading2"/>
+              <w:pStyle w:val="2"/>
               <w:jc w:val="right"/>
               <w:rPr>
                 <w:rFonts w:ascii="Times" w:eastAsia="Times New Roman" w:hAnsi="Times" w:cs="Times New Roman"/>
@@ -2127,9 +2102,9 @@
               </wp:anchor>
             </w:drawing>
           </mc:Choice>
-          <mc:Fallback>
+          <mc:Fallback xmlns:cx1="http://schemas.microsoft.com/office/drawing/2015/9/8/chartex" xmlns:cx2="http://schemas.microsoft.com/office/drawing/2015/10/21/chartex" xmlns:cx3="http://schemas.microsoft.com/office/drawing/2016/5/9/chartex" xmlns:cx4="http://schemas.microsoft.com/office/drawing/2016/5/10/chartex" xmlns:cx5="http://schemas.microsoft.com/office/drawing/2016/5/11/chartex" xmlns:cx6="http://schemas.microsoft.com/office/drawing/2016/5/12/chartex" xmlns:cx7="http://schemas.microsoft.com/office/drawing/2016/5/13/chartex" xmlns:cx8="http://schemas.microsoft.com/office/drawing/2016/5/14/chartex" xmlns:aink="http://schemas.microsoft.com/office/drawing/2016/ink" xmlns:am3d="http://schemas.microsoft.com/office/drawing/2017/model3d" xmlns:w16cex="http://schemas.microsoft.com/office/word/2018/wordml/cex" xmlns:w16cid="http://schemas.microsoft.com/office/word/2016/wordml/cid" xmlns:w16="http://schemas.microsoft.com/office/word/2018/wordml" xmlns:w16sdtdh="http://schemas.microsoft.com/office/word/2020/wordml/sdtdatahash">
             <w:pict>
-              <v:line w14:anchorId="550A6B2D" id="Straight Connector 11" o:spid="_x0000_s1026" style="position:absolute;z-index:251678720;visibility:visible;mso-wrap-style:square;mso-width-percent:0;mso-wrap-distance-left:9pt;mso-wrap-distance-top:0;mso-wrap-distance-right:9pt;mso-wrap-distance-bottom:0;mso-position-horizontal:absolute;mso-position-horizontal-relative:text;mso-position-vertical:absolute;mso-position-vertical-relative:text;mso-width-percent:0;mso-width-relative:margin" from="0,24.5pt" to="504.9pt,24.5pt" o:gfxdata="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" strokecolor="black [3213]"/>
+              <v:line w14:anchorId="550A6B2D" id="Straight Connector 11" o:spid="_x0000_s1026" style="position:absolute;z-index:251678720;visibility:visible;mso-wrap-style:square;mso-width-percent:0;mso-wrap-distance-left:9pt;mso-wrap-distance-top:0;mso-wrap-distance-right:9pt;mso-wrap-distance-bottom:0;mso-position-horizontal:absolute;mso-position-horizontal-relative:text;mso-position-vertical:absolute;mso-position-vertical-relative:text;mso-width-percent:0;mso-width-relative:margin" from="0,24.5pt" to="504.9pt,24.5pt" o:gfxdata="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" strokecolor="black [3213]"/>
             </w:pict>
           </mc:Fallback>
         </mc:AlternateContent>
@@ -2191,14 +2166,7 @@
           <w:bCs/>
           <w:color w:val="000000" w:themeColor="text1"/>
         </w:rPr>
-        <w:t>Overfitting in Programming-by-Example</w:t>
-      </w:r>
-      <w:r>
-        <w:rPr>
-          <w:rFonts w:ascii="Times" w:eastAsia="Times New Roman" w:hAnsi="Times" w:cs="Times New Roman"/>
-          <w:color w:val="000000" w:themeColor="text1"/>
-        </w:rPr>
-        <w:t>:</w:t>
+        <w:t xml:space="preserve">Deep learning for </w:t>
       </w:r>
       <w:r>
         <w:rPr>
@@ -2207,14 +2175,7 @@
           <w:bCs/>
           <w:color w:val="000000" w:themeColor="text1"/>
         </w:rPr>
-        <w:t xml:space="preserve"> </w:t>
-      </w:r>
-      <w:r>
-        <w:rPr>
-          <w:rFonts w:ascii="Times" w:eastAsia="Times New Roman" w:hAnsi="Times" w:cs="Times New Roman"/>
-          <w:color w:val="000000" w:themeColor="text1"/>
-        </w:rPr>
-        <w:t>systematically</w:t>
+        <w:t>bug detection and</w:t>
       </w:r>
       <w:r>
         <w:rPr>
@@ -2223,14 +2184,14 @@
           <w:bCs/>
           <w:color w:val="000000" w:themeColor="text1"/>
         </w:rPr>
-        <w:t xml:space="preserve"> </w:t>
-      </w:r>
-      <w:r>
-        <w:rPr>
-          <w:rFonts w:ascii="Times" w:eastAsia="Times New Roman" w:hAnsi="Times" w:cs="Times New Roman"/>
-          <w:color w:val="000000" w:themeColor="text1"/>
-        </w:rPr>
-        <w:t>designed</w:t>
+        <w:t xml:space="preserve"> repair</w:t>
+      </w:r>
+      <w:r>
+        <w:rPr>
+          <w:rFonts w:ascii="Times" w:eastAsia="Times New Roman" w:hAnsi="Times" w:cs="Times New Roman"/>
+          <w:color w:val="000000" w:themeColor="text1"/>
+        </w:rPr>
+        <w:t>:</w:t>
       </w:r>
       <w:r>
         <w:rPr>
@@ -2246,6 +2207,38 @@
           <w:rFonts w:ascii="Times" w:eastAsia="Times New Roman" w:hAnsi="Times" w:cs="Times New Roman"/>
           <w:color w:val="000000" w:themeColor="text1"/>
         </w:rPr>
+        <w:t>systematically</w:t>
+      </w:r>
+      <w:r>
+        <w:rPr>
+          <w:rFonts w:ascii="Times" w:eastAsia="Times New Roman" w:hAnsi="Times" w:cs="Times New Roman"/>
+          <w:b/>
+          <w:bCs/>
+          <w:color w:val="000000" w:themeColor="text1"/>
+        </w:rPr>
+        <w:t xml:space="preserve"> </w:t>
+      </w:r>
+      <w:r>
+        <w:rPr>
+          <w:rFonts w:ascii="Times" w:eastAsia="Times New Roman" w:hAnsi="Times" w:cs="Times New Roman"/>
+          <w:color w:val="000000" w:themeColor="text1"/>
+        </w:rPr>
+        <w:t>designed</w:t>
+      </w:r>
+      <w:r>
+        <w:rPr>
+          <w:rFonts w:ascii="Times" w:eastAsia="Times New Roman" w:hAnsi="Times" w:cs="Times New Roman"/>
+          <w:b/>
+          <w:bCs/>
+          <w:color w:val="000000" w:themeColor="text1"/>
+        </w:rPr>
+        <w:t xml:space="preserve"> </w:t>
+      </w:r>
+      <w:r>
+        <w:rPr>
+          <w:rFonts w:ascii="Times" w:eastAsia="Times New Roman" w:hAnsi="Times" w:cs="Times New Roman"/>
+          <w:color w:val="000000" w:themeColor="text1"/>
+        </w:rPr>
         <w:t xml:space="preserve">a </w:t>
       </w:r>
       <w:r>
@@ -2274,22 +2267,28 @@
           <w:rFonts w:ascii="Times" w:eastAsia="Times New Roman" w:hAnsi="Times" w:cs="Times New Roman"/>
           <w:color w:val="000000" w:themeColor="text1"/>
         </w:rPr>
-        <w:t xml:space="preserve"> using </w:t>
-      </w:r>
-      <w:r>
-        <w:rPr>
-          <w:rFonts w:ascii="Times" w:eastAsia="Times New Roman" w:hAnsi="Times" w:cs="Times New Roman"/>
-          <w:color w:val="000000" w:themeColor="text1"/>
-        </w:rPr>
-        <w:t xml:space="preserve">test generation, symbolic </w:t>
-      </w:r>
-      <w:proofErr w:type="gramStart"/>
-      <w:r>
-        <w:rPr>
-          <w:rFonts w:ascii="Times" w:eastAsia="Times New Roman" w:hAnsi="Times" w:cs="Times New Roman"/>
-          <w:color w:val="000000" w:themeColor="text1"/>
-        </w:rPr>
-        <w:t>reason</w:t>
+        <w:t xml:space="preserve"> using</w:t>
+      </w:r>
+      <w:r>
+        <w:rPr>
+          <w:rFonts w:ascii="Times" w:eastAsia="Times New Roman" w:hAnsi="Times" w:cs="Times New Roman"/>
+          <w:color w:val="000000" w:themeColor="text1"/>
+        </w:rPr>
+        <w:t xml:space="preserve"> deep learning, large language model,</w:t>
+      </w:r>
+      <w:r>
+        <w:rPr>
+          <w:rFonts w:ascii="Times" w:eastAsia="Times New Roman" w:hAnsi="Times" w:cs="Times New Roman"/>
+          <w:color w:val="000000" w:themeColor="text1"/>
+        </w:rPr>
+        <w:t xml:space="preserve"> </w:t>
+      </w:r>
+      <w:r>
+        <w:rPr>
+          <w:rFonts w:ascii="Times" w:eastAsia="Times New Roman" w:hAnsi="Times" w:cs="Times New Roman"/>
+          <w:color w:val="000000" w:themeColor="text1"/>
+        </w:rPr>
+        <w:t>test generation, symbolic reason</w:t>
       </w:r>
       <w:r>
         <w:rPr>
@@ -2298,7 +2297,6 @@
         </w:rPr>
         <w:t>ing</w:t>
       </w:r>
-      <w:proofErr w:type="gramEnd"/>
       <w:r>
         <w:rPr>
           <w:rFonts w:ascii="Times" w:eastAsia="Times New Roman" w:hAnsi="Times" w:cs="Times New Roman"/>
@@ -2325,14 +2323,14 @@
           <w:rFonts w:ascii="Times" w:eastAsia="Times New Roman" w:hAnsi="Times" w:cs="Times New Roman"/>
           <w:color w:val="000000" w:themeColor="text1"/>
         </w:rPr>
-        <w:t xml:space="preserve"> to alleviate </w:t>
-      </w:r>
-      <w:r>
-        <w:rPr>
-          <w:rFonts w:ascii="Times" w:eastAsia="Times New Roman" w:hAnsi="Times" w:cs="Times New Roman"/>
-          <w:color w:val="000000" w:themeColor="text1"/>
-        </w:rPr>
-        <w:t>overfitting problem in program repair and synthesis</w:t>
+        <w:t xml:space="preserve"> to automatically </w:t>
+      </w:r>
+      <w:r>
+        <w:rPr>
+          <w:rFonts w:ascii="Times" w:eastAsia="Times New Roman" w:hAnsi="Times" w:cs="Times New Roman"/>
+          <w:color w:val="000000" w:themeColor="text1"/>
+        </w:rPr>
+        <w:t>detect and fix program bugs and vulnerabilities</w:t>
       </w:r>
       <w:r>
         <w:rPr>
@@ -2360,7 +2358,42 @@
           <w:rFonts w:ascii="Times" w:eastAsia="Times New Roman" w:hAnsi="Times" w:cs="Times New Roman"/>
           <w:color w:val="000000" w:themeColor="text1"/>
         </w:rPr>
-        <w:t xml:space="preserve">semi-supervised synthesis will be integrated into VS </w:t>
+        <w:t>tool</w:t>
+      </w:r>
+      <w:r>
+        <w:rPr>
+          <w:rFonts w:ascii="Times" w:eastAsia="Times New Roman" w:hAnsi="Times" w:cs="Times New Roman"/>
+          <w:color w:val="000000" w:themeColor="text1"/>
+        </w:rPr>
+        <w:t xml:space="preserve"> </w:t>
+      </w:r>
+      <w:r>
+        <w:rPr>
+          <w:rFonts w:ascii="Times" w:eastAsia="Times New Roman" w:hAnsi="Times" w:cs="Times New Roman"/>
+          <w:color w:val="000000" w:themeColor="text1"/>
+        </w:rPr>
+        <w:t xml:space="preserve">has </w:t>
+      </w:r>
+      <w:r>
+        <w:rPr>
+          <w:rFonts w:ascii="Times" w:eastAsia="Times New Roman" w:hAnsi="Times" w:cs="Times New Roman"/>
+          <w:color w:val="000000" w:themeColor="text1"/>
+        </w:rPr>
+        <w:t>be</w:t>
+      </w:r>
+      <w:r>
+        <w:rPr>
+          <w:rFonts w:ascii="Times" w:eastAsia="Times New Roman" w:hAnsi="Times" w:cs="Times New Roman"/>
+          <w:color w:val="000000" w:themeColor="text1"/>
+        </w:rPr>
+        <w:t>en</w:t>
+      </w:r>
+      <w:r>
+        <w:rPr>
+          <w:rFonts w:ascii="Times" w:eastAsia="Times New Roman" w:hAnsi="Times" w:cs="Times New Roman"/>
+          <w:color w:val="000000" w:themeColor="text1"/>
+        </w:rPr>
+        <w:t xml:space="preserve"> integrated into VS </w:t>
       </w:r>
       <w:proofErr w:type="spellStart"/>
       <w:r>
@@ -2371,29 +2404,6 @@
         <w:t>IntelliCode</w:t>
       </w:r>
       <w:proofErr w:type="spellEnd"/>
-      <w:r>
-        <w:rPr>
-          <w:rFonts w:ascii="Times" w:eastAsia="Times New Roman" w:hAnsi="Times" w:cs="Times New Roman"/>
-          <w:color w:val="000000" w:themeColor="text1"/>
-        </w:rPr>
-        <w:t xml:space="preserve"> </w:t>
-      </w:r>
-      <w:proofErr w:type="gramStart"/>
-      <w:r>
-        <w:rPr>
-          <w:rFonts w:ascii="Times" w:eastAsia="Times New Roman" w:hAnsi="Times" w:cs="Times New Roman"/>
-          <w:color w:val="000000" w:themeColor="text1"/>
-        </w:rPr>
-        <w:t xml:space="preserve">in the near </w:t>
-      </w:r>
-      <w:r>
-        <w:rPr>
-          <w:rFonts w:ascii="Times" w:eastAsia="Times New Roman" w:hAnsi="Times" w:cs="Times New Roman"/>
-          <w:color w:val="000000" w:themeColor="text1"/>
-        </w:rPr>
-        <w:t>future</w:t>
-      </w:r>
-      <w:proofErr w:type="gramEnd"/>
       <w:r>
         <w:rPr>
           <w:rFonts w:ascii="Times" w:eastAsia="Times New Roman" w:hAnsi="Times" w:cs="Times New Roman"/>
@@ -2448,17 +2458,85 @@
           <w:bCs/>
           <w:color w:val="000000" w:themeColor="text1"/>
         </w:rPr>
-        <w:t>B</w:t>
-      </w:r>
-      <w:r>
+        <w:t>code checking</w:t>
+      </w:r>
+      <w:r>
+        <w:rPr>
+          <w:rFonts w:ascii="Times" w:eastAsia="Times New Roman" w:hAnsi="Times" w:cs="Times New Roman"/>
+          <w:color w:val="000000" w:themeColor="text1"/>
+        </w:rPr>
+        <w:t xml:space="preserve">: </w:t>
+      </w:r>
+      <w:r>
+        <w:rPr>
+          <w:rFonts w:ascii="Times" w:eastAsia="Times New Roman" w:hAnsi="Times" w:cs="Times New Roman"/>
+          <w:color w:val="000000" w:themeColor="text1"/>
+        </w:rPr>
+        <w:t xml:space="preserve">design code checking platform </w:t>
+      </w:r>
+      <w:r>
+        <w:rPr>
+          <w:rFonts w:ascii="Times" w:eastAsia="Times New Roman" w:hAnsi="Times" w:cs="Times New Roman"/>
+          <w:color w:val="000000" w:themeColor="text1"/>
+        </w:rPr>
+        <w:t>via DSL-based</w:t>
+      </w:r>
+      <w:r>
+        <w:rPr>
+          <w:rFonts w:ascii="Times" w:eastAsia="Times New Roman" w:hAnsi="Times" w:cs="Times New Roman"/>
+          <w:color w:val="000000" w:themeColor="text1"/>
+        </w:rPr>
+        <w:t xml:space="preserve"> code property graph</w:t>
+      </w:r>
+      <w:r>
+        <w:rPr>
+          <w:rFonts w:ascii="Times" w:eastAsia="Times New Roman" w:hAnsi="Times" w:cs="Times New Roman"/>
+          <w:color w:val="000000" w:themeColor="text1"/>
+        </w:rPr>
+        <w:t xml:space="preserve"> analysis</w:t>
+      </w:r>
+      <w:r>
+        <w:rPr>
+          <w:rFonts w:ascii="Times" w:eastAsia="Times New Roman" w:hAnsi="Times" w:cs="Times New Roman"/>
+          <w:color w:val="000000" w:themeColor="text1"/>
+        </w:rPr>
+        <w:t>.</w:t>
+      </w:r>
+      <w:r>
+        <w:rPr>
+          <w:rFonts w:ascii="Times" w:eastAsia="Times New Roman" w:hAnsi="Times" w:cs="Times New Roman"/>
+          <w:color w:val="000000" w:themeColor="text1"/>
+        </w:rPr>
+        <w:t xml:space="preserve"> We showed that our approach can efficiently detect API misuse, </w:t>
+      </w:r>
+      <w:proofErr w:type="spellStart"/>
+      <w:r>
+        <w:rPr>
+          <w:rFonts w:ascii="Times" w:eastAsia="Times New Roman" w:hAnsi="Times" w:cs="Times New Roman"/>
+          <w:color w:val="000000" w:themeColor="text1"/>
+        </w:rPr>
+        <w:t>PyTorch</w:t>
+      </w:r>
+      <w:proofErr w:type="spellEnd"/>
+      <w:r>
+        <w:rPr>
+          <w:rFonts w:ascii="Times" w:eastAsia="Times New Roman" w:hAnsi="Times" w:cs="Times New Roman"/>
+          <w:color w:val="000000" w:themeColor="text1"/>
+        </w:rPr>
+        <w:t xml:space="preserve"> bugs, vulnerabilities, concurrency bugs and etc.</w:t>
+      </w:r>
+    </w:p>
+    <w:p>
+      <w:pPr>
+        <w:spacing w:before="60" w:line="276" w:lineRule="auto"/>
+        <w:jc w:val="both"/>
         <w:rPr>
           <w:rFonts w:ascii="Times" w:eastAsia="Times New Roman" w:hAnsi="Times" w:cs="Times New Roman"/>
           <w:b/>
           <w:bCs/>
           <w:color w:val="000000" w:themeColor="text1"/>
         </w:rPr>
-        <w:t xml:space="preserve">inary </w:t>
-      </w:r>
+      </w:pPr>
       <w:r>
         <w:rPr>
           <w:rFonts w:ascii="Times" w:eastAsia="Times New Roman" w:hAnsi="Times" w:cs="Times New Roman"/>
@@ -2466,7 +2544,7 @@
           <w:bCs/>
           <w:color w:val="000000" w:themeColor="text1"/>
         </w:rPr>
-        <w:t>R</w:t>
+        <w:t xml:space="preserve"> </w:t>
       </w:r>
       <w:r>
         <w:rPr>
@@ -2475,176 +2553,17 @@
           <w:bCs/>
           <w:color w:val="000000" w:themeColor="text1"/>
         </w:rPr>
-        <w:t>ewriting</w:t>
-      </w:r>
-      <w:r>
-        <w:rPr>
-          <w:rFonts w:ascii="Times" w:eastAsia="Times New Roman" w:hAnsi="Times" w:cs="Times New Roman"/>
-          <w:color w:val="000000" w:themeColor="text1"/>
-        </w:rPr>
-        <w:t xml:space="preserve">: </w:t>
-      </w:r>
-      <w:r>
-        <w:rPr>
-          <w:rFonts w:ascii="Times" w:eastAsia="Times New Roman" w:hAnsi="Times" w:cs="Times New Roman"/>
-          <w:color w:val="000000" w:themeColor="text1"/>
-        </w:rPr>
-        <w:t xml:space="preserve">a </w:t>
-      </w:r>
-      <w:r>
-        <w:rPr>
-          <w:rFonts w:ascii="Times" w:eastAsia="Times New Roman" w:hAnsi="Times" w:cs="Times New Roman"/>
-          <w:color w:val="000000" w:themeColor="text1"/>
-        </w:rPr>
-        <w:t>static binary rewriting</w:t>
-      </w:r>
-      <w:r>
-        <w:rPr>
-          <w:rFonts w:ascii="Times" w:eastAsia="Times New Roman" w:hAnsi="Times" w:cs="Times New Roman"/>
-          <w:color w:val="000000" w:themeColor="text1"/>
-        </w:rPr>
-        <w:t xml:space="preserve"> technique that c</w:t>
-      </w:r>
-      <w:r>
-        <w:rPr>
-          <w:rFonts w:ascii="Times" w:eastAsia="Times New Roman" w:hAnsi="Times" w:cs="Times New Roman"/>
-          <w:color w:val="000000" w:themeColor="text1"/>
-        </w:rPr>
-        <w:t xml:space="preserve">an be </w:t>
-      </w:r>
-      <w:r>
-        <w:rPr>
-          <w:rFonts w:ascii="Times" w:eastAsia="Times New Roman" w:hAnsi="Times" w:cs="Times New Roman"/>
-          <w:color w:val="000000" w:themeColor="text1"/>
-        </w:rPr>
-        <w:t>scaled</w:t>
-      </w:r>
-      <w:r>
-        <w:rPr>
-          <w:rFonts w:ascii="Times" w:eastAsia="Times New Roman" w:hAnsi="Times" w:cs="Times New Roman"/>
-          <w:color w:val="000000" w:themeColor="text1"/>
-        </w:rPr>
-        <w:t xml:space="preserve"> to </w:t>
-      </w:r>
-      <w:r>
-        <w:rPr>
-          <w:rFonts w:ascii="Times" w:eastAsia="Times New Roman" w:hAnsi="Times" w:cs="Times New Roman"/>
-          <w:color w:val="000000" w:themeColor="text1"/>
-        </w:rPr>
-        <w:t>large program</w:t>
-      </w:r>
-      <w:r>
-        <w:rPr>
-          <w:rFonts w:ascii="Times" w:eastAsia="Times New Roman" w:hAnsi="Times" w:cs="Times New Roman"/>
-          <w:color w:val="000000" w:themeColor="text1"/>
-        </w:rPr>
-        <w:t>s</w:t>
-      </w:r>
-      <w:r>
-        <w:rPr>
-          <w:rFonts w:ascii="Times" w:eastAsia="Times New Roman" w:hAnsi="Times" w:cs="Times New Roman"/>
-          <w:color w:val="000000" w:themeColor="text1"/>
-        </w:rPr>
-        <w:t xml:space="preserve">, </w:t>
-      </w:r>
-      <w:proofErr w:type="gramStart"/>
-      <w:r>
-        <w:rPr>
-          <w:rFonts w:ascii="Times" w:eastAsia="Times New Roman" w:hAnsi="Times" w:cs="Times New Roman"/>
-          <w:color w:val="000000" w:themeColor="text1"/>
-        </w:rPr>
-        <w:t>e.g.</w:t>
-      </w:r>
-      <w:proofErr w:type="gramEnd"/>
-      <w:r>
-        <w:rPr>
-          <w:rFonts w:ascii="Times" w:eastAsia="Times New Roman" w:hAnsi="Times" w:cs="Times New Roman"/>
-          <w:color w:val="000000" w:themeColor="text1"/>
-        </w:rPr>
-        <w:t xml:space="preserve"> Chrome, Firefox. </w:t>
-      </w:r>
-      <w:r>
-        <w:rPr>
-          <w:rFonts w:ascii="Times" w:eastAsia="Times New Roman" w:hAnsi="Times" w:cs="Times New Roman"/>
-          <w:color w:val="000000" w:themeColor="text1"/>
-        </w:rPr>
-        <w:t>I</w:t>
-      </w:r>
-      <w:r>
-        <w:rPr>
-          <w:rFonts w:ascii="Times" w:eastAsia="Times New Roman" w:hAnsi="Times" w:cs="Times New Roman"/>
-          <w:color w:val="000000" w:themeColor="text1"/>
-        </w:rPr>
-        <w:t xml:space="preserve">t has </w:t>
-      </w:r>
-      <w:r>
-        <w:rPr>
-          <w:rFonts w:ascii="Times" w:eastAsia="Times New Roman" w:hAnsi="Times" w:cs="Times New Roman"/>
-          <w:color w:val="000000" w:themeColor="text1"/>
-        </w:rPr>
-        <w:t xml:space="preserve">collected </w:t>
-      </w:r>
-      <w:r>
-        <w:rPr>
-          <w:rFonts w:ascii="Times" w:eastAsia="Times New Roman" w:hAnsi="Times" w:cs="Times New Roman"/>
-          <w:color w:val="000000" w:themeColor="text1"/>
-        </w:rPr>
-        <w:t xml:space="preserve">more than </w:t>
-      </w:r>
-      <w:r>
-        <w:rPr>
-          <w:rFonts w:ascii="Times" w:eastAsia="Times New Roman" w:hAnsi="Times" w:cs="Times New Roman"/>
-          <w:color w:val="000000" w:themeColor="text1"/>
-        </w:rPr>
-        <w:t>200</w:t>
-      </w:r>
-      <w:r>
-        <w:rPr>
-          <w:rFonts w:ascii="Times" w:eastAsia="Times New Roman" w:hAnsi="Times" w:cs="Times New Roman"/>
-          <w:color w:val="000000" w:themeColor="text1"/>
-        </w:rPr>
-        <w:t xml:space="preserve"> </w:t>
-      </w:r>
-      <w:r>
-        <w:rPr>
-          <w:rFonts w:ascii="Times" w:eastAsia="Times New Roman" w:hAnsi="Times" w:cs="Times New Roman"/>
-          <w:color w:val="000000" w:themeColor="text1"/>
-        </w:rPr>
-        <w:t>GitHub</w:t>
-      </w:r>
-      <w:r>
-        <w:rPr>
-          <w:rFonts w:ascii="Times" w:eastAsia="Times New Roman" w:hAnsi="Times" w:cs="Times New Roman"/>
-          <w:color w:val="000000" w:themeColor="text1"/>
-        </w:rPr>
-        <w:t xml:space="preserve"> stars since </w:t>
-      </w:r>
-      <w:r>
-        <w:rPr>
-          <w:rFonts w:ascii="Times" w:eastAsia="Times New Roman" w:hAnsi="Times" w:cs="Times New Roman"/>
-          <w:color w:val="000000" w:themeColor="text1"/>
-        </w:rPr>
-        <w:t>Apr</w:t>
-      </w:r>
-      <w:r>
-        <w:rPr>
-          <w:rFonts w:ascii="Times" w:eastAsia="Times New Roman" w:hAnsi="Times" w:cs="Times New Roman"/>
-          <w:color w:val="000000" w:themeColor="text1"/>
-        </w:rPr>
-        <w:t xml:space="preserve"> 2020.</w:t>
-      </w:r>
-    </w:p>
-    <w:p>
-      <w:pPr>
-        <w:spacing w:before="60" w:line="276" w:lineRule="auto"/>
-        <w:jc w:val="both"/>
+        <w:t xml:space="preserve">• </w:t>
+      </w:r>
+      <w:r>
         <w:rPr>
           <w:rFonts w:ascii="Times" w:eastAsia="Times New Roman" w:hAnsi="Times" w:cs="Times New Roman"/>
           <w:b/>
           <w:bCs/>
           <w:color w:val="000000" w:themeColor="text1"/>
         </w:rPr>
-      </w:pPr>
+        <w:t xml:space="preserve">AI model </w:t>
+      </w:r>
       <w:r>
         <w:rPr>
           <w:rFonts w:ascii="Times" w:eastAsia="Times New Roman" w:hAnsi="Times" w:cs="Times New Roman"/>
@@ -2652,49 +2571,62 @@
           <w:bCs/>
           <w:color w:val="000000" w:themeColor="text1"/>
         </w:rPr>
+        <w:t>engineering</w:t>
+      </w:r>
+      <w:r>
+        <w:rPr>
+          <w:rFonts w:ascii="Times" w:eastAsia="Times New Roman" w:hAnsi="Times" w:cs="Times New Roman"/>
+          <w:color w:val="000000" w:themeColor="text1"/>
+        </w:rPr>
+        <w:t xml:space="preserve">: </w:t>
+      </w:r>
+      <w:r>
+        <w:rPr>
+          <w:rFonts w:ascii="Times" w:eastAsia="Times New Roman" w:hAnsi="Times" w:cs="Times New Roman"/>
+          <w:color w:val="000000" w:themeColor="text1"/>
+        </w:rPr>
+        <w:t xml:space="preserve">design techniques to enhance the security and </w:t>
+      </w:r>
+      <w:proofErr w:type="spellStart"/>
+      <w:r>
+        <w:rPr>
+          <w:rFonts w:ascii="Times" w:eastAsia="Times New Roman" w:hAnsi="Times" w:cs="Times New Roman"/>
+          <w:color w:val="000000" w:themeColor="text1"/>
+        </w:rPr>
+        <w:t>explainability</w:t>
+      </w:r>
+      <w:proofErr w:type="spellEnd"/>
+      <w:r>
+        <w:rPr>
+          <w:rFonts w:ascii="Times" w:eastAsia="Times New Roman" w:hAnsi="Times" w:cs="Times New Roman"/>
+          <w:color w:val="000000" w:themeColor="text1"/>
+        </w:rPr>
+        <w:t xml:space="preserve"> of AI models.</w:t>
+      </w:r>
+      <w:r>
+        <w:rPr>
+          <w:rFonts w:ascii="Times" w:eastAsia="Times New Roman" w:hAnsi="Times" w:cs="Times New Roman"/>
+          <w:color w:val="000000" w:themeColor="text1"/>
+        </w:rPr>
         <w:t xml:space="preserve"> </w:t>
       </w:r>
       <w:r>
         <w:rPr>
           <w:rFonts w:ascii="Times" w:eastAsia="Times New Roman" w:hAnsi="Times" w:cs="Times New Roman"/>
-          <w:b/>
-          <w:bCs/>
-          <w:color w:val="000000" w:themeColor="text1"/>
-        </w:rPr>
-        <w:t xml:space="preserve">• </w:t>
-      </w:r>
-      <w:r>
-        <w:rPr>
-          <w:rFonts w:ascii="Times" w:eastAsia="Times New Roman" w:hAnsi="Times" w:cs="Times New Roman"/>
-          <w:b/>
-          <w:bCs/>
-          <w:color w:val="000000" w:themeColor="text1"/>
-        </w:rPr>
-        <w:t>R</w:t>
-      </w:r>
-      <w:r>
-        <w:rPr>
-          <w:rFonts w:ascii="Times" w:eastAsia="Times New Roman" w:hAnsi="Times" w:cs="Times New Roman"/>
-          <w:b/>
-          <w:bCs/>
-          <w:color w:val="000000" w:themeColor="text1"/>
-        </w:rPr>
-        <w:t>obustness</w:t>
-      </w:r>
-      <w:r>
-        <w:rPr>
-          <w:rFonts w:ascii="Times" w:eastAsia="Times New Roman" w:hAnsi="Times" w:cs="Times New Roman"/>
-          <w:b/>
-          <w:bCs/>
-          <w:color w:val="000000" w:themeColor="text1"/>
-        </w:rPr>
-        <w:t xml:space="preserve"> of</w:t>
-      </w:r>
-      <w:r>
-        <w:rPr>
-          <w:rFonts w:ascii="Times" w:eastAsia="Times New Roman" w:hAnsi="Times" w:cs="Times New Roman"/>
-          <w:b/>
-          <w:bCs/>
+          <w:color w:val="000000" w:themeColor="text1"/>
+        </w:rPr>
+        <w:t>Won ACT SIGS</w:t>
+      </w:r>
+      <w:r>
+        <w:rPr>
+          <w:rFonts w:ascii="Times" w:eastAsia="Times New Roman" w:hAnsi="Times" w:cs="Times New Roman"/>
+          <w:color w:val="000000" w:themeColor="text1"/>
+        </w:rPr>
+        <w:t>OFT</w:t>
+      </w:r>
+      <w:r>
+        <w:rPr>
+          <w:rFonts w:ascii="Times" w:eastAsia="Times New Roman" w:hAnsi="Times" w:cs="Times New Roman"/>
           <w:color w:val="000000" w:themeColor="text1"/>
         </w:rPr>
         <w:t xml:space="preserve"> </w:t>
@@ -2702,197 +2634,16 @@
       <w:r>
         <w:rPr>
           <w:rFonts w:ascii="Times" w:eastAsia="Times New Roman" w:hAnsi="Times" w:cs="Times New Roman"/>
-          <w:b/>
-          <w:bCs/>
-          <w:color w:val="000000" w:themeColor="text1"/>
-        </w:rPr>
-        <w:t xml:space="preserve">Deep </w:t>
-      </w:r>
-      <w:r>
-        <w:rPr>
-          <w:rFonts w:ascii="Times" w:eastAsia="Times New Roman" w:hAnsi="Times" w:cs="Times New Roman"/>
-          <w:b/>
-          <w:bCs/>
-          <w:color w:val="000000" w:themeColor="text1"/>
-        </w:rPr>
-        <w:t>Neural</w:t>
-      </w:r>
-      <w:r>
-        <w:rPr>
-          <w:rFonts w:ascii="Times" w:eastAsia="Times New Roman" w:hAnsi="Times" w:cs="Times New Roman"/>
-          <w:b/>
-          <w:bCs/>
-          <w:color w:val="000000" w:themeColor="text1"/>
-        </w:rPr>
-        <w:t xml:space="preserve"> Network</w:t>
-      </w:r>
-      <w:r>
-        <w:rPr>
-          <w:rFonts w:ascii="Times" w:eastAsia="Times New Roman" w:hAnsi="Times" w:cs="Times New Roman"/>
-          <w:color w:val="000000" w:themeColor="text1"/>
-        </w:rPr>
-        <w:t xml:space="preserve">: </w:t>
-      </w:r>
-      <w:r>
-        <w:rPr>
-          <w:rFonts w:ascii="Times" w:eastAsia="Times New Roman" w:hAnsi="Times" w:cs="Times New Roman"/>
-          <w:color w:val="000000" w:themeColor="text1"/>
-        </w:rPr>
-        <w:t>a technique</w:t>
-      </w:r>
-      <w:r>
-        <w:rPr>
-          <w:rFonts w:ascii="Times" w:eastAsia="Times New Roman" w:hAnsi="Times" w:cs="Times New Roman"/>
-          <w:color w:val="000000" w:themeColor="text1"/>
-        </w:rPr>
-        <w:t xml:space="preserve"> based </w:t>
-      </w:r>
-      <w:r>
-        <w:rPr>
-          <w:rFonts w:ascii="Times" w:eastAsia="Times New Roman" w:hAnsi="Times" w:cs="Times New Roman"/>
-          <w:color w:val="000000" w:themeColor="text1"/>
-        </w:rPr>
-        <w:t xml:space="preserve">on </w:t>
-      </w:r>
-      <w:r>
-        <w:rPr>
-          <w:rFonts w:ascii="Times" w:eastAsia="Times New Roman" w:hAnsi="Times" w:cs="Times New Roman"/>
-          <w:color w:val="000000" w:themeColor="text1"/>
-        </w:rPr>
-        <w:t xml:space="preserve">software engineering </w:t>
-      </w:r>
-      <w:r>
-        <w:rPr>
-          <w:rFonts w:ascii="Times" w:eastAsia="Times New Roman" w:hAnsi="Times" w:cs="Times New Roman"/>
-          <w:color w:val="000000" w:themeColor="text1"/>
-        </w:rPr>
-        <w:t>approaches</w:t>
-      </w:r>
-      <w:r>
-        <w:rPr>
-          <w:rFonts w:ascii="Times" w:eastAsia="Times New Roman" w:hAnsi="Times" w:cs="Times New Roman"/>
-          <w:color w:val="000000" w:themeColor="text1"/>
-        </w:rPr>
-        <w:t xml:space="preserve"> that i</w:t>
-      </w:r>
-      <w:r>
-        <w:rPr>
-          <w:rFonts w:ascii="Times" w:eastAsia="Times New Roman" w:hAnsi="Times" w:cs="Times New Roman"/>
-          <w:color w:val="000000" w:themeColor="text1"/>
-        </w:rPr>
-        <w:t>mprove</w:t>
-      </w:r>
-      <w:r>
-        <w:rPr>
-          <w:rFonts w:ascii="Times" w:eastAsia="Times New Roman" w:hAnsi="Times" w:cs="Times New Roman"/>
-          <w:color w:val="000000" w:themeColor="text1"/>
-        </w:rPr>
-        <w:t>s</w:t>
-      </w:r>
-      <w:r>
-        <w:rPr>
-          <w:rFonts w:ascii="Times" w:eastAsia="Times New Roman" w:hAnsi="Times" w:cs="Times New Roman"/>
-          <w:color w:val="000000" w:themeColor="text1"/>
-        </w:rPr>
-        <w:t xml:space="preserve"> the </w:t>
-      </w:r>
-      <w:r>
-        <w:rPr>
-          <w:rFonts w:ascii="Times" w:eastAsia="Times New Roman" w:hAnsi="Times" w:cs="Times New Roman"/>
-          <w:color w:val="000000" w:themeColor="text1"/>
-        </w:rPr>
-        <w:t xml:space="preserve">robustness of </w:t>
-      </w:r>
-      <w:r>
-        <w:rPr>
-          <w:rFonts w:ascii="Times" w:eastAsia="Times New Roman" w:hAnsi="Times" w:cs="Times New Roman"/>
-          <w:color w:val="000000" w:themeColor="text1"/>
-        </w:rPr>
-        <w:t xml:space="preserve">DNN </w:t>
-      </w:r>
-      <w:r>
-        <w:rPr>
-          <w:rFonts w:ascii="Times" w:eastAsia="Times New Roman" w:hAnsi="Times" w:cs="Times New Roman"/>
-          <w:color w:val="000000" w:themeColor="text1"/>
-        </w:rPr>
-        <w:t>model</w:t>
-      </w:r>
-      <w:r>
-        <w:rPr>
-          <w:rFonts w:ascii="Times" w:eastAsia="Times New Roman" w:hAnsi="Times" w:cs="Times New Roman"/>
-          <w:color w:val="000000" w:themeColor="text1"/>
-        </w:rPr>
-        <w:t>.</w:t>
-      </w:r>
-      <w:r>
-        <w:rPr>
-          <w:rFonts w:ascii="Times" w:eastAsia="Times New Roman" w:hAnsi="Times" w:cs="Times New Roman"/>
-          <w:color w:val="000000" w:themeColor="text1"/>
-        </w:rPr>
-        <w:t xml:space="preserve"> </w:t>
-      </w:r>
-      <w:r>
-        <w:rPr>
-          <w:rFonts w:ascii="Times" w:eastAsia="Times New Roman" w:hAnsi="Times" w:cs="Times New Roman"/>
-          <w:color w:val="000000" w:themeColor="text1"/>
-        </w:rPr>
-        <w:t xml:space="preserve">We </w:t>
-      </w:r>
-      <w:r>
-        <w:rPr>
-          <w:rFonts w:ascii="Times" w:eastAsia="Times New Roman" w:hAnsi="Times" w:cs="Times New Roman"/>
-          <w:color w:val="000000" w:themeColor="text1"/>
-        </w:rPr>
-        <w:t>have</w:t>
-      </w:r>
-      <w:r>
-        <w:rPr>
-          <w:rFonts w:ascii="Times" w:eastAsia="Times New Roman" w:hAnsi="Times" w:cs="Times New Roman"/>
-          <w:color w:val="000000" w:themeColor="text1"/>
-        </w:rPr>
-        <w:t xml:space="preserve"> a US patent derived from this project and </w:t>
-      </w:r>
-      <w:r>
-        <w:rPr>
-          <w:rFonts w:ascii="Times" w:eastAsia="Times New Roman" w:hAnsi="Times" w:cs="Times New Roman"/>
-          <w:color w:val="000000" w:themeColor="text1"/>
-        </w:rPr>
-        <w:t>a</w:t>
-      </w:r>
-      <w:r>
-        <w:rPr>
-          <w:rFonts w:ascii="Times" w:eastAsia="Times New Roman" w:hAnsi="Times" w:cs="Times New Roman"/>
-          <w:color w:val="000000" w:themeColor="text1"/>
-        </w:rPr>
-        <w:t xml:space="preserve"> </w:t>
-      </w:r>
-      <w:r>
-        <w:rPr>
-          <w:rFonts w:ascii="Times" w:eastAsia="Times New Roman" w:hAnsi="Times" w:cs="Times New Roman"/>
-          <w:color w:val="000000" w:themeColor="text1"/>
-        </w:rPr>
-        <w:t xml:space="preserve">patent </w:t>
-      </w:r>
-      <w:r>
-        <w:rPr>
-          <w:rFonts w:ascii="Times" w:eastAsia="Times New Roman" w:hAnsi="Times" w:cs="Times New Roman"/>
-          <w:color w:val="000000" w:themeColor="text1"/>
-        </w:rPr>
-        <w:t>application</w:t>
-      </w:r>
-      <w:r>
-        <w:rPr>
-          <w:rFonts w:ascii="Times" w:eastAsia="Times New Roman" w:hAnsi="Times" w:cs="Times New Roman"/>
-          <w:color w:val="000000" w:themeColor="text1"/>
-        </w:rPr>
-        <w:t xml:space="preserve"> </w:t>
-      </w:r>
-      <w:r>
-        <w:rPr>
-          <w:rFonts w:ascii="Times" w:eastAsia="Times New Roman" w:hAnsi="Times" w:cs="Times New Roman"/>
-          <w:color w:val="000000" w:themeColor="text1"/>
-        </w:rPr>
-        <w:t>under-review.</w:t>
+          <w:color w:val="000000" w:themeColor="text1"/>
+        </w:rPr>
+        <w:t>d</w:t>
+      </w:r>
+      <w:r>
+        <w:rPr>
+          <w:rFonts w:ascii="Times" w:eastAsia="Times New Roman" w:hAnsi="Times" w:cs="Times New Roman"/>
+          <w:color w:val="000000" w:themeColor="text1"/>
+        </w:rPr>
+        <w:t>istinguished paper award at ICSE 2024.</w:t>
       </w:r>
     </w:p>
     <w:p>
@@ -2972,9 +2723,9 @@
               </wp:anchor>
             </w:drawing>
           </mc:Choice>
-          <mc:Fallback>
+          <mc:Fallback xmlns:cx1="http://schemas.microsoft.com/office/drawing/2015/9/8/chartex" xmlns:cx2="http://schemas.microsoft.com/office/drawing/2015/10/21/chartex" xmlns:cx3="http://schemas.microsoft.com/office/drawing/2016/5/9/chartex" xmlns:cx4="http://schemas.microsoft.com/office/drawing/2016/5/10/chartex" xmlns:cx5="http://schemas.microsoft.com/office/drawing/2016/5/11/chartex" xmlns:cx6="http://schemas.microsoft.com/office/drawing/2016/5/12/chartex" xmlns:cx7="http://schemas.microsoft.com/office/drawing/2016/5/13/chartex" xmlns:cx8="http://schemas.microsoft.com/office/drawing/2016/5/14/chartex" xmlns:aink="http://schemas.microsoft.com/office/drawing/2016/ink" xmlns:am3d="http://schemas.microsoft.com/office/drawing/2017/model3d" xmlns:w16cex="http://schemas.microsoft.com/office/word/2018/wordml/cex" xmlns:w16cid="http://schemas.microsoft.com/office/word/2016/wordml/cid" xmlns:w16="http://schemas.microsoft.com/office/word/2018/wordml" xmlns:w16sdtdh="http://schemas.microsoft.com/office/word/2020/wordml/sdtdatahash">
             <w:pict>
-              <v:line w14:anchorId="04BAEA6F" id="Straight Connector 5" o:spid="_x0000_s1026" style="position:absolute;z-index:251666432;visibility:visible;mso-wrap-style:square;mso-width-percent:0;mso-wrap-distance-left:9pt;mso-wrap-distance-top:0;mso-wrap-distance-right:9pt;mso-wrap-distance-bottom:0;mso-position-horizontal:absolute;mso-position-horizontal-relative:text;mso-position-vertical:absolute;mso-position-vertical-relative:text;mso-width-percent:0;mso-width-relative:margin" from="-1.75pt,24.25pt" to="503.2pt,24.25pt" o:gfxdata="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" strokecolor="black [3213]"/>
+              <v:line w14:anchorId="04BAEA6F" id="Straight Connector 5" o:spid="_x0000_s1026" style="position:absolute;z-index:251666432;visibility:visible;mso-wrap-style:square;mso-width-percent:0;mso-wrap-distance-left:9pt;mso-wrap-distance-top:0;mso-wrap-distance-right:9pt;mso-wrap-distance-bottom:0;mso-position-horizontal:absolute;mso-position-horizontal-relative:text;mso-position-vertical:absolute;mso-position-vertical-relative:text;mso-width-percent:0;mso-width-relative:margin" from="-1.75pt,24.25pt" to="503.2pt,24.25pt" o:gfxdata="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" strokecolor="black [3213]"/>
             </w:pict>
           </mc:Fallback>
         </mc:AlternateContent>
@@ -2987,12 +2738,32 @@
           <w:sz w:val="34"/>
           <w:szCs w:val="34"/>
         </w:rPr>
+        <w:t>Representative</w:t>
+      </w:r>
+      <w:r>
+        <w:rPr>
+          <w:rFonts w:ascii="Times" w:eastAsia="Times New Roman" w:hAnsi="Times" w:cs="Times New Roman"/>
+          <w:smallCaps/>
+          <w:color w:val="000000" w:themeColor="text1"/>
+          <w:sz w:val="34"/>
+          <w:szCs w:val="34"/>
+        </w:rPr>
+        <w:t xml:space="preserve"> </w:t>
+      </w:r>
+      <w:r>
+        <w:rPr>
+          <w:rFonts w:ascii="Times" w:eastAsia="Times New Roman" w:hAnsi="Times" w:cs="Times New Roman"/>
+          <w:smallCaps/>
+          <w:color w:val="000000" w:themeColor="text1"/>
+          <w:sz w:val="34"/>
+          <w:szCs w:val="34"/>
+        </w:rPr>
         <w:t>Publications</w:t>
       </w:r>
     </w:p>
     <w:tbl>
       <w:tblPr>
-        <w:tblStyle w:val="TableGrid"/>
+        <w:tblStyle w:val="af1"/>
         <w:tblW w:w="10201" w:type="dxa"/>
         <w:tblBorders>
           <w:top w:val="none" w:sz="0" w:space="0" w:color="auto"/>
@@ -3010,7 +2781,7 @@
       </w:tblGrid>
       <w:tr>
         <w:trPr>
-          <w:trHeight w:val="868"/>
+          <w:trHeight w:val="878"/>
         </w:trPr>
         <w:tc>
           <w:tcPr>
@@ -3018,221 +2789,231 @@
           </w:tcPr>
           <w:p>
             <w:pPr>
-              <w:spacing w:before="60" w:line="276" w:lineRule="auto"/>
-              <w:rPr>
-                <w:rFonts w:ascii="Times" w:eastAsia="Times New Roman" w:hAnsi="Times" w:cs="Times New Roman"/>
-                <w:b/>
-                <w:bCs/>
-                <w:color w:val="000000" w:themeColor="text1"/>
-              </w:rPr>
-            </w:pPr>
-            <w:r>
-              <w:rPr>
-                <w:rFonts w:ascii="Times" w:eastAsia="Times New Roman" w:hAnsi="Times" w:cs="Times New Roman"/>
-                <w:b/>
+              <w:snapToGrid w:val="0"/>
+              <w:spacing w:before="60"/>
+              <w:rPr>
+                <w:rFonts w:ascii="Times" w:eastAsia="Times New Roman" w:hAnsi="Times" w:cs="Times New Roman"/>
+                <w:b/>
+                <w:bCs/>
+                <w:color w:val="000000" w:themeColor="text1"/>
+              </w:rPr>
+            </w:pPr>
+            <w:r>
+              <w:rPr>
+                <w:rFonts w:ascii="Times" w:eastAsia="Times New Roman" w:hAnsi="Times" w:cs="Times New Roman"/>
+                <w:b/>
+                <w:bCs/>
+                <w:color w:val="000000" w:themeColor="text1"/>
+                <w:sz w:val="24"/>
+                <w:szCs w:val="28"/>
+              </w:rPr>
+              <w:t>•</w:t>
+            </w:r>
+            <w:r>
+              <w:rPr>
+                <w:rFonts w:ascii="Times" w:eastAsia="Times New Roman" w:hAnsi="Times" w:cs="Times New Roman"/>
+                <w:b/>
+                <w:bCs/>
+                <w:color w:val="000000" w:themeColor="text1"/>
+                <w:sz w:val="20"/>
+              </w:rPr>
+              <w:t xml:space="preserve"> </w:t>
+            </w:r>
+            <w:r>
+              <w:rPr>
+                <w:rFonts w:ascii="Times" w:eastAsia="Times New Roman" w:hAnsi="Times" w:cs="Times New Roman"/>
+                <w:b/>
+                <w:bCs/>
+                <w:color w:val="000000" w:themeColor="text1"/>
+              </w:rPr>
+              <w:t xml:space="preserve">Modularizing while Training: A New Paradigm for Modularizing DNN Models </w:t>
+            </w:r>
+          </w:p>
+          <w:p>
+            <w:pPr>
+              <w:snapToGrid w:val="0"/>
+              <w:spacing w:before="60"/>
+              <w:rPr>
+                <w:rFonts w:ascii="Times" w:eastAsia="Times New Roman" w:hAnsi="Times" w:cs="Times New Roman"/>
+                <w:bCs/>
+                <w:i/>
+                <w:color w:val="000000" w:themeColor="text1"/>
+              </w:rPr>
+            </w:pPr>
+            <w:r>
+              <w:rPr>
+                <w:rFonts w:ascii="Times" w:eastAsia="Times New Roman" w:hAnsi="Times" w:cs="Times New Roman"/>
+                <w:bCs/>
+                <w:i/>
+                <w:color w:val="000000" w:themeColor="text1"/>
+              </w:rPr>
+              <w:t xml:space="preserve">  </w:t>
+            </w:r>
+            <w:proofErr w:type="spellStart"/>
+            <w:r>
+              <w:rPr>
+                <w:rFonts w:ascii="Times" w:eastAsia="Times New Roman" w:hAnsi="Times" w:cs="Times New Roman"/>
+                <w:bCs/>
+                <w:i/>
+                <w:color w:val="000000" w:themeColor="text1"/>
+              </w:rPr>
+              <w:t>Binhang</w:t>
+            </w:r>
+            <w:proofErr w:type="spellEnd"/>
+            <w:r>
+              <w:rPr>
+                <w:rFonts w:ascii="Times" w:eastAsia="Times New Roman" w:hAnsi="Times" w:cs="Times New Roman"/>
+                <w:bCs/>
+                <w:i/>
+                <w:color w:val="000000" w:themeColor="text1"/>
+              </w:rPr>
+              <w:t xml:space="preserve"> Qi, </w:t>
+            </w:r>
+            <w:proofErr w:type="spellStart"/>
+            <w:r>
+              <w:rPr>
+                <w:rFonts w:ascii="Times" w:eastAsia="Times New Roman" w:hAnsi="Times" w:cs="Times New Roman"/>
+                <w:bCs/>
+                <w:i/>
+                <w:color w:val="000000" w:themeColor="text1"/>
+              </w:rPr>
+              <w:t>Hailong</w:t>
+            </w:r>
+            <w:proofErr w:type="spellEnd"/>
+            <w:r>
+              <w:rPr>
+                <w:rFonts w:ascii="Times" w:eastAsia="Times New Roman" w:hAnsi="Times" w:cs="Times New Roman"/>
+                <w:bCs/>
+                <w:i/>
+                <w:color w:val="000000" w:themeColor="text1"/>
+              </w:rPr>
+              <w:t xml:space="preserve"> Sun, </w:t>
+            </w:r>
+            <w:proofErr w:type="spellStart"/>
+            <w:r>
+              <w:rPr>
+                <w:rFonts w:ascii="Times" w:eastAsia="Times New Roman" w:hAnsi="Times" w:cs="Times New Roman"/>
+                <w:bCs/>
+                <w:i/>
+                <w:color w:val="000000" w:themeColor="text1"/>
+              </w:rPr>
+              <w:t>Hongyu</w:t>
+            </w:r>
+            <w:proofErr w:type="spellEnd"/>
+            <w:r>
+              <w:rPr>
+                <w:rFonts w:ascii="Times" w:eastAsia="Times New Roman" w:hAnsi="Times" w:cs="Times New Roman"/>
+                <w:bCs/>
+                <w:i/>
+                <w:color w:val="000000" w:themeColor="text1"/>
+              </w:rPr>
+              <w:t xml:space="preserve"> Zhang, </w:t>
+            </w:r>
+            <w:proofErr w:type="spellStart"/>
+            <w:r>
+              <w:rPr>
+                <w:rFonts w:ascii="Times" w:eastAsia="Times New Roman" w:hAnsi="Times" w:cs="Times New Roman"/>
+                <w:bCs/>
+                <w:i/>
+                <w:color w:val="000000" w:themeColor="text1"/>
+              </w:rPr>
+              <w:t>Ruobing</w:t>
+            </w:r>
+            <w:proofErr w:type="spellEnd"/>
+            <w:r>
+              <w:rPr>
+                <w:rFonts w:ascii="Times" w:eastAsia="Times New Roman" w:hAnsi="Times" w:cs="Times New Roman"/>
+                <w:bCs/>
+                <w:i/>
+                <w:color w:val="000000" w:themeColor="text1"/>
+              </w:rPr>
+              <w:t xml:space="preserve"> Zhao, </w:t>
+            </w:r>
+            <w:r>
+              <w:rPr>
+                <w:rFonts w:ascii="Times" w:eastAsia="Times New Roman" w:hAnsi="Times" w:cs="Times New Roman"/>
+                <w:b/>
+                <w:bCs/>
+                <w:i/>
+                <w:color w:val="000000" w:themeColor="text1"/>
+                <w:u w:val="single"/>
+              </w:rPr>
+              <w:t>Xiang Gao</w:t>
+            </w:r>
+            <w:r>
+              <w:rPr>
+                <w:rFonts w:ascii="Times" w:eastAsia="Times New Roman" w:hAnsi="Times" w:cs="Times New Roman"/>
+                <w:b/>
+                <w:bCs/>
+                <w:i/>
+                <w:color w:val="000000" w:themeColor="text1"/>
+                <w:u w:val="single"/>
+                <w:vertAlign w:val="superscript"/>
+              </w:rPr>
+              <w:t>#</w:t>
+            </w:r>
+          </w:p>
+          <w:p>
+            <w:pPr>
+              <w:snapToGrid w:val="0"/>
+              <w:spacing w:before="60"/>
+              <w:rPr>
+                <w:rFonts w:ascii="Times" w:eastAsia="Times New Roman" w:hAnsi="Times" w:cs="Times New Roman"/>
+                <w:color w:val="000000" w:themeColor="text1"/>
+              </w:rPr>
+            </w:pPr>
+            <w:r>
+              <w:rPr>
+                <w:rFonts w:ascii="Times" w:eastAsia="Times New Roman" w:hAnsi="Times" w:cs="Times New Roman"/>
+                <w:color w:val="000000" w:themeColor="text1"/>
+              </w:rPr>
+              <w:t xml:space="preserve">  </w:t>
+            </w:r>
+            <w:r>
+              <w:rPr>
+                <w:rFonts w:ascii="Times" w:eastAsia="Times New Roman" w:hAnsi="Times" w:cs="Times New Roman"/>
+                <w:color w:val="000000" w:themeColor="text1"/>
+              </w:rPr>
+              <w:t>International Conf</w:t>
+            </w:r>
+            <w:r>
+              <w:rPr>
+                <w:rFonts w:ascii="Times" w:eastAsia="Times New Roman" w:hAnsi="Times" w:cs="Times New Roman"/>
+                <w:color w:val="000000" w:themeColor="text1"/>
+              </w:rPr>
+              <w:t>erence on Software Engineering,</w:t>
+            </w:r>
+            <w:r>
+              <w:rPr>
+                <w:rFonts w:ascii="Times" w:eastAsia="Times New Roman" w:hAnsi="Times" w:cs="Times New Roman"/>
+                <w:color w:val="000000" w:themeColor="text1"/>
+              </w:rPr>
+              <w:t xml:space="preserve"> 2024</w:t>
+            </w:r>
+          </w:p>
+          <w:p>
+            <w:pPr>
+              <w:snapToGrid w:val="0"/>
+              <w:spacing w:before="60"/>
+              <w:rPr>
+                <w:rFonts w:ascii="Times" w:eastAsia="Times New Roman" w:hAnsi="Times" w:cs="Times New Roman"/>
                 <w:iCs/>
                 <w:color w:val="000000" w:themeColor="text1"/>
               </w:rPr>
-              <w:t xml:space="preserve">• </w:t>
-            </w:r>
-            <w:r>
-              <w:rPr>
-                <w:rFonts w:ascii="Times" w:eastAsia="Times New Roman" w:hAnsi="Times" w:cs="Times New Roman"/>
-                <w:b/>
-                <w:iCs/>
-                <w:color w:val="000000" w:themeColor="text1"/>
-              </w:rPr>
-              <w:t>Trust Enhancement Issues in Program Repair</w:t>
-            </w:r>
-          </w:p>
-          <w:p>
-            <w:pPr>
-              <w:spacing w:before="60" w:line="276" w:lineRule="auto"/>
-              <w:rPr>
-                <w:rFonts w:ascii="Times" w:eastAsia="Times New Roman" w:hAnsi="Times" w:cs="Times New Roman"/>
-                <w:i/>
-                <w:iCs/>
-                <w:color w:val="000000" w:themeColor="text1"/>
-                <w:lang w:val="en-SG"/>
-              </w:rPr>
-            </w:pPr>
-            <w:r>
-              <w:rPr>
-                <w:rFonts w:ascii="Times" w:eastAsia="Times New Roman" w:hAnsi="Times" w:cs="Times New Roman"/>
-                <w:color w:val="000000" w:themeColor="text1"/>
-              </w:rPr>
-              <w:t xml:space="preserve">   </w:t>
-            </w:r>
-            <w:r>
-              <w:rPr>
-                <w:rFonts w:ascii="Times" w:eastAsia="Times New Roman" w:hAnsi="Times" w:cs="Times New Roman"/>
-                <w:i/>
-                <w:iCs/>
-                <w:color w:val="000000" w:themeColor="text1"/>
-                <w:lang w:val="en-SG"/>
-              </w:rPr>
-              <w:t>A</w:t>
-            </w:r>
-            <w:r>
-              <w:rPr>
-                <w:rFonts w:ascii="Times" w:eastAsia="Times New Roman" w:hAnsi="Times" w:cs="Times New Roman"/>
-                <w:i/>
-                <w:iCs/>
-                <w:color w:val="000000" w:themeColor="text1"/>
-                <w:lang w:val="en-SG"/>
-              </w:rPr>
-              <w:t>.</w:t>
-            </w:r>
-            <w:r>
-              <w:t xml:space="preserve"> </w:t>
-            </w:r>
-            <w:proofErr w:type="spellStart"/>
-            <w:r>
-              <w:rPr>
-                <w:rFonts w:ascii="Times" w:eastAsia="Times New Roman" w:hAnsi="Times" w:cs="Times New Roman"/>
-                <w:i/>
-                <w:iCs/>
-                <w:color w:val="000000" w:themeColor="text1"/>
-                <w:lang w:val="en-SG"/>
-              </w:rPr>
-              <w:t>Yannic</w:t>
-            </w:r>
-            <w:proofErr w:type="spellEnd"/>
-            <w:r>
-              <w:rPr>
-                <w:rFonts w:ascii="Times" w:eastAsia="Times New Roman" w:hAnsi="Times" w:cs="Times New Roman"/>
-                <w:i/>
-                <w:iCs/>
-                <w:color w:val="000000" w:themeColor="text1"/>
-                <w:lang w:val="en-SG"/>
-              </w:rPr>
-              <w:t xml:space="preserve"> </w:t>
-            </w:r>
-            <w:proofErr w:type="spellStart"/>
-            <w:r>
-              <w:rPr>
-                <w:rFonts w:ascii="Times" w:eastAsia="Times New Roman" w:hAnsi="Times" w:cs="Times New Roman"/>
-                <w:i/>
-                <w:iCs/>
-                <w:color w:val="000000" w:themeColor="text1"/>
-                <w:lang w:val="en-SG"/>
-              </w:rPr>
-              <w:t>Noller</w:t>
-            </w:r>
-            <w:proofErr w:type="spellEnd"/>
-            <w:r>
-              <w:rPr>
-                <w:rFonts w:ascii="Times" w:eastAsia="Times New Roman" w:hAnsi="Times" w:cs="Times New Roman"/>
-                <w:i/>
-                <w:iCs/>
-                <w:color w:val="000000" w:themeColor="text1"/>
-                <w:lang w:val="en-SG"/>
-              </w:rPr>
-              <w:t xml:space="preserve">, Ridwan </w:t>
-            </w:r>
-            <w:proofErr w:type="spellStart"/>
-            <w:r>
-              <w:rPr>
-                <w:rFonts w:ascii="Times" w:eastAsia="Times New Roman" w:hAnsi="Times" w:cs="Times New Roman"/>
-                <w:i/>
-                <w:iCs/>
-                <w:color w:val="000000" w:themeColor="text1"/>
-                <w:lang w:val="en-SG"/>
-              </w:rPr>
-              <w:t>Shariffdeen</w:t>
-            </w:r>
-            <w:proofErr w:type="spellEnd"/>
-            <w:r>
-              <w:rPr>
-                <w:rFonts w:ascii="Times" w:eastAsia="Times New Roman" w:hAnsi="Times" w:cs="Times New Roman"/>
-                <w:i/>
-                <w:iCs/>
-                <w:color w:val="000000" w:themeColor="text1"/>
-                <w:lang w:val="en-SG"/>
-              </w:rPr>
-              <w:t xml:space="preserve">, </w:t>
-            </w:r>
-            <w:r>
-              <w:rPr>
-                <w:rFonts w:ascii="Times" w:eastAsia="Times New Roman" w:hAnsi="Times" w:cs="Times New Roman"/>
-                <w:b/>
-                <w:bCs/>
-                <w:i/>
-                <w:iCs/>
-                <w:color w:val="000000" w:themeColor="text1"/>
-                <w:u w:val="single"/>
-                <w:lang w:val="en-SG"/>
-              </w:rPr>
-              <w:t>Xiang Gao</w:t>
-            </w:r>
-            <w:r>
-              <w:rPr>
-                <w:rFonts w:ascii="Times" w:eastAsia="Times New Roman" w:hAnsi="Times" w:cs="Times New Roman"/>
-                <w:i/>
-                <w:iCs/>
-                <w:color w:val="000000" w:themeColor="text1"/>
-                <w:lang w:val="en-SG"/>
-              </w:rPr>
-              <w:t xml:space="preserve">, </w:t>
-            </w:r>
-            <w:proofErr w:type="spellStart"/>
-            <w:r>
-              <w:rPr>
-                <w:rFonts w:ascii="Times" w:eastAsia="Times New Roman" w:hAnsi="Times" w:cs="Times New Roman"/>
-                <w:i/>
-                <w:iCs/>
-                <w:color w:val="000000" w:themeColor="text1"/>
-                <w:lang w:val="en-SG"/>
-              </w:rPr>
-              <w:t>Abhik</w:t>
-            </w:r>
-            <w:proofErr w:type="spellEnd"/>
-            <w:r>
-              <w:rPr>
-                <w:rFonts w:ascii="Times" w:eastAsia="Times New Roman" w:hAnsi="Times" w:cs="Times New Roman"/>
-                <w:i/>
-                <w:iCs/>
-                <w:color w:val="000000" w:themeColor="text1"/>
-                <w:lang w:val="en-SG"/>
-              </w:rPr>
-              <w:t xml:space="preserve"> </w:t>
-            </w:r>
-            <w:proofErr w:type="spellStart"/>
-            <w:r>
-              <w:rPr>
-                <w:rFonts w:ascii="Times" w:eastAsia="Times New Roman" w:hAnsi="Times" w:cs="Times New Roman"/>
-                <w:i/>
-                <w:iCs/>
-                <w:color w:val="000000" w:themeColor="text1"/>
-                <w:lang w:val="en-SG"/>
-              </w:rPr>
-              <w:t>Roychoudhury</w:t>
-            </w:r>
-            <w:proofErr w:type="spellEnd"/>
-          </w:p>
-          <w:p>
-            <w:pPr>
-              <w:spacing w:before="60" w:line="276" w:lineRule="auto"/>
-              <w:rPr>
-                <w:rFonts w:ascii="Times" w:eastAsia="Times New Roman" w:hAnsi="Times" w:cs="Times New Roman"/>
-                <w:b/>
-                <w:iCs/>
-                <w:color w:val="000000" w:themeColor="text1"/>
-              </w:rPr>
-            </w:pPr>
-            <w:r>
-              <w:rPr>
-                <w:rFonts w:ascii="Times" w:eastAsia="Times New Roman" w:hAnsi="Times" w:cs="Times New Roman"/>
-                <w:color w:val="000000" w:themeColor="text1"/>
-              </w:rPr>
-              <w:t xml:space="preserve">   </w:t>
-            </w:r>
-            <w:r>
-              <w:rPr>
-                <w:rFonts w:ascii="Times" w:eastAsia="Times New Roman" w:hAnsi="Times" w:cs="Times New Roman"/>
-                <w:color w:val="000000" w:themeColor="text1"/>
-              </w:rPr>
-              <w:t>ACM/IEEE 42nd International Conference on Software Engineering (ICSE) 2022</w:t>
+            </w:pPr>
+            <w:r>
+              <w:rPr>
+                <w:rFonts w:ascii="Times" w:eastAsia="Times New Roman" w:hAnsi="Times" w:cs="Times New Roman"/>
+                <w:color w:val="000000" w:themeColor="text1"/>
+              </w:rPr>
+              <w:t xml:space="preserve">  </w:t>
+            </w:r>
+            <w:r>
+              <w:rPr>
+                <w:rFonts w:ascii="Times" w:eastAsia="Times New Roman" w:hAnsi="Times" w:cs="Times New Roman"/>
+                <w:color w:val="FF0000"/>
+              </w:rPr>
+              <w:t>ACM SIGSOFT Distinguished Paper Award</w:t>
             </w:r>
           </w:p>
         </w:tc>
@@ -3246,37 +3027,17 @@
               <w:jc w:val="right"/>
               <w:rPr>
                 <w:rFonts w:ascii="Times" w:eastAsia="Times New Roman" w:hAnsi="Times" w:cs="Times New Roman"/>
-                <w:b/>
-                <w:bCs/>
-                <w:color w:val="000000" w:themeColor="text1"/>
-              </w:rPr>
-            </w:pPr>
-            <w:r>
-              <w:rPr>
-                <w:rFonts w:ascii="Times" w:eastAsia="Times New Roman" w:hAnsi="Times" w:cs="Times New Roman"/>
-                <w:b/>
-                <w:bCs/>
-                <w:color w:val="000000" w:themeColor="text1"/>
-              </w:rPr>
-              <w:t>ICSE</w:t>
-            </w:r>
-            <w:r>
-              <w:rPr>
-                <w:rFonts w:ascii="Times" w:eastAsia="Times New Roman" w:hAnsi="Times" w:cs="Times New Roman"/>
-                <w:b/>
-                <w:bCs/>
-                <w:color w:val="000000" w:themeColor="text1"/>
-              </w:rPr>
-              <w:t>’2</w:t>
-            </w:r>
-            <w:r>
-              <w:rPr>
-                <w:rFonts w:ascii="Times" w:eastAsia="Times New Roman" w:hAnsi="Times" w:cs="Times New Roman"/>
-                <w:b/>
-                <w:bCs/>
-                <w:color w:val="000000" w:themeColor="text1"/>
-              </w:rPr>
-              <w:t>2</w:t>
+                <w:bCs/>
+                <w:color w:val="000000" w:themeColor="text1"/>
+              </w:rPr>
+            </w:pPr>
+            <w:r>
+              <w:rPr>
+                <w:rFonts w:ascii="Times" w:eastAsia="Times New Roman" w:hAnsi="Times" w:cs="Times New Roman"/>
+                <w:bCs/>
+                <w:color w:val="000000" w:themeColor="text1"/>
+              </w:rPr>
+              <w:t>ICSE’24</w:t>
             </w:r>
           </w:p>
           <w:p>
@@ -3285,7 +3046,6 @@
               <w:jc w:val="right"/>
               <w:rPr>
                 <w:rFonts w:ascii="Times" w:eastAsia="Times New Roman" w:hAnsi="Times" w:cs="Times New Roman"/>
-                <w:b/>
                 <w:bCs/>
                 <w:color w:val="000000" w:themeColor="text1"/>
               </w:rPr>
@@ -3293,34 +3053,22 @@
             <w:r>
               <w:rPr>
                 <w:rFonts w:ascii="Times" w:eastAsia="Times New Roman" w:hAnsi="Times" w:cs="Times New Roman" w:hint="eastAsia"/>
-                <w:b/>
-                <w:bCs/>
-                <w:color w:val="000000" w:themeColor="text1"/>
-              </w:rPr>
-              <w:t>(</w:t>
+                <w:bCs/>
+                <w:color w:val="000000" w:themeColor="text1"/>
+              </w:rPr>
+              <w:t>(CCF</w:t>
+            </w:r>
+            <w:r>
+              <w:rPr>
+                <w:rFonts w:ascii="Times" w:eastAsia="Times New Roman" w:hAnsi="Times" w:cs="Times New Roman"/>
+                <w:bCs/>
+                <w:color w:val="000000" w:themeColor="text1"/>
+              </w:rPr>
+              <w:t>-A</w:t>
             </w:r>
             <w:r>
               <w:rPr>
                 <w:rFonts w:ascii="Times" w:eastAsia="Times New Roman" w:hAnsi="Times" w:cs="Times New Roman" w:hint="eastAsia"/>
-                <w:b/>
-                <w:bCs/>
-                <w:color w:val="000000" w:themeColor="text1"/>
-              </w:rPr>
-              <w:t>CCF</w:t>
-            </w:r>
-            <w:r>
-              <w:rPr>
-                <w:rFonts w:ascii="Times" w:eastAsia="Times New Roman" w:hAnsi="Times" w:cs="Times New Roman"/>
-                <w:b/>
-                <w:bCs/>
-                <w:color w:val="000000" w:themeColor="text1"/>
-              </w:rPr>
-              <w:t>-A</w:t>
-            </w:r>
-            <w:r>
-              <w:rPr>
-                <w:rFonts w:ascii="Times" w:eastAsia="Times New Roman" w:hAnsi="Times" w:cs="Times New Roman" w:hint="eastAsia"/>
-                <w:b/>
                 <w:bCs/>
                 <w:color w:val="000000" w:themeColor="text1"/>
               </w:rPr>
@@ -3331,7 +3079,7 @@
       </w:tr>
       <w:tr>
         <w:trPr>
-          <w:trHeight w:val="974"/>
+          <w:trHeight w:val="1151"/>
         </w:trPr>
         <w:tc>
           <w:tcPr>
@@ -3339,326 +3087,266 @@
           </w:tcPr>
           <w:p>
             <w:pPr>
-              <w:spacing w:before="60" w:line="276" w:lineRule="auto"/>
-              <w:rPr>
-                <w:rFonts w:ascii="Times" w:eastAsia="Times New Roman" w:hAnsi="Times" w:cs="Times New Roman"/>
-                <w:b/>
-                <w:bCs/>
-                <w:color w:val="000000" w:themeColor="text1"/>
-                <w:lang w:val="en-SG"/>
-              </w:rPr>
-            </w:pPr>
-            <w:r>
-              <w:rPr>
-                <w:rFonts w:ascii="Times" w:eastAsia="Times New Roman" w:hAnsi="Times" w:cs="Times New Roman"/>
-                <w:b/>
+              <w:snapToGrid w:val="0"/>
+              <w:spacing w:before="60"/>
+              <w:rPr>
+                <w:rFonts w:ascii="Times" w:eastAsia="Times New Roman" w:hAnsi="Times" w:cs="Times New Roman"/>
+                <w:b/>
+                <w:bCs/>
+                <w:color w:val="000000" w:themeColor="text1"/>
+              </w:rPr>
+            </w:pPr>
+            <w:r>
+              <w:rPr>
+                <w:rFonts w:ascii="Times" w:eastAsia="Times New Roman" w:hAnsi="Times" w:cs="Times New Roman"/>
+                <w:b/>
+                <w:bCs/>
+                <w:color w:val="000000" w:themeColor="text1"/>
+                <w:sz w:val="24"/>
+              </w:rPr>
+              <w:t>•</w:t>
+            </w:r>
+            <w:r>
+              <w:rPr>
+                <w:rFonts w:ascii="Times" w:eastAsia="Times New Roman" w:hAnsi="Times" w:cs="Times New Roman"/>
+                <w:b/>
+                <w:bCs/>
+                <w:color w:val="000000" w:themeColor="text1"/>
+                <w:sz w:val="20"/>
+              </w:rPr>
+              <w:t xml:space="preserve"> </w:t>
+            </w:r>
+            <w:r>
+              <w:rPr>
+                <w:rFonts w:ascii="Times" w:eastAsia="Times New Roman" w:hAnsi="Times" w:cs="Times New Roman"/>
+                <w:b/>
+                <w:bCs/>
+                <w:color w:val="000000" w:themeColor="text1"/>
+              </w:rPr>
+              <w:t xml:space="preserve">Investigating and Detecting Silent Bugs in </w:t>
+            </w:r>
+            <w:proofErr w:type="spellStart"/>
+            <w:r>
+              <w:rPr>
+                <w:rFonts w:ascii="Times" w:eastAsia="Times New Roman" w:hAnsi="Times" w:cs="Times New Roman"/>
+                <w:b/>
+                <w:bCs/>
+                <w:color w:val="000000" w:themeColor="text1"/>
+              </w:rPr>
+              <w:t>PyTorch</w:t>
+            </w:r>
+            <w:proofErr w:type="spellEnd"/>
+            <w:r>
+              <w:rPr>
+                <w:rFonts w:ascii="Times" w:eastAsia="Times New Roman" w:hAnsi="Times" w:cs="Times New Roman"/>
+                <w:b/>
+                <w:bCs/>
+                <w:color w:val="000000" w:themeColor="text1"/>
+              </w:rPr>
+              <w:t xml:space="preserve"> Programs</w:t>
+            </w:r>
+          </w:p>
+          <w:p>
+            <w:pPr>
+              <w:snapToGrid w:val="0"/>
+              <w:spacing w:before="60"/>
+              <w:rPr>
+                <w:rFonts w:ascii="Times" w:eastAsia="Times New Roman" w:hAnsi="Times" w:cs="Times New Roman"/>
+                <w:bCs/>
+                <w:i/>
+                <w:color w:val="000000" w:themeColor="text1"/>
+              </w:rPr>
+            </w:pPr>
+            <w:r>
+              <w:rPr>
+                <w:rFonts w:ascii="Times" w:eastAsia="Times New Roman" w:hAnsi="Times" w:cs="Times New Roman"/>
+                <w:bCs/>
+                <w:i/>
+                <w:color w:val="000000" w:themeColor="text1"/>
+              </w:rPr>
+              <w:t xml:space="preserve">  </w:t>
+            </w:r>
+            <w:proofErr w:type="spellStart"/>
+            <w:r>
+              <w:rPr>
+                <w:rFonts w:ascii="Times" w:eastAsia="Times New Roman" w:hAnsi="Times" w:cs="Times New Roman"/>
+                <w:bCs/>
+                <w:i/>
+                <w:color w:val="000000" w:themeColor="text1"/>
+              </w:rPr>
+              <w:t>Shuo</w:t>
+            </w:r>
+            <w:proofErr w:type="spellEnd"/>
+            <w:r>
+              <w:rPr>
+                <w:rFonts w:ascii="Times" w:eastAsia="Times New Roman" w:hAnsi="Times" w:cs="Times New Roman"/>
+                <w:bCs/>
+                <w:i/>
+                <w:color w:val="000000" w:themeColor="text1"/>
+              </w:rPr>
+              <w:t xml:space="preserve"> Hong, </w:t>
+            </w:r>
+            <w:proofErr w:type="spellStart"/>
+            <w:r>
+              <w:rPr>
+                <w:rFonts w:ascii="Times" w:eastAsia="Times New Roman" w:hAnsi="Times" w:cs="Times New Roman"/>
+                <w:bCs/>
+                <w:i/>
+                <w:color w:val="000000" w:themeColor="text1"/>
+              </w:rPr>
+              <w:t>Hailong</w:t>
+            </w:r>
+            <w:proofErr w:type="spellEnd"/>
+            <w:r>
+              <w:rPr>
+                <w:rFonts w:ascii="Times" w:eastAsia="Times New Roman" w:hAnsi="Times" w:cs="Times New Roman"/>
+                <w:bCs/>
+                <w:i/>
+                <w:color w:val="000000" w:themeColor="text1"/>
+              </w:rPr>
+              <w:t xml:space="preserve"> Sun, </w:t>
+            </w:r>
+            <w:r>
+              <w:rPr>
+                <w:rFonts w:ascii="Times" w:eastAsia="Times New Roman" w:hAnsi="Times" w:cs="Times New Roman"/>
+                <w:b/>
+                <w:bCs/>
+                <w:i/>
+                <w:color w:val="000000" w:themeColor="text1"/>
+                <w:u w:val="single"/>
+              </w:rPr>
+              <w:t>Xiang Gao</w:t>
+            </w:r>
+            <w:r>
+              <w:rPr>
+                <w:rFonts w:ascii="Times" w:eastAsia="Times New Roman" w:hAnsi="Times" w:cs="Times New Roman"/>
+                <w:b/>
+                <w:bCs/>
+                <w:i/>
+                <w:color w:val="000000" w:themeColor="text1"/>
+                <w:u w:val="single"/>
+                <w:vertAlign w:val="superscript"/>
+              </w:rPr>
+              <w:t>#</w:t>
+            </w:r>
+            <w:r>
+              <w:rPr>
+                <w:rFonts w:ascii="Times" w:eastAsia="Times New Roman" w:hAnsi="Times" w:cs="Times New Roman"/>
+                <w:b/>
+                <w:bCs/>
+                <w:i/>
+                <w:color w:val="000000" w:themeColor="text1"/>
+                <w:u w:val="single"/>
+              </w:rPr>
+              <w:t>,</w:t>
+            </w:r>
+            <w:r>
+              <w:rPr>
+                <w:rFonts w:ascii="Times" w:eastAsia="Times New Roman" w:hAnsi="Times" w:cs="Times New Roman"/>
+                <w:bCs/>
+                <w:i/>
+                <w:color w:val="000000" w:themeColor="text1"/>
+              </w:rPr>
+              <w:t xml:space="preserve"> Shin </w:t>
+            </w:r>
+            <w:proofErr w:type="spellStart"/>
+            <w:r>
+              <w:rPr>
+                <w:rFonts w:ascii="Times" w:eastAsia="Times New Roman" w:hAnsi="Times" w:cs="Times New Roman"/>
+                <w:bCs/>
+                <w:i/>
+                <w:color w:val="000000" w:themeColor="text1"/>
+              </w:rPr>
+              <w:t>Hwei</w:t>
+            </w:r>
+            <w:proofErr w:type="spellEnd"/>
+            <w:r>
+              <w:rPr>
+                <w:rFonts w:ascii="Times" w:eastAsia="Times New Roman" w:hAnsi="Times" w:cs="Times New Roman"/>
+                <w:bCs/>
+                <w:i/>
+                <w:color w:val="000000" w:themeColor="text1"/>
+              </w:rPr>
+              <w:t xml:space="preserve"> Tan</w:t>
+            </w:r>
+          </w:p>
+          <w:p>
+            <w:pPr>
+              <w:snapToGrid w:val="0"/>
+              <w:spacing w:before="60"/>
+              <w:rPr>
+                <w:rFonts w:ascii="Times" w:eastAsia="Times New Roman" w:hAnsi="Times" w:cs="Times New Roman"/>
+                <w:color w:val="000000" w:themeColor="text1"/>
+              </w:rPr>
+            </w:pPr>
+            <w:r>
+              <w:rPr>
+                <w:rFonts w:ascii="Times" w:eastAsia="Times New Roman" w:hAnsi="Times" w:cs="Times New Roman"/>
+                <w:color w:val="000000" w:themeColor="text1"/>
+              </w:rPr>
+              <w:t xml:space="preserve">  </w:t>
+            </w:r>
+            <w:r>
+              <w:rPr>
+                <w:rFonts w:ascii="Times" w:eastAsia="Times New Roman" w:hAnsi="Times" w:cs="Times New Roman"/>
+                <w:color w:val="000000" w:themeColor="text1"/>
+              </w:rPr>
+              <w:t>International Conference on Software Analysi</w:t>
+            </w:r>
+            <w:r>
+              <w:rPr>
+                <w:rFonts w:ascii="Times" w:eastAsia="Times New Roman" w:hAnsi="Times" w:cs="Times New Roman"/>
+                <w:color w:val="000000" w:themeColor="text1"/>
+              </w:rPr>
+              <w:t>s, Evolution and Reengineering,</w:t>
+            </w:r>
+            <w:r>
+              <w:rPr>
+                <w:rFonts w:ascii="Times" w:eastAsia="Times New Roman" w:hAnsi="Times" w:cs="Times New Roman"/>
+                <w:color w:val="000000" w:themeColor="text1"/>
+              </w:rPr>
+              <w:t xml:space="preserve"> 2024</w:t>
+            </w:r>
+            <w:r>
+              <w:rPr>
+                <w:rFonts w:ascii="Times" w:eastAsia="Times New Roman" w:hAnsi="Times" w:cs="Times New Roman"/>
+                <w:color w:val="000000" w:themeColor="text1"/>
+              </w:rPr>
+              <w:t xml:space="preserve">  </w:t>
+            </w:r>
+            <w:r>
+              <w:rPr>
+                <w:rFonts w:ascii="Times" w:eastAsia="Times New Roman" w:hAnsi="Times" w:cs="Times New Roman"/>
+                <w:color w:val="000000" w:themeColor="text1"/>
+              </w:rPr>
+              <w:t xml:space="preserve">   </w:t>
+            </w:r>
+          </w:p>
+          <w:p>
+            <w:pPr>
+              <w:snapToGrid w:val="0"/>
+              <w:spacing w:before="60"/>
+              <w:rPr>
+                <w:rFonts w:ascii="Times" w:eastAsia="Times New Roman" w:hAnsi="Times" w:cs="Times New Roman"/>
+                <w:b/>
+                <w:i/>
                 <w:iCs/>
                 <w:color w:val="000000" w:themeColor="text1"/>
               </w:rPr>
-              <w:t xml:space="preserve">• </w:t>
-            </w:r>
-            <w:proofErr w:type="spellStart"/>
-            <w:r>
-              <w:rPr>
-                <w:rFonts w:ascii="Times" w:eastAsia="Times New Roman" w:hAnsi="Times" w:cs="Times New Roman"/>
-                <w:b/>
-                <w:iCs/>
-                <w:color w:val="000000" w:themeColor="text1"/>
-              </w:rPr>
-              <w:t>APIFix</w:t>
-            </w:r>
-            <w:proofErr w:type="spellEnd"/>
-            <w:r>
-              <w:rPr>
-                <w:rFonts w:ascii="Times" w:eastAsia="Times New Roman" w:hAnsi="Times" w:cs="Times New Roman"/>
-                <w:b/>
-                <w:iCs/>
-                <w:color w:val="000000" w:themeColor="text1"/>
-              </w:rPr>
-              <w:t xml:space="preserve">: </w:t>
-            </w:r>
-            <w:r>
-              <w:rPr>
-                <w:rFonts w:ascii="Times" w:eastAsia="Times New Roman" w:hAnsi="Times" w:cs="Times New Roman"/>
-                <w:b/>
-                <w:bCs/>
-                <w:color w:val="000000" w:themeColor="text1"/>
-                <w:lang w:val="en-SG"/>
-              </w:rPr>
-              <w:t>Output-Oriented Program Synthesis for Combating Breaking Changes in Lib</w:t>
-            </w:r>
-            <w:r>
-              <w:rPr>
-                <w:rFonts w:ascii="Times" w:eastAsia="Times New Roman" w:hAnsi="Times" w:cs="Times New Roman"/>
-                <w:b/>
-                <w:bCs/>
-                <w:color w:val="000000" w:themeColor="text1"/>
-                <w:lang w:val="en-SG"/>
-              </w:rPr>
-              <w:t>.</w:t>
-            </w:r>
-          </w:p>
-          <w:p>
-            <w:pPr>
-              <w:spacing w:before="60" w:line="276" w:lineRule="auto"/>
-              <w:rPr>
-                <w:rFonts w:ascii="Times" w:eastAsia="Times New Roman" w:hAnsi="Times" w:cs="Times New Roman"/>
-                <w:i/>
-                <w:iCs/>
-                <w:color w:val="000000" w:themeColor="text1"/>
-                <w:lang w:val="en-SG"/>
-              </w:rPr>
-            </w:pPr>
-            <w:r>
-              <w:rPr>
-                <w:rFonts w:ascii="Times" w:eastAsia="Times New Roman" w:hAnsi="Times" w:cs="Times New Roman"/>
-                <w:color w:val="000000" w:themeColor="text1"/>
-              </w:rPr>
-              <w:t xml:space="preserve">   </w:t>
-            </w:r>
-            <w:r>
-              <w:rPr>
-                <w:rFonts w:ascii="Times" w:eastAsia="Times New Roman" w:hAnsi="Times" w:cs="Times New Roman"/>
-                <w:b/>
-                <w:bCs/>
-                <w:i/>
-                <w:iCs/>
-                <w:color w:val="000000" w:themeColor="text1"/>
-                <w:u w:val="single"/>
-                <w:lang w:val="en-SG"/>
-              </w:rPr>
-              <w:t>X</w:t>
-            </w:r>
-            <w:r>
-              <w:rPr>
-                <w:rFonts w:ascii="Times" w:eastAsia="Times New Roman" w:hAnsi="Times" w:cs="Times New Roman"/>
-                <w:b/>
-                <w:bCs/>
-                <w:i/>
-                <w:iCs/>
-                <w:color w:val="000000" w:themeColor="text1"/>
-                <w:u w:val="single"/>
-                <w:lang w:val="en-SG"/>
-              </w:rPr>
-              <w:t>.</w:t>
-            </w:r>
-            <w:r>
-              <w:rPr>
-                <w:rFonts w:ascii="Times" w:eastAsia="Times New Roman" w:hAnsi="Times" w:cs="Times New Roman"/>
-                <w:b/>
-                <w:bCs/>
-                <w:i/>
-                <w:iCs/>
-                <w:color w:val="000000" w:themeColor="text1"/>
-                <w:u w:val="single"/>
-                <w:lang w:val="en-SG"/>
-              </w:rPr>
-              <w:t xml:space="preserve"> Gao</w:t>
-            </w:r>
-            <w:r>
-              <w:rPr>
-                <w:rFonts w:ascii="Times" w:eastAsia="Times New Roman" w:hAnsi="Times" w:cs="Times New Roman"/>
-                <w:i/>
-                <w:iCs/>
-                <w:color w:val="000000" w:themeColor="text1"/>
-                <w:lang w:val="en-SG"/>
-              </w:rPr>
-              <w:t>, A</w:t>
-            </w:r>
-            <w:r>
-              <w:rPr>
-                <w:rFonts w:ascii="Times" w:eastAsia="Times New Roman" w:hAnsi="Times" w:cs="Times New Roman"/>
-                <w:i/>
-                <w:iCs/>
-                <w:color w:val="000000" w:themeColor="text1"/>
-                <w:lang w:val="en-SG"/>
-              </w:rPr>
-              <w:t>.</w:t>
-            </w:r>
-            <w:r>
-              <w:rPr>
-                <w:rFonts w:ascii="Times" w:eastAsia="Times New Roman" w:hAnsi="Times" w:cs="Times New Roman"/>
-                <w:i/>
-                <w:iCs/>
-                <w:color w:val="000000" w:themeColor="text1"/>
-                <w:lang w:val="en-SG"/>
-              </w:rPr>
-              <w:t xml:space="preserve"> Radhakrishna, </w:t>
-            </w:r>
-            <w:r>
-              <w:rPr>
-                <w:rFonts w:ascii="Times" w:eastAsia="Times New Roman" w:hAnsi="Times" w:cs="Times New Roman"/>
-                <w:i/>
-                <w:iCs/>
-                <w:color w:val="000000" w:themeColor="text1"/>
-                <w:lang w:val="en-SG"/>
-              </w:rPr>
-              <w:t xml:space="preserve">G. </w:t>
-            </w:r>
-            <w:r>
-              <w:rPr>
-                <w:rFonts w:ascii="Times" w:eastAsia="Times New Roman" w:hAnsi="Times" w:cs="Times New Roman"/>
-                <w:i/>
-                <w:iCs/>
-                <w:color w:val="000000" w:themeColor="text1"/>
-                <w:lang w:val="en-SG"/>
-              </w:rPr>
-              <w:t xml:space="preserve"> Soares, </w:t>
-            </w:r>
-            <w:r>
-              <w:rPr>
-                <w:rFonts w:ascii="Times" w:eastAsia="Times New Roman" w:hAnsi="Times" w:cs="Times New Roman"/>
-                <w:i/>
-                <w:iCs/>
-                <w:color w:val="000000" w:themeColor="text1"/>
-                <w:lang w:val="en-SG"/>
-              </w:rPr>
-              <w:t>R.</w:t>
-            </w:r>
-            <w:r>
-              <w:rPr>
-                <w:rFonts w:ascii="Times" w:eastAsia="Times New Roman" w:hAnsi="Times" w:cs="Times New Roman"/>
-                <w:i/>
-                <w:iCs/>
-                <w:color w:val="000000" w:themeColor="text1"/>
-                <w:lang w:val="en-SG"/>
-              </w:rPr>
-              <w:t xml:space="preserve"> </w:t>
-            </w:r>
-            <w:proofErr w:type="spellStart"/>
-            <w:r>
-              <w:rPr>
-                <w:rFonts w:ascii="Times" w:eastAsia="Times New Roman" w:hAnsi="Times" w:cs="Times New Roman"/>
-                <w:i/>
-                <w:iCs/>
-                <w:color w:val="000000" w:themeColor="text1"/>
-                <w:lang w:val="en-SG"/>
-              </w:rPr>
-              <w:t>Shariffdeen</w:t>
-            </w:r>
-            <w:proofErr w:type="spellEnd"/>
-            <w:r>
-              <w:rPr>
-                <w:rFonts w:ascii="Times" w:eastAsia="Times New Roman" w:hAnsi="Times" w:cs="Times New Roman"/>
-                <w:i/>
-                <w:iCs/>
-                <w:color w:val="000000" w:themeColor="text1"/>
-                <w:lang w:val="en-SG"/>
-              </w:rPr>
-              <w:t xml:space="preserve">, </w:t>
-            </w:r>
-            <w:r>
-              <w:rPr>
-                <w:rFonts w:ascii="Times" w:eastAsia="Times New Roman" w:hAnsi="Times" w:cs="Times New Roman"/>
-                <w:i/>
-                <w:iCs/>
-                <w:color w:val="000000" w:themeColor="text1"/>
-                <w:lang w:val="en-SG"/>
-              </w:rPr>
-              <w:t>S.</w:t>
-            </w:r>
-            <w:r>
-              <w:rPr>
-                <w:rFonts w:ascii="Times" w:eastAsia="Times New Roman" w:hAnsi="Times" w:cs="Times New Roman"/>
-                <w:i/>
-                <w:iCs/>
-                <w:color w:val="000000" w:themeColor="text1"/>
-                <w:lang w:val="en-SG"/>
-              </w:rPr>
-              <w:t xml:space="preserve"> </w:t>
-            </w:r>
-            <w:proofErr w:type="spellStart"/>
-            <w:r>
-              <w:rPr>
-                <w:rFonts w:ascii="Times" w:eastAsia="Times New Roman" w:hAnsi="Times" w:cs="Times New Roman"/>
-                <w:i/>
-                <w:iCs/>
-                <w:color w:val="000000" w:themeColor="text1"/>
-                <w:lang w:val="en-SG"/>
-              </w:rPr>
-              <w:t>Gulwani</w:t>
-            </w:r>
-            <w:proofErr w:type="spellEnd"/>
-            <w:r>
-              <w:rPr>
-                <w:rFonts w:ascii="Times" w:eastAsia="Times New Roman" w:hAnsi="Times" w:cs="Times New Roman"/>
-                <w:i/>
-                <w:iCs/>
-                <w:color w:val="000000" w:themeColor="text1"/>
-                <w:lang w:val="en-SG"/>
-              </w:rPr>
-              <w:t xml:space="preserve">, </w:t>
-            </w:r>
-            <w:r>
-              <w:rPr>
-                <w:rFonts w:ascii="Times" w:eastAsia="Times New Roman" w:hAnsi="Times" w:cs="Times New Roman"/>
-                <w:i/>
-                <w:iCs/>
-                <w:color w:val="000000" w:themeColor="text1"/>
-                <w:lang w:val="en-SG"/>
-              </w:rPr>
-              <w:t>A.</w:t>
-            </w:r>
-            <w:r>
-              <w:rPr>
-                <w:rFonts w:ascii="Times" w:eastAsia="Times New Roman" w:hAnsi="Times" w:cs="Times New Roman"/>
-                <w:i/>
-                <w:iCs/>
-                <w:color w:val="000000" w:themeColor="text1"/>
-                <w:lang w:val="en-SG"/>
-              </w:rPr>
-              <w:t xml:space="preserve"> </w:t>
-            </w:r>
-            <w:proofErr w:type="spellStart"/>
-            <w:r>
-              <w:rPr>
-                <w:rFonts w:ascii="Times" w:eastAsia="Times New Roman" w:hAnsi="Times" w:cs="Times New Roman"/>
-                <w:i/>
-                <w:iCs/>
-                <w:color w:val="000000" w:themeColor="text1"/>
-                <w:lang w:val="en-SG"/>
-              </w:rPr>
-              <w:t>Roychoudhury</w:t>
-            </w:r>
-            <w:proofErr w:type="spellEnd"/>
-          </w:p>
-          <w:p>
-            <w:pPr>
-              <w:pStyle w:val="Heading4"/>
-              <w:spacing w:before="0" w:after="120" w:line="360" w:lineRule="atLeast"/>
-              <w:outlineLvl w:val="3"/>
-              <w:rPr>
-                <w:rFonts w:ascii="Times" w:eastAsia="Times New Roman" w:hAnsi="Times" w:cs="Times New Roman"/>
-                <w:b/>
-                <w:i w:val="0"/>
-                <w:iCs/>
-                <w:color w:val="000000" w:themeColor="text1"/>
-              </w:rPr>
-            </w:pPr>
-            <w:r>
-              <w:rPr>
-                <w:rFonts w:ascii="Times" w:eastAsia="Times New Roman" w:hAnsi="Times" w:cs="Times New Roman"/>
-                <w:color w:val="000000" w:themeColor="text1"/>
-              </w:rPr>
-              <w:t xml:space="preserve">   </w:t>
-            </w:r>
-            <w:r>
-              <w:rPr>
-                <w:rFonts w:ascii="Times" w:eastAsia="Times New Roman" w:hAnsi="Times" w:cs="Times New Roman"/>
-                <w:i w:val="0"/>
-                <w:iCs/>
-                <w:color w:val="000000" w:themeColor="text1"/>
-              </w:rPr>
-              <w:t>Object-Oriented Programming, Systems, Languages, and Applications, 202</w:t>
-            </w:r>
-            <w:r>
-              <w:rPr>
-                <w:rFonts w:ascii="Times" w:eastAsia="Times New Roman" w:hAnsi="Times" w:cs="Times New Roman"/>
-                <w:i w:val="0"/>
-                <w:iCs/>
-                <w:color w:val="000000" w:themeColor="text1"/>
-              </w:rPr>
-              <w:t>1</w:t>
+            </w:pPr>
+            <w:r>
+              <w:rPr>
+                <w:rFonts w:ascii="Times" w:eastAsia="Times New Roman" w:hAnsi="Times" w:cs="Times New Roman"/>
+                <w:color w:val="000000" w:themeColor="text1"/>
+              </w:rPr>
+              <w:t xml:space="preserve">  </w:t>
+            </w:r>
+            <w:r>
+              <w:rPr>
+                <w:rFonts w:ascii="Times" w:eastAsia="Times New Roman" w:hAnsi="Times" w:cs="Times New Roman"/>
+                <w:color w:val="FF0000"/>
+              </w:rPr>
+              <w:t>IEEE TCSE Distinguished Paper Award</w:t>
             </w:r>
           </w:p>
         </w:tc>
@@ -3672,28 +3360,33 @@
               <w:jc w:val="right"/>
               <w:rPr>
                 <w:rFonts w:ascii="Times" w:eastAsia="Times New Roman" w:hAnsi="Times" w:cs="Times New Roman"/>
-                <w:b/>
-                <w:bCs/>
-                <w:color w:val="000000" w:themeColor="text1"/>
-              </w:rPr>
-            </w:pPr>
-            <w:r>
-              <w:rPr>
-                <w:rFonts w:ascii="Times" w:eastAsia="Times New Roman" w:hAnsi="Times" w:cs="Times New Roman"/>
-                <w:b/>
-                <w:bCs/>
-                <w:color w:val="000000" w:themeColor="text1"/>
-              </w:rPr>
-              <w:t>OOPSLA’2</w:t>
-            </w:r>
-            <w:r>
-              <w:rPr>
-                <w:rFonts w:ascii="Times" w:eastAsia="Times New Roman" w:hAnsi="Times" w:cs="Times New Roman"/>
-                <w:b/>
-                <w:bCs/>
-                <w:color w:val="000000" w:themeColor="text1"/>
-              </w:rPr>
-              <w:t>1</w:t>
+                <w:bCs/>
+                <w:color w:val="000000" w:themeColor="text1"/>
+              </w:rPr>
+            </w:pPr>
+            <w:r>
+              <w:rPr>
+                <w:rFonts w:ascii="Times" w:eastAsia="Times New Roman" w:hAnsi="Times" w:cs="Times New Roman"/>
+                <w:bCs/>
+                <w:color w:val="000000" w:themeColor="text1"/>
+              </w:rPr>
+              <w:t>SANER</w:t>
+            </w:r>
+            <w:r>
+              <w:rPr>
+                <w:rFonts w:ascii="Times" w:eastAsia="Times New Roman" w:hAnsi="Times" w:cs="Times New Roman"/>
+                <w:bCs/>
+                <w:color w:val="000000" w:themeColor="text1"/>
+              </w:rPr>
+              <w:t>’2</w:t>
+            </w:r>
+            <w:r>
+              <w:rPr>
+                <w:rFonts w:ascii="Times" w:eastAsia="Times New Roman" w:hAnsi="Times" w:cs="Times New Roman"/>
+                <w:bCs/>
+                <w:color w:val="000000" w:themeColor="text1"/>
+              </w:rPr>
+              <w:t>4</w:t>
             </w:r>
           </w:p>
           <w:p>
@@ -3702,7 +3395,6 @@
               <w:jc w:val="right"/>
               <w:rPr>
                 <w:rFonts w:ascii="Times" w:eastAsia="Times New Roman" w:hAnsi="Times" w:cs="Times New Roman"/>
-                <w:b/>
                 <w:bCs/>
                 <w:color w:val="000000" w:themeColor="text1"/>
               </w:rPr>
@@ -3710,34 +3402,22 @@
             <w:r>
               <w:rPr>
                 <w:rFonts w:ascii="Times" w:eastAsia="Times New Roman" w:hAnsi="Times" w:cs="Times New Roman" w:hint="eastAsia"/>
-                <w:b/>
-                <w:bCs/>
-                <w:color w:val="000000" w:themeColor="text1"/>
-              </w:rPr>
-              <w:t>(</w:t>
+                <w:bCs/>
+                <w:color w:val="000000" w:themeColor="text1"/>
+              </w:rPr>
+              <w:t>(CCF</w:t>
+            </w:r>
+            <w:r>
+              <w:rPr>
+                <w:rFonts w:ascii="Times" w:eastAsia="Times New Roman" w:hAnsi="Times" w:cs="Times New Roman"/>
+                <w:bCs/>
+                <w:color w:val="000000" w:themeColor="text1"/>
+              </w:rPr>
+              <w:t>-A</w:t>
             </w:r>
             <w:r>
               <w:rPr>
                 <w:rFonts w:ascii="Times" w:eastAsia="Times New Roman" w:hAnsi="Times" w:cs="Times New Roman" w:hint="eastAsia"/>
-                <w:b/>
-                <w:bCs/>
-                <w:color w:val="000000" w:themeColor="text1"/>
-              </w:rPr>
-              <w:t>CCF</w:t>
-            </w:r>
-            <w:r>
-              <w:rPr>
-                <w:rFonts w:ascii="Times" w:eastAsia="Times New Roman" w:hAnsi="Times" w:cs="Times New Roman"/>
-                <w:b/>
-                <w:bCs/>
-                <w:color w:val="000000" w:themeColor="text1"/>
-              </w:rPr>
-              <w:t>-A</w:t>
-            </w:r>
-            <w:r>
-              <w:rPr>
-                <w:rFonts w:ascii="Times" w:eastAsia="Times New Roman" w:hAnsi="Times" w:cs="Times New Roman" w:hint="eastAsia"/>
-                <w:b/>
                 <w:bCs/>
                 <w:color w:val="000000" w:themeColor="text1"/>
               </w:rPr>
@@ -3748,7 +3428,7 @@
       </w:tr>
       <w:tr>
         <w:trPr>
-          <w:trHeight w:val="1266"/>
+          <w:trHeight w:val="730"/>
         </w:trPr>
         <w:tc>
           <w:tcPr>
@@ -3756,31 +3436,32 @@
           </w:tcPr>
           <w:p>
             <w:pPr>
-              <w:pStyle w:val="Heading4"/>
-              <w:spacing w:before="0" w:after="120" w:line="360" w:lineRule="atLeast"/>
-              <w:outlineLvl w:val="3"/>
-              <w:rPr>
-                <w:rFonts w:ascii="Times" w:eastAsia="Times New Roman" w:hAnsi="Times" w:cs="Times New Roman"/>
-                <w:i w:val="0"/>
-                <w:iCs/>
-                <w:color w:val="000000" w:themeColor="text1"/>
-              </w:rPr>
-            </w:pPr>
-            <w:r>
-              <w:rPr>
-                <w:rFonts w:ascii="Times" w:eastAsia="Times New Roman" w:hAnsi="Times" w:cs="Times New Roman"/>
-                <w:b/>
-                <w:i w:val="0"/>
-                <w:color w:val="000000" w:themeColor="text1"/>
+              <w:snapToGrid w:val="0"/>
+              <w:spacing w:before="60"/>
+              <w:rPr>
+                <w:rFonts w:ascii="Times" w:eastAsia="Times New Roman" w:hAnsi="Times" w:cs="Times New Roman"/>
+                <w:bCs/>
+                <w:i/>
+                <w:color w:val="000000" w:themeColor="text1"/>
+              </w:rPr>
+            </w:pPr>
+            <w:r>
+              <w:rPr>
+                <w:rFonts w:ascii="Times" w:eastAsia="Times New Roman" w:hAnsi="Times" w:cs="Times New Roman"/>
+                <w:bCs/>
+                <w:i/>
+                <w:color w:val="000000" w:themeColor="text1"/>
+                <w:sz w:val="24"/>
               </w:rPr>
               <w:t>•</w:t>
             </w:r>
             <w:r>
               <w:rPr>
                 <w:rFonts w:ascii="Times" w:eastAsia="Times New Roman" w:hAnsi="Times" w:cs="Times New Roman"/>
-                <w:b/>
-                <w:i w:val="0"/>
-                <w:color w:val="000000" w:themeColor="text1"/>
+                <w:bCs/>
+                <w:i/>
+                <w:color w:val="000000" w:themeColor="text1"/>
+                <w:sz w:val="20"/>
               </w:rPr>
               <w:t xml:space="preserve"> </w:t>
             </w:r>
@@ -3789,251 +3470,143 @@
                 <w:rFonts w:ascii="Times" w:eastAsia="Times New Roman" w:hAnsi="Times" w:cs="Times New Roman"/>
                 <w:b/>
                 <w:bCs/>
-                <w:i w:val="0"/>
-                <w:color w:val="000000" w:themeColor="text1"/>
-              </w:rPr>
-              <w:t>Automated Patch Backporting in Linux (Experience Paper</w:t>
-            </w:r>
-            <w:r>
-              <w:rPr>
-                <w:rFonts w:ascii="Times" w:hAnsi="Times"/>
-                <w:b/>
-                <w:bCs/>
-                <w:i w:val="0"/>
-                <w:color w:val="000000" w:themeColor="text1"/>
-              </w:rPr>
-              <w:t>)</w:t>
-            </w:r>
-            <w:r>
-              <w:rPr>
-                <w:rFonts w:ascii="Times" w:eastAsia="Times New Roman" w:hAnsi="Times" w:cs="Times New Roman"/>
-                <w:b/>
-                <w:bCs/>
-                <w:i w:val="0"/>
-                <w:color w:val="000000" w:themeColor="text1"/>
-              </w:rPr>
-              <w:br/>
-            </w:r>
-            <w:r>
-              <w:rPr>
-                <w:rFonts w:ascii="Times" w:eastAsia="Times New Roman" w:hAnsi="Times" w:cs="Times New Roman"/>
-                <w:bCs/>
-                <w:iCs/>
-                <w:color w:val="000000" w:themeColor="text1"/>
-              </w:rPr>
-              <w:t xml:space="preserve">   </w:t>
-            </w:r>
-            <w:r>
-              <w:rPr>
-                <w:rFonts w:ascii="Times" w:eastAsia="Times New Roman" w:hAnsi="Times" w:cs="Times New Roman"/>
-                <w:bCs/>
-                <w:color w:val="000000" w:themeColor="text1"/>
-              </w:rPr>
-              <w:t>R</w:t>
-            </w:r>
-            <w:r>
-              <w:rPr>
-                <w:rFonts w:ascii="Times" w:eastAsia="Times New Roman" w:hAnsi="Times" w:cs="Times New Roman"/>
-                <w:bCs/>
-                <w:color w:val="000000" w:themeColor="text1"/>
-              </w:rPr>
-              <w:t>.</w:t>
-            </w:r>
-            <w:r>
-              <w:rPr>
-                <w:rFonts w:ascii="Times" w:eastAsia="Times New Roman" w:hAnsi="Times" w:cs="Times New Roman"/>
-                <w:bCs/>
-                <w:color w:val="000000" w:themeColor="text1"/>
-              </w:rPr>
-              <w:t xml:space="preserve"> </w:t>
+                <w:color w:val="000000" w:themeColor="text1"/>
+              </w:rPr>
+              <w:t>Automated Fixing of Web UI Tests via Iterative Element Matching</w:t>
+            </w:r>
+          </w:p>
+          <w:p>
+            <w:pPr>
+              <w:snapToGrid w:val="0"/>
+              <w:spacing w:before="60"/>
+              <w:rPr>
+                <w:rFonts w:ascii="Times" w:eastAsia="Times New Roman" w:hAnsi="Times" w:cs="Times New Roman"/>
+                <w:bCs/>
+                <w:i/>
+                <w:color w:val="000000" w:themeColor="text1"/>
+              </w:rPr>
+            </w:pPr>
+            <w:r>
+              <w:rPr>
+                <w:rFonts w:ascii="Times" w:eastAsia="Times New Roman" w:hAnsi="Times" w:cs="Times New Roman"/>
+                <w:bCs/>
+                <w:i/>
+                <w:color w:val="000000" w:themeColor="text1"/>
+              </w:rPr>
+              <w:t xml:space="preserve">  </w:t>
             </w:r>
             <w:proofErr w:type="spellStart"/>
             <w:r>
               <w:rPr>
                 <w:rFonts w:ascii="Times" w:eastAsia="Times New Roman" w:hAnsi="Times" w:cs="Times New Roman"/>
                 <w:bCs/>
-                <w:color w:val="000000" w:themeColor="text1"/>
-              </w:rPr>
-              <w:t>Shariffdeen</w:t>
+                <w:i/>
+                <w:color w:val="000000" w:themeColor="text1"/>
+              </w:rPr>
+              <w:t>Y</w:t>
+            </w:r>
+            <w:r>
+              <w:rPr>
+                <w:rFonts w:ascii="Times" w:eastAsia="Times New Roman" w:hAnsi="Times" w:cs="Times New Roman"/>
+                <w:bCs/>
+                <w:i/>
+                <w:color w:val="000000" w:themeColor="text1"/>
+              </w:rPr>
+              <w:t>uanzhang</w:t>
             </w:r>
             <w:proofErr w:type="spellEnd"/>
             <w:r>
               <w:rPr>
                 <w:rFonts w:ascii="Times" w:eastAsia="Times New Roman" w:hAnsi="Times" w:cs="Times New Roman"/>
                 <w:bCs/>
-                <w:color w:val="000000" w:themeColor="text1"/>
-              </w:rPr>
-              <w:t xml:space="preserve">*, </w:t>
-            </w:r>
-            <w:r>
-              <w:rPr>
-                <w:rFonts w:ascii="Times" w:eastAsia="Times New Roman" w:hAnsi="Times" w:cs="Times New Roman"/>
-                <w:b/>
+                <w:i/>
+                <w:color w:val="000000" w:themeColor="text1"/>
+              </w:rPr>
+              <w:t xml:space="preserve"> Lin, </w:t>
+            </w:r>
+            <w:proofErr w:type="spellStart"/>
+            <w:r>
+              <w:rPr>
+                <w:rFonts w:ascii="Times" w:eastAsia="Times New Roman" w:hAnsi="Times" w:cs="Times New Roman"/>
+                <w:bCs/>
+                <w:i/>
+                <w:color w:val="000000" w:themeColor="text1"/>
+              </w:rPr>
+              <w:t>Guoyao</w:t>
+            </w:r>
+            <w:proofErr w:type="spellEnd"/>
+            <w:r>
+              <w:rPr>
+                <w:rFonts w:ascii="Times" w:eastAsia="Times New Roman" w:hAnsi="Times" w:cs="Times New Roman"/>
+                <w:bCs/>
+                <w:i/>
+                <w:color w:val="000000" w:themeColor="text1"/>
+              </w:rPr>
+              <w:t xml:space="preserve"> Wen, </w:t>
+            </w:r>
+            <w:r>
+              <w:rPr>
+                <w:rFonts w:ascii="Times" w:eastAsia="Times New Roman" w:hAnsi="Times" w:cs="Times New Roman"/>
+                <w:b/>
+                <w:bCs/>
+                <w:i/>
                 <w:color w:val="000000" w:themeColor="text1"/>
                 <w:u w:val="single"/>
               </w:rPr>
-              <w:t>X. Gao</w:t>
-            </w:r>
-            <w:r>
-              <w:rPr>
-                <w:rFonts w:ascii="Times" w:eastAsia="Times New Roman" w:hAnsi="Times" w:cs="Times New Roman"/>
-                <w:bCs/>
-                <w:color w:val="000000" w:themeColor="text1"/>
-              </w:rPr>
-              <w:t>*, G</w:t>
-            </w:r>
-            <w:r>
-              <w:rPr>
-                <w:rFonts w:ascii="Times" w:eastAsia="Times New Roman" w:hAnsi="Times" w:cs="Times New Roman"/>
-                <w:bCs/>
-                <w:color w:val="000000" w:themeColor="text1"/>
-              </w:rPr>
-              <w:t>.</w:t>
-            </w:r>
-            <w:r>
-              <w:rPr>
-                <w:rFonts w:ascii="Times" w:eastAsia="Times New Roman" w:hAnsi="Times" w:cs="Times New Roman"/>
-                <w:bCs/>
-                <w:color w:val="000000" w:themeColor="text1"/>
-              </w:rPr>
-              <w:t xml:space="preserve"> J. Duck, </w:t>
-            </w:r>
-            <w:r>
-              <w:rPr>
-                <w:rFonts w:ascii="Times" w:eastAsia="Times New Roman" w:hAnsi="Times" w:cs="Times New Roman"/>
-                <w:bCs/>
-                <w:color w:val="000000" w:themeColor="text1"/>
-              </w:rPr>
-              <w:t>S.</w:t>
-            </w:r>
-            <w:r>
-              <w:rPr>
-                <w:rFonts w:ascii="Times" w:eastAsia="Times New Roman" w:hAnsi="Times" w:cs="Times New Roman"/>
-                <w:bCs/>
-                <w:color w:val="000000" w:themeColor="text1"/>
-              </w:rPr>
-              <w:t xml:space="preserve"> Tan, J</w:t>
-            </w:r>
-            <w:r>
-              <w:rPr>
-                <w:rFonts w:ascii="Times" w:eastAsia="Times New Roman" w:hAnsi="Times" w:cs="Times New Roman"/>
-                <w:bCs/>
-                <w:color w:val="000000" w:themeColor="text1"/>
-              </w:rPr>
-              <w:t>.</w:t>
-            </w:r>
-            <w:r>
-              <w:rPr>
-                <w:rFonts w:ascii="Times" w:eastAsia="Times New Roman" w:hAnsi="Times" w:cs="Times New Roman"/>
-                <w:bCs/>
-                <w:color w:val="000000" w:themeColor="text1"/>
-              </w:rPr>
-              <w:t xml:space="preserve"> </w:t>
-            </w:r>
-            <w:proofErr w:type="spellStart"/>
-            <w:r>
-              <w:rPr>
-                <w:rFonts w:ascii="Times" w:eastAsia="Times New Roman" w:hAnsi="Times" w:cs="Times New Roman"/>
-                <w:bCs/>
-                <w:color w:val="000000" w:themeColor="text1"/>
-              </w:rPr>
-              <w:t>Lawall</w:t>
-            </w:r>
-            <w:proofErr w:type="spellEnd"/>
-            <w:r>
-              <w:rPr>
-                <w:rFonts w:ascii="Times" w:eastAsia="Times New Roman" w:hAnsi="Times" w:cs="Times New Roman"/>
-                <w:bCs/>
-                <w:color w:val="000000" w:themeColor="text1"/>
-              </w:rPr>
-              <w:t>, A</w:t>
-            </w:r>
-            <w:r>
-              <w:rPr>
-                <w:rFonts w:ascii="Times" w:eastAsia="Times New Roman" w:hAnsi="Times" w:cs="Times New Roman"/>
-                <w:bCs/>
-                <w:color w:val="000000" w:themeColor="text1"/>
-              </w:rPr>
-              <w:t>.</w:t>
-            </w:r>
-            <w:r>
-              <w:rPr>
-                <w:rFonts w:ascii="Times" w:eastAsia="Times New Roman" w:hAnsi="Times" w:cs="Times New Roman"/>
-                <w:bCs/>
-                <w:color w:val="000000" w:themeColor="text1"/>
-              </w:rPr>
-              <w:t xml:space="preserve"> </w:t>
-            </w:r>
-            <w:proofErr w:type="spellStart"/>
-            <w:r>
-              <w:rPr>
-                <w:rFonts w:ascii="Times" w:eastAsia="Times New Roman" w:hAnsi="Times" w:cs="Times New Roman"/>
-                <w:bCs/>
-                <w:color w:val="000000" w:themeColor="text1"/>
-              </w:rPr>
-              <w:t>Roychoudhury</w:t>
-            </w:r>
-            <w:proofErr w:type="spellEnd"/>
-            <w:r>
-              <w:rPr>
-                <w:rFonts w:ascii="Times" w:eastAsia="Times New Roman" w:hAnsi="Times" w:cs="Times New Roman"/>
-                <w:bCs/>
-                <w:color w:val="000000" w:themeColor="text1"/>
-              </w:rPr>
-              <w:t xml:space="preserve"> (*co-first author)</w:t>
-            </w:r>
-            <w:r>
-              <w:rPr>
-                <w:rFonts w:ascii="Times" w:eastAsia="Times New Roman" w:hAnsi="Times" w:cs="Times New Roman"/>
-                <w:b/>
-                <w:iCs/>
-                <w:color w:val="000000" w:themeColor="text1"/>
-              </w:rPr>
-              <w:br/>
-            </w:r>
-            <w:r>
-              <w:rPr>
-                <w:rFonts w:ascii="Times" w:eastAsia="Times New Roman" w:hAnsi="Times" w:cs="Times New Roman"/>
-                <w:color w:val="000000" w:themeColor="text1"/>
-              </w:rPr>
-              <w:t xml:space="preserve">   </w:t>
-            </w:r>
-            <w:r>
-              <w:rPr>
-                <w:rFonts w:ascii="Times" w:eastAsia="Times New Roman" w:hAnsi="Times" w:cs="Times New Roman"/>
-                <w:i w:val="0"/>
-                <w:iCs/>
-                <w:color w:val="000000" w:themeColor="text1"/>
-              </w:rPr>
-              <w:t>International Symposium on Software Testing and Analysis (ISSTA), 2021</w:t>
-            </w:r>
-          </w:p>
-          <w:p>
-            <w:pPr>
-              <w:pStyle w:val="Heading4"/>
-              <w:spacing w:before="0" w:after="120" w:line="192" w:lineRule="auto"/>
-              <w:outlineLvl w:val="3"/>
-              <w:rPr>
-                <w:rFonts w:ascii="Times" w:eastAsia="Times New Roman" w:hAnsi="Times" w:cs="Times New Roman"/>
-                <w:i w:val="0"/>
-                <w:color w:val="000000" w:themeColor="text1"/>
-              </w:rPr>
-            </w:pPr>
-            <w:r>
-              <w:rPr>
-                <w:rFonts w:ascii="Times" w:eastAsia="Times New Roman" w:hAnsi="Times" w:cs="Times New Roman"/>
-                <w:i w:val="0"/>
-                <w:color w:val="FF0000"/>
-              </w:rPr>
-              <w:t xml:space="preserve">   </w:t>
-            </w:r>
-            <w:r>
-              <w:rPr>
-                <w:rFonts w:ascii="Times" w:eastAsia="Times New Roman" w:hAnsi="Times" w:cs="Times New Roman"/>
-                <w:i w:val="0"/>
-                <w:color w:val="FF0000"/>
-              </w:rPr>
-              <w:t>Distinguished Artifact Award</w:t>
+              <w:t>Xiang Gao</w:t>
+            </w:r>
+            <w:r>
+              <w:rPr>
+                <w:rFonts w:ascii="Times" w:eastAsia="Times New Roman" w:hAnsi="Times" w:cs="Times New Roman"/>
+                <w:b/>
+                <w:bCs/>
+                <w:i/>
+                <w:color w:val="000000" w:themeColor="text1"/>
+                <w:u w:val="single"/>
+                <w:vertAlign w:val="superscript"/>
+              </w:rPr>
+              <w:t>#</w:t>
+            </w:r>
+          </w:p>
+          <w:p>
+            <w:pPr>
+              <w:snapToGrid w:val="0"/>
+              <w:spacing w:before="60"/>
+              <w:rPr>
+                <w:rFonts w:ascii="Times" w:eastAsia="Times New Roman" w:hAnsi="Times" w:cs="Times New Roman"/>
+                <w:i/>
+                <w:color w:val="000000" w:themeColor="text1"/>
+              </w:rPr>
+            </w:pPr>
+            <w:r>
+              <w:rPr>
+                <w:rFonts w:ascii="Times" w:eastAsia="Times New Roman" w:hAnsi="Times" w:cs="Times New Roman"/>
+                <w:bCs/>
+                <w:i/>
+                <w:color w:val="000000" w:themeColor="text1"/>
+              </w:rPr>
+              <w:t xml:space="preserve">  </w:t>
+            </w:r>
+            <w:r>
+              <w:rPr>
+                <w:rFonts w:ascii="Times" w:eastAsia="Times New Roman" w:hAnsi="Times" w:cs="Times New Roman"/>
+                <w:color w:val="000000" w:themeColor="text1"/>
+              </w:rPr>
+              <w:t xml:space="preserve">International Conference on </w:t>
+            </w:r>
+            <w:r>
+              <w:rPr>
+                <w:rFonts w:ascii="Times" w:eastAsia="Times New Roman" w:hAnsi="Times" w:cs="Times New Roman"/>
+                <w:color w:val="000000" w:themeColor="text1"/>
+              </w:rPr>
+              <w:t>Automated Software Engineering,</w:t>
+            </w:r>
+            <w:r>
+              <w:rPr>
+                <w:rFonts w:ascii="Times" w:eastAsia="Times New Roman" w:hAnsi="Times" w:cs="Times New Roman"/>
+                <w:color w:val="000000" w:themeColor="text1"/>
+              </w:rPr>
+              <w:t xml:space="preserve"> 2023</w:t>
             </w:r>
           </w:p>
         </w:tc>
@@ -4047,28 +3620,33 @@
               <w:jc w:val="right"/>
               <w:rPr>
                 <w:rFonts w:ascii="Times" w:eastAsia="Times New Roman" w:hAnsi="Times" w:cs="Times New Roman"/>
-                <w:b/>
-                <w:bCs/>
-                <w:color w:val="000000" w:themeColor="text1"/>
-              </w:rPr>
-            </w:pPr>
-            <w:r>
-              <w:rPr>
-                <w:rFonts w:ascii="Times" w:eastAsia="Times New Roman" w:hAnsi="Times" w:cs="Times New Roman"/>
-                <w:b/>
-                <w:bCs/>
-                <w:color w:val="000000" w:themeColor="text1"/>
-              </w:rPr>
-              <w:t>ISSTA’2</w:t>
-            </w:r>
-            <w:r>
-              <w:rPr>
-                <w:rFonts w:ascii="Times" w:eastAsia="Times New Roman" w:hAnsi="Times" w:cs="Times New Roman"/>
-                <w:b/>
-                <w:bCs/>
-                <w:color w:val="000000" w:themeColor="text1"/>
-              </w:rPr>
-              <w:t>1</w:t>
+                <w:bCs/>
+                <w:color w:val="000000" w:themeColor="text1"/>
+              </w:rPr>
+            </w:pPr>
+            <w:r>
+              <w:rPr>
+                <w:rFonts w:ascii="Times" w:eastAsia="Times New Roman" w:hAnsi="Times" w:cs="Times New Roman"/>
+                <w:bCs/>
+                <w:color w:val="000000" w:themeColor="text1"/>
+              </w:rPr>
+              <w:t>ASE</w:t>
+            </w:r>
+            <w:r>
+              <w:rPr>
+                <w:rFonts w:ascii="Times" w:eastAsia="Times New Roman" w:hAnsi="Times" w:cs="Times New Roman"/>
+                <w:bCs/>
+                <w:color w:val="000000" w:themeColor="text1"/>
+              </w:rPr>
+              <w:t>’2</w:t>
+            </w:r>
+            <w:r>
+              <w:rPr>
+                <w:rFonts w:ascii="Times" w:eastAsia="Times New Roman" w:hAnsi="Times" w:cs="Times New Roman"/>
+                <w:bCs/>
+                <w:color w:val="000000" w:themeColor="text1"/>
+              </w:rPr>
+              <w:t>3</w:t>
             </w:r>
           </w:p>
           <w:p>
@@ -4077,7 +3655,6 @@
               <w:jc w:val="right"/>
               <w:rPr>
                 <w:rFonts w:ascii="Times" w:eastAsia="Times New Roman" w:hAnsi="Times" w:cs="Times New Roman"/>
-                <w:b/>
                 <w:bCs/>
                 <w:color w:val="000000" w:themeColor="text1"/>
               </w:rPr>
@@ -4085,34 +3662,22 @@
             <w:r>
               <w:rPr>
                 <w:rFonts w:ascii="Times" w:eastAsia="Times New Roman" w:hAnsi="Times" w:cs="Times New Roman" w:hint="eastAsia"/>
-                <w:b/>
-                <w:bCs/>
-                <w:color w:val="000000" w:themeColor="text1"/>
-              </w:rPr>
-              <w:t>(</w:t>
+                <w:bCs/>
+                <w:color w:val="000000" w:themeColor="text1"/>
+              </w:rPr>
+              <w:t>(CCF</w:t>
+            </w:r>
+            <w:r>
+              <w:rPr>
+                <w:rFonts w:ascii="Times" w:eastAsia="Times New Roman" w:hAnsi="Times" w:cs="Times New Roman"/>
+                <w:bCs/>
+                <w:color w:val="000000" w:themeColor="text1"/>
+              </w:rPr>
+              <w:t>-A</w:t>
             </w:r>
             <w:r>
               <w:rPr>
                 <w:rFonts w:ascii="Times" w:eastAsia="Times New Roman" w:hAnsi="Times" w:cs="Times New Roman" w:hint="eastAsia"/>
-                <w:b/>
-                <w:bCs/>
-                <w:color w:val="000000" w:themeColor="text1"/>
-              </w:rPr>
-              <w:t>CCF</w:t>
-            </w:r>
-            <w:r>
-              <w:rPr>
-                <w:rFonts w:ascii="Times" w:eastAsia="Times New Roman" w:hAnsi="Times" w:cs="Times New Roman"/>
-                <w:b/>
-                <w:bCs/>
-                <w:color w:val="000000" w:themeColor="text1"/>
-              </w:rPr>
-              <w:t>-A</w:t>
-            </w:r>
-            <w:r>
-              <w:rPr>
-                <w:rFonts w:ascii="Times" w:eastAsia="Times New Roman" w:hAnsi="Times" w:cs="Times New Roman" w:hint="eastAsia"/>
-                <w:b/>
                 <w:bCs/>
                 <w:color w:val="000000" w:themeColor="text1"/>
               </w:rPr>
@@ -4123,7 +3688,7 @@
       </w:tr>
       <w:tr>
         <w:trPr>
-          <w:trHeight w:val="974"/>
+          <w:trHeight w:val="629"/>
         </w:trPr>
         <w:tc>
           <w:tcPr>
@@ -4131,104 +3696,192 @@
           </w:tcPr>
           <w:p>
             <w:pPr>
-              <w:spacing w:before="60" w:line="276" w:lineRule="auto"/>
-              <w:rPr>
-                <w:rFonts w:ascii="Times" w:eastAsia="Times New Roman" w:hAnsi="Times" w:cs="Times New Roman"/>
-                <w:color w:val="000000" w:themeColor="text1"/>
-              </w:rPr>
-            </w:pPr>
-            <w:r>
-              <w:rPr>
-                <w:rFonts w:ascii="Times" w:eastAsia="Times New Roman" w:hAnsi="Times" w:cs="Times New Roman"/>
-                <w:b/>
-                <w:iCs/>
-                <w:color w:val="000000" w:themeColor="text1"/>
-              </w:rPr>
-              <w:t xml:space="preserve">• Beyond </w:t>
-            </w:r>
-            <w:r>
-              <w:rPr>
-                <w:rFonts w:ascii="Times" w:eastAsia="Times New Roman" w:hAnsi="Times" w:cs="Times New Roman"/>
-                <w:b/>
-                <w:iCs/>
-                <w:color w:val="000000" w:themeColor="text1"/>
-              </w:rPr>
-              <w:t>Tests</w:t>
-            </w:r>
-            <w:r>
-              <w:rPr>
-                <w:rFonts w:ascii="Times" w:eastAsia="Times New Roman" w:hAnsi="Times" w:cs="Times New Roman"/>
-                <w:b/>
-                <w:iCs/>
-                <w:color w:val="000000" w:themeColor="text1"/>
-              </w:rPr>
-              <w:t>: Program Vulnerability Repair via Crash Constraint Extraction</w:t>
-            </w:r>
-            <w:r>
-              <w:rPr>
-                <w:rFonts w:ascii="Times" w:eastAsia="Times New Roman" w:hAnsi="Times" w:cs="Times New Roman"/>
-                <w:b/>
-                <w:iCs/>
-                <w:color w:val="000000" w:themeColor="text1"/>
-              </w:rPr>
-              <w:br/>
-            </w:r>
-            <w:r>
-              <w:rPr>
-                <w:rFonts w:ascii="Times" w:eastAsia="Times New Roman" w:hAnsi="Times" w:cs="Times New Roman"/>
-                <w:bCs/>
-                <w:iCs/>
+              <w:spacing w:before="60"/>
+              <w:rPr>
+                <w:rFonts w:ascii="Times" w:eastAsia="Times New Roman" w:hAnsi="Times" w:cs="Times New Roman"/>
+                <w:color w:val="000000" w:themeColor="text1"/>
+              </w:rPr>
+            </w:pPr>
+            <w:r>
+              <w:rPr>
+                <w:rFonts w:ascii="Times" w:eastAsia="Times New Roman" w:hAnsi="Times" w:cs="Times New Roman"/>
+                <w:b/>
+                <w:bCs/>
+                <w:color w:val="000000" w:themeColor="text1"/>
+                <w:sz w:val="24"/>
+              </w:rPr>
+              <w:t>•</w:t>
+            </w:r>
+            <w:r>
+              <w:rPr>
+                <w:rFonts w:ascii="Times" w:eastAsia="Times New Roman" w:hAnsi="Times" w:cs="Times New Roman"/>
+                <w:b/>
+                <w:bCs/>
+                <w:color w:val="000000" w:themeColor="text1"/>
+                <w:sz w:val="20"/>
+              </w:rPr>
+              <w:t xml:space="preserve"> </w:t>
+            </w:r>
+            <w:r>
+              <w:rPr>
+                <w:rFonts w:ascii="Times" w:eastAsia="Times New Roman" w:hAnsi="Times" w:cs="Times New Roman"/>
+                <w:b/>
+                <w:bCs/>
+                <w:color w:val="000000" w:themeColor="text1"/>
+              </w:rPr>
+              <w:t>Automated Repair of Programs from Large Language Models</w:t>
+            </w:r>
+            <w:r>
+              <w:rPr>
+                <w:rFonts w:ascii="Times" w:eastAsia="Times New Roman" w:hAnsi="Times" w:cs="Times New Roman"/>
                 <w:color w:val="000000" w:themeColor="text1"/>
               </w:rPr>
               <w:t xml:space="preserve">  </w:t>
             </w:r>
-            <w:r>
-              <w:rPr>
-                <w:rFonts w:ascii="Times" w:eastAsia="Times New Roman" w:hAnsi="Times" w:cs="Times New Roman"/>
-                <w:bCs/>
-                <w:iCs/>
+          </w:p>
+          <w:p>
+            <w:pPr>
+              <w:spacing w:before="60"/>
+              <w:rPr>
+                <w:rFonts w:ascii="Times" w:eastAsia="Times New Roman" w:hAnsi="Times" w:cs="Times New Roman"/>
+                <w:bCs/>
+                <w:i/>
+                <w:color w:val="000000" w:themeColor="text1"/>
+              </w:rPr>
+            </w:pPr>
+            <w:r>
+              <w:rPr>
+                <w:rFonts w:ascii="Times" w:eastAsia="Times New Roman" w:hAnsi="Times" w:cs="Times New Roman"/>
+                <w:bCs/>
+                <w:i/>
+                <w:color w:val="000000" w:themeColor="text1"/>
+              </w:rPr>
+              <w:t xml:space="preserve">  </w:t>
+            </w:r>
+            <w:proofErr w:type="spellStart"/>
+            <w:r>
+              <w:rPr>
+                <w:rFonts w:ascii="Times" w:eastAsia="Times New Roman" w:hAnsi="Times" w:cs="Times New Roman"/>
+                <w:bCs/>
+                <w:i/>
+                <w:color w:val="000000" w:themeColor="text1"/>
+              </w:rPr>
+              <w:t>Zhiyu</w:t>
+            </w:r>
+            <w:proofErr w:type="spellEnd"/>
+            <w:r>
+              <w:rPr>
+                <w:rFonts w:ascii="Times" w:eastAsia="Times New Roman" w:hAnsi="Times" w:cs="Times New Roman"/>
+                <w:bCs/>
+                <w:i/>
+                <w:color w:val="000000" w:themeColor="text1"/>
+              </w:rPr>
+              <w:t xml:space="preserve"> Fan, </w:t>
+            </w:r>
+            <w:r>
+              <w:rPr>
+                <w:rFonts w:ascii="Times" w:eastAsia="Times New Roman" w:hAnsi="Times" w:cs="Times New Roman"/>
+                <w:b/>
+                <w:bCs/>
+                <w:i/>
+                <w:color w:val="000000" w:themeColor="text1"/>
+                <w:u w:val="single"/>
+              </w:rPr>
+              <w:t>Xiang Gao</w:t>
+            </w:r>
+            <w:r>
+              <w:rPr>
+                <w:rFonts w:ascii="Times" w:eastAsia="Times New Roman" w:hAnsi="Times" w:cs="Times New Roman"/>
+                <w:b/>
+                <w:bCs/>
+                <w:i/>
+                <w:color w:val="000000" w:themeColor="text1"/>
+                <w:u w:val="single"/>
+                <w:vertAlign w:val="superscript"/>
+              </w:rPr>
+              <w:t>#</w:t>
+            </w:r>
+            <w:r>
+              <w:rPr>
+                <w:rFonts w:ascii="Times" w:eastAsia="Times New Roman" w:hAnsi="Times" w:cs="Times New Roman"/>
+                <w:b/>
+                <w:bCs/>
+                <w:i/>
+                <w:color w:val="000000" w:themeColor="text1"/>
+                <w:u w:val="single"/>
+              </w:rPr>
+              <w:t>,</w:t>
+            </w:r>
+            <w:r>
+              <w:rPr>
+                <w:rFonts w:ascii="Times" w:eastAsia="Times New Roman" w:hAnsi="Times" w:cs="Times New Roman"/>
+                <w:bCs/>
+                <w:i/>
+                <w:color w:val="000000" w:themeColor="text1"/>
+              </w:rPr>
+              <w:t xml:space="preserve"> Martin </w:t>
+            </w:r>
+            <w:proofErr w:type="spellStart"/>
+            <w:r>
+              <w:rPr>
+                <w:rFonts w:ascii="Times" w:eastAsia="Times New Roman" w:hAnsi="Times" w:cs="Times New Roman"/>
+                <w:bCs/>
+                <w:i/>
+                <w:color w:val="000000" w:themeColor="text1"/>
+              </w:rPr>
+              <w:t>Mirchev</w:t>
+            </w:r>
+            <w:proofErr w:type="spellEnd"/>
+            <w:r>
+              <w:rPr>
+                <w:rFonts w:ascii="Times" w:eastAsia="Times New Roman" w:hAnsi="Times" w:cs="Times New Roman"/>
+                <w:bCs/>
+                <w:i/>
+                <w:color w:val="000000" w:themeColor="text1"/>
+              </w:rPr>
+              <w:t xml:space="preserve">, </w:t>
+            </w:r>
+            <w:proofErr w:type="spellStart"/>
+            <w:r>
+              <w:rPr>
+                <w:rFonts w:ascii="Times" w:eastAsia="Times New Roman" w:hAnsi="Times" w:cs="Times New Roman"/>
+                <w:bCs/>
+                <w:i/>
+                <w:color w:val="000000" w:themeColor="text1"/>
+              </w:rPr>
+              <w:t>Abhik</w:t>
+            </w:r>
+            <w:proofErr w:type="spellEnd"/>
+            <w:r>
+              <w:rPr>
+                <w:rFonts w:ascii="Times" w:eastAsia="Times New Roman" w:hAnsi="Times" w:cs="Times New Roman"/>
+                <w:bCs/>
+                <w:i/>
                 <w:color w:val="000000" w:themeColor="text1"/>
               </w:rPr>
               <w:t xml:space="preserve"> </w:t>
             </w:r>
-            <w:r>
-              <w:rPr>
-                <w:rFonts w:ascii="Times" w:eastAsia="Times New Roman" w:hAnsi="Times" w:cs="Times New Roman"/>
-                <w:b/>
-                <w:i/>
-                <w:color w:val="000000" w:themeColor="text1"/>
-                <w:u w:val="single"/>
-              </w:rPr>
-              <w:t>Xiang Gao</w:t>
-            </w:r>
-            <w:r>
-              <w:rPr>
-                <w:rFonts w:ascii="Times" w:eastAsia="Times New Roman" w:hAnsi="Times" w:cs="Times New Roman"/>
-                <w:bCs/>
-                <w:i/>
-                <w:color w:val="000000" w:themeColor="text1"/>
-              </w:rPr>
-              <w:t xml:space="preserve">, Bo Wang, Gregory J. Duck, </w:t>
-            </w:r>
             <w:proofErr w:type="spellStart"/>
-            <w:r>
-              <w:rPr>
-                <w:rFonts w:ascii="Times" w:eastAsia="Times New Roman" w:hAnsi="Times" w:cs="Times New Roman"/>
-                <w:bCs/>
-                <w:i/>
-                <w:color w:val="000000" w:themeColor="text1"/>
-              </w:rPr>
-              <w:t>Ruyi</w:t>
+            <w:proofErr w:type="gramStart"/>
+            <w:r>
+              <w:rPr>
+                <w:rFonts w:ascii="Times" w:eastAsia="Times New Roman" w:hAnsi="Times" w:cs="Times New Roman"/>
+                <w:bCs/>
+                <w:i/>
+                <w:color w:val="000000" w:themeColor="text1"/>
+              </w:rPr>
+              <w:t>Roychoudhury,Shin</w:t>
             </w:r>
             <w:proofErr w:type="spellEnd"/>
-            <w:r>
-              <w:rPr>
-                <w:rFonts w:ascii="Times" w:eastAsia="Times New Roman" w:hAnsi="Times" w:cs="Times New Roman"/>
-                <w:bCs/>
-                <w:i/>
-                <w:color w:val="000000" w:themeColor="text1"/>
-              </w:rPr>
-              <w:t xml:space="preserve"> Ji, Yingfei </w:t>
+            <w:proofErr w:type="gramEnd"/>
+            <w:r>
+              <w:rPr>
+                <w:rFonts w:ascii="Times" w:eastAsia="Times New Roman" w:hAnsi="Times" w:cs="Times New Roman"/>
+                <w:bCs/>
+                <w:i/>
+                <w:color w:val="000000" w:themeColor="text1"/>
+              </w:rPr>
+              <w:t xml:space="preserve"> </w:t>
             </w:r>
             <w:proofErr w:type="spellStart"/>
             <w:r>
@@ -4238,7 +3891,7 @@
                 <w:i/>
                 <w:color w:val="000000" w:themeColor="text1"/>
               </w:rPr>
-              <w:t>Xiong</w:t>
+              <w:t>Hwei</w:t>
             </w:r>
             <w:proofErr w:type="spellEnd"/>
             <w:r>
@@ -4248,61 +3901,30 @@
                 <w:i/>
                 <w:color w:val="000000" w:themeColor="text1"/>
               </w:rPr>
-              <w:t xml:space="preserve">, </w:t>
-            </w:r>
-            <w:proofErr w:type="spellStart"/>
-            <w:r>
-              <w:rPr>
-                <w:rFonts w:ascii="Times" w:eastAsia="Times New Roman" w:hAnsi="Times" w:cs="Times New Roman"/>
-                <w:bCs/>
-                <w:i/>
-                <w:color w:val="000000" w:themeColor="text1"/>
-              </w:rPr>
-              <w:t>Abhik</w:t>
-            </w:r>
-            <w:proofErr w:type="spellEnd"/>
-            <w:r>
-              <w:rPr>
-                <w:rFonts w:ascii="Times" w:eastAsia="Times New Roman" w:hAnsi="Times" w:cs="Times New Roman"/>
-                <w:bCs/>
-                <w:i/>
-                <w:color w:val="000000" w:themeColor="text1"/>
-              </w:rPr>
-              <w:t xml:space="preserve"> </w:t>
-            </w:r>
-            <w:proofErr w:type="spellStart"/>
-            <w:r>
-              <w:rPr>
-                <w:rFonts w:ascii="Times" w:eastAsia="Times New Roman" w:hAnsi="Times" w:cs="Times New Roman"/>
-                <w:bCs/>
-                <w:i/>
-                <w:color w:val="000000" w:themeColor="text1"/>
-              </w:rPr>
-              <w:t>Roychoudhury</w:t>
-            </w:r>
-            <w:proofErr w:type="spellEnd"/>
-            <w:r>
-              <w:rPr>
-                <w:rFonts w:ascii="Times" w:eastAsia="Times New Roman" w:hAnsi="Times" w:cs="Times New Roman"/>
-                <w:b/>
-                <w:iCs/>
-                <w:color w:val="000000" w:themeColor="text1"/>
-              </w:rPr>
-              <w:br/>
-            </w:r>
-            <w:r>
-              <w:rPr>
-                <w:rFonts w:ascii="Times" w:eastAsia="Times New Roman" w:hAnsi="Times" w:cs="Times New Roman"/>
-                <w:color w:val="000000" w:themeColor="text1"/>
-              </w:rPr>
-              <w:t xml:space="preserve">   </w:t>
-            </w:r>
-            <w:r>
-              <w:rPr>
-                <w:rFonts w:ascii="Times" w:eastAsia="Times New Roman" w:hAnsi="Times" w:cs="Times New Roman"/>
-                <w:color w:val="000000" w:themeColor="text1"/>
-              </w:rPr>
-              <w:t>Transactions on Software Engineering and Methodology, 2020</w:t>
+              <w:t xml:space="preserve"> Tan</w:t>
+            </w:r>
+          </w:p>
+          <w:p>
+            <w:pPr>
+              <w:spacing w:before="60"/>
+              <w:rPr>
+                <w:rFonts w:ascii="Times" w:eastAsia="Times New Roman" w:hAnsi="Times" w:cs="Times New Roman"/>
+                <w:color w:val="000000" w:themeColor="text1"/>
+              </w:rPr>
+            </w:pPr>
+            <w:r>
+              <w:rPr>
+                <w:rFonts w:ascii="Times" w:eastAsia="Times New Roman" w:hAnsi="Times" w:cs="Times New Roman"/>
+                <w:color w:val="000000" w:themeColor="text1"/>
+              </w:rPr>
+              <w:t xml:space="preserve">  </w:t>
+            </w:r>
+            <w:r>
+              <w:rPr>
+                <w:rFonts w:ascii="Times" w:eastAsia="Times New Roman" w:hAnsi="Times" w:cs="Times New Roman"/>
+                <w:color w:val="000000" w:themeColor="text1"/>
+              </w:rPr>
+              <w:t>International Conference on Software Engineering (ICSE) 2023</w:t>
             </w:r>
           </w:p>
         </w:tc>
@@ -4316,28 +3938,33 @@
               <w:jc w:val="right"/>
               <w:rPr>
                 <w:rFonts w:ascii="Times" w:eastAsia="Times New Roman" w:hAnsi="Times" w:cs="Times New Roman"/>
-                <w:b/>
-                <w:bCs/>
-                <w:color w:val="000000" w:themeColor="text1"/>
-              </w:rPr>
-            </w:pPr>
-            <w:r>
-              <w:rPr>
-                <w:rFonts w:ascii="Times" w:eastAsia="Times New Roman" w:hAnsi="Times" w:cs="Times New Roman"/>
-                <w:b/>
-                <w:bCs/>
-                <w:color w:val="000000" w:themeColor="text1"/>
-              </w:rPr>
-              <w:t>TOSEM’2</w:t>
-            </w:r>
-            <w:r>
-              <w:rPr>
-                <w:rFonts w:ascii="Times" w:eastAsia="Times New Roman" w:hAnsi="Times" w:cs="Times New Roman"/>
-                <w:b/>
-                <w:bCs/>
-                <w:color w:val="000000" w:themeColor="text1"/>
-              </w:rPr>
-              <w:t>1</w:t>
+                <w:bCs/>
+                <w:color w:val="000000" w:themeColor="text1"/>
+              </w:rPr>
+            </w:pPr>
+            <w:r>
+              <w:rPr>
+                <w:rFonts w:ascii="Times" w:eastAsia="Times New Roman" w:hAnsi="Times" w:cs="Times New Roman"/>
+                <w:bCs/>
+                <w:color w:val="000000" w:themeColor="text1"/>
+              </w:rPr>
+              <w:t>ICSE</w:t>
+            </w:r>
+            <w:r>
+              <w:rPr>
+                <w:rFonts w:ascii="Times" w:eastAsia="Times New Roman" w:hAnsi="Times" w:cs="Times New Roman"/>
+                <w:bCs/>
+                <w:color w:val="000000" w:themeColor="text1"/>
+              </w:rPr>
+              <w:t>’2</w:t>
+            </w:r>
+            <w:r>
+              <w:rPr>
+                <w:rFonts w:ascii="Times" w:eastAsia="Times New Roman" w:hAnsi="Times" w:cs="Times New Roman"/>
+                <w:bCs/>
+                <w:color w:val="000000" w:themeColor="text1"/>
+              </w:rPr>
+              <w:t>3</w:t>
             </w:r>
           </w:p>
           <w:p>
@@ -4346,7 +3973,6 @@
               <w:jc w:val="right"/>
               <w:rPr>
                 <w:rFonts w:ascii="Times" w:eastAsia="Times New Roman" w:hAnsi="Times" w:cs="Times New Roman"/>
-                <w:b/>
                 <w:bCs/>
                 <w:color w:val="000000" w:themeColor="text1"/>
               </w:rPr>
@@ -4354,34 +3980,22 @@
             <w:r>
               <w:rPr>
                 <w:rFonts w:ascii="Times" w:eastAsia="Times New Roman" w:hAnsi="Times" w:cs="Times New Roman" w:hint="eastAsia"/>
-                <w:b/>
-                <w:bCs/>
-                <w:color w:val="000000" w:themeColor="text1"/>
-              </w:rPr>
-              <w:t>(</w:t>
+                <w:bCs/>
+                <w:color w:val="000000" w:themeColor="text1"/>
+              </w:rPr>
+              <w:t>(CCF</w:t>
+            </w:r>
+            <w:r>
+              <w:rPr>
+                <w:rFonts w:ascii="Times" w:eastAsia="Times New Roman" w:hAnsi="Times" w:cs="Times New Roman"/>
+                <w:bCs/>
+                <w:color w:val="000000" w:themeColor="text1"/>
+              </w:rPr>
+              <w:t>-A</w:t>
             </w:r>
             <w:r>
               <w:rPr>
                 <w:rFonts w:ascii="Times" w:eastAsia="Times New Roman" w:hAnsi="Times" w:cs="Times New Roman" w:hint="eastAsia"/>
-                <w:b/>
-                <w:bCs/>
-                <w:color w:val="000000" w:themeColor="text1"/>
-              </w:rPr>
-              <w:t>CCF</w:t>
-            </w:r>
-            <w:r>
-              <w:rPr>
-                <w:rFonts w:ascii="Times" w:eastAsia="Times New Roman" w:hAnsi="Times" w:cs="Times New Roman"/>
-                <w:b/>
-                <w:bCs/>
-                <w:color w:val="000000" w:themeColor="text1"/>
-              </w:rPr>
-              <w:t>-A</w:t>
-            </w:r>
-            <w:r>
-              <w:rPr>
-                <w:rFonts w:ascii="Times" w:eastAsia="Times New Roman" w:hAnsi="Times" w:cs="Times New Roman" w:hint="eastAsia"/>
-                <w:b/>
                 <w:bCs/>
                 <w:color w:val="000000" w:themeColor="text1"/>
               </w:rPr>
@@ -4392,7 +4006,7 @@
       </w:tr>
       <w:tr>
         <w:trPr>
-          <w:trHeight w:val="1116"/>
+          <w:trHeight w:val="658"/>
         </w:trPr>
         <w:tc>
           <w:tcPr>
@@ -4400,20 +4014,21 @@
           </w:tcPr>
           <w:p>
             <w:pPr>
-              <w:spacing w:before="60" w:line="276" w:lineRule="auto"/>
-              <w:rPr>
-                <w:rFonts w:ascii="Times" w:eastAsia="Times New Roman" w:hAnsi="Times" w:cs="Times New Roman"/>
-                <w:b/>
-                <w:bCs/>
-                <w:color w:val="000000" w:themeColor="text1"/>
-              </w:rPr>
-            </w:pPr>
-            <w:r>
-              <w:rPr>
-                <w:rFonts w:ascii="Times" w:eastAsia="Times New Roman" w:hAnsi="Times" w:cs="Times New Roman"/>
-                <w:b/>
-                <w:iCs/>
-                <w:color w:val="000000" w:themeColor="text1"/>
+              <w:spacing w:before="60"/>
+              <w:rPr>
+                <w:rFonts w:ascii="Times" w:eastAsia="Times New Roman" w:hAnsi="Times" w:cs="Times New Roman"/>
+                <w:b/>
+                <w:bCs/>
+                <w:color w:val="000000" w:themeColor="text1"/>
+              </w:rPr>
+            </w:pPr>
+            <w:r>
+              <w:rPr>
+                <w:rFonts w:ascii="Times" w:eastAsia="Times New Roman" w:hAnsi="Times" w:cs="Times New Roman"/>
+                <w:b/>
+                <w:bCs/>
+                <w:color w:val="000000" w:themeColor="text1"/>
+                <w:sz w:val="24"/>
               </w:rPr>
               <w:t xml:space="preserve">• </w:t>
             </w:r>
@@ -4424,123 +4039,187 @@
                 <w:bCs/>
                 <w:color w:val="000000" w:themeColor="text1"/>
               </w:rPr>
-              <w:t>Feedback-Driven Semi-Supervised Synthesis of Program Transformations</w:t>
-            </w:r>
-          </w:p>
-          <w:p>
-            <w:pPr>
-              <w:spacing w:before="60" w:line="276" w:lineRule="auto"/>
-              <w:rPr>
-                <w:rFonts w:ascii="Times" w:eastAsia="Times New Roman" w:hAnsi="Times" w:cs="Times New Roman"/>
-                <w:i/>
-                <w:iCs/>
-                <w:color w:val="000000" w:themeColor="text1"/>
-              </w:rPr>
-            </w:pPr>
-            <w:r>
-              <w:rPr>
-                <w:rFonts w:ascii="Times" w:eastAsia="Times New Roman" w:hAnsi="Times" w:cs="Times New Roman"/>
-                <w:color w:val="000000" w:themeColor="text1"/>
-              </w:rPr>
-              <w:t xml:space="preserve">   </w:t>
-            </w:r>
-            <w:r>
-              <w:rPr>
-                <w:rFonts w:ascii="Times" w:eastAsia="Times New Roman" w:hAnsi="Times" w:cs="Times New Roman"/>
-                <w:b/>
-                <w:bCs/>
-                <w:i/>
-                <w:iCs/>
+              <w:t xml:space="preserve">Patching Weak </w:t>
+            </w:r>
+            <w:r>
+              <w:rPr>
+                <w:rFonts w:ascii="Times" w:eastAsia="Times New Roman" w:hAnsi="Times" w:cs="Times New Roman"/>
+                <w:b/>
+                <w:bCs/>
+                <w:color w:val="000000" w:themeColor="text1"/>
+              </w:rPr>
+              <w:t>CNN</w:t>
+            </w:r>
+            <w:r>
+              <w:rPr>
+                <w:rFonts w:ascii="Times" w:eastAsia="Times New Roman" w:hAnsi="Times" w:cs="Times New Roman"/>
+                <w:b/>
+                <w:bCs/>
+                <w:color w:val="000000" w:themeColor="text1"/>
+              </w:rPr>
+              <w:t xml:space="preserve"> Models through Modularization and Composition</w:t>
+            </w:r>
+          </w:p>
+          <w:p>
+            <w:pPr>
+              <w:spacing w:before="60"/>
+              <w:rPr>
+                <w:rFonts w:ascii="Times" w:eastAsia="Times New Roman" w:hAnsi="Times" w:cs="Times New Roman"/>
+                <w:color w:val="000000" w:themeColor="text1"/>
+              </w:rPr>
+            </w:pPr>
+            <w:r>
+              <w:rPr>
+                <w:rFonts w:ascii="Times" w:eastAsia="Times New Roman" w:hAnsi="Times" w:cs="Times New Roman"/>
+                <w:color w:val="000000" w:themeColor="text1"/>
+              </w:rPr>
+              <w:t xml:space="preserve"> </w:t>
+            </w:r>
+            <w:r>
+              <w:rPr>
+                <w:rFonts w:ascii="Times" w:eastAsia="Times New Roman" w:hAnsi="Times" w:cs="Times New Roman"/>
+                <w:color w:val="000000" w:themeColor="text1"/>
+              </w:rPr>
+              <w:t xml:space="preserve"> </w:t>
+            </w:r>
+            <w:proofErr w:type="spellStart"/>
+            <w:r>
+              <w:rPr>
+                <w:rFonts w:ascii="Times" w:eastAsia="Times New Roman" w:hAnsi="Times" w:cs="Times New Roman"/>
+                <w:bCs/>
+                <w:i/>
+                <w:color w:val="000000" w:themeColor="text1"/>
+              </w:rPr>
+              <w:t>Binhang</w:t>
+            </w:r>
+            <w:proofErr w:type="spellEnd"/>
+            <w:r>
+              <w:rPr>
+                <w:rFonts w:ascii="Times" w:eastAsia="Times New Roman" w:hAnsi="Times" w:cs="Times New Roman"/>
+                <w:bCs/>
+                <w:i/>
+                <w:color w:val="000000" w:themeColor="text1"/>
+              </w:rPr>
+              <w:t xml:space="preserve"> Qi, </w:t>
+            </w:r>
+            <w:proofErr w:type="spellStart"/>
+            <w:r>
+              <w:rPr>
+                <w:rFonts w:ascii="Times" w:eastAsia="Times New Roman" w:hAnsi="Times" w:cs="Times New Roman"/>
+                <w:bCs/>
+                <w:i/>
+                <w:color w:val="000000" w:themeColor="text1"/>
+              </w:rPr>
+              <w:t>Hailong</w:t>
+            </w:r>
+            <w:proofErr w:type="spellEnd"/>
+            <w:r>
+              <w:rPr>
+                <w:rFonts w:ascii="Times" w:eastAsia="Times New Roman" w:hAnsi="Times" w:cs="Times New Roman"/>
+                <w:bCs/>
+                <w:i/>
+                <w:color w:val="000000" w:themeColor="text1"/>
+              </w:rPr>
+              <w:t xml:space="preserve"> Sun#, </w:t>
+            </w:r>
+            <w:r>
+              <w:rPr>
+                <w:rFonts w:ascii="Times" w:eastAsia="Times New Roman" w:hAnsi="Times" w:cs="Times New Roman"/>
+                <w:b/>
+                <w:bCs/>
+                <w:i/>
                 <w:color w:val="000000" w:themeColor="text1"/>
                 <w:u w:val="single"/>
               </w:rPr>
-              <w:t>X. Gao</w:t>
-            </w:r>
-            <w:r>
-              <w:rPr>
-                <w:rFonts w:ascii="Times" w:eastAsia="Times New Roman" w:hAnsi="Times" w:cs="Times New Roman"/>
-                <w:i/>
-                <w:iCs/>
-                <w:color w:val="000000" w:themeColor="text1"/>
-              </w:rPr>
-              <w:t xml:space="preserve">, S. </w:t>
+              <w:t>Xiang Gao</w:t>
+            </w:r>
+            <w:r>
+              <w:rPr>
+                <w:rFonts w:ascii="Times" w:eastAsia="Times New Roman" w:hAnsi="Times" w:cs="Times New Roman"/>
+                <w:b/>
+                <w:bCs/>
+                <w:i/>
+                <w:color w:val="000000" w:themeColor="text1"/>
+                <w:u w:val="single"/>
+                <w:vertAlign w:val="superscript"/>
+              </w:rPr>
+              <w:t>#</w:t>
+            </w:r>
+            <w:r>
+              <w:rPr>
+                <w:rFonts w:ascii="Times" w:eastAsia="Times New Roman" w:hAnsi="Times" w:cs="Times New Roman"/>
+                <w:bCs/>
+                <w:i/>
+                <w:color w:val="000000" w:themeColor="text1"/>
+                <w:vertAlign w:val="superscript"/>
+              </w:rPr>
+              <w:t>,</w:t>
+            </w:r>
+            <w:r>
+              <w:rPr>
+                <w:rFonts w:ascii="Times" w:eastAsia="Times New Roman" w:hAnsi="Times" w:cs="Times New Roman"/>
+                <w:bCs/>
+                <w:i/>
+                <w:color w:val="000000" w:themeColor="text1"/>
+              </w:rPr>
+              <w:t xml:space="preserve"> </w:t>
             </w:r>
             <w:proofErr w:type="spellStart"/>
             <w:r>
               <w:rPr>
                 <w:rFonts w:ascii="Times" w:eastAsia="Times New Roman" w:hAnsi="Times" w:cs="Times New Roman"/>
-                <w:i/>
-                <w:iCs/>
-                <w:color w:val="000000" w:themeColor="text1"/>
-              </w:rPr>
-              <w:t>Barke</w:t>
+                <w:bCs/>
+                <w:i/>
+                <w:color w:val="000000" w:themeColor="text1"/>
+              </w:rPr>
+              <w:t>Hongyu</w:t>
             </w:r>
             <w:proofErr w:type="spellEnd"/>
             <w:r>
               <w:rPr>
                 <w:rFonts w:ascii="Times" w:eastAsia="Times New Roman" w:hAnsi="Times" w:cs="Times New Roman"/>
-                <w:i/>
-                <w:iCs/>
-                <w:color w:val="000000" w:themeColor="text1"/>
-              </w:rPr>
-              <w:t xml:space="preserve">, A. Radhakrishna, G. Soares, S. </w:t>
-            </w:r>
-            <w:proofErr w:type="spellStart"/>
-            <w:r>
-              <w:rPr>
-                <w:rFonts w:ascii="Times" w:eastAsia="Times New Roman" w:hAnsi="Times" w:cs="Times New Roman"/>
-                <w:i/>
-                <w:iCs/>
-                <w:color w:val="000000" w:themeColor="text1"/>
-              </w:rPr>
-              <w:t>Gulwani</w:t>
-            </w:r>
-            <w:proofErr w:type="spellEnd"/>
-            <w:r>
-              <w:rPr>
-                <w:rFonts w:ascii="Times" w:eastAsia="Times New Roman" w:hAnsi="Times" w:cs="Times New Roman"/>
-                <w:i/>
-                <w:iCs/>
-                <w:color w:val="000000" w:themeColor="text1"/>
-              </w:rPr>
-              <w:t>, A. Leung, N. Nagappan, A. Tiwari</w:t>
-            </w:r>
-          </w:p>
-          <w:p>
-            <w:pPr>
-              <w:spacing w:before="60" w:line="276" w:lineRule="auto"/>
-              <w:rPr>
-                <w:rFonts w:ascii="Times" w:eastAsia="Times New Roman" w:hAnsi="Times" w:cs="Times New Roman"/>
-                <w:color w:val="000000" w:themeColor="text1"/>
-              </w:rPr>
-            </w:pPr>
-            <w:r>
-              <w:rPr>
-                <w:rFonts w:ascii="Times" w:eastAsia="Times New Roman" w:hAnsi="Times" w:cs="Times New Roman"/>
-                <w:color w:val="000000" w:themeColor="text1"/>
-              </w:rPr>
-              <w:t xml:space="preserve">   O</w:t>
-            </w:r>
-            <w:r>
-              <w:rPr>
-                <w:rFonts w:ascii="Times" w:eastAsia="Times New Roman" w:hAnsi="Times" w:cs="Times New Roman"/>
-                <w:color w:val="000000" w:themeColor="text1"/>
-              </w:rPr>
-              <w:t>bject-Oriented Programming, Systems, Languages, and Applications</w:t>
-            </w:r>
-            <w:r>
-              <w:rPr>
-                <w:rFonts w:ascii="Times" w:eastAsia="Times New Roman" w:hAnsi="Times" w:cs="Times New Roman"/>
-                <w:color w:val="000000" w:themeColor="text1"/>
-              </w:rPr>
-              <w:t>,</w:t>
-            </w:r>
-            <w:r>
-              <w:rPr>
-                <w:rFonts w:ascii="Times" w:eastAsia="Times New Roman" w:hAnsi="Times" w:cs="Times New Roman"/>
-                <w:color w:val="000000" w:themeColor="text1"/>
-              </w:rPr>
-              <w:t xml:space="preserve"> 2020</w:t>
+                <w:bCs/>
+                <w:i/>
+                <w:color w:val="000000" w:themeColor="text1"/>
+              </w:rPr>
+              <w:t xml:space="preserve"> Zhang</w:t>
+            </w:r>
+          </w:p>
+          <w:p>
+            <w:pPr>
+              <w:spacing w:before="60"/>
+              <w:rPr>
+                <w:rFonts w:ascii="Times" w:eastAsia="Times New Roman" w:hAnsi="Times" w:cs="Times New Roman"/>
+                <w:color w:val="000000" w:themeColor="text1"/>
+              </w:rPr>
+            </w:pPr>
+            <w:r>
+              <w:rPr>
+                <w:rFonts w:ascii="Times" w:eastAsia="Times New Roman" w:hAnsi="Times" w:cs="Times New Roman"/>
+                <w:color w:val="000000" w:themeColor="text1"/>
+              </w:rPr>
+              <w:t xml:space="preserve">  </w:t>
+            </w:r>
+            <w:r>
+              <w:rPr>
+                <w:rFonts w:ascii="Times" w:eastAsia="Times New Roman" w:hAnsi="Times" w:cs="Times New Roman"/>
+                <w:color w:val="000000" w:themeColor="text1"/>
+              </w:rPr>
+              <w:t xml:space="preserve">International Conference on </w:t>
+            </w:r>
+            <w:r>
+              <w:rPr>
+                <w:rFonts w:ascii="Times" w:eastAsia="Times New Roman" w:hAnsi="Times" w:cs="Times New Roman"/>
+                <w:color w:val="000000" w:themeColor="text1"/>
+              </w:rPr>
+              <w:t>Automated Software Engineering,</w:t>
+            </w:r>
+            <w:r>
+              <w:rPr>
+                <w:rFonts w:ascii="Times" w:eastAsia="Times New Roman" w:hAnsi="Times" w:cs="Times New Roman"/>
+                <w:color w:val="000000" w:themeColor="text1"/>
+              </w:rPr>
+              <w:t xml:space="preserve"> 2022</w:t>
             </w:r>
           </w:p>
         </w:tc>
@@ -4554,19 +4233,33 @@
               <w:jc w:val="right"/>
               <w:rPr>
                 <w:rFonts w:ascii="Times" w:eastAsia="Times New Roman" w:hAnsi="Times" w:cs="Times New Roman"/>
-                <w:b/>
-                <w:bCs/>
-                <w:color w:val="000000" w:themeColor="text1"/>
-              </w:rPr>
-            </w:pPr>
-            <w:r>
-              <w:rPr>
-                <w:rFonts w:ascii="Times" w:eastAsia="Times New Roman" w:hAnsi="Times" w:cs="Times New Roman"/>
-                <w:b/>
-                <w:bCs/>
-                <w:color w:val="000000" w:themeColor="text1"/>
-              </w:rPr>
-              <w:t>OOPSLA’20</w:t>
+                <w:bCs/>
+                <w:color w:val="000000" w:themeColor="text1"/>
+              </w:rPr>
+            </w:pPr>
+            <w:r>
+              <w:rPr>
+                <w:rFonts w:ascii="Times" w:eastAsia="Times New Roman" w:hAnsi="Times" w:cs="Times New Roman"/>
+                <w:bCs/>
+                <w:color w:val="000000" w:themeColor="text1"/>
+              </w:rPr>
+              <w:t>ASE</w:t>
+            </w:r>
+            <w:r>
+              <w:rPr>
+                <w:rFonts w:ascii="Times" w:eastAsia="Times New Roman" w:hAnsi="Times" w:cs="Times New Roman"/>
+                <w:bCs/>
+                <w:color w:val="000000" w:themeColor="text1"/>
+              </w:rPr>
+              <w:t>’2</w:t>
+            </w:r>
+            <w:r>
+              <w:rPr>
+                <w:rFonts w:ascii="Times" w:eastAsia="Times New Roman" w:hAnsi="Times" w:cs="Times New Roman"/>
+                <w:bCs/>
+                <w:color w:val="000000" w:themeColor="text1"/>
+              </w:rPr>
+              <w:t>2</w:t>
             </w:r>
           </w:p>
           <w:p>
@@ -4575,44 +4268,30 @@
               <w:jc w:val="right"/>
               <w:rPr>
                 <w:rFonts w:ascii="Times" w:eastAsia="Times New Roman" w:hAnsi="Times" w:cs="Times New Roman"/>
-                <w:b/>
-                <w:bCs/>
-                <w:color w:val="000000" w:themeColor="text1"/>
-                <w:sz w:val="34"/>
+                <w:bCs/>
+                <w:color w:val="000000" w:themeColor="text1"/>
                 <w:szCs w:val="34"/>
               </w:rPr>
             </w:pPr>
             <w:r>
               <w:rPr>
                 <w:rFonts w:ascii="Times" w:eastAsia="Times New Roman" w:hAnsi="Times" w:cs="Times New Roman" w:hint="eastAsia"/>
-                <w:b/>
-                <w:bCs/>
-                <w:color w:val="000000" w:themeColor="text1"/>
-              </w:rPr>
-              <w:t>(</w:t>
+                <w:bCs/>
+                <w:color w:val="000000" w:themeColor="text1"/>
+              </w:rPr>
+              <w:t>(CCF</w:t>
+            </w:r>
+            <w:r>
+              <w:rPr>
+                <w:rFonts w:ascii="Times" w:eastAsia="Times New Roman" w:hAnsi="Times" w:cs="Times New Roman"/>
+                <w:bCs/>
+                <w:color w:val="000000" w:themeColor="text1"/>
+              </w:rPr>
+              <w:t>-A</w:t>
             </w:r>
             <w:r>
               <w:rPr>
                 <w:rFonts w:ascii="Times" w:eastAsia="Times New Roman" w:hAnsi="Times" w:cs="Times New Roman" w:hint="eastAsia"/>
-                <w:b/>
-                <w:bCs/>
-                <w:color w:val="000000" w:themeColor="text1"/>
-              </w:rPr>
-              <w:t>CCF</w:t>
-            </w:r>
-            <w:r>
-              <w:rPr>
-                <w:rFonts w:ascii="Times" w:eastAsia="Times New Roman" w:hAnsi="Times" w:cs="Times New Roman"/>
-                <w:b/>
-                <w:bCs/>
-                <w:color w:val="000000" w:themeColor="text1"/>
-              </w:rPr>
-              <w:t>-A</w:t>
-            </w:r>
-            <w:r>
-              <w:rPr>
-                <w:rFonts w:ascii="Times" w:eastAsia="Times New Roman" w:hAnsi="Times" w:cs="Times New Roman" w:hint="eastAsia"/>
-                <w:b/>
                 <w:bCs/>
                 <w:color w:val="000000" w:themeColor="text1"/>
               </w:rPr>
@@ -4623,7 +4302,7 @@
       </w:tr>
       <w:tr>
         <w:trPr>
-          <w:trHeight w:val="1132"/>
+          <w:trHeight w:val="402"/>
         </w:trPr>
         <w:tc>
           <w:tcPr>
@@ -4631,57 +4310,91 @@
           </w:tcPr>
           <w:p>
             <w:pPr>
-              <w:spacing w:before="60" w:line="276" w:lineRule="auto"/>
-              <w:rPr>
-                <w:rFonts w:ascii="Times" w:eastAsia="Times New Roman" w:hAnsi="Times" w:cs="Times New Roman"/>
-                <w:b/>
-                <w:bCs/>
-                <w:color w:val="000000" w:themeColor="text1"/>
-              </w:rPr>
-            </w:pPr>
-            <w:r>
-              <w:rPr>
-                <w:rFonts w:ascii="Times" w:eastAsia="Times New Roman" w:hAnsi="Times" w:cs="Times New Roman"/>
-                <w:b/>
-                <w:bCs/>
-                <w:color w:val="000000" w:themeColor="text1"/>
-              </w:rPr>
-              <w:t>• Binary Rewriting without Control Flow Recovery</w:t>
-            </w:r>
-          </w:p>
-          <w:p>
-            <w:pPr>
-              <w:spacing w:before="60" w:line="276" w:lineRule="auto"/>
-              <w:rPr>
-                <w:rFonts w:ascii="Times" w:eastAsia="Times New Roman" w:hAnsi="Times" w:cs="Times New Roman"/>
-                <w:i/>
-                <w:iCs/>
-                <w:color w:val="000000" w:themeColor="text1"/>
-              </w:rPr>
-            </w:pPr>
-            <w:r>
-              <w:rPr>
-                <w:rFonts w:ascii="Times" w:eastAsia="Times New Roman" w:hAnsi="Times" w:cs="Times New Roman"/>
-                <w:color w:val="000000" w:themeColor="text1"/>
-              </w:rPr>
-              <w:t xml:space="preserve">   </w:t>
-            </w:r>
-            <w:r>
-              <w:rPr>
-                <w:rFonts w:ascii="Times" w:eastAsia="Times New Roman" w:hAnsi="Times" w:cs="Times New Roman"/>
-                <w:i/>
-                <w:iCs/>
-                <w:color w:val="000000" w:themeColor="text1"/>
-              </w:rPr>
-              <w:t xml:space="preserve">Gregory J. Duck, </w:t>
-            </w:r>
-            <w:r>
-              <w:rPr>
-                <w:rFonts w:ascii="Times" w:eastAsia="Times New Roman" w:hAnsi="Times" w:cs="Times New Roman"/>
-                <w:b/>
-                <w:bCs/>
-                <w:i/>
-                <w:iCs/>
+              <w:spacing w:before="60"/>
+              <w:rPr>
+                <w:rFonts w:ascii="Times" w:eastAsia="Times New Roman" w:hAnsi="Times" w:cs="Times New Roman"/>
+                <w:color w:val="000000" w:themeColor="text1"/>
+              </w:rPr>
+            </w:pPr>
+            <w:r>
+              <w:rPr>
+                <w:rFonts w:ascii="Times" w:eastAsia="Times New Roman" w:hAnsi="Times" w:cs="Times New Roman"/>
+                <w:b/>
+                <w:color w:val="000000" w:themeColor="text1"/>
+                <w:sz w:val="24"/>
+              </w:rPr>
+              <w:t>•</w:t>
+            </w:r>
+            <w:r>
+              <w:rPr>
+                <w:rFonts w:ascii="Times" w:eastAsia="Times New Roman" w:hAnsi="Times" w:cs="Times New Roman"/>
+                <w:b/>
+                <w:color w:val="000000" w:themeColor="text1"/>
+              </w:rPr>
+              <w:t xml:space="preserve"> </w:t>
+            </w:r>
+            <w:r>
+              <w:rPr>
+                <w:rFonts w:ascii="Times" w:eastAsia="Times New Roman" w:hAnsi="Times" w:cs="Times New Roman"/>
+                <w:b/>
+                <w:bCs/>
+                <w:color w:val="000000" w:themeColor="text1"/>
+              </w:rPr>
+              <w:t>Program Vulnerability Repair via Inductive Inference</w:t>
+            </w:r>
+            <w:r>
+              <w:rPr>
+                <w:rFonts w:ascii="Times" w:eastAsia="Times New Roman" w:hAnsi="Times" w:cs="Times New Roman"/>
+                <w:color w:val="000000" w:themeColor="text1"/>
+              </w:rPr>
+              <w:t xml:space="preserve"> </w:t>
+            </w:r>
+          </w:p>
+          <w:p>
+            <w:pPr>
+              <w:spacing w:before="60"/>
+              <w:rPr>
+                <w:rFonts w:ascii="Times" w:eastAsia="Times New Roman" w:hAnsi="Times" w:cs="Times New Roman"/>
+                <w:bCs/>
+                <w:i/>
+                <w:color w:val="000000" w:themeColor="text1"/>
+              </w:rPr>
+            </w:pPr>
+            <w:r>
+              <w:rPr>
+                <w:rFonts w:ascii="Times" w:eastAsia="Times New Roman" w:hAnsi="Times" w:cs="Times New Roman"/>
+                <w:bCs/>
+                <w:i/>
+                <w:color w:val="000000" w:themeColor="text1"/>
+              </w:rPr>
+              <w:t xml:space="preserve">  </w:t>
+            </w:r>
+            <w:proofErr w:type="spellStart"/>
+            <w:r>
+              <w:rPr>
+                <w:rFonts w:ascii="Times" w:eastAsia="Times New Roman" w:hAnsi="Times" w:cs="Times New Roman"/>
+                <w:bCs/>
+                <w:i/>
+                <w:color w:val="000000" w:themeColor="text1"/>
+              </w:rPr>
+              <w:t>Yuntong</w:t>
+            </w:r>
+            <w:proofErr w:type="spellEnd"/>
+            <w:r>
+              <w:rPr>
+                <w:rFonts w:ascii="Times" w:eastAsia="Times New Roman" w:hAnsi="Times" w:cs="Times New Roman"/>
+                <w:bCs/>
+                <w:i/>
+                <w:color w:val="000000" w:themeColor="text1"/>
+              </w:rPr>
+              <w:t xml:space="preserve"> Zhang, </w:t>
+            </w:r>
+            <w:r>
+              <w:rPr>
+                <w:rFonts w:ascii="Times" w:eastAsia="Times New Roman" w:hAnsi="Times" w:cs="Times New Roman"/>
+                <w:b/>
+                <w:bCs/>
+                <w:i/>
                 <w:color w:val="000000" w:themeColor="text1"/>
                 <w:u w:val="single"/>
               </w:rPr>
@@ -4690,18 +4403,30 @@
             <w:r>
               <w:rPr>
                 <w:rFonts w:ascii="Times" w:eastAsia="Times New Roman" w:hAnsi="Times" w:cs="Times New Roman"/>
-                <w:i/>
-                <w:iCs/>
-                <w:color w:val="000000" w:themeColor="text1"/>
-              </w:rPr>
-              <w:t xml:space="preserve">, </w:t>
+                <w:b/>
+                <w:bCs/>
+                <w:i/>
+                <w:color w:val="000000" w:themeColor="text1"/>
+                <w:u w:val="single"/>
+                <w:vertAlign w:val="superscript"/>
+              </w:rPr>
+              <w:t>#</w:t>
+            </w:r>
+            <w:r>
+              <w:rPr>
+                <w:rFonts w:ascii="Times" w:eastAsia="Times New Roman" w:hAnsi="Times" w:cs="Times New Roman"/>
+                <w:bCs/>
+                <w:i/>
+                <w:color w:val="000000" w:themeColor="text1"/>
+              </w:rPr>
+              <w:t xml:space="preserve">, Gregory J. Duck, </w:t>
             </w:r>
             <w:proofErr w:type="spellStart"/>
             <w:r>
               <w:rPr>
                 <w:rFonts w:ascii="Times" w:eastAsia="Times New Roman" w:hAnsi="Times" w:cs="Times New Roman"/>
-                <w:i/>
-                <w:iCs/>
+                <w:bCs/>
+                <w:i/>
                 <w:color w:val="000000" w:themeColor="text1"/>
               </w:rPr>
               <w:t>Abhik</w:t>
@@ -4710,8 +4435,8 @@
             <w:r>
               <w:rPr>
                 <w:rFonts w:ascii="Times" w:eastAsia="Times New Roman" w:hAnsi="Times" w:cs="Times New Roman"/>
-                <w:i/>
-                <w:iCs/>
+                <w:bCs/>
+                <w:i/>
                 <w:color w:val="000000" w:themeColor="text1"/>
               </w:rPr>
               <w:t xml:space="preserve"> </w:t>
@@ -4720,8 +4445,8 @@
             <w:r>
               <w:rPr>
                 <w:rFonts w:ascii="Times" w:eastAsia="Times New Roman" w:hAnsi="Times" w:cs="Times New Roman"/>
-                <w:i/>
-                <w:iCs/>
+                <w:bCs/>
+                <w:i/>
                 <w:color w:val="000000" w:themeColor="text1"/>
               </w:rPr>
               <w:t>Roychoudhury</w:t>
@@ -4730,25 +4455,39 @@
           </w:p>
           <w:p>
             <w:pPr>
-              <w:spacing w:before="60" w:line="276" w:lineRule="auto"/>
-              <w:rPr>
-                <w:rFonts w:ascii="Times" w:eastAsia="Times New Roman" w:hAnsi="Times" w:cs="Times New Roman"/>
-                <w:color w:val="000000" w:themeColor="text1"/>
-              </w:rPr>
-            </w:pPr>
-            <w:r>
-              <w:rPr>
-                <w:rFonts w:ascii="Times" w:eastAsia="Times New Roman" w:hAnsi="Times" w:cs="Times New Roman"/>
-                <w:color w:val="000000" w:themeColor="text1"/>
-              </w:rPr>
-              <w:t xml:space="preserve">   </w:t>
-            </w:r>
-            <w:r>
-              <w:rPr>
-                <w:rFonts w:ascii="Times" w:eastAsia="Times New Roman" w:hAnsi="Times" w:cs="Times New Roman"/>
-                <w:color w:val="000000" w:themeColor="text1"/>
-              </w:rPr>
-              <w:t>Programming Language Design and Implementation, 2020.</w:t>
+              <w:spacing w:before="60"/>
+              <w:rPr>
+                <w:rFonts w:ascii="Times" w:eastAsia="Times New Roman" w:hAnsi="Times" w:cs="Times New Roman"/>
+                <w:color w:val="000000" w:themeColor="text1"/>
+              </w:rPr>
+            </w:pPr>
+            <w:r>
+              <w:rPr>
+                <w:rFonts w:ascii="Times" w:eastAsia="Times New Roman" w:hAnsi="Times" w:cs="Times New Roman"/>
+                <w:color w:val="000000" w:themeColor="text1"/>
+              </w:rPr>
+              <w:t xml:space="preserve">  </w:t>
+            </w:r>
+            <w:r>
+              <w:rPr>
+                <w:rFonts w:ascii="Times" w:eastAsia="Times New Roman" w:hAnsi="Times" w:cs="Times New Roman"/>
+                <w:color w:val="000000" w:themeColor="text1"/>
+              </w:rPr>
+              <w:t>International Symposium on</w:t>
+            </w:r>
+            <w:r>
+              <w:rPr>
+                <w:rFonts w:ascii="Times" w:eastAsia="Times New Roman" w:hAnsi="Times" w:cs="Times New Roman"/>
+                <w:color w:val="000000" w:themeColor="text1"/>
+              </w:rPr>
+              <w:t xml:space="preserve"> Software Testing and Analysis,</w:t>
+            </w:r>
+            <w:r>
+              <w:rPr>
+                <w:rFonts w:ascii="Times" w:eastAsia="Times New Roman" w:hAnsi="Times" w:cs="Times New Roman"/>
+                <w:color w:val="000000" w:themeColor="text1"/>
+              </w:rPr>
+              <w:t xml:space="preserve"> 2022</w:t>
             </w:r>
           </w:p>
         </w:tc>
@@ -4762,19 +4501,25 @@
               <w:jc w:val="right"/>
               <w:rPr>
                 <w:rFonts w:ascii="Times" w:eastAsia="Times New Roman" w:hAnsi="Times" w:cs="Times New Roman"/>
-                <w:b/>
-                <w:bCs/>
-                <w:color w:val="000000" w:themeColor="text1"/>
-              </w:rPr>
-            </w:pPr>
-            <w:r>
-              <w:rPr>
-                <w:rFonts w:ascii="Times" w:eastAsia="Times New Roman" w:hAnsi="Times" w:cs="Times New Roman"/>
-                <w:b/>
-                <w:bCs/>
-                <w:color w:val="000000" w:themeColor="text1"/>
-              </w:rPr>
-              <w:t>PLDI’20</w:t>
+                <w:bCs/>
+                <w:color w:val="000000" w:themeColor="text1"/>
+              </w:rPr>
+            </w:pPr>
+            <w:r>
+              <w:rPr>
+                <w:rFonts w:ascii="Times" w:eastAsia="Times New Roman" w:hAnsi="Times" w:cs="Times New Roman"/>
+                <w:bCs/>
+                <w:color w:val="000000" w:themeColor="text1"/>
+              </w:rPr>
+              <w:t>ISSTA’2</w:t>
+            </w:r>
+            <w:r>
+              <w:rPr>
+                <w:rFonts w:ascii="Times" w:eastAsia="Times New Roman" w:hAnsi="Times" w:cs="Times New Roman"/>
+                <w:bCs/>
+                <w:color w:val="000000" w:themeColor="text1"/>
+              </w:rPr>
+              <w:t>2</w:t>
             </w:r>
           </w:p>
           <w:p>
@@ -4783,7 +4528,6 @@
               <w:jc w:val="right"/>
               <w:rPr>
                 <w:rFonts w:ascii="Times" w:eastAsia="Times New Roman" w:hAnsi="Times" w:cs="Times New Roman"/>
-                <w:b/>
                 <w:bCs/>
                 <w:color w:val="000000" w:themeColor="text1"/>
               </w:rPr>
@@ -4791,34 +4535,22 @@
             <w:r>
               <w:rPr>
                 <w:rFonts w:ascii="Times" w:eastAsia="Times New Roman" w:hAnsi="Times" w:cs="Times New Roman" w:hint="eastAsia"/>
-                <w:b/>
-                <w:bCs/>
-                <w:color w:val="000000" w:themeColor="text1"/>
-              </w:rPr>
-              <w:t>(</w:t>
+                <w:bCs/>
+                <w:color w:val="000000" w:themeColor="text1"/>
+              </w:rPr>
+              <w:t>(CCF</w:t>
+            </w:r>
+            <w:r>
+              <w:rPr>
+                <w:rFonts w:ascii="Times" w:eastAsia="Times New Roman" w:hAnsi="Times" w:cs="Times New Roman"/>
+                <w:bCs/>
+                <w:color w:val="000000" w:themeColor="text1"/>
+              </w:rPr>
+              <w:t>-A</w:t>
             </w:r>
             <w:r>
               <w:rPr>
                 <w:rFonts w:ascii="Times" w:eastAsia="Times New Roman" w:hAnsi="Times" w:cs="Times New Roman" w:hint="eastAsia"/>
-                <w:b/>
-                <w:bCs/>
-                <w:color w:val="000000" w:themeColor="text1"/>
-              </w:rPr>
-              <w:t>CCF</w:t>
-            </w:r>
-            <w:r>
-              <w:rPr>
-                <w:rFonts w:ascii="Times" w:eastAsia="Times New Roman" w:hAnsi="Times" w:cs="Times New Roman"/>
-                <w:b/>
-                <w:bCs/>
-                <w:color w:val="000000" w:themeColor="text1"/>
-              </w:rPr>
-              <w:t>-A</w:t>
-            </w:r>
-            <w:r>
-              <w:rPr>
-                <w:rFonts w:ascii="Times" w:eastAsia="Times New Roman" w:hAnsi="Times" w:cs="Times New Roman" w:hint="eastAsia"/>
-                <w:b/>
                 <w:bCs/>
                 <w:color w:val="000000" w:themeColor="text1"/>
               </w:rPr>
@@ -4829,7 +4561,7 @@
       </w:tr>
       <w:tr>
         <w:trPr>
-          <w:trHeight w:val="1158"/>
+          <w:trHeight w:val="945"/>
         </w:trPr>
         <w:tc>
           <w:tcPr>
@@ -4837,129 +4569,180 @@
           </w:tcPr>
           <w:p>
             <w:pPr>
-              <w:spacing w:before="60" w:line="276" w:lineRule="auto"/>
-              <w:rPr>
-                <w:rFonts w:ascii="Times" w:eastAsia="Times New Roman" w:hAnsi="Times" w:cs="Times New Roman"/>
-                <w:b/>
-                <w:bCs/>
-                <w:color w:val="000000" w:themeColor="text1"/>
-              </w:rPr>
-            </w:pPr>
-            <w:r>
-              <w:rPr>
-                <w:rFonts w:ascii="Times" w:eastAsia="Times New Roman" w:hAnsi="Times" w:cs="Times New Roman"/>
-                <w:b/>
-                <w:bCs/>
-                <w:color w:val="000000" w:themeColor="text1"/>
-              </w:rPr>
-              <w:t>• Interactive Patch Generation and Suggestion</w:t>
-            </w:r>
-          </w:p>
-          <w:p>
-            <w:pPr>
-              <w:spacing w:before="60" w:line="276" w:lineRule="auto"/>
-              <w:rPr>
-                <w:rFonts w:ascii="Times" w:eastAsia="Times New Roman" w:hAnsi="Times" w:cs="Times New Roman"/>
-                <w:i/>
-                <w:iCs/>
-                <w:color w:val="000000" w:themeColor="text1"/>
-              </w:rPr>
-            </w:pPr>
-            <w:r>
-              <w:rPr>
-                <w:rFonts w:ascii="Times" w:eastAsia="Times New Roman" w:hAnsi="Times" w:cs="Times New Roman"/>
-                <w:color w:val="000000" w:themeColor="text1"/>
-              </w:rPr>
-              <w:t xml:space="preserve">   </w:t>
-            </w:r>
-            <w:r>
-              <w:rPr>
-                <w:rFonts w:ascii="Times" w:eastAsia="Times New Roman" w:hAnsi="Times" w:cs="Times New Roman"/>
-                <w:b/>
-                <w:bCs/>
-                <w:i/>
-                <w:iCs/>
+              <w:spacing w:before="60"/>
+              <w:rPr>
+                <w:rFonts w:ascii="Times" w:eastAsia="Times New Roman" w:hAnsi="Times" w:cs="Times New Roman"/>
+                <w:color w:val="000000" w:themeColor="text1"/>
+              </w:rPr>
+            </w:pPr>
+            <w:r>
+              <w:rPr>
+                <w:rFonts w:ascii="Times" w:eastAsia="Times New Roman" w:hAnsi="Times" w:cs="Times New Roman"/>
+                <w:b/>
+                <w:color w:val="000000" w:themeColor="text1"/>
+                <w:sz w:val="24"/>
+              </w:rPr>
+              <w:t>•</w:t>
+            </w:r>
+            <w:r>
+              <w:rPr>
+                <w:rFonts w:ascii="Times" w:eastAsia="Times New Roman" w:hAnsi="Times" w:cs="Times New Roman"/>
+                <w:b/>
+                <w:color w:val="000000" w:themeColor="text1"/>
+                <w:sz w:val="20"/>
+              </w:rPr>
+              <w:t xml:space="preserve"> </w:t>
+            </w:r>
+            <w:r>
+              <w:rPr>
+                <w:rFonts w:ascii="Times" w:eastAsia="Times New Roman" w:hAnsi="Times" w:cs="Times New Roman"/>
+                <w:b/>
+                <w:color w:val="000000" w:themeColor="text1"/>
+              </w:rPr>
+              <w:t>Automated Patch Backporting in Linux (Experience Paper)</w:t>
+            </w:r>
+            <w:r>
+              <w:rPr>
+                <w:rFonts w:ascii="Times" w:eastAsia="Times New Roman" w:hAnsi="Times" w:cs="Times New Roman"/>
+                <w:b/>
+                <w:color w:val="000000" w:themeColor="text1"/>
+              </w:rPr>
+              <w:br/>
+            </w:r>
+            <w:r>
+              <w:rPr>
+                <w:rFonts w:ascii="Times" w:eastAsia="Times New Roman" w:hAnsi="Times" w:cs="Times New Roman"/>
+                <w:bCs/>
+                <w:i/>
+                <w:color w:val="000000" w:themeColor="text1"/>
+              </w:rPr>
+              <w:t xml:space="preserve">   R. Shariffdeen*, </w:t>
+            </w:r>
+            <w:r>
+              <w:rPr>
+                <w:rFonts w:ascii="Times" w:eastAsia="Times New Roman" w:hAnsi="Times" w:cs="Times New Roman"/>
+                <w:b/>
+                <w:bCs/>
+                <w:i/>
                 <w:color w:val="000000" w:themeColor="text1"/>
                 <w:u w:val="single"/>
               </w:rPr>
-              <w:t>Xiang Gao</w:t>
-            </w:r>
-            <w:r>
-              <w:rPr>
-                <w:rFonts w:ascii="Times" w:eastAsia="Times New Roman" w:hAnsi="Times" w:cs="Times New Roman"/>
-                <w:i/>
-                <w:iCs/>
-                <w:color w:val="000000" w:themeColor="text1"/>
-              </w:rPr>
-              <w:t xml:space="preserve">, </w:t>
+              <w:t>X. Gao*,</w:t>
+            </w:r>
+            <w:r>
+              <w:rPr>
+                <w:rFonts w:ascii="Times" w:eastAsia="Times New Roman" w:hAnsi="Times" w:cs="Times New Roman"/>
+                <w:bCs/>
+                <w:i/>
+                <w:color w:val="000000" w:themeColor="text1"/>
+              </w:rPr>
+              <w:t xml:space="preserve"> G. J. Duck, S. Tan, J. </w:t>
             </w:r>
             <w:proofErr w:type="spellStart"/>
             <w:r>
               <w:rPr>
                 <w:rFonts w:ascii="Times" w:eastAsia="Times New Roman" w:hAnsi="Times" w:cs="Times New Roman"/>
-                <w:i/>
-                <w:iCs/>
-                <w:color w:val="000000" w:themeColor="text1"/>
-              </w:rPr>
-              <w:t>Abhik</w:t>
+                <w:bCs/>
+                <w:i/>
+                <w:color w:val="000000" w:themeColor="text1"/>
+              </w:rPr>
+              <w:t>Lawall</w:t>
             </w:r>
             <w:proofErr w:type="spellEnd"/>
             <w:r>
               <w:rPr>
                 <w:rFonts w:ascii="Times" w:eastAsia="Times New Roman" w:hAnsi="Times" w:cs="Times New Roman"/>
-                <w:i/>
-                <w:iCs/>
+                <w:bCs/>
+                <w:i/>
+                <w:color w:val="000000" w:themeColor="text1"/>
+              </w:rPr>
+              <w:t xml:space="preserve">, A. </w:t>
+            </w:r>
+            <w:proofErr w:type="spellStart"/>
+            <w:r>
+              <w:rPr>
+                <w:rFonts w:ascii="Times" w:eastAsia="Times New Roman" w:hAnsi="Times" w:cs="Times New Roman"/>
+                <w:bCs/>
+                <w:i/>
+                <w:color w:val="000000" w:themeColor="text1"/>
+              </w:rPr>
+              <w:t>Roychoudhury</w:t>
+            </w:r>
+            <w:proofErr w:type="spellEnd"/>
+            <w:r>
+              <w:rPr>
+                <w:rFonts w:ascii="Times" w:eastAsia="Times New Roman" w:hAnsi="Times" w:cs="Times New Roman"/>
+                <w:bCs/>
+                <w:i/>
+                <w:color w:val="000000" w:themeColor="text1"/>
+              </w:rPr>
+              <w:t xml:space="preserve"> (*co-first author)</w:t>
+            </w:r>
+            <w:r>
+              <w:rPr>
+                <w:rFonts w:ascii="Times" w:eastAsia="Times New Roman" w:hAnsi="Times" w:cs="Times New Roman"/>
+                <w:b/>
+                <w:color w:val="000000" w:themeColor="text1"/>
+              </w:rPr>
+              <w:br/>
+            </w:r>
+            <w:r>
+              <w:rPr>
+                <w:rFonts w:ascii="Times" w:eastAsia="Times New Roman" w:hAnsi="Times" w:cs="Times New Roman"/>
+                <w:color w:val="000000" w:themeColor="text1"/>
+              </w:rPr>
+              <w:t xml:space="preserve">   International Symposium on</w:t>
+            </w:r>
+            <w:r>
+              <w:rPr>
+                <w:rFonts w:ascii="Times" w:eastAsia="Times New Roman" w:hAnsi="Times" w:cs="Times New Roman"/>
+                <w:color w:val="000000" w:themeColor="text1"/>
+              </w:rPr>
+              <w:t xml:space="preserve"> Software Testing and Analysis</w:t>
+            </w:r>
+            <w:r>
+              <w:rPr>
+                <w:rFonts w:ascii="Times" w:eastAsia="Times New Roman" w:hAnsi="Times" w:cs="Times New Roman"/>
+                <w:color w:val="000000" w:themeColor="text1"/>
+              </w:rPr>
+              <w:t>, 2021</w:t>
+            </w:r>
+          </w:p>
+          <w:p>
+            <w:pPr>
+              <w:spacing w:before="60"/>
+              <w:rPr>
+                <w:rFonts w:ascii="Times" w:eastAsia="Times New Roman" w:hAnsi="Times" w:cs="Times New Roman"/>
+                <w:color w:val="000000" w:themeColor="text1"/>
+              </w:rPr>
+            </w:pPr>
+            <w:r>
+              <w:rPr>
+                <w:rFonts w:ascii="Times" w:eastAsia="Times New Roman" w:hAnsi="Times" w:cs="Times New Roman"/>
+                <w:color w:val="000000" w:themeColor="text1"/>
+              </w:rPr>
+              <w:t xml:space="preserve">  </w:t>
+            </w:r>
+            <w:r>
+              <w:rPr>
+                <w:rFonts w:ascii="Times" w:eastAsia="Times New Roman" w:hAnsi="Times" w:cs="Times New Roman"/>
                 <w:color w:val="000000" w:themeColor="text1"/>
               </w:rPr>
               <w:t xml:space="preserve"> </w:t>
             </w:r>
-            <w:proofErr w:type="spellStart"/>
-            <w:r>
-              <w:rPr>
-                <w:rFonts w:ascii="Times" w:eastAsia="Times New Roman" w:hAnsi="Times" w:cs="Times New Roman"/>
-                <w:i/>
-                <w:iCs/>
-                <w:color w:val="000000" w:themeColor="text1"/>
-              </w:rPr>
-              <w:t>Roychoudhury</w:t>
-            </w:r>
-            <w:proofErr w:type="spellEnd"/>
-          </w:p>
-          <w:p>
-            <w:pPr>
-              <w:spacing w:before="60" w:line="276" w:lineRule="auto"/>
-              <w:rPr>
-                <w:rFonts w:ascii="Times" w:eastAsia="Times New Roman" w:hAnsi="Times" w:cs="Times New Roman"/>
-                <w:color w:val="000000" w:themeColor="text1"/>
-              </w:rPr>
-            </w:pPr>
-            <w:r>
-              <w:rPr>
-                <w:rFonts w:ascii="Times" w:eastAsia="Times New Roman" w:hAnsi="Times" w:cs="Times New Roman"/>
-                <w:color w:val="000000" w:themeColor="text1"/>
-              </w:rPr>
-              <w:t xml:space="preserve">   </w:t>
-            </w:r>
-            <w:r>
-              <w:rPr>
-                <w:rFonts w:ascii="Times" w:eastAsia="Times New Roman" w:hAnsi="Times" w:cs="Times New Roman"/>
-                <w:color w:val="000000" w:themeColor="text1"/>
-              </w:rPr>
-              <w:t>Automated Program Repair Workshop @</w:t>
-            </w:r>
-            <w:r>
-              <w:rPr>
-                <w:rFonts w:ascii="Times" w:eastAsia="Times New Roman" w:hAnsi="Times" w:cs="Times New Roman"/>
-                <w:color w:val="000000" w:themeColor="text1"/>
-              </w:rPr>
-              <w:t xml:space="preserve"> </w:t>
-            </w:r>
-            <w:r>
-              <w:rPr>
-                <w:rFonts w:ascii="Times" w:eastAsia="Times New Roman" w:hAnsi="Times" w:cs="Times New Roman"/>
-                <w:color w:val="000000" w:themeColor="text1"/>
-              </w:rPr>
-              <w:t>ICSE, 2020.</w:t>
+            <w:r>
+              <w:rPr>
+                <w:rFonts w:ascii="Times" w:eastAsia="Times New Roman" w:hAnsi="Times" w:cs="Times New Roman"/>
+                <w:color w:val="FF0000"/>
+              </w:rPr>
+              <w:t xml:space="preserve">ACM SIGSOFT </w:t>
+            </w:r>
+            <w:r>
+              <w:rPr>
+                <w:rFonts w:ascii="Times" w:eastAsia="Times New Roman" w:hAnsi="Times" w:cs="Times New Roman"/>
+                <w:color w:val="FF0000"/>
+              </w:rPr>
+              <w:t>Distinguished Artifact Award</w:t>
             </w:r>
           </w:p>
         </w:tc>
@@ -4973,7 +4756,25 @@
               <w:jc w:val="right"/>
               <w:rPr>
                 <w:rFonts w:ascii="Times" w:eastAsia="Times New Roman" w:hAnsi="Times" w:cs="Times New Roman"/>
-                <w:b/>
+                <w:bCs/>
+                <w:color w:val="000000" w:themeColor="text1"/>
+              </w:rPr>
+            </w:pPr>
+            <w:r>
+              <w:rPr>
+                <w:rFonts w:ascii="Times" w:eastAsia="Times New Roman" w:hAnsi="Times" w:cs="Times New Roman"/>
+                <w:bCs/>
+                <w:color w:val="000000" w:themeColor="text1"/>
+              </w:rPr>
+              <w:t>ISSTA’21</w:t>
+            </w:r>
+          </w:p>
+          <w:p>
+            <w:pPr>
+              <w:spacing w:before="60"/>
+              <w:jc w:val="right"/>
+              <w:rPr>
+                <w:rFonts w:ascii="Times" w:eastAsia="Times New Roman" w:hAnsi="Times" w:cs="Times New Roman"/>
                 <w:bCs/>
                 <w:smallCaps/>
                 <w:color w:val="000000" w:themeColor="text1"/>
@@ -4981,20 +4782,34 @@
             </w:pPr>
             <w:r>
               <w:rPr>
-                <w:rFonts w:ascii="Times" w:eastAsia="Times New Roman" w:hAnsi="Times" w:cs="Times New Roman"/>
-                <w:b/>
-                <w:bCs/>
-                <w:smallCaps/>
-                <w:color w:val="000000" w:themeColor="text1"/>
-              </w:rPr>
-              <w:t>APR’20</w:t>
+                <w:rFonts w:ascii="Times" w:eastAsia="Times New Roman" w:hAnsi="Times" w:cs="Times New Roman" w:hint="eastAsia"/>
+                <w:bCs/>
+                <w:color w:val="000000" w:themeColor="text1"/>
+              </w:rPr>
+              <w:t>(CCF</w:t>
+            </w:r>
+            <w:r>
+              <w:rPr>
+                <w:rFonts w:ascii="Times" w:eastAsia="Times New Roman" w:hAnsi="Times" w:cs="Times New Roman"/>
+                <w:bCs/>
+                <w:color w:val="000000" w:themeColor="text1"/>
+              </w:rPr>
+              <w:t>-A</w:t>
+            </w:r>
+            <w:r>
+              <w:rPr>
+                <w:rFonts w:ascii="Times" w:eastAsia="Times New Roman" w:hAnsi="Times" w:cs="Times New Roman" w:hint="eastAsia"/>
+                <w:bCs/>
+                <w:color w:val="000000" w:themeColor="text1"/>
+              </w:rPr>
+              <w:t>)</w:t>
             </w:r>
           </w:p>
         </w:tc>
       </w:tr>
       <w:tr>
         <w:trPr>
-          <w:trHeight w:val="1136"/>
+          <w:trHeight w:val="778"/>
         </w:trPr>
         <w:tc>
           <w:tcPr>
@@ -5002,37 +4817,45 @@
           </w:tcPr>
           <w:p>
             <w:pPr>
-              <w:spacing w:before="60" w:line="276" w:lineRule="auto"/>
-              <w:rPr>
-                <w:rFonts w:ascii="Times" w:eastAsia="Times New Roman" w:hAnsi="Times" w:cs="Times New Roman"/>
-                <w:b/>
-                <w:bCs/>
-                <w:color w:val="000000" w:themeColor="text1"/>
-              </w:rPr>
-            </w:pPr>
-            <w:r>
-              <w:rPr>
-                <w:rFonts w:ascii="Times" w:eastAsia="Times New Roman" w:hAnsi="Times" w:cs="Times New Roman"/>
-                <w:b/>
-                <w:bCs/>
-                <w:color w:val="000000" w:themeColor="text1"/>
-              </w:rPr>
-              <w:t>• Fuzz Testing based Data Augmentation to Improve Robustness of Deep Neural Networks</w:t>
-            </w:r>
-          </w:p>
-          <w:p>
-            <w:pPr>
-              <w:spacing w:before="60" w:line="276" w:lineRule="auto"/>
-              <w:rPr>
-                <w:rFonts w:ascii="Times" w:eastAsia="Times New Roman" w:hAnsi="Times" w:cs="Times New Roman"/>
-                <w:i/>
+              <w:spacing w:before="60"/>
+              <w:rPr>
+                <w:rFonts w:ascii="Times" w:eastAsia="Times New Roman" w:hAnsi="Times" w:cs="Times New Roman"/>
+                <w:color w:val="000000" w:themeColor="text1"/>
+              </w:rPr>
+            </w:pPr>
+            <w:r>
+              <w:rPr>
+                <w:rFonts w:ascii="Times" w:eastAsia="Times New Roman" w:hAnsi="Times" w:cs="Times New Roman"/>
+                <w:b/>
                 <w:iCs/>
                 <w:color w:val="000000" w:themeColor="text1"/>
-              </w:rPr>
-            </w:pPr>
-            <w:r>
-              <w:rPr>
-                <w:rFonts w:ascii="Times" w:eastAsia="Times New Roman" w:hAnsi="Times" w:cs="Times New Roman"/>
+                <w:sz w:val="24"/>
+              </w:rPr>
+              <w:t xml:space="preserve">• </w:t>
+            </w:r>
+            <w:r>
+              <w:rPr>
+                <w:rFonts w:ascii="Times" w:eastAsia="Times New Roman" w:hAnsi="Times" w:cs="Times New Roman"/>
+                <w:b/>
+                <w:iCs/>
+                <w:color w:val="000000" w:themeColor="text1"/>
+              </w:rPr>
+              <w:t>Beyond Tests: Program Vulnerability Repair via Crash Constraint Extraction</w:t>
+            </w:r>
+            <w:r>
+              <w:rPr>
+                <w:rFonts w:ascii="Times" w:eastAsia="Times New Roman" w:hAnsi="Times" w:cs="Times New Roman"/>
+                <w:b/>
+                <w:iCs/>
+                <w:color w:val="000000" w:themeColor="text1"/>
+              </w:rPr>
+              <w:br/>
+            </w:r>
+            <w:r>
+              <w:rPr>
+                <w:rFonts w:ascii="Times" w:eastAsia="Times New Roman" w:hAnsi="Times" w:cs="Times New Roman"/>
+                <w:bCs/>
+                <w:iCs/>
                 <w:color w:val="000000" w:themeColor="text1"/>
               </w:rPr>
               <w:t xml:space="preserve">   </w:t>
@@ -5041,112 +4864,127 @@
               <w:rPr>
                 <w:rFonts w:ascii="Times" w:eastAsia="Times New Roman" w:hAnsi="Times" w:cs="Times New Roman"/>
                 <w:b/>
-                <w:bCs/>
-                <w:i/>
+                <w:i/>
+                <w:color w:val="000000" w:themeColor="text1"/>
+                <w:u w:val="single"/>
+              </w:rPr>
+              <w:t>Xiang Gao</w:t>
+            </w:r>
+            <w:r>
+              <w:rPr>
+                <w:rFonts w:ascii="Times" w:eastAsia="Times New Roman" w:hAnsi="Times" w:cs="Times New Roman"/>
+                <w:bCs/>
+                <w:i/>
+                <w:color w:val="000000" w:themeColor="text1"/>
+              </w:rPr>
+              <w:t xml:space="preserve">, Bo Wang, Gregory J. Duck, </w:t>
+            </w:r>
+            <w:proofErr w:type="spellStart"/>
+            <w:r>
+              <w:rPr>
+                <w:rFonts w:ascii="Times" w:eastAsia="Times New Roman" w:hAnsi="Times" w:cs="Times New Roman"/>
+                <w:bCs/>
+                <w:i/>
+                <w:color w:val="000000" w:themeColor="text1"/>
+              </w:rPr>
+              <w:t>Ruyi</w:t>
+            </w:r>
+            <w:proofErr w:type="spellEnd"/>
+            <w:r>
+              <w:rPr>
+                <w:rFonts w:ascii="Times" w:eastAsia="Times New Roman" w:hAnsi="Times" w:cs="Times New Roman"/>
+                <w:bCs/>
+                <w:i/>
+                <w:color w:val="000000" w:themeColor="text1"/>
+              </w:rPr>
+              <w:t xml:space="preserve"> Ji, </w:t>
+            </w:r>
+            <w:proofErr w:type="spellStart"/>
+            <w:r>
+              <w:rPr>
+                <w:rFonts w:ascii="Times" w:eastAsia="Times New Roman" w:hAnsi="Times" w:cs="Times New Roman"/>
+                <w:bCs/>
+                <w:i/>
+                <w:color w:val="000000" w:themeColor="text1"/>
+              </w:rPr>
+              <w:t>Yingfei</w:t>
+            </w:r>
+            <w:proofErr w:type="spellEnd"/>
+            <w:r>
+              <w:rPr>
+                <w:rFonts w:ascii="Times" w:eastAsia="Times New Roman" w:hAnsi="Times" w:cs="Times New Roman"/>
+                <w:bCs/>
+                <w:i/>
+                <w:color w:val="000000" w:themeColor="text1"/>
+              </w:rPr>
+              <w:t xml:space="preserve"> </w:t>
+            </w:r>
+            <w:proofErr w:type="spellStart"/>
+            <w:r>
+              <w:rPr>
+                <w:rFonts w:ascii="Times" w:eastAsia="Times New Roman" w:hAnsi="Times" w:cs="Times New Roman"/>
+                <w:bCs/>
+                <w:i/>
+                <w:color w:val="000000" w:themeColor="text1"/>
+              </w:rPr>
+              <w:t>Xiong</w:t>
+            </w:r>
+            <w:proofErr w:type="spellEnd"/>
+            <w:r>
+              <w:rPr>
+                <w:rFonts w:ascii="Times" w:eastAsia="Times New Roman" w:hAnsi="Times" w:cs="Times New Roman"/>
+                <w:bCs/>
+                <w:i/>
+                <w:color w:val="000000" w:themeColor="text1"/>
+              </w:rPr>
+              <w:t xml:space="preserve">, </w:t>
+            </w:r>
+            <w:proofErr w:type="spellStart"/>
+            <w:r>
+              <w:rPr>
+                <w:rFonts w:ascii="Times" w:eastAsia="Times New Roman" w:hAnsi="Times" w:cs="Times New Roman"/>
+                <w:bCs/>
+                <w:i/>
+                <w:color w:val="000000" w:themeColor="text1"/>
+              </w:rPr>
+              <w:t>Abhik</w:t>
+            </w:r>
+            <w:proofErr w:type="spellEnd"/>
+            <w:r>
+              <w:rPr>
+                <w:rFonts w:ascii="Times" w:eastAsia="Times New Roman" w:hAnsi="Times" w:cs="Times New Roman"/>
+                <w:bCs/>
+                <w:i/>
+                <w:color w:val="000000" w:themeColor="text1"/>
+              </w:rPr>
+              <w:t xml:space="preserve"> </w:t>
+            </w:r>
+            <w:proofErr w:type="spellStart"/>
+            <w:r>
+              <w:rPr>
+                <w:rFonts w:ascii="Times" w:eastAsia="Times New Roman" w:hAnsi="Times" w:cs="Times New Roman"/>
+                <w:bCs/>
+                <w:i/>
+                <w:color w:val="000000" w:themeColor="text1"/>
+              </w:rPr>
+              <w:t>Roychoudhury</w:t>
+            </w:r>
+            <w:proofErr w:type="spellEnd"/>
+            <w:r>
+              <w:rPr>
+                <w:rFonts w:ascii="Times" w:eastAsia="Times New Roman" w:hAnsi="Times" w:cs="Times New Roman"/>
+                <w:b/>
                 <w:iCs/>
                 <w:color w:val="000000" w:themeColor="text1"/>
-                <w:u w:val="single"/>
-              </w:rPr>
-              <w:t>Xiang Gao</w:t>
-            </w:r>
-            <w:r>
-              <w:rPr>
-                <w:rFonts w:ascii="Times" w:eastAsia="Times New Roman" w:hAnsi="Times" w:cs="Times New Roman"/>
-                <w:i/>
-                <w:iCs/>
-                <w:color w:val="000000" w:themeColor="text1"/>
-              </w:rPr>
-              <w:t xml:space="preserve">, Ripon K. </w:t>
-            </w:r>
-            <w:proofErr w:type="spellStart"/>
-            <w:r>
-              <w:rPr>
-                <w:rFonts w:ascii="Times" w:eastAsia="Times New Roman" w:hAnsi="Times" w:cs="Times New Roman"/>
-                <w:i/>
-                <w:iCs/>
-                <w:color w:val="000000" w:themeColor="text1"/>
-              </w:rPr>
-              <w:t>Saha</w:t>
-            </w:r>
-            <w:proofErr w:type="spellEnd"/>
-            <w:r>
-              <w:rPr>
-                <w:rFonts w:ascii="Times" w:eastAsia="Times New Roman" w:hAnsi="Times" w:cs="Times New Roman"/>
-                <w:i/>
-                <w:iCs/>
-                <w:color w:val="000000" w:themeColor="text1"/>
-              </w:rPr>
-              <w:t xml:space="preserve">, Mukul R. Prasad, </w:t>
-            </w:r>
-            <w:proofErr w:type="spellStart"/>
-            <w:r>
-              <w:rPr>
-                <w:rFonts w:ascii="Times" w:eastAsia="Times New Roman" w:hAnsi="Times" w:cs="Times New Roman"/>
-                <w:i/>
-                <w:iCs/>
-                <w:color w:val="000000" w:themeColor="text1"/>
-              </w:rPr>
-              <w:t>Abhik</w:t>
-            </w:r>
-            <w:proofErr w:type="spellEnd"/>
-            <w:r>
-              <w:rPr>
-                <w:rFonts w:ascii="Times" w:eastAsia="Times New Roman" w:hAnsi="Times" w:cs="Times New Roman"/>
-                <w:i/>
-                <w:iCs/>
-                <w:color w:val="000000" w:themeColor="text1"/>
-              </w:rPr>
-              <w:t xml:space="preserve"> </w:t>
-            </w:r>
-            <w:proofErr w:type="spellStart"/>
-            <w:r>
-              <w:rPr>
-                <w:rFonts w:ascii="Times" w:eastAsia="Times New Roman" w:hAnsi="Times" w:cs="Times New Roman"/>
-                <w:i/>
-                <w:iCs/>
-                <w:color w:val="000000" w:themeColor="text1"/>
-              </w:rPr>
-              <w:t>Roychoudhury</w:t>
-            </w:r>
-            <w:proofErr w:type="spellEnd"/>
-            <w:r>
-              <w:rPr>
-                <w:rFonts w:ascii="Times" w:eastAsia="Times New Roman" w:hAnsi="Times" w:cs="Times New Roman"/>
-                <w:i/>
-                <w:iCs/>
-                <w:color w:val="000000" w:themeColor="text1"/>
-              </w:rPr>
-              <w:t xml:space="preserve"> </w:t>
-            </w:r>
-          </w:p>
-          <w:p>
-            <w:pPr>
-              <w:spacing w:before="60" w:line="276" w:lineRule="auto"/>
-              <w:rPr>
-                <w:rFonts w:ascii="Times" w:eastAsia="Times New Roman" w:hAnsi="Times" w:cs="Times New Roman"/>
-                <w:color w:val="000000" w:themeColor="text1"/>
-              </w:rPr>
-            </w:pPr>
-            <w:r>
-              <w:rPr>
-                <w:rFonts w:ascii="Times" w:eastAsia="Times New Roman" w:hAnsi="Times" w:cs="Times New Roman"/>
-                <w:color w:val="000000" w:themeColor="text1"/>
-              </w:rPr>
-              <w:t xml:space="preserve">   International Conference on Software Engineering</w:t>
-            </w:r>
-            <w:r>
-              <w:rPr>
-                <w:rFonts w:ascii="Times" w:eastAsia="Times New Roman" w:hAnsi="Times" w:cs="Times New Roman"/>
-                <w:color w:val="000000" w:themeColor="text1"/>
-              </w:rPr>
-              <w:t>,</w:t>
-            </w:r>
-            <w:r>
-              <w:rPr>
-                <w:rFonts w:ascii="Times" w:eastAsia="Times New Roman" w:hAnsi="Times" w:cs="Times New Roman"/>
-                <w:color w:val="000000" w:themeColor="text1"/>
-              </w:rPr>
-              <w:t xml:space="preserve"> 2020.</w:t>
+              </w:rPr>
+              <w:br/>
+            </w:r>
+            <w:r>
+              <w:rPr>
+                <w:rFonts w:ascii="Times" w:eastAsia="Times New Roman" w:hAnsi="Times" w:cs="Times New Roman"/>
+                <w:color w:val="000000" w:themeColor="text1"/>
+              </w:rPr>
+              <w:t xml:space="preserve">   Transactions on Software Engineering and Methodology, 2020</w:t>
             </w:r>
           </w:p>
         </w:tc>
@@ -5160,21 +4998,17 @@
               <w:jc w:val="right"/>
               <w:rPr>
                 <w:rFonts w:ascii="Times" w:eastAsia="Times New Roman" w:hAnsi="Times" w:cs="Times New Roman"/>
-                <w:b/>
-                <w:bCs/>
-                <w:smallCaps/>
-                <w:color w:val="000000" w:themeColor="text1"/>
-              </w:rPr>
-            </w:pPr>
-            <w:r>
-              <w:rPr>
-                <w:rFonts w:ascii="Times" w:eastAsia="Times New Roman" w:hAnsi="Times" w:cs="Times New Roman"/>
-                <w:b/>
-                <w:bCs/>
-                <w:smallCaps/>
-                <w:color w:val="000000" w:themeColor="text1"/>
-              </w:rPr>
-              <w:t>ICSE’20</w:t>
+                <w:bCs/>
+                <w:color w:val="000000" w:themeColor="text1"/>
+              </w:rPr>
+            </w:pPr>
+            <w:r>
+              <w:rPr>
+                <w:rFonts w:ascii="Times" w:eastAsia="Times New Roman" w:hAnsi="Times" w:cs="Times New Roman"/>
+                <w:bCs/>
+                <w:color w:val="000000" w:themeColor="text1"/>
+              </w:rPr>
+              <w:t>TOSEM’21</w:t>
             </w:r>
           </w:p>
           <w:p>
@@ -5183,7 +5017,6 @@
               <w:jc w:val="right"/>
               <w:rPr>
                 <w:rFonts w:ascii="Times" w:eastAsia="Times New Roman" w:hAnsi="Times" w:cs="Times New Roman"/>
-                <w:b/>
                 <w:bCs/>
                 <w:smallCaps/>
                 <w:color w:val="000000" w:themeColor="text1"/>
@@ -5192,34 +5025,22 @@
             <w:r>
               <w:rPr>
                 <w:rFonts w:ascii="Times" w:eastAsia="Times New Roman" w:hAnsi="Times" w:cs="Times New Roman" w:hint="eastAsia"/>
-                <w:b/>
-                <w:bCs/>
-                <w:color w:val="000000" w:themeColor="text1"/>
-              </w:rPr>
-              <w:t>(</w:t>
+                <w:bCs/>
+                <w:color w:val="000000" w:themeColor="text1"/>
+              </w:rPr>
+              <w:t>(CCF</w:t>
+            </w:r>
+            <w:r>
+              <w:rPr>
+                <w:rFonts w:ascii="Times" w:eastAsia="Times New Roman" w:hAnsi="Times" w:cs="Times New Roman"/>
+                <w:bCs/>
+                <w:color w:val="000000" w:themeColor="text1"/>
+              </w:rPr>
+              <w:t>-A</w:t>
             </w:r>
             <w:r>
               <w:rPr>
                 <w:rFonts w:ascii="Times" w:eastAsia="Times New Roman" w:hAnsi="Times" w:cs="Times New Roman" w:hint="eastAsia"/>
-                <w:b/>
-                <w:bCs/>
-                <w:color w:val="000000" w:themeColor="text1"/>
-              </w:rPr>
-              <w:t>CCF</w:t>
-            </w:r>
-            <w:r>
-              <w:rPr>
-                <w:rFonts w:ascii="Times" w:eastAsia="Times New Roman" w:hAnsi="Times" w:cs="Times New Roman"/>
-                <w:b/>
-                <w:bCs/>
-                <w:color w:val="000000" w:themeColor="text1"/>
-              </w:rPr>
-              <w:t>-A</w:t>
-            </w:r>
-            <w:r>
-              <w:rPr>
-                <w:rFonts w:ascii="Times" w:eastAsia="Times New Roman" w:hAnsi="Times" w:cs="Times New Roman" w:hint="eastAsia"/>
-                <w:b/>
                 <w:bCs/>
                 <w:color w:val="000000" w:themeColor="text1"/>
               </w:rPr>
@@ -5230,7 +5051,7 @@
       </w:tr>
       <w:tr>
         <w:trPr>
-          <w:trHeight w:val="1108"/>
+          <w:trHeight w:val="1035"/>
         </w:trPr>
         <w:tc>
           <w:tcPr>
@@ -5238,32 +5059,51 @@
           </w:tcPr>
           <w:p>
             <w:pPr>
-              <w:spacing w:before="60" w:line="276" w:lineRule="auto"/>
-              <w:rPr>
-                <w:rFonts w:ascii="Times" w:eastAsia="Times New Roman" w:hAnsi="Times" w:cs="Times New Roman"/>
-                <w:b/>
-                <w:bCs/>
-                <w:color w:val="000000" w:themeColor="text1"/>
-              </w:rPr>
-            </w:pPr>
-            <w:r>
-              <w:rPr>
-                <w:rFonts w:ascii="Times" w:eastAsia="Times New Roman" w:hAnsi="Times" w:cs="Times New Roman"/>
-                <w:b/>
-                <w:bCs/>
-                <w:color w:val="000000" w:themeColor="text1"/>
-              </w:rPr>
-              <w:t>• Crash-avoiding Program Repair</w:t>
-            </w:r>
-          </w:p>
-          <w:p>
-            <w:pPr>
-              <w:spacing w:before="60" w:line="276" w:lineRule="auto"/>
-              <w:rPr>
-                <w:rFonts w:ascii="Times" w:eastAsia="Times New Roman" w:hAnsi="Times" w:cs="Times New Roman"/>
-                <w:i/>
+              <w:spacing w:before="60"/>
+              <w:rPr>
+                <w:rFonts w:ascii="Times" w:eastAsia="Times New Roman" w:hAnsi="Times" w:cs="Times New Roman"/>
+                <w:b/>
+                <w:bCs/>
+                <w:color w:val="000000" w:themeColor="text1"/>
+              </w:rPr>
+            </w:pPr>
+            <w:r>
+              <w:rPr>
+                <w:rFonts w:ascii="Times" w:eastAsia="Times New Roman" w:hAnsi="Times" w:cs="Times New Roman"/>
+                <w:b/>
                 <w:iCs/>
                 <w:color w:val="000000" w:themeColor="text1"/>
+                <w:sz w:val="24"/>
+              </w:rPr>
+              <w:t>•</w:t>
+            </w:r>
+            <w:r>
+              <w:rPr>
+                <w:rFonts w:ascii="Times" w:eastAsia="Times New Roman" w:hAnsi="Times" w:cs="Times New Roman"/>
+                <w:b/>
+                <w:iCs/>
+                <w:color w:val="000000" w:themeColor="text1"/>
+              </w:rPr>
+              <w:t xml:space="preserve"> </w:t>
+            </w:r>
+            <w:r>
+              <w:rPr>
+                <w:rFonts w:ascii="Times" w:eastAsia="Times New Roman" w:hAnsi="Times" w:cs="Times New Roman"/>
+                <w:b/>
+                <w:bCs/>
+                <w:color w:val="000000" w:themeColor="text1"/>
+              </w:rPr>
+              <w:t>Feedback-Driven Semi-Supervised Synthesis of Program Transformations</w:t>
+            </w:r>
+          </w:p>
+          <w:p>
+            <w:pPr>
+              <w:spacing w:before="60"/>
+              <w:rPr>
+                <w:rFonts w:ascii="Times" w:eastAsia="Times New Roman" w:hAnsi="Times" w:cs="Times New Roman"/>
+                <w:i/>
+                <w:iCs/>
+                <w:color w:val="000000" w:themeColor="text1"/>
               </w:rPr>
             </w:pPr>
             <w:r>
@@ -5283,7 +5123,7 @@
                 <w:color w:val="000000" w:themeColor="text1"/>
                 <w:u w:val="single"/>
               </w:rPr>
-              <w:t>Xiang Gao</w:t>
+              <w:t>X. Gao</w:t>
             </w:r>
             <w:r>
               <w:rPr>
@@ -5292,7 +5132,7 @@
                 <w:iCs/>
                 <w:color w:val="000000" w:themeColor="text1"/>
               </w:rPr>
-              <w:t xml:space="preserve">, Sergey </w:t>
+              <w:t xml:space="preserve">, S. </w:t>
             </w:r>
             <w:proofErr w:type="spellStart"/>
             <w:r>
@@ -5302,7 +5142,7 @@
                 <w:iCs/>
                 <w:color w:val="000000" w:themeColor="text1"/>
               </w:rPr>
-              <w:t>Mechtaev</w:t>
+              <w:t>Barke</w:t>
             </w:r>
             <w:proofErr w:type="spellEnd"/>
             <w:r>
@@ -5312,7 +5152,7 @@
                 <w:iCs/>
                 <w:color w:val="000000" w:themeColor="text1"/>
               </w:rPr>
-              <w:t xml:space="preserve">, </w:t>
+              <w:t xml:space="preserve">, A. </w:t>
             </w:r>
             <w:proofErr w:type="spellStart"/>
             <w:r>
@@ -5322,7 +5162,7 @@
                 <w:iCs/>
                 <w:color w:val="000000" w:themeColor="text1"/>
               </w:rPr>
-              <w:t>Abhik</w:t>
+              <w:t>Radhakrishna</w:t>
             </w:r>
             <w:proofErr w:type="spellEnd"/>
             <w:r>
@@ -5332,7 +5172,7 @@
                 <w:iCs/>
                 <w:color w:val="000000" w:themeColor="text1"/>
               </w:rPr>
-              <w:t xml:space="preserve"> </w:t>
+              <w:t xml:space="preserve">, G. </w:t>
             </w:r>
             <w:proofErr w:type="spellStart"/>
             <w:r>
@@ -5342,38 +5182,73 @@
                 <w:iCs/>
                 <w:color w:val="000000" w:themeColor="text1"/>
               </w:rPr>
-              <w:t>Roychoudhury</w:t>
+              <w:t>Soares</w:t>
             </w:r>
             <w:proofErr w:type="spellEnd"/>
-          </w:p>
-          <w:p>
-            <w:pPr>
-              <w:spacing w:before="60" w:line="276" w:lineRule="auto"/>
-              <w:rPr>
-                <w:rFonts w:ascii="Times" w:eastAsia="Times New Roman" w:hAnsi="Times" w:cs="Times New Roman"/>
-                <w:color w:val="000000" w:themeColor="text1"/>
-              </w:rPr>
-            </w:pPr>
-            <w:r>
-              <w:rPr>
-                <w:rFonts w:ascii="Times" w:eastAsia="Times New Roman" w:hAnsi="Times" w:cs="Times New Roman"/>
-                <w:color w:val="000000" w:themeColor="text1"/>
-              </w:rPr>
-              <w:t xml:space="preserve">   International Symposium on Software Testing and Analysis</w:t>
-            </w:r>
-            <w:r>
-              <w:rPr>
-                <w:rFonts w:ascii="Times" w:eastAsia="Times New Roman" w:hAnsi="Times" w:cs="Times New Roman"/>
-                <w:color w:val="000000" w:themeColor="text1"/>
-              </w:rPr>
-              <w:t>,</w:t>
-            </w:r>
-            <w:r>
-              <w:rPr>
-                <w:rFonts w:ascii="Times" w:eastAsia="Times New Roman" w:hAnsi="Times" w:cs="Times New Roman"/>
-                <w:color w:val="000000" w:themeColor="text1"/>
-              </w:rPr>
-              <w:t xml:space="preserve"> 2019.</w:t>
+            <w:r>
+              <w:rPr>
+                <w:rFonts w:ascii="Times" w:eastAsia="Times New Roman" w:hAnsi="Times" w:cs="Times New Roman"/>
+                <w:i/>
+                <w:iCs/>
+                <w:color w:val="000000" w:themeColor="text1"/>
+              </w:rPr>
+              <w:t xml:space="preserve">, S. </w:t>
+            </w:r>
+            <w:proofErr w:type="spellStart"/>
+            <w:r>
+              <w:rPr>
+                <w:rFonts w:ascii="Times" w:eastAsia="Times New Roman" w:hAnsi="Times" w:cs="Times New Roman"/>
+                <w:i/>
+                <w:iCs/>
+                <w:color w:val="000000" w:themeColor="text1"/>
+              </w:rPr>
+              <w:t>Gulwani</w:t>
+            </w:r>
+            <w:proofErr w:type="spellEnd"/>
+            <w:r>
+              <w:rPr>
+                <w:rFonts w:ascii="Times" w:eastAsia="Times New Roman" w:hAnsi="Times" w:cs="Times New Roman"/>
+                <w:i/>
+                <w:iCs/>
+                <w:color w:val="000000" w:themeColor="text1"/>
+              </w:rPr>
+              <w:t xml:space="preserve">, A. Leung, N. </w:t>
+            </w:r>
+            <w:proofErr w:type="spellStart"/>
+            <w:r>
+              <w:rPr>
+                <w:rFonts w:ascii="Times" w:eastAsia="Times New Roman" w:hAnsi="Times" w:cs="Times New Roman"/>
+                <w:i/>
+                <w:iCs/>
+                <w:color w:val="000000" w:themeColor="text1"/>
+              </w:rPr>
+              <w:t>Nagappan</w:t>
+            </w:r>
+            <w:proofErr w:type="spellEnd"/>
+            <w:r>
+              <w:rPr>
+                <w:rFonts w:ascii="Times" w:eastAsia="Times New Roman" w:hAnsi="Times" w:cs="Times New Roman"/>
+                <w:i/>
+                <w:iCs/>
+                <w:color w:val="000000" w:themeColor="text1"/>
+              </w:rPr>
+              <w:t>, A. Tiwari</w:t>
+            </w:r>
+          </w:p>
+          <w:p>
+            <w:pPr>
+              <w:spacing w:before="60"/>
+              <w:rPr>
+                <w:rFonts w:ascii="Times" w:eastAsia="Times New Roman" w:hAnsi="Times" w:cs="Times New Roman"/>
+                <w:color w:val="000000" w:themeColor="text1"/>
+              </w:rPr>
+            </w:pPr>
+            <w:r>
+              <w:rPr>
+                <w:rFonts w:ascii="Times" w:eastAsia="Times New Roman" w:hAnsi="Times" w:cs="Times New Roman"/>
+                <w:color w:val="000000" w:themeColor="text1"/>
+              </w:rPr>
+              <w:t xml:space="preserve">   Object-Oriented Programming, Systems, Languages, and Applications, 2020</w:t>
             </w:r>
           </w:p>
         </w:tc>
@@ -5387,31 +5262,17 @@
               <w:jc w:val="right"/>
               <w:rPr>
                 <w:rFonts w:ascii="Times" w:eastAsia="Times New Roman" w:hAnsi="Times" w:cs="Times New Roman"/>
-                <w:b/>
-                <w:bCs/>
-                <w:smallCaps/>
-                <w:color w:val="000000" w:themeColor="text1"/>
-              </w:rPr>
-            </w:pPr>
-            <w:r>
-              <w:rPr>
-                <w:rFonts w:ascii="Times" w:eastAsia="Times New Roman" w:hAnsi="Times" w:cs="Times New Roman"/>
-                <w:b/>
-                <w:bCs/>
-                <w:smallCaps/>
-                <w:color w:val="000000" w:themeColor="text1"/>
-              </w:rPr>
-              <w:t>ISSTA’</w:t>
-            </w:r>
-            <w:r>
-              <w:rPr>
-                <w:rFonts w:ascii="Times" w:eastAsia="Times New Roman" w:hAnsi="Times" w:cs="Times New Roman"/>
-                <w:b/>
-                <w:bCs/>
-                <w:smallCaps/>
-                <w:color w:val="000000" w:themeColor="text1"/>
-              </w:rPr>
-              <w:t>19</w:t>
+                <w:bCs/>
+                <w:color w:val="000000" w:themeColor="text1"/>
+              </w:rPr>
+            </w:pPr>
+            <w:r>
+              <w:rPr>
+                <w:rFonts w:ascii="Times" w:eastAsia="Times New Roman" w:hAnsi="Times" w:cs="Times New Roman"/>
+                <w:bCs/>
+                <w:color w:val="000000" w:themeColor="text1"/>
+              </w:rPr>
+              <w:t>OOPSLA’20</w:t>
             </w:r>
           </w:p>
           <w:p>
@@ -5420,7 +5281,6 @@
               <w:jc w:val="right"/>
               <w:rPr>
                 <w:rFonts w:ascii="Times" w:eastAsia="Times New Roman" w:hAnsi="Times" w:cs="Times New Roman"/>
-                <w:b/>
                 <w:bCs/>
                 <w:smallCaps/>
                 <w:color w:val="000000" w:themeColor="text1"/>
@@ -5429,34 +5289,22 @@
             <w:r>
               <w:rPr>
                 <w:rFonts w:ascii="Times" w:eastAsia="Times New Roman" w:hAnsi="Times" w:cs="Times New Roman" w:hint="eastAsia"/>
-                <w:b/>
-                <w:bCs/>
-                <w:color w:val="000000" w:themeColor="text1"/>
-              </w:rPr>
-              <w:t>(</w:t>
+                <w:bCs/>
+                <w:color w:val="000000" w:themeColor="text1"/>
+              </w:rPr>
+              <w:t>(CCF</w:t>
+            </w:r>
+            <w:r>
+              <w:rPr>
+                <w:rFonts w:ascii="Times" w:eastAsia="Times New Roman" w:hAnsi="Times" w:cs="Times New Roman"/>
+                <w:bCs/>
+                <w:color w:val="000000" w:themeColor="text1"/>
+              </w:rPr>
+              <w:t>-A</w:t>
             </w:r>
             <w:r>
               <w:rPr>
                 <w:rFonts w:ascii="Times" w:eastAsia="Times New Roman" w:hAnsi="Times" w:cs="Times New Roman" w:hint="eastAsia"/>
-                <w:b/>
-                <w:bCs/>
-                <w:color w:val="000000" w:themeColor="text1"/>
-              </w:rPr>
-              <w:t>CCF</w:t>
-            </w:r>
-            <w:r>
-              <w:rPr>
-                <w:rFonts w:ascii="Times" w:eastAsia="Times New Roman" w:hAnsi="Times" w:cs="Times New Roman"/>
-                <w:b/>
-                <w:bCs/>
-                <w:color w:val="000000" w:themeColor="text1"/>
-              </w:rPr>
-              <w:t>-A</w:t>
-            </w:r>
-            <w:r>
-              <w:rPr>
-                <w:rFonts w:ascii="Times" w:eastAsia="Times New Roman" w:hAnsi="Times" w:cs="Times New Roman" w:hint="eastAsia"/>
-                <w:b/>
                 <w:bCs/>
                 <w:color w:val="000000" w:themeColor="text1"/>
               </w:rPr>
@@ -5467,7 +5315,7 @@
       </w:tr>
       <w:tr>
         <w:trPr>
-          <w:trHeight w:val="1123"/>
+          <w:trHeight w:val="980"/>
         </w:trPr>
         <w:tc>
           <w:tcPr>
@@ -5475,27 +5323,37 @@
           </w:tcPr>
           <w:p>
             <w:pPr>
-              <w:spacing w:before="60" w:line="276" w:lineRule="auto"/>
-              <w:rPr>
-                <w:rFonts w:ascii="Times" w:eastAsia="Times New Roman" w:hAnsi="Times" w:cs="Times New Roman"/>
-                <w:b/>
-                <w:bCs/>
-                <w:color w:val="000000" w:themeColor="text1"/>
-              </w:rPr>
-            </w:pPr>
-            <w:r>
-              <w:rPr>
-                <w:rFonts w:ascii="Times" w:eastAsia="Times New Roman" w:hAnsi="Times" w:cs="Times New Roman"/>
-                <w:b/>
-                <w:bCs/>
-                <w:color w:val="000000" w:themeColor="text1"/>
-              </w:rPr>
-              <w:t>• Android Testing via Synthetic Symbolic Execution</w:t>
-            </w:r>
-          </w:p>
-          <w:p>
-            <w:pPr>
-              <w:spacing w:before="60" w:line="276" w:lineRule="auto"/>
+              <w:spacing w:before="60"/>
+              <w:rPr>
+                <w:rFonts w:ascii="Times" w:eastAsia="Times New Roman" w:hAnsi="Times" w:cs="Times New Roman"/>
+                <w:b/>
+                <w:bCs/>
+                <w:color w:val="000000" w:themeColor="text1"/>
+              </w:rPr>
+            </w:pPr>
+            <w:r>
+              <w:rPr>
+                <w:rFonts w:ascii="Times" w:eastAsia="Times New Roman" w:hAnsi="Times" w:cs="Times New Roman"/>
+                <w:b/>
+                <w:bCs/>
+                <w:color w:val="000000" w:themeColor="text1"/>
+                <w:sz w:val="24"/>
+              </w:rPr>
+              <w:t xml:space="preserve">• </w:t>
+            </w:r>
+            <w:r>
+              <w:rPr>
+                <w:rFonts w:ascii="Times" w:eastAsia="Times New Roman" w:hAnsi="Times" w:cs="Times New Roman"/>
+                <w:b/>
+                <w:bCs/>
+                <w:color w:val="000000" w:themeColor="text1"/>
+              </w:rPr>
+              <w:t>Binary Rewriting without Control Flow Recovery</w:t>
+            </w:r>
+          </w:p>
+          <w:p>
+            <w:pPr>
+              <w:spacing w:before="60"/>
               <w:rPr>
                 <w:rFonts w:ascii="Times" w:eastAsia="Times New Roman" w:hAnsi="Times" w:cs="Times New Roman"/>
                 <w:i/>
@@ -5513,14 +5371,23 @@
             <w:r>
               <w:rPr>
                 <w:rFonts w:ascii="Times" w:eastAsia="Times New Roman" w:hAnsi="Times" w:cs="Times New Roman"/>
-                <w:b/>
-                <w:bCs/>
                 <w:i/>
                 <w:iCs/>
                 <w:color w:val="000000" w:themeColor="text1"/>
+              </w:rPr>
+              <w:t xml:space="preserve">Gregory J. Duck, </w:t>
+            </w:r>
+            <w:r>
+              <w:rPr>
+                <w:rFonts w:ascii="Times" w:eastAsia="Times New Roman" w:hAnsi="Times" w:cs="Times New Roman"/>
+                <w:b/>
+                <w:bCs/>
+                <w:i/>
+                <w:iCs/>
+                <w:color w:val="000000" w:themeColor="text1"/>
                 <w:u w:val="single"/>
               </w:rPr>
-              <w:t>Xiang Gao,</w:t>
+              <w:t>Xiang Gao</w:t>
             </w:r>
             <w:r>
               <w:rPr>
@@ -5529,7 +5396,7 @@
                 <w:iCs/>
                 <w:color w:val="000000" w:themeColor="text1"/>
               </w:rPr>
-              <w:t xml:space="preserve"> Shin </w:t>
+              <w:t xml:space="preserve">, </w:t>
             </w:r>
             <w:proofErr w:type="spellStart"/>
             <w:r>
@@ -5539,7 +5406,7 @@
                 <w:iCs/>
                 <w:color w:val="000000" w:themeColor="text1"/>
               </w:rPr>
-              <w:t>Hwei</w:t>
+              <w:t>Abhik</w:t>
             </w:r>
             <w:proofErr w:type="spellEnd"/>
             <w:r>
@@ -5549,7 +5416,7 @@
                 <w:iCs/>
                 <w:color w:val="000000" w:themeColor="text1"/>
               </w:rPr>
-              <w:t xml:space="preserve"> Tan, Zhen Dong, </w:t>
+              <w:t xml:space="preserve"> </w:t>
             </w:r>
             <w:proofErr w:type="spellStart"/>
             <w:r>
@@ -5559,65 +5426,24 @@
                 <w:iCs/>
                 <w:color w:val="000000" w:themeColor="text1"/>
               </w:rPr>
-              <w:t>Abhik</w:t>
+              <w:t>Roychoudhury</w:t>
             </w:r>
             <w:proofErr w:type="spellEnd"/>
-            <w:r>
-              <w:rPr>
-                <w:rFonts w:ascii="Times" w:eastAsia="Times New Roman" w:hAnsi="Times" w:cs="Times New Roman"/>
-                <w:i/>
-                <w:iCs/>
-                <w:color w:val="000000" w:themeColor="text1"/>
-              </w:rPr>
-              <w:t xml:space="preserve"> </w:t>
-            </w:r>
-            <w:proofErr w:type="spellStart"/>
-            <w:r>
-              <w:rPr>
-                <w:rFonts w:ascii="Times" w:eastAsia="Times New Roman" w:hAnsi="Times" w:cs="Times New Roman"/>
-                <w:i/>
-                <w:iCs/>
-                <w:color w:val="000000" w:themeColor="text1"/>
-              </w:rPr>
-              <w:t>Roychoudhury</w:t>
-            </w:r>
-            <w:proofErr w:type="spellEnd"/>
-          </w:p>
-          <w:p>
-            <w:pPr>
-              <w:spacing w:before="60" w:line="276" w:lineRule="auto"/>
-              <w:rPr>
-                <w:rFonts w:ascii="Times" w:eastAsia="Times New Roman" w:hAnsi="Times" w:cs="Times New Roman"/>
-                <w:color w:val="000000" w:themeColor="text1"/>
-              </w:rPr>
-            </w:pPr>
-            <w:r>
-              <w:rPr>
-                <w:rFonts w:ascii="Times" w:eastAsia="Times New Roman" w:hAnsi="Times" w:cs="Times New Roman"/>
-                <w:color w:val="000000" w:themeColor="text1"/>
-              </w:rPr>
-              <w:t xml:space="preserve">   </w:t>
-            </w:r>
-            <w:r>
-              <w:rPr>
-                <w:rFonts w:ascii="Times" w:eastAsia="Times New Roman" w:hAnsi="Times" w:cs="Times New Roman"/>
-                <w:color w:val="000000" w:themeColor="text1"/>
-              </w:rPr>
-              <w:t>International Conference on Automated Software Engineering</w:t>
-            </w:r>
-            <w:r>
-              <w:rPr>
-                <w:rFonts w:ascii="Times" w:eastAsia="Times New Roman" w:hAnsi="Times" w:cs="Times New Roman"/>
-                <w:color w:val="000000" w:themeColor="text1"/>
-              </w:rPr>
-              <w:t>,</w:t>
-            </w:r>
-            <w:r>
-              <w:rPr>
-                <w:rFonts w:ascii="Times" w:eastAsia="Times New Roman" w:hAnsi="Times" w:cs="Times New Roman"/>
-                <w:color w:val="000000" w:themeColor="text1"/>
-              </w:rPr>
-              <w:t xml:space="preserve"> 2018.</w:t>
+          </w:p>
+          <w:p>
+            <w:pPr>
+              <w:spacing w:before="60"/>
+              <w:rPr>
+                <w:rFonts w:ascii="Times" w:eastAsia="Times New Roman" w:hAnsi="Times" w:cs="Times New Roman"/>
+                <w:color w:val="000000" w:themeColor="text1"/>
+              </w:rPr>
+            </w:pPr>
+            <w:r>
+              <w:rPr>
+                <w:rFonts w:ascii="Times" w:eastAsia="Times New Roman" w:hAnsi="Times" w:cs="Times New Roman"/>
+                <w:color w:val="000000" w:themeColor="text1"/>
+              </w:rPr>
+              <w:t xml:space="preserve">   Programming Language Design and Implementation, 2020.</w:t>
             </w:r>
           </w:p>
         </w:tc>
@@ -5631,31 +5457,17 @@
               <w:jc w:val="right"/>
               <w:rPr>
                 <w:rFonts w:ascii="Times" w:eastAsia="Times New Roman" w:hAnsi="Times" w:cs="Times New Roman"/>
-                <w:b/>
-                <w:bCs/>
-                <w:smallCaps/>
-                <w:color w:val="000000" w:themeColor="text1"/>
-              </w:rPr>
-            </w:pPr>
-            <w:r>
-              <w:rPr>
-                <w:rFonts w:ascii="Times" w:eastAsia="Times New Roman" w:hAnsi="Times" w:cs="Times New Roman"/>
-                <w:b/>
-                <w:bCs/>
-                <w:smallCaps/>
-                <w:color w:val="000000" w:themeColor="text1"/>
-              </w:rPr>
-              <w:t>ASE’</w:t>
-            </w:r>
-            <w:r>
-              <w:rPr>
-                <w:rFonts w:ascii="Times" w:eastAsia="Times New Roman" w:hAnsi="Times" w:cs="Times New Roman"/>
-                <w:b/>
-                <w:bCs/>
-                <w:smallCaps/>
-                <w:color w:val="000000" w:themeColor="text1"/>
-              </w:rPr>
-              <w:t>18</w:t>
+                <w:bCs/>
+                <w:color w:val="000000" w:themeColor="text1"/>
+              </w:rPr>
+            </w:pPr>
+            <w:r>
+              <w:rPr>
+                <w:rFonts w:ascii="Times" w:eastAsia="Times New Roman" w:hAnsi="Times" w:cs="Times New Roman"/>
+                <w:bCs/>
+                <w:color w:val="000000" w:themeColor="text1"/>
+              </w:rPr>
+              <w:t>PLDI’20</w:t>
             </w:r>
           </w:p>
           <w:p>
@@ -5664,7 +5476,6 @@
               <w:jc w:val="right"/>
               <w:rPr>
                 <w:rFonts w:ascii="Times" w:eastAsia="Times New Roman" w:hAnsi="Times" w:cs="Times New Roman"/>
-                <w:b/>
                 <w:bCs/>
                 <w:smallCaps/>
                 <w:color w:val="000000" w:themeColor="text1"/>
@@ -5673,34 +5484,22 @@
             <w:r>
               <w:rPr>
                 <w:rFonts w:ascii="Times" w:eastAsia="Times New Roman" w:hAnsi="Times" w:cs="Times New Roman" w:hint="eastAsia"/>
-                <w:b/>
-                <w:bCs/>
-                <w:color w:val="000000" w:themeColor="text1"/>
-              </w:rPr>
-              <w:t>(</w:t>
+                <w:bCs/>
+                <w:color w:val="000000" w:themeColor="text1"/>
+              </w:rPr>
+              <w:t>(CCF</w:t>
+            </w:r>
+            <w:r>
+              <w:rPr>
+                <w:rFonts w:ascii="Times" w:eastAsia="Times New Roman" w:hAnsi="Times" w:cs="Times New Roman"/>
+                <w:bCs/>
+                <w:color w:val="000000" w:themeColor="text1"/>
+              </w:rPr>
+              <w:t>-A</w:t>
             </w:r>
             <w:r>
               <w:rPr>
                 <w:rFonts w:ascii="Times" w:eastAsia="Times New Roman" w:hAnsi="Times" w:cs="Times New Roman" w:hint="eastAsia"/>
-                <w:b/>
-                <w:bCs/>
-                <w:color w:val="000000" w:themeColor="text1"/>
-              </w:rPr>
-              <w:t>CCF</w:t>
-            </w:r>
-            <w:r>
-              <w:rPr>
-                <w:rFonts w:ascii="Times" w:eastAsia="Times New Roman" w:hAnsi="Times" w:cs="Times New Roman"/>
-                <w:b/>
-                <w:bCs/>
-                <w:color w:val="000000" w:themeColor="text1"/>
-              </w:rPr>
-              <w:t>-A</w:t>
-            </w:r>
-            <w:r>
-              <w:rPr>
-                <w:rFonts w:ascii="Times" w:eastAsia="Times New Roman" w:hAnsi="Times" w:cs="Times New Roman" w:hint="eastAsia"/>
-                <w:b/>
                 <w:bCs/>
                 <w:color w:val="000000" w:themeColor="text1"/>
               </w:rPr>
@@ -5711,7 +5510,7 @@
       </w:tr>
       <w:tr>
         <w:trPr>
-          <w:trHeight w:val="1124"/>
+          <w:trHeight w:val="979"/>
         </w:trPr>
         <w:tc>
           <w:tcPr>
@@ -5719,27 +5518,37 @@
           </w:tcPr>
           <w:p>
             <w:pPr>
-              <w:spacing w:before="60" w:line="276" w:lineRule="auto"/>
-              <w:rPr>
-                <w:rFonts w:ascii="Times" w:eastAsia="Times New Roman" w:hAnsi="Times" w:cs="Times New Roman"/>
-                <w:b/>
-                <w:bCs/>
-                <w:color w:val="000000" w:themeColor="text1"/>
-              </w:rPr>
-            </w:pPr>
-            <w:r>
-              <w:rPr>
-                <w:rFonts w:ascii="Times" w:eastAsia="Times New Roman" w:hAnsi="Times" w:cs="Times New Roman"/>
-                <w:b/>
-                <w:bCs/>
-                <w:color w:val="000000" w:themeColor="text1"/>
-              </w:rPr>
-              <w:t>• Test-equivalence Analysis for Automatic Patch Generation</w:t>
-            </w:r>
-          </w:p>
-          <w:p>
-            <w:pPr>
-              <w:spacing w:before="60" w:line="276" w:lineRule="auto"/>
+              <w:spacing w:before="60"/>
+              <w:rPr>
+                <w:rFonts w:ascii="Times" w:eastAsia="Times New Roman" w:hAnsi="Times" w:cs="Times New Roman"/>
+                <w:b/>
+                <w:bCs/>
+                <w:color w:val="000000" w:themeColor="text1"/>
+              </w:rPr>
+            </w:pPr>
+            <w:r>
+              <w:rPr>
+                <w:rFonts w:ascii="Times" w:eastAsia="Times New Roman" w:hAnsi="Times" w:cs="Times New Roman"/>
+                <w:b/>
+                <w:bCs/>
+                <w:color w:val="000000" w:themeColor="text1"/>
+                <w:sz w:val="24"/>
+              </w:rPr>
+              <w:t xml:space="preserve">• </w:t>
+            </w:r>
+            <w:r>
+              <w:rPr>
+                <w:rFonts w:ascii="Times" w:eastAsia="Times New Roman" w:hAnsi="Times" w:cs="Times New Roman"/>
+                <w:b/>
+                <w:bCs/>
+                <w:color w:val="000000" w:themeColor="text1"/>
+              </w:rPr>
+              <w:t>Fuzz Testing based Data Augmentation to Improve Robustness of Deep Neural Networks</w:t>
+            </w:r>
+          </w:p>
+          <w:p>
+            <w:pPr>
+              <w:spacing w:before="60"/>
               <w:rPr>
                 <w:rFonts w:ascii="Times" w:eastAsia="Times New Roman" w:hAnsi="Times" w:cs="Times New Roman"/>
                 <w:i/>
@@ -5757,11 +5566,23 @@
             <w:r>
               <w:rPr>
                 <w:rFonts w:ascii="Times" w:eastAsia="Times New Roman" w:hAnsi="Times" w:cs="Times New Roman"/>
+                <w:b/>
+                <w:bCs/>
                 <w:i/>
                 <w:iCs/>
                 <w:color w:val="000000" w:themeColor="text1"/>
-              </w:rPr>
-              <w:t xml:space="preserve">Sergey </w:t>
+                <w:u w:val="single"/>
+              </w:rPr>
+              <w:t>Xiang Gao</w:t>
+            </w:r>
+            <w:r>
+              <w:rPr>
+                <w:rFonts w:ascii="Times" w:eastAsia="Times New Roman" w:hAnsi="Times" w:cs="Times New Roman"/>
+                <w:i/>
+                <w:iCs/>
+                <w:color w:val="000000" w:themeColor="text1"/>
+              </w:rPr>
+              <w:t xml:space="preserve">, Ripon K. </w:t>
             </w:r>
             <w:proofErr w:type="spellStart"/>
             <w:r>
@@ -5771,7 +5592,7 @@
                 <w:iCs/>
                 <w:color w:val="000000" w:themeColor="text1"/>
               </w:rPr>
-              <w:t>Mechtaev</w:t>
+              <w:t>Saha</w:t>
             </w:r>
             <w:proofErr w:type="spellEnd"/>
             <w:r>
@@ -5783,18 +5604,17 @@
               </w:rPr>
               <w:t xml:space="preserve">, </w:t>
             </w:r>
-            <w:r>
-              <w:rPr>
-                <w:rFonts w:ascii="Times" w:eastAsia="Times New Roman" w:hAnsi="Times" w:cs="Times New Roman"/>
-                <w:b/>
-                <w:bCs/>
+            <w:proofErr w:type="spellStart"/>
+            <w:r>
+              <w:rPr>
+                <w:rFonts w:ascii="Times" w:eastAsia="Times New Roman" w:hAnsi="Times" w:cs="Times New Roman"/>
                 <w:i/>
                 <w:iCs/>
                 <w:color w:val="000000" w:themeColor="text1"/>
-                <w:u w:val="single"/>
-              </w:rPr>
-              <w:t>Xiang Gao</w:t>
-            </w:r>
+              </w:rPr>
+              <w:t>Mukul</w:t>
+            </w:r>
+            <w:proofErr w:type="spellEnd"/>
             <w:r>
               <w:rPr>
                 <w:rFonts w:ascii="Times" w:eastAsia="Times New Roman" w:hAnsi="Times" w:cs="Times New Roman"/>
@@ -5802,7 +5622,7 @@
                 <w:iCs/>
                 <w:color w:val="000000" w:themeColor="text1"/>
               </w:rPr>
-              <w:t xml:space="preserve">, Shin </w:t>
+              <w:t xml:space="preserve"> R. Prasad, </w:t>
             </w:r>
             <w:proofErr w:type="spellStart"/>
             <w:r>
@@ -5812,7 +5632,7 @@
                 <w:iCs/>
                 <w:color w:val="000000" w:themeColor="text1"/>
               </w:rPr>
-              <w:t>Hwei</w:t>
+              <w:t>Abhik</w:t>
             </w:r>
             <w:proofErr w:type="spellEnd"/>
             <w:r>
@@ -5822,7 +5642,7 @@
                 <w:iCs/>
                 <w:color w:val="000000" w:themeColor="text1"/>
               </w:rPr>
-              <w:t xml:space="preserve"> Tan and </w:t>
+              <w:t xml:space="preserve"> </w:t>
             </w:r>
             <w:proofErr w:type="spellStart"/>
             <w:r>
@@ -5832,7 +5652,7 @@
                 <w:iCs/>
                 <w:color w:val="000000" w:themeColor="text1"/>
               </w:rPr>
-              <w:t>Abhik</w:t>
+              <w:t>Roychoudhury</w:t>
             </w:r>
             <w:proofErr w:type="spellEnd"/>
             <w:r>
@@ -5844,53 +5664,21 @@
               </w:rPr>
               <w:t xml:space="preserve"> </w:t>
             </w:r>
-            <w:proofErr w:type="spellStart"/>
-            <w:r>
-              <w:rPr>
-                <w:rFonts w:ascii="Times" w:eastAsia="Times New Roman" w:hAnsi="Times" w:cs="Times New Roman"/>
-                <w:i/>
-                <w:iCs/>
-                <w:color w:val="000000" w:themeColor="text1"/>
-              </w:rPr>
-              <w:t>Roychoudhury</w:t>
-            </w:r>
-            <w:proofErr w:type="spellEnd"/>
-          </w:p>
-          <w:p>
-            <w:pPr>
-              <w:spacing w:before="60" w:line="276" w:lineRule="auto"/>
-              <w:rPr>
-                <w:rFonts w:ascii="Times" w:eastAsia="Times New Roman" w:hAnsi="Times" w:cs="Times New Roman"/>
-                <w:color w:val="000000" w:themeColor="text1"/>
-              </w:rPr>
-            </w:pPr>
-            <w:r>
-              <w:rPr>
-                <w:rFonts w:ascii="Times" w:eastAsia="Times New Roman" w:hAnsi="Times" w:cs="Times New Roman"/>
-                <w:color w:val="000000" w:themeColor="text1"/>
-              </w:rPr>
-              <w:t xml:space="preserve">   </w:t>
-            </w:r>
-            <w:r>
-              <w:rPr>
-                <w:rFonts w:ascii="Times" w:eastAsia="Times New Roman" w:hAnsi="Times" w:cs="Times New Roman"/>
-                <w:color w:val="000000" w:themeColor="text1"/>
-              </w:rPr>
-              <w:t>Transactions on Software Engineering and Methodology</w:t>
-            </w:r>
-            <w:r>
-              <w:rPr>
-                <w:rFonts w:ascii="Times" w:eastAsia="Times New Roman" w:hAnsi="Times" w:cs="Times New Roman"/>
-                <w:color w:val="000000" w:themeColor="text1"/>
-              </w:rPr>
-              <w:t>,</w:t>
-            </w:r>
-            <w:r>
-              <w:rPr>
-                <w:rFonts w:ascii="Times" w:eastAsia="Times New Roman" w:hAnsi="Times" w:cs="Times New Roman"/>
-                <w:color w:val="000000" w:themeColor="text1"/>
-              </w:rPr>
-              <w:t xml:space="preserve"> 2018</w:t>
+          </w:p>
+          <w:p>
+            <w:pPr>
+              <w:spacing w:before="60"/>
+              <w:rPr>
+                <w:rFonts w:ascii="Times" w:eastAsia="Times New Roman" w:hAnsi="Times" w:cs="Times New Roman"/>
+                <w:color w:val="000000" w:themeColor="text1"/>
+              </w:rPr>
+            </w:pPr>
+            <w:r>
+              <w:rPr>
+                <w:rFonts w:ascii="Times" w:eastAsia="Times New Roman" w:hAnsi="Times" w:cs="Times New Roman"/>
+                <w:color w:val="000000" w:themeColor="text1"/>
+              </w:rPr>
+              <w:t xml:space="preserve">   International Conference on Software Engineering, 2020.</w:t>
             </w:r>
           </w:p>
         </w:tc>
@@ -5904,7 +5692,6 @@
               <w:jc w:val="right"/>
               <w:rPr>
                 <w:rFonts w:ascii="Times" w:eastAsia="Times New Roman" w:hAnsi="Times" w:cs="Times New Roman"/>
-                <w:b/>
                 <w:bCs/>
                 <w:smallCaps/>
                 <w:color w:val="000000" w:themeColor="text1"/>
@@ -5913,12 +5700,11 @@
             <w:r>
               <w:rPr>
                 <w:rFonts w:ascii="Times" w:eastAsia="Times New Roman" w:hAnsi="Times" w:cs="Times New Roman"/>
-                <w:b/>
                 <w:bCs/>
                 <w:smallCaps/>
                 <w:color w:val="000000" w:themeColor="text1"/>
               </w:rPr>
-              <w:t>TOSEM’18</w:t>
+              <w:t>ICSE’20</w:t>
             </w:r>
           </w:p>
           <w:p>
@@ -5927,7 +5713,6 @@
               <w:jc w:val="right"/>
               <w:rPr>
                 <w:rFonts w:ascii="Times" w:eastAsia="Times New Roman" w:hAnsi="Times" w:cs="Times New Roman"/>
-                <w:b/>
                 <w:bCs/>
                 <w:smallCaps/>
                 <w:color w:val="000000" w:themeColor="text1"/>
@@ -5936,34 +5721,22 @@
             <w:r>
               <w:rPr>
                 <w:rFonts w:ascii="Times" w:eastAsia="Times New Roman" w:hAnsi="Times" w:cs="Times New Roman" w:hint="eastAsia"/>
-                <w:b/>
-                <w:bCs/>
-                <w:color w:val="000000" w:themeColor="text1"/>
-              </w:rPr>
-              <w:t>(</w:t>
+                <w:bCs/>
+                <w:color w:val="000000" w:themeColor="text1"/>
+              </w:rPr>
+              <w:t>(CCF</w:t>
+            </w:r>
+            <w:r>
+              <w:rPr>
+                <w:rFonts w:ascii="Times" w:eastAsia="Times New Roman" w:hAnsi="Times" w:cs="Times New Roman"/>
+                <w:bCs/>
+                <w:color w:val="000000" w:themeColor="text1"/>
+              </w:rPr>
+              <w:t>-A</w:t>
             </w:r>
             <w:r>
               <w:rPr>
                 <w:rFonts w:ascii="Times" w:eastAsia="Times New Roman" w:hAnsi="Times" w:cs="Times New Roman" w:hint="eastAsia"/>
-                <w:b/>
-                <w:bCs/>
-                <w:color w:val="000000" w:themeColor="text1"/>
-              </w:rPr>
-              <w:t>CCF</w:t>
-            </w:r>
-            <w:r>
-              <w:rPr>
-                <w:rFonts w:ascii="Times" w:eastAsia="Times New Roman" w:hAnsi="Times" w:cs="Times New Roman"/>
-                <w:b/>
-                <w:bCs/>
-                <w:color w:val="000000" w:themeColor="text1"/>
-              </w:rPr>
-              <w:t>-A</w:t>
-            </w:r>
-            <w:r>
-              <w:rPr>
-                <w:rFonts w:ascii="Times" w:eastAsia="Times New Roman" w:hAnsi="Times" w:cs="Times New Roman" w:hint="eastAsia"/>
-                <w:b/>
                 <w:bCs/>
                 <w:color w:val="000000" w:themeColor="text1"/>
               </w:rPr>
@@ -5974,7 +5747,7 @@
       </w:tr>
       <w:tr>
         <w:trPr>
-          <w:trHeight w:val="1126"/>
+          <w:trHeight w:val="482"/>
         </w:trPr>
         <w:tc>
           <w:tcPr>
@@ -5982,28 +5755,46 @@
           </w:tcPr>
           <w:p>
             <w:pPr>
-              <w:spacing w:before="60" w:line="276" w:lineRule="auto"/>
-              <w:rPr>
-                <w:rFonts w:ascii="Times" w:eastAsia="Times New Roman" w:hAnsi="Times" w:cs="Times New Roman"/>
-                <w:b/>
-                <w:bCs/>
-                <w:color w:val="000000" w:themeColor="text1"/>
-              </w:rPr>
-            </w:pPr>
-            <w:r>
-              <w:rPr>
-                <w:rFonts w:ascii="Times" w:eastAsia="Times New Roman" w:hAnsi="Times" w:cs="Times New Roman"/>
-                <w:b/>
-                <w:bCs/>
-                <w:color w:val="000000" w:themeColor="text1"/>
-              </w:rPr>
-              <w:lastRenderedPageBreak/>
-              <w:t>• Repairing Crashes in Android Apps</w:t>
-            </w:r>
-          </w:p>
-          <w:p>
-            <w:pPr>
-              <w:spacing w:before="60" w:line="276" w:lineRule="auto"/>
+              <w:spacing w:before="60"/>
+              <w:rPr>
+                <w:rFonts w:ascii="Times" w:eastAsia="Times New Roman" w:hAnsi="Times" w:cs="Times New Roman"/>
+                <w:b/>
+                <w:bCs/>
+                <w:color w:val="000000" w:themeColor="text1"/>
+              </w:rPr>
+            </w:pPr>
+            <w:r>
+              <w:rPr>
+                <w:rFonts w:ascii="Times" w:eastAsia="Times New Roman" w:hAnsi="Times" w:cs="Times New Roman"/>
+                <w:b/>
+                <w:bCs/>
+                <w:color w:val="000000" w:themeColor="text1"/>
+              </w:rPr>
+              <w:t>•</w:t>
+            </w:r>
+            <w:r>
+              <w:rPr>
+                <w:rFonts w:ascii="Times" w:eastAsia="Times New Roman" w:hAnsi="Times" w:cs="Times New Roman"/>
+                <w:b/>
+                <w:bCs/>
+                <w:color w:val="000000" w:themeColor="text1"/>
+                <w:sz w:val="24"/>
+              </w:rPr>
+              <w:t xml:space="preserve"> </w:t>
+            </w:r>
+            <w:r>
+              <w:rPr>
+                <w:rFonts w:ascii="Times" w:eastAsia="Times New Roman" w:hAnsi="Times" w:cs="Times New Roman"/>
+                <w:b/>
+                <w:bCs/>
+                <w:color w:val="000000" w:themeColor="text1"/>
+              </w:rPr>
+              <w:t>Crash-avoiding Program Repair</w:t>
+            </w:r>
+          </w:p>
+          <w:p>
+            <w:pPr>
+              <w:spacing w:before="60"/>
               <w:rPr>
                 <w:rFonts w:ascii="Times" w:eastAsia="Times New Roman" w:hAnsi="Times" w:cs="Times New Roman"/>
                 <w:i/>
@@ -6021,11 +5812,23 @@
             <w:r>
               <w:rPr>
                 <w:rFonts w:ascii="Times" w:eastAsia="Times New Roman" w:hAnsi="Times" w:cs="Times New Roman"/>
+                <w:b/>
+                <w:bCs/>
                 <w:i/>
                 <w:iCs/>
                 <w:color w:val="000000" w:themeColor="text1"/>
-              </w:rPr>
-              <w:t xml:space="preserve">Shin </w:t>
+                <w:u w:val="single"/>
+              </w:rPr>
+              <w:t>Xiang Gao</w:t>
+            </w:r>
+            <w:r>
+              <w:rPr>
+                <w:rFonts w:ascii="Times" w:eastAsia="Times New Roman" w:hAnsi="Times" w:cs="Times New Roman"/>
+                <w:i/>
+                <w:iCs/>
+                <w:color w:val="000000" w:themeColor="text1"/>
+              </w:rPr>
+              <w:t xml:space="preserve">, Sergey </w:t>
             </w:r>
             <w:proofErr w:type="spellStart"/>
             <w:r>
@@ -6035,7 +5838,7 @@
                 <w:iCs/>
                 <w:color w:val="000000" w:themeColor="text1"/>
               </w:rPr>
-              <w:t>Hwei</w:t>
+              <w:t>Mechtaev</w:t>
             </w:r>
             <w:proofErr w:type="spellEnd"/>
             <w:r>
@@ -6045,20 +5848,19 @@
                 <w:iCs/>
                 <w:color w:val="000000" w:themeColor="text1"/>
               </w:rPr>
-              <w:t xml:space="preserve"> Tan, Zhen Dong, </w:t>
-            </w:r>
-            <w:r>
-              <w:rPr>
-                <w:rFonts w:ascii="Times" w:eastAsia="Times New Roman" w:hAnsi="Times" w:cs="Times New Roman"/>
-                <w:b/>
-                <w:bCs/>
+              <w:t xml:space="preserve">, </w:t>
+            </w:r>
+            <w:proofErr w:type="spellStart"/>
+            <w:r>
+              <w:rPr>
+                <w:rFonts w:ascii="Times" w:eastAsia="Times New Roman" w:hAnsi="Times" w:cs="Times New Roman"/>
                 <w:i/>
                 <w:iCs/>
                 <w:color w:val="000000" w:themeColor="text1"/>
-                <w:u w:val="single"/>
-              </w:rPr>
-              <w:t>Xiang Gao</w:t>
-            </w:r>
+              </w:rPr>
+              <w:t>Abhik</w:t>
+            </w:r>
+            <w:proofErr w:type="spellEnd"/>
             <w:r>
               <w:rPr>
                 <w:rFonts w:ascii="Times" w:eastAsia="Times New Roman" w:hAnsi="Times" w:cs="Times New Roman"/>
@@ -6066,7 +5868,7 @@
                 <w:iCs/>
                 <w:color w:val="000000" w:themeColor="text1"/>
               </w:rPr>
-              <w:t xml:space="preserve">, and </w:t>
+              <w:t xml:space="preserve"> </w:t>
             </w:r>
             <w:proofErr w:type="spellStart"/>
             <w:r>
@@ -6076,51 +5878,24 @@
                 <w:iCs/>
                 <w:color w:val="000000" w:themeColor="text1"/>
               </w:rPr>
-              <w:t>Abhik</w:t>
+              <w:t>Roychoudhury</w:t>
             </w:r>
             <w:proofErr w:type="spellEnd"/>
-            <w:r>
-              <w:rPr>
-                <w:rFonts w:ascii="Times" w:eastAsia="Times New Roman" w:hAnsi="Times" w:cs="Times New Roman"/>
-                <w:i/>
-                <w:iCs/>
-                <w:color w:val="000000" w:themeColor="text1"/>
-              </w:rPr>
-              <w:t xml:space="preserve"> </w:t>
-            </w:r>
-            <w:proofErr w:type="spellStart"/>
-            <w:r>
-              <w:rPr>
-                <w:rFonts w:ascii="Times" w:eastAsia="Times New Roman" w:hAnsi="Times" w:cs="Times New Roman"/>
-                <w:i/>
-                <w:iCs/>
-                <w:color w:val="000000" w:themeColor="text1"/>
-              </w:rPr>
-              <w:t>Roychoudhury</w:t>
-            </w:r>
-            <w:proofErr w:type="spellEnd"/>
-          </w:p>
-          <w:p>
-            <w:pPr>
-              <w:spacing w:before="60" w:line="276" w:lineRule="auto"/>
-              <w:rPr>
-                <w:rFonts w:ascii="Times" w:eastAsia="Times New Roman" w:hAnsi="Times" w:cs="Times New Roman"/>
-                <w:color w:val="000000" w:themeColor="text1"/>
-              </w:rPr>
-            </w:pPr>
-            <w:r>
-              <w:rPr>
-                <w:rFonts w:ascii="Times" w:eastAsia="Times New Roman" w:hAnsi="Times" w:cs="Times New Roman"/>
-                <w:color w:val="000000" w:themeColor="text1"/>
-              </w:rPr>
-              <w:t xml:space="preserve">   </w:t>
-            </w:r>
-            <w:r>
-              <w:rPr>
-                <w:rFonts w:ascii="Times" w:eastAsia="Times New Roman" w:hAnsi="Times" w:cs="Times New Roman"/>
-                <w:color w:val="000000" w:themeColor="text1"/>
-              </w:rPr>
-              <w:t>International Conference on Software Engineering, 2018</w:t>
+          </w:p>
+          <w:p>
+            <w:pPr>
+              <w:spacing w:before="60"/>
+              <w:rPr>
+                <w:rFonts w:ascii="Times" w:eastAsia="Times New Roman" w:hAnsi="Times" w:cs="Times New Roman"/>
+                <w:color w:val="000000" w:themeColor="text1"/>
+              </w:rPr>
+            </w:pPr>
+            <w:r>
+              <w:rPr>
+                <w:rFonts w:ascii="Times" w:eastAsia="Times New Roman" w:hAnsi="Times" w:cs="Times New Roman"/>
+                <w:color w:val="000000" w:themeColor="text1"/>
+              </w:rPr>
+              <w:t xml:space="preserve">   International Symposium on Software Testing and Analysis, 2019.</w:t>
             </w:r>
           </w:p>
         </w:tc>
@@ -6134,7 +5909,6 @@
               <w:jc w:val="right"/>
               <w:rPr>
                 <w:rFonts w:ascii="Times" w:eastAsia="Times New Roman" w:hAnsi="Times" w:cs="Times New Roman"/>
-                <w:b/>
                 <w:bCs/>
                 <w:smallCaps/>
                 <w:color w:val="000000" w:themeColor="text1"/>
@@ -6143,12 +5917,11 @@
             <w:r>
               <w:rPr>
                 <w:rFonts w:ascii="Times" w:eastAsia="Times New Roman" w:hAnsi="Times" w:cs="Times New Roman"/>
-                <w:b/>
                 <w:bCs/>
                 <w:smallCaps/>
                 <w:color w:val="000000" w:themeColor="text1"/>
               </w:rPr>
-              <w:t>ICSE’18</w:t>
+              <w:t>ISSTA’19</w:t>
             </w:r>
           </w:p>
           <w:p>
@@ -6157,7 +5930,6 @@
               <w:jc w:val="right"/>
               <w:rPr>
                 <w:rFonts w:ascii="Times" w:eastAsia="Times New Roman" w:hAnsi="Times" w:cs="Times New Roman"/>
-                <w:b/>
                 <w:bCs/>
                 <w:smallCaps/>
                 <w:color w:val="000000" w:themeColor="text1"/>
@@ -6166,34 +5938,22 @@
             <w:r>
               <w:rPr>
                 <w:rFonts w:ascii="Times" w:eastAsia="Times New Roman" w:hAnsi="Times" w:cs="Times New Roman" w:hint="eastAsia"/>
-                <w:b/>
-                <w:bCs/>
-                <w:color w:val="000000" w:themeColor="text1"/>
-              </w:rPr>
-              <w:t>(</w:t>
+                <w:bCs/>
+                <w:color w:val="000000" w:themeColor="text1"/>
+              </w:rPr>
+              <w:t>(CCF</w:t>
+            </w:r>
+            <w:r>
+              <w:rPr>
+                <w:rFonts w:ascii="Times" w:eastAsia="Times New Roman" w:hAnsi="Times" w:cs="Times New Roman"/>
+                <w:bCs/>
+                <w:color w:val="000000" w:themeColor="text1"/>
+              </w:rPr>
+              <w:t>-A</w:t>
             </w:r>
             <w:r>
               <w:rPr>
                 <w:rFonts w:ascii="Times" w:eastAsia="Times New Roman" w:hAnsi="Times" w:cs="Times New Roman" w:hint="eastAsia"/>
-                <w:b/>
-                <w:bCs/>
-                <w:color w:val="000000" w:themeColor="text1"/>
-              </w:rPr>
-              <w:t>CCF</w:t>
-            </w:r>
-            <w:r>
-              <w:rPr>
-                <w:rFonts w:ascii="Times" w:eastAsia="Times New Roman" w:hAnsi="Times" w:cs="Times New Roman"/>
-                <w:b/>
-                <w:bCs/>
-                <w:color w:val="000000" w:themeColor="text1"/>
-              </w:rPr>
-              <w:t>-A</w:t>
-            </w:r>
-            <w:r>
-              <w:rPr>
-                <w:rFonts w:ascii="Times" w:eastAsia="Times New Roman" w:hAnsi="Times" w:cs="Times New Roman" w:hint="eastAsia"/>
-                <w:b/>
                 <w:bCs/>
                 <w:color w:val="000000" w:themeColor="text1"/>
               </w:rPr>
@@ -6204,7 +5964,7 @@
       </w:tr>
       <w:tr>
         <w:trPr>
-          <w:trHeight w:val="1142"/>
+          <w:trHeight w:val="311"/>
         </w:trPr>
         <w:tc>
           <w:tcPr>
@@ -6212,27 +5972,36 @@
           </w:tcPr>
           <w:p>
             <w:pPr>
-              <w:spacing w:before="60" w:line="276" w:lineRule="auto"/>
-              <w:rPr>
-                <w:rFonts w:ascii="Times" w:eastAsia="Times New Roman" w:hAnsi="Times" w:cs="Times New Roman"/>
-                <w:b/>
-                <w:bCs/>
-                <w:color w:val="000000" w:themeColor="text1"/>
-              </w:rPr>
-            </w:pPr>
-            <w:r>
-              <w:rPr>
-                <w:rFonts w:ascii="Times" w:eastAsia="Times New Roman" w:hAnsi="Times" w:cs="Times New Roman"/>
-                <w:b/>
-                <w:bCs/>
-                <w:color w:val="000000" w:themeColor="text1"/>
-              </w:rPr>
-              <w:t>• Write-back aware shared last-level cache management for hybrid main memory</w:t>
-            </w:r>
-          </w:p>
-          <w:p>
-            <w:pPr>
-              <w:spacing w:before="60" w:line="276" w:lineRule="auto"/>
+              <w:spacing w:before="60"/>
+              <w:rPr>
+                <w:rFonts w:ascii="Times" w:eastAsia="Times New Roman" w:hAnsi="Times" w:cs="Times New Roman"/>
+                <w:b/>
+                <w:bCs/>
+                <w:color w:val="000000" w:themeColor="text1"/>
+              </w:rPr>
+            </w:pPr>
+            <w:r>
+              <w:rPr>
+                <w:rFonts w:ascii="Times" w:eastAsia="Times New Roman" w:hAnsi="Times" w:cs="Times New Roman"/>
+                <w:b/>
+                <w:bCs/>
+                <w:color w:val="000000" w:themeColor="text1"/>
+              </w:rPr>
+              <w:t>•</w:t>
+            </w:r>
+            <w:r>
+              <w:rPr>
+                <w:rFonts w:ascii="Times" w:eastAsia="Times New Roman" w:hAnsi="Times" w:cs="Times New Roman"/>
+                <w:b/>
+                <w:bCs/>
+                <w:color w:val="000000" w:themeColor="text1"/>
+              </w:rPr>
+              <w:t xml:space="preserve"> Android Testing via Synthetic Symbolic Execution</w:t>
+            </w:r>
+          </w:p>
+          <w:p>
+            <w:pPr>
+              <w:spacing w:before="60"/>
               <w:rPr>
                 <w:rFonts w:ascii="Times" w:eastAsia="Times New Roman" w:hAnsi="Times" w:cs="Times New Roman"/>
                 <w:i/>
@@ -6247,6 +6016,27 @@
               </w:rPr>
               <w:t xml:space="preserve">   </w:t>
             </w:r>
+            <w:r>
+              <w:rPr>
+                <w:rFonts w:ascii="Times" w:eastAsia="Times New Roman" w:hAnsi="Times" w:cs="Times New Roman"/>
+                <w:b/>
+                <w:bCs/>
+                <w:i/>
+                <w:iCs/>
+                <w:color w:val="000000" w:themeColor="text1"/>
+                <w:u w:val="single"/>
+              </w:rPr>
+              <w:t>Xiang Gao,</w:t>
+            </w:r>
+            <w:r>
+              <w:rPr>
+                <w:rFonts w:ascii="Times" w:eastAsia="Times New Roman" w:hAnsi="Times" w:cs="Times New Roman"/>
+                <w:i/>
+                <w:iCs/>
+                <w:color w:val="000000" w:themeColor="text1"/>
+              </w:rPr>
+              <w:t xml:space="preserve"> Shin </w:t>
+            </w:r>
             <w:proofErr w:type="spellStart"/>
             <w:r>
               <w:rPr>
@@ -6255,7 +6045,7 @@
                 <w:iCs/>
                 <w:color w:val="000000" w:themeColor="text1"/>
               </w:rPr>
-              <w:t>Deshan</w:t>
+              <w:t>Hwei</w:t>
             </w:r>
             <w:proofErr w:type="spellEnd"/>
             <w:r>
@@ -6265,7 +6055,7 @@
                 <w:iCs/>
                 <w:color w:val="000000" w:themeColor="text1"/>
               </w:rPr>
-              <w:t xml:space="preserve"> Zhang, Lei Ju, </w:t>
+              <w:t xml:space="preserve"> Tan, Zhen Dong, </w:t>
             </w:r>
             <w:proofErr w:type="spellStart"/>
             <w:r>
@@ -6275,7 +6065,7 @@
                 <w:iCs/>
                 <w:color w:val="000000" w:themeColor="text1"/>
               </w:rPr>
-              <w:t>Mengying</w:t>
+              <w:t>Abhik</w:t>
             </w:r>
             <w:proofErr w:type="spellEnd"/>
             <w:r>
@@ -6285,64 +6075,34 @@
                 <w:iCs/>
                 <w:color w:val="000000" w:themeColor="text1"/>
               </w:rPr>
-              <w:t xml:space="preserve"> Zhao, </w:t>
-            </w:r>
-            <w:r>
-              <w:rPr>
-                <w:rFonts w:ascii="Times" w:eastAsia="Times New Roman" w:hAnsi="Times" w:cs="Times New Roman"/>
-                <w:b/>
-                <w:bCs/>
+              <w:t xml:space="preserve"> </w:t>
+            </w:r>
+            <w:proofErr w:type="spellStart"/>
+            <w:r>
+              <w:rPr>
+                <w:rFonts w:ascii="Times" w:eastAsia="Times New Roman" w:hAnsi="Times" w:cs="Times New Roman"/>
                 <w:i/>
                 <w:iCs/>
                 <w:color w:val="000000" w:themeColor="text1"/>
-                <w:u w:val="single"/>
-              </w:rPr>
-              <w:t>Xiang Gao</w:t>
-            </w:r>
-            <w:r>
-              <w:rPr>
-                <w:rFonts w:ascii="Times" w:eastAsia="Times New Roman" w:hAnsi="Times" w:cs="Times New Roman"/>
-                <w:i/>
-                <w:iCs/>
-                <w:color w:val="000000" w:themeColor="text1"/>
-              </w:rPr>
-              <w:t xml:space="preserve">, </w:t>
-            </w:r>
-            <w:proofErr w:type="spellStart"/>
-            <w:r>
-              <w:rPr>
-                <w:rFonts w:ascii="Times" w:eastAsia="Times New Roman" w:hAnsi="Times" w:cs="Times New Roman"/>
-                <w:i/>
-                <w:iCs/>
-                <w:color w:val="000000" w:themeColor="text1"/>
-              </w:rPr>
-              <w:t>Zhiping</w:t>
+              </w:rPr>
+              <w:t>Roychoudhury</w:t>
             </w:r>
             <w:proofErr w:type="spellEnd"/>
-            <w:r>
-              <w:rPr>
-                <w:rFonts w:ascii="Times" w:eastAsia="Times New Roman" w:hAnsi="Times" w:cs="Times New Roman"/>
-                <w:i/>
-                <w:iCs/>
-                <w:color w:val="000000" w:themeColor="text1"/>
-              </w:rPr>
-              <w:t xml:space="preserve"> Jia</w:t>
-            </w:r>
-          </w:p>
-          <w:p>
-            <w:pPr>
-              <w:spacing w:before="60" w:line="276" w:lineRule="auto"/>
-              <w:rPr>
-                <w:rFonts w:ascii="Times" w:eastAsia="Times New Roman" w:hAnsi="Times" w:cs="Times New Roman"/>
-                <w:color w:val="000000" w:themeColor="text1"/>
-              </w:rPr>
-            </w:pPr>
-            <w:r>
-              <w:rPr>
-                <w:rFonts w:ascii="Times" w:eastAsia="Times New Roman" w:hAnsi="Times" w:cs="Times New Roman"/>
-                <w:color w:val="000000" w:themeColor="text1"/>
-              </w:rPr>
-              <w:t xml:space="preserve">   Design Automation Conference, 2016</w:t>
+          </w:p>
+          <w:p>
+            <w:pPr>
+              <w:spacing w:before="60"/>
+              <w:rPr>
+                <w:rFonts w:ascii="Times" w:eastAsia="Times New Roman" w:hAnsi="Times" w:cs="Times New Roman"/>
+                <w:color w:val="000000" w:themeColor="text1"/>
+              </w:rPr>
+            </w:pPr>
+            <w:r>
+              <w:rPr>
+                <w:rFonts w:ascii="Times" w:eastAsia="Times New Roman" w:hAnsi="Times" w:cs="Times New Roman"/>
+                <w:color w:val="000000" w:themeColor="text1"/>
+              </w:rPr>
+              <w:t xml:space="preserve">   International Conference on Automated Software Engineering, 2018.</w:t>
             </w:r>
           </w:p>
         </w:tc>
@@ -6356,7 +6116,6 @@
               <w:jc w:val="right"/>
               <w:rPr>
                 <w:rFonts w:ascii="Times" w:eastAsia="Times New Roman" w:hAnsi="Times" w:cs="Times New Roman"/>
-                <w:b/>
                 <w:bCs/>
                 <w:smallCaps/>
                 <w:color w:val="000000" w:themeColor="text1"/>
@@ -6365,12 +6124,11 @@
             <w:r>
               <w:rPr>
                 <w:rFonts w:ascii="Times" w:eastAsia="Times New Roman" w:hAnsi="Times" w:cs="Times New Roman"/>
-                <w:b/>
                 <w:bCs/>
                 <w:smallCaps/>
                 <w:color w:val="000000" w:themeColor="text1"/>
               </w:rPr>
-              <w:t>DAC’16</w:t>
+              <w:t>ASE’18</w:t>
             </w:r>
           </w:p>
           <w:p>
@@ -6379,7 +6137,6 @@
               <w:jc w:val="right"/>
               <w:rPr>
                 <w:rFonts w:ascii="Times" w:eastAsia="Times New Roman" w:hAnsi="Times" w:cs="Times New Roman"/>
-                <w:b/>
                 <w:bCs/>
                 <w:smallCaps/>
                 <w:color w:val="000000" w:themeColor="text1"/>
@@ -6388,34 +6145,22 @@
             <w:r>
               <w:rPr>
                 <w:rFonts w:ascii="Times" w:eastAsia="Times New Roman" w:hAnsi="Times" w:cs="Times New Roman" w:hint="eastAsia"/>
-                <w:b/>
-                <w:bCs/>
-                <w:color w:val="000000" w:themeColor="text1"/>
-              </w:rPr>
-              <w:t>(</w:t>
+                <w:bCs/>
+                <w:color w:val="000000" w:themeColor="text1"/>
+              </w:rPr>
+              <w:t>(CCF</w:t>
+            </w:r>
+            <w:r>
+              <w:rPr>
+                <w:rFonts w:ascii="Times" w:eastAsia="Times New Roman" w:hAnsi="Times" w:cs="Times New Roman"/>
+                <w:bCs/>
+                <w:color w:val="000000" w:themeColor="text1"/>
+              </w:rPr>
+              <w:t>-A</w:t>
             </w:r>
             <w:r>
               <w:rPr>
                 <w:rFonts w:ascii="Times" w:eastAsia="Times New Roman" w:hAnsi="Times" w:cs="Times New Roman" w:hint="eastAsia"/>
-                <w:b/>
-                <w:bCs/>
-                <w:color w:val="000000" w:themeColor="text1"/>
-              </w:rPr>
-              <w:t>CCF</w:t>
-            </w:r>
-            <w:r>
-              <w:rPr>
-                <w:rFonts w:ascii="Times" w:eastAsia="Times New Roman" w:hAnsi="Times" w:cs="Times New Roman"/>
-                <w:b/>
-                <w:bCs/>
-                <w:color w:val="000000" w:themeColor="text1"/>
-              </w:rPr>
-              <w:t>-A</w:t>
-            </w:r>
-            <w:r>
-              <w:rPr>
-                <w:rFonts w:ascii="Times" w:eastAsia="Times New Roman" w:hAnsi="Times" w:cs="Times New Roman" w:hint="eastAsia"/>
-                <w:b/>
                 <w:bCs/>
                 <w:color w:val="000000" w:themeColor="text1"/>
               </w:rPr>
@@ -6447,6 +6192,7 @@
           <w:noProof/>
           <w:color w:val="000000" w:themeColor="text1"/>
         </w:rPr>
+        <w:lastRenderedPageBreak/>
         <mc:AlternateContent>
           <mc:Choice Requires="wps">
             <w:drawing>
@@ -6506,9 +6252,9 @@
               </wp:anchor>
             </w:drawing>
           </mc:Choice>
-          <mc:Fallback>
+          <mc:Fallback xmlns:cx1="http://schemas.microsoft.com/office/drawing/2015/9/8/chartex" xmlns:cx2="http://schemas.microsoft.com/office/drawing/2015/10/21/chartex" xmlns:cx3="http://schemas.microsoft.com/office/drawing/2016/5/9/chartex" xmlns:cx4="http://schemas.microsoft.com/office/drawing/2016/5/10/chartex" xmlns:cx5="http://schemas.microsoft.com/office/drawing/2016/5/11/chartex" xmlns:cx6="http://schemas.microsoft.com/office/drawing/2016/5/12/chartex" xmlns:cx7="http://schemas.microsoft.com/office/drawing/2016/5/13/chartex" xmlns:cx8="http://schemas.microsoft.com/office/drawing/2016/5/14/chartex" xmlns:aink="http://schemas.microsoft.com/office/drawing/2016/ink" xmlns:am3d="http://schemas.microsoft.com/office/drawing/2017/model3d" xmlns:w16cex="http://schemas.microsoft.com/office/word/2018/wordml/cex" xmlns:w16cid="http://schemas.microsoft.com/office/word/2016/wordml/cid" xmlns:w16="http://schemas.microsoft.com/office/word/2018/wordml" xmlns:w16sdtdh="http://schemas.microsoft.com/office/word/2020/wordml/sdtdatahash">
             <w:pict>
-              <v:line w14:anchorId="77B05616" id="Straight Connector 7" o:spid="_x0000_s1026" style="position:absolute;z-index:251670528;visibility:visible;mso-wrap-style:square;mso-width-percent:0;mso-wrap-distance-left:9pt;mso-wrap-distance-top:0;mso-wrap-distance-right:9pt;mso-wrap-distance-bottom:0;mso-position-horizontal:absolute;mso-position-horizontal-relative:text;mso-position-vertical:absolute;mso-position-vertical-relative:text;mso-width-percent:0;mso-width-relative:margin" from="-.25pt,27.5pt" to="504.75pt,27.5pt" o:gfxdata="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" strokecolor="black [3213]"/>
+              <v:line w14:anchorId="77B05616" id="Straight Connector 7" o:spid="_x0000_s1026" style="position:absolute;z-index:251670528;visibility:visible;mso-wrap-style:square;mso-width-percent:0;mso-wrap-distance-left:9pt;mso-wrap-distance-top:0;mso-wrap-distance-right:9pt;mso-wrap-distance-bottom:0;mso-position-horizontal:absolute;mso-position-horizontal-relative:text;mso-position-vertical:absolute;mso-position-vertical-relative:text;mso-width-percent:0;mso-width-relative:margin" from="-.25pt,27.5pt" to="504.75pt,27.5pt" o:gfxdata="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" strokecolor="black [3213]"/>
             </w:pict>
           </mc:Fallback>
         </mc:AlternateContent>
@@ -6526,7 +6272,7 @@
     </w:p>
     <w:tbl>
       <w:tblPr>
-        <w:tblStyle w:val="TableGrid"/>
+        <w:tblStyle w:val="af1"/>
         <w:tblW w:w="0" w:type="auto"/>
         <w:tblBorders>
           <w:top w:val="none" w:sz="0" w:space="0" w:color="auto"/>
@@ -6574,7 +6320,16 @@
                 <w:bCs/>
                 <w:color w:val="000000" w:themeColor="text1"/>
               </w:rPr>
-              <w:t>CS4218 Software Testing</w:t>
+              <w:t>Intelligent Software Engineering</w:t>
+            </w:r>
+            <w:r>
+              <w:rPr>
+                <w:rFonts w:ascii="Times" w:eastAsia="Times New Roman" w:hAnsi="Times" w:cs="Times New Roman"/>
+                <w:b/>
+                <w:bCs/>
+                <w:color w:val="000000" w:themeColor="text1"/>
+              </w:rPr>
+              <w:t xml:space="preserve"> </w:t>
             </w:r>
             <w:r>
               <w:rPr>
@@ -6595,42 +6350,14 @@
                 <w:rFonts w:ascii="Times" w:eastAsia="Times New Roman" w:hAnsi="Times" w:cs="Times New Roman"/>
                 <w:color w:val="000000" w:themeColor="text1"/>
               </w:rPr>
-              <w:t>T</w:t>
-            </w:r>
-            <w:r>
-              <w:rPr>
-                <w:rFonts w:ascii="Times" w:eastAsia="Times New Roman" w:hAnsi="Times" w:cs="Times New Roman"/>
-                <w:color w:val="000000" w:themeColor="text1"/>
-              </w:rPr>
-              <w:t>eaching assistant</w:t>
-            </w:r>
-            <w:r>
-              <w:rPr>
-                <w:rFonts w:ascii="Times" w:eastAsia="Times New Roman" w:hAnsi="Times" w:cs="Times New Roman"/>
-                <w:color w:val="000000" w:themeColor="text1"/>
-              </w:rPr>
-              <w:t>,</w:t>
-            </w:r>
-            <w:r>
-              <w:rPr>
-                <w:rFonts w:ascii="Times" w:eastAsia="Times New Roman" w:hAnsi="Times" w:cs="Times New Roman"/>
-                <w:color w:val="000000" w:themeColor="text1"/>
-              </w:rPr>
-              <w:t xml:space="preserve"> </w:t>
-            </w:r>
-            <w:r>
-              <w:rPr>
-                <w:rFonts w:ascii="Times" w:eastAsia="Times New Roman" w:hAnsi="Times" w:cs="Times New Roman"/>
-                <w:color w:val="000000" w:themeColor="text1"/>
-              </w:rPr>
-              <w:t>p</w:t>
-            </w:r>
-            <w:r>
-              <w:rPr>
-                <w:rFonts w:ascii="Times" w:eastAsia="Times New Roman" w:hAnsi="Times" w:cs="Times New Roman"/>
-                <w:color w:val="000000" w:themeColor="text1"/>
-              </w:rPr>
-              <w:t>repare software testing project</w:t>
+              <w:t>Artificial</w:t>
+            </w:r>
+            <w:r>
+              <w:rPr>
+                <w:rFonts w:ascii="Times" w:eastAsia="Times New Roman" w:hAnsi="Times" w:cs="Times New Roman"/>
+                <w:color w:val="000000" w:themeColor="text1"/>
+              </w:rPr>
+              <w:t xml:space="preserve"> intelligence for software engineering</w:t>
             </w:r>
             <w:r>
               <w:rPr>
@@ -6659,7 +6386,14 @@
                 <w:rFonts w:ascii="Times" w:eastAsia="Times New Roman" w:hAnsi="Times" w:cs="Times New Roman"/>
                 <w:color w:val="000000" w:themeColor="text1"/>
               </w:rPr>
-              <w:t>National University of Singapore</w:t>
+              <w:t>Beihang</w:t>
+            </w:r>
+            <w:r>
+              <w:rPr>
+                <w:rFonts w:ascii="Times" w:eastAsia="Times New Roman" w:hAnsi="Times" w:cs="Times New Roman"/>
+                <w:color w:val="000000" w:themeColor="text1"/>
+              </w:rPr>
+              <w:t xml:space="preserve"> University</w:t>
             </w:r>
           </w:p>
           <w:p>
@@ -6676,28 +6410,14 @@
                 <w:rFonts w:ascii="Times" w:eastAsia="Times New Roman" w:hAnsi="Times" w:cs="Times New Roman"/>
                 <w:color w:val="000000" w:themeColor="text1"/>
               </w:rPr>
-              <w:t>2018</w:t>
-            </w:r>
-            <w:r>
-              <w:rPr>
-                <w:rFonts w:ascii="Times" w:eastAsia="Times New Roman" w:hAnsi="Times" w:cs="Times New Roman"/>
-                <w:color w:val="000000" w:themeColor="text1"/>
-              </w:rPr>
-              <w:t xml:space="preserve">, 08 – </w:t>
-            </w:r>
-            <w:r>
-              <w:rPr>
-                <w:rFonts w:ascii="Times" w:eastAsia="Times New Roman" w:hAnsi="Times" w:cs="Times New Roman"/>
-                <w:color w:val="000000" w:themeColor="text1"/>
-              </w:rPr>
-              <w:t>201</w:t>
-            </w:r>
-            <w:r>
-              <w:rPr>
-                <w:rFonts w:ascii="Times" w:eastAsia="Times New Roman" w:hAnsi="Times" w:cs="Times New Roman"/>
-                <w:color w:val="000000" w:themeColor="text1"/>
-              </w:rPr>
-              <w:t>8, 12</w:t>
+              <w:t>202</w:t>
+            </w:r>
+            <w:r>
+              <w:rPr>
+                <w:rFonts w:ascii="Times" w:eastAsia="Times New Roman" w:hAnsi="Times" w:cs="Times New Roman"/>
+                <w:color w:val="000000" w:themeColor="text1"/>
+              </w:rPr>
+              <w:t>4, Spring</w:t>
             </w:r>
           </w:p>
         </w:tc>
@@ -6727,16 +6447,7 @@
                 <w:bCs/>
                 <w:color w:val="000000" w:themeColor="text1"/>
               </w:rPr>
-              <w:t xml:space="preserve">• </w:t>
-            </w:r>
-            <w:r>
-              <w:rPr>
-                <w:rFonts w:ascii="Times" w:eastAsia="Times New Roman" w:hAnsi="Times" w:cs="Times New Roman"/>
-                <w:b/>
-                <w:bCs/>
-                <w:color w:val="000000" w:themeColor="text1"/>
-              </w:rPr>
-              <w:t>CS2100</w:t>
+              <w:t>•</w:t>
             </w:r>
             <w:r>
               <w:rPr>
@@ -6754,7 +6465,25 @@
                 <w:bCs/>
                 <w:color w:val="000000" w:themeColor="text1"/>
               </w:rPr>
-              <w:t>- Computer Organization</w:t>
+              <w:t>Open-</w:t>
+            </w:r>
+            <w:r>
+              <w:rPr>
+                <w:rFonts w:ascii="Times" w:eastAsia="Times New Roman" w:hAnsi="Times" w:cs="Times New Roman"/>
+                <w:b/>
+                <w:bCs/>
+                <w:color w:val="000000" w:themeColor="text1"/>
+              </w:rPr>
+              <w:t>S</w:t>
+            </w:r>
+            <w:r>
+              <w:rPr>
+                <w:rFonts w:ascii="Times" w:eastAsia="Times New Roman" w:hAnsi="Times" w:cs="Times New Roman"/>
+                <w:b/>
+                <w:bCs/>
+                <w:color w:val="000000" w:themeColor="text1"/>
+              </w:rPr>
+              <w:t>ource Software Development</w:t>
             </w:r>
           </w:p>
           <w:p>
@@ -6777,56 +6506,23 @@
                 <w:rFonts w:ascii="Times" w:eastAsia="Times New Roman" w:hAnsi="Times" w:cs="Times New Roman"/>
                 <w:color w:val="000000" w:themeColor="text1"/>
               </w:rPr>
-              <w:t>Tutor</w:t>
-            </w:r>
-            <w:r>
-              <w:rPr>
-                <w:rFonts w:ascii="Times" w:eastAsia="Times New Roman" w:hAnsi="Times" w:cs="Times New Roman"/>
-                <w:color w:val="000000" w:themeColor="text1"/>
-              </w:rPr>
-              <w:t>,</w:t>
-            </w:r>
-            <w:r>
-              <w:rPr>
-                <w:rFonts w:ascii="Times" w:eastAsia="Times New Roman" w:hAnsi="Times" w:cs="Times New Roman"/>
-                <w:color w:val="000000" w:themeColor="text1"/>
-              </w:rPr>
-              <w:t xml:space="preserve"> </w:t>
-            </w:r>
-            <w:r>
-              <w:rPr>
-                <w:rFonts w:ascii="Times" w:eastAsia="Times New Roman" w:hAnsi="Times" w:cs="Times New Roman"/>
-                <w:color w:val="000000" w:themeColor="text1"/>
-              </w:rPr>
-              <w:t>c</w:t>
-            </w:r>
-            <w:r>
-              <w:rPr>
-                <w:rFonts w:ascii="Times" w:eastAsia="Times New Roman" w:hAnsi="Times" w:cs="Times New Roman"/>
-                <w:color w:val="000000" w:themeColor="text1"/>
-              </w:rPr>
-              <w:t xml:space="preserve">onduct tutorial sessions </w:t>
-            </w:r>
-            <w:r>
-              <w:rPr>
-                <w:rFonts w:ascii="Times" w:eastAsia="Times New Roman" w:hAnsi="Times" w:cs="Times New Roman"/>
-                <w:color w:val="000000" w:themeColor="text1"/>
-              </w:rPr>
-              <w:t>with</w:t>
-            </w:r>
-            <w:r>
-              <w:rPr>
-                <w:rFonts w:ascii="Times" w:eastAsia="Times New Roman" w:hAnsi="Times" w:cs="Times New Roman"/>
-                <w:color w:val="000000" w:themeColor="text1"/>
-              </w:rPr>
-              <w:t xml:space="preserve"> 70 students for 4 hours per week</w:t>
-            </w:r>
-            <w:r>
-              <w:rPr>
-                <w:rFonts w:ascii="Times" w:eastAsia="Times New Roman" w:hAnsi="Times" w:cs="Times New Roman"/>
-                <w:color w:val="000000" w:themeColor="text1"/>
-              </w:rPr>
-              <w:t>.</w:t>
+              <w:t xml:space="preserve">Understanding, utilizing, participating, </w:t>
+            </w:r>
+            <w:proofErr w:type="spellStart"/>
+            <w:r>
+              <w:rPr>
+                <w:rFonts w:ascii="Times" w:eastAsia="Times New Roman" w:hAnsi="Times" w:cs="Times New Roman"/>
+                <w:color w:val="000000" w:themeColor="text1"/>
+              </w:rPr>
+              <w:t>outlooking</w:t>
+            </w:r>
+            <w:proofErr w:type="spellEnd"/>
+            <w:r>
+              <w:rPr>
+                <w:rFonts w:ascii="Times" w:eastAsia="Times New Roman" w:hAnsi="Times" w:cs="Times New Roman"/>
+                <w:color w:val="000000" w:themeColor="text1"/>
+              </w:rPr>
+              <w:t xml:space="preserve"> open-source</w:t>
             </w:r>
           </w:p>
         </w:tc>
@@ -6848,7 +6544,7 @@
                 <w:rFonts w:ascii="Times" w:eastAsia="Times New Roman" w:hAnsi="Times" w:cs="Times New Roman"/>
                 <w:color w:val="000000" w:themeColor="text1"/>
               </w:rPr>
-              <w:t>National University of Singapore</w:t>
+              <w:t>Beihang University</w:t>
             </w:r>
           </w:p>
           <w:p>
@@ -6865,49 +6561,202 @@
                 <w:rFonts w:ascii="Times" w:eastAsia="Times New Roman" w:hAnsi="Times" w:cs="Times New Roman"/>
                 <w:color w:val="000000" w:themeColor="text1"/>
               </w:rPr>
-              <w:t>201</w:t>
-            </w:r>
-            <w:r>
-              <w:rPr>
-                <w:rFonts w:ascii="Times" w:eastAsia="Times New Roman" w:hAnsi="Times" w:cs="Times New Roman"/>
-                <w:color w:val="000000" w:themeColor="text1"/>
-              </w:rPr>
-              <w:t>7, 0</w:t>
-            </w:r>
-            <w:r>
-              <w:rPr>
-                <w:rFonts w:ascii="Times" w:eastAsia="Times New Roman" w:hAnsi="Times" w:cs="Times New Roman"/>
-                <w:color w:val="000000" w:themeColor="text1"/>
-              </w:rPr>
-              <w:t>1</w:t>
-            </w:r>
-            <w:r>
-              <w:rPr>
-                <w:rFonts w:ascii="Times" w:eastAsia="Times New Roman" w:hAnsi="Times" w:cs="Times New Roman"/>
-                <w:color w:val="000000" w:themeColor="text1"/>
-              </w:rPr>
-              <w:t xml:space="preserve"> – </w:t>
-            </w:r>
-            <w:r>
-              <w:rPr>
-                <w:rFonts w:ascii="Times" w:eastAsia="Times New Roman" w:hAnsi="Times" w:cs="Times New Roman"/>
-                <w:color w:val="000000" w:themeColor="text1"/>
-              </w:rPr>
-              <w:t>201</w:t>
-            </w:r>
-            <w:r>
-              <w:rPr>
-                <w:rFonts w:ascii="Times" w:eastAsia="Times New Roman" w:hAnsi="Times" w:cs="Times New Roman"/>
-                <w:color w:val="000000" w:themeColor="text1"/>
-              </w:rPr>
-              <w:t xml:space="preserve">7, </w:t>
-            </w:r>
-            <w:r>
-              <w:rPr>
-                <w:rFonts w:ascii="Times" w:eastAsia="Times New Roman" w:hAnsi="Times" w:cs="Times New Roman"/>
-                <w:color w:val="000000" w:themeColor="text1"/>
-              </w:rPr>
-              <w:t>05</w:t>
+              <w:t>2022</w:t>
+            </w:r>
+            <w:r>
+              <w:rPr>
+                <w:rFonts w:ascii="Times" w:eastAsia="Times New Roman" w:hAnsi="Times" w:cs="Times New Roman"/>
+                <w:color w:val="000000" w:themeColor="text1"/>
+              </w:rPr>
+              <w:t>-</w:t>
+            </w:r>
+            <w:r>
+              <w:rPr>
+                <w:rFonts w:ascii="Times" w:eastAsia="Times New Roman" w:hAnsi="Times" w:cs="Times New Roman"/>
+                <w:color w:val="000000" w:themeColor="text1"/>
+              </w:rPr>
+              <w:t>2023, Fall</w:t>
+            </w:r>
+          </w:p>
+        </w:tc>
+      </w:tr>
+      <w:tr>
+        <w:trPr>
+          <w:trHeight w:val="853"/>
+        </w:trPr>
+        <w:tc>
+          <w:tcPr>
+            <w:tcW w:w="6799" w:type="dxa"/>
+          </w:tcPr>
+          <w:p>
+            <w:pPr>
+              <w:spacing w:before="60" w:line="276" w:lineRule="auto"/>
+              <w:rPr>
+                <w:rFonts w:ascii="Times" w:eastAsia="Times New Roman" w:hAnsi="Times" w:cs="Times New Roman"/>
+                <w:b/>
+                <w:bCs/>
+                <w:color w:val="000000" w:themeColor="text1"/>
+              </w:rPr>
+            </w:pPr>
+            <w:r>
+              <w:rPr>
+                <w:rFonts w:ascii="Times" w:eastAsia="Times New Roman" w:hAnsi="Times" w:cs="Times New Roman"/>
+                <w:b/>
+                <w:bCs/>
+                <w:color w:val="000000" w:themeColor="text1"/>
+              </w:rPr>
+              <w:t>•</w:t>
+            </w:r>
+            <w:r>
+              <w:rPr>
+                <w:rFonts w:ascii="Times" w:eastAsia="Times New Roman" w:hAnsi="Times" w:cs="Times New Roman"/>
+                <w:b/>
+                <w:bCs/>
+                <w:color w:val="000000" w:themeColor="text1"/>
+              </w:rPr>
+              <w:t xml:space="preserve"> </w:t>
+            </w:r>
+            <w:r>
+              <w:rPr>
+                <w:rFonts w:ascii="Times" w:eastAsia="Times New Roman" w:hAnsi="Times" w:cs="Times New Roman"/>
+                <w:b/>
+                <w:bCs/>
+                <w:color w:val="000000" w:themeColor="text1"/>
+              </w:rPr>
+              <w:t>O</w:t>
+            </w:r>
+            <w:r>
+              <w:rPr>
+                <w:rFonts w:ascii="Times" w:eastAsia="Times New Roman" w:hAnsi="Times" w:cs="Times New Roman"/>
+                <w:b/>
+                <w:bCs/>
+                <w:color w:val="000000" w:themeColor="text1"/>
+              </w:rPr>
+              <w:t>bject-</w:t>
+            </w:r>
+            <w:r>
+              <w:rPr>
+                <w:rFonts w:ascii="Times" w:eastAsia="Times New Roman" w:hAnsi="Times" w:cs="Times New Roman"/>
+                <w:b/>
+                <w:bCs/>
+                <w:color w:val="000000" w:themeColor="text1"/>
+              </w:rPr>
+              <w:t>O</w:t>
+            </w:r>
+            <w:r>
+              <w:rPr>
+                <w:rFonts w:ascii="Times" w:eastAsia="Times New Roman" w:hAnsi="Times" w:cs="Times New Roman"/>
+                <w:b/>
+                <w:bCs/>
+                <w:color w:val="000000" w:themeColor="text1"/>
+              </w:rPr>
+              <w:t>riented Programming</w:t>
+            </w:r>
+          </w:p>
+          <w:p>
+            <w:pPr>
+              <w:spacing w:before="60" w:line="276" w:lineRule="auto"/>
+              <w:rPr>
+                <w:rFonts w:ascii="Times" w:eastAsia="Times New Roman" w:hAnsi="Times" w:cs="Times New Roman"/>
+                <w:b/>
+                <w:bCs/>
+                <w:color w:val="000000" w:themeColor="text1"/>
+              </w:rPr>
+            </w:pPr>
+            <w:r>
+              <w:rPr>
+                <w:rFonts w:ascii="Times" w:eastAsia="Times New Roman" w:hAnsi="Times" w:cs="Times New Roman"/>
+                <w:color w:val="000000" w:themeColor="text1"/>
+              </w:rPr>
+              <w:t xml:space="preserve">  </w:t>
+            </w:r>
+            <w:r>
+              <w:rPr>
+                <w:rFonts w:ascii="Times" w:eastAsia="Times New Roman" w:hAnsi="Times" w:cs="Times New Roman"/>
+                <w:color w:val="000000" w:themeColor="text1"/>
+              </w:rPr>
+              <w:t>O</w:t>
+            </w:r>
+            <w:r>
+              <w:rPr>
+                <w:rFonts w:ascii="Times" w:eastAsia="Times New Roman" w:hAnsi="Times" w:cs="Times New Roman"/>
+                <w:color w:val="000000" w:themeColor="text1"/>
+              </w:rPr>
+              <w:t>bject-oriented programming ideas</w:t>
+            </w:r>
+            <w:r>
+              <w:rPr>
+                <w:rFonts w:ascii="Times" w:eastAsia="Times New Roman" w:hAnsi="Times" w:cs="Times New Roman"/>
+                <w:color w:val="000000" w:themeColor="text1"/>
+              </w:rPr>
+              <w:t>,</w:t>
+            </w:r>
+            <w:r>
+              <w:rPr>
+                <w:rFonts w:ascii="Times" w:eastAsia="Times New Roman" w:hAnsi="Times" w:cs="Times New Roman"/>
+                <w:color w:val="000000" w:themeColor="text1"/>
+              </w:rPr>
+              <w:t xml:space="preserve"> </w:t>
+            </w:r>
+            <w:r>
+              <w:rPr>
+                <w:rFonts w:ascii="Times" w:eastAsia="Times New Roman" w:hAnsi="Times" w:cs="Times New Roman"/>
+                <w:color w:val="000000" w:themeColor="text1"/>
+              </w:rPr>
+              <w:t>methods and technologies</w:t>
+            </w:r>
+          </w:p>
+        </w:tc>
+        <w:tc>
+          <w:tcPr>
+            <w:tcW w:w="3271" w:type="dxa"/>
+          </w:tcPr>
+          <w:p>
+            <w:pPr>
+              <w:spacing w:before="60" w:line="276" w:lineRule="auto"/>
+              <w:jc w:val="right"/>
+              <w:rPr>
+                <w:rFonts w:ascii="Times" w:eastAsia="Times New Roman" w:hAnsi="Times" w:cs="Times New Roman"/>
+                <w:color w:val="000000" w:themeColor="text1"/>
+              </w:rPr>
+            </w:pPr>
+            <w:r>
+              <w:rPr>
+                <w:rFonts w:ascii="Times" w:eastAsia="Times New Roman" w:hAnsi="Times" w:cs="Times New Roman"/>
+                <w:color w:val="000000" w:themeColor="text1"/>
+              </w:rPr>
+              <w:t>Beihang University</w:t>
+            </w:r>
+          </w:p>
+          <w:p>
+            <w:pPr>
+              <w:spacing w:before="60" w:line="276" w:lineRule="auto"/>
+              <w:jc w:val="right"/>
+              <w:rPr>
+                <w:rFonts w:ascii="Times" w:eastAsia="Times New Roman" w:hAnsi="Times" w:cs="Times New Roman"/>
+                <w:color w:val="000000" w:themeColor="text1"/>
+              </w:rPr>
+            </w:pPr>
+            <w:r>
+              <w:rPr>
+                <w:rFonts w:ascii="Times" w:eastAsia="Times New Roman" w:hAnsi="Times" w:cs="Times New Roman"/>
+                <w:color w:val="000000" w:themeColor="text1"/>
+              </w:rPr>
+              <w:t>2022</w:t>
+            </w:r>
+            <w:r>
+              <w:rPr>
+                <w:rFonts w:ascii="Times" w:eastAsia="Times New Roman" w:hAnsi="Times" w:cs="Times New Roman"/>
+                <w:color w:val="000000" w:themeColor="text1"/>
+              </w:rPr>
+              <w:t>-</w:t>
+            </w:r>
+            <w:r>
+              <w:rPr>
+                <w:rFonts w:ascii="Times" w:eastAsia="Times New Roman" w:hAnsi="Times" w:cs="Times New Roman"/>
+                <w:color w:val="000000" w:themeColor="text1"/>
+              </w:rPr>
+              <w:t>2023, Fall</w:t>
             </w:r>
           </w:p>
         </w:tc>
@@ -6944,16 +6793,16 @@
                 <w:bCs/>
                 <w:color w:val="000000" w:themeColor="text1"/>
               </w:rPr>
-              <w:t>CS4211</w:t>
-            </w:r>
-            <w:r>
-              <w:rPr>
-                <w:rFonts w:ascii="Times" w:eastAsia="Times New Roman" w:hAnsi="Times" w:cs="Times New Roman"/>
-                <w:b/>
-                <w:bCs/>
-                <w:color w:val="000000" w:themeColor="text1"/>
-              </w:rPr>
-              <w:t>-</w:t>
+              <w:t>Software Testing</w:t>
+            </w:r>
+            <w:r>
+              <w:rPr>
+                <w:rFonts w:ascii="Times" w:eastAsia="Times New Roman" w:hAnsi="Times" w:cs="Times New Roman"/>
+                <w:b/>
+                <w:bCs/>
+                <w:color w:val="000000" w:themeColor="text1"/>
+              </w:rPr>
+              <w:t>,</w:t>
             </w:r>
             <w:r>
               <w:rPr>
@@ -6963,7 +6812,35 @@
                 <w:color w:val="000000" w:themeColor="text1"/>
                 <w:highlight w:val="white"/>
               </w:rPr>
-              <w:t xml:space="preserve"> Formal Methods</w:t>
+              <w:t xml:space="preserve"> </w:t>
+            </w:r>
+            <w:r>
+              <w:rPr>
+                <w:rFonts w:ascii="Times" w:eastAsia="Times New Roman" w:hAnsi="Times" w:cs="Times New Roman"/>
+                <w:b/>
+                <w:bCs/>
+                <w:color w:val="000000" w:themeColor="text1"/>
+                <w:highlight w:val="white"/>
+              </w:rPr>
+              <w:t>Formal Methods</w:t>
+            </w:r>
+            <w:r>
+              <w:rPr>
+                <w:rFonts w:ascii="Times" w:eastAsia="Times New Roman" w:hAnsi="Times" w:cs="Times New Roman"/>
+                <w:b/>
+                <w:bCs/>
+                <w:color w:val="000000" w:themeColor="text1"/>
+              </w:rPr>
+              <w:t>,</w:t>
+            </w:r>
+            <w:r>
+              <w:rPr>
+                <w:rFonts w:ascii="Times" w:eastAsia="Times New Roman" w:hAnsi="Times" w:cs="Times New Roman"/>
+                <w:b/>
+                <w:bCs/>
+                <w:color w:val="000000" w:themeColor="text1"/>
+              </w:rPr>
+              <w:t xml:space="preserve"> Computer Organization</w:t>
             </w:r>
           </w:p>
           <w:p>
@@ -7022,6 +6899,41 @@
                 <w:color w:val="000000" w:themeColor="text1"/>
               </w:rPr>
               <w:t>courses project</w:t>
+            </w:r>
+            <w:r>
+              <w:rPr>
+                <w:rFonts w:ascii="Times" w:eastAsia="Times New Roman" w:hAnsi="Times" w:cs="Times New Roman"/>
+                <w:color w:val="000000" w:themeColor="text1"/>
+              </w:rPr>
+              <w:t>,</w:t>
+            </w:r>
+            <w:r>
+              <w:rPr>
+                <w:rFonts w:ascii="Times" w:eastAsia="Times New Roman" w:hAnsi="Times" w:cs="Times New Roman"/>
+                <w:color w:val="000000" w:themeColor="text1"/>
+              </w:rPr>
+              <w:t xml:space="preserve"> Lab</w:t>
+            </w:r>
+            <w:r>
+              <w:rPr>
+                <w:rFonts w:ascii="Times" w:eastAsia="Times New Roman" w:hAnsi="Times" w:cs="Times New Roman"/>
+                <w:color w:val="000000" w:themeColor="text1"/>
+              </w:rPr>
+              <w:t xml:space="preserve"> </w:t>
+            </w:r>
+            <w:r>
+              <w:rPr>
+                <w:rFonts w:ascii="Times" w:eastAsia="Times New Roman" w:hAnsi="Times" w:cs="Times New Roman"/>
+                <w:color w:val="000000" w:themeColor="text1"/>
+              </w:rPr>
+              <w:t>t</w:t>
+            </w:r>
+            <w:r>
+              <w:rPr>
+                <w:rFonts w:ascii="Times" w:eastAsia="Times New Roman" w:hAnsi="Times" w:cs="Times New Roman"/>
+                <w:color w:val="000000" w:themeColor="text1"/>
+              </w:rPr>
+              <w:t>utor</w:t>
             </w:r>
             <w:r>
               <w:rPr>
@@ -7074,7 +6986,14 @@
                 <w:rFonts w:ascii="Times" w:eastAsia="Times New Roman" w:hAnsi="Times" w:cs="Times New Roman"/>
                 <w:color w:val="000000" w:themeColor="text1"/>
               </w:rPr>
-              <w:t xml:space="preserve">7, 08 – </w:t>
+              <w:t>7</w:t>
+            </w:r>
+            <w:r>
+              <w:rPr>
+                <w:rFonts w:ascii="Times" w:eastAsia="Times New Roman" w:hAnsi="Times" w:cs="Times New Roman"/>
+                <w:color w:val="000000" w:themeColor="text1"/>
+              </w:rPr>
+              <w:t xml:space="preserve">– </w:t>
             </w:r>
             <w:r>
               <w:rPr>
@@ -7088,14 +7007,138 @@
                 <w:rFonts w:ascii="Times" w:eastAsia="Times New Roman" w:hAnsi="Times" w:cs="Times New Roman"/>
                 <w:color w:val="000000" w:themeColor="text1"/>
               </w:rPr>
-              <w:t>7, 12</w:t>
+              <w:t>9</w:t>
             </w:r>
           </w:p>
         </w:tc>
       </w:tr>
+    </w:tbl>
+    <w:p>
+      <w:pPr>
+        <w:spacing w:before="60" w:line="360" w:lineRule="auto"/>
+        <w:rPr>
+          <w:rFonts w:ascii="Times" w:eastAsia="Times New Roman" w:hAnsi="Times" w:cs="Times New Roman"/>
+          <w:smallCaps/>
+          <w:color w:val="000000" w:themeColor="text1"/>
+          <w:sz w:val="34"/>
+          <w:szCs w:val="34"/>
+        </w:rPr>
+      </w:pPr>
+      <w:r>
+        <w:rPr>
+          <w:rFonts w:ascii="Times" w:hAnsi="Times" w:cs="Times New Roman"/>
+          <w:smallCaps/>
+          <w:noProof/>
+          <w:color w:val="000000" w:themeColor="text1"/>
+        </w:rPr>
+        <mc:AlternateContent>
+          <mc:Choice Requires="wps">
+            <w:drawing>
+              <wp:anchor distT="0" distB="0" distL="114300" distR="114300" simplePos="0" relativeHeight="251687936" behindDoc="0" locked="0" layoutInCell="1" allowOverlap="1" wp14:anchorId="35FA39FB" wp14:editId="5B8F2042">
+                <wp:simplePos x="0" y="0"/>
+                <wp:positionH relativeFrom="column">
+                  <wp:posOffset>-3175</wp:posOffset>
+                </wp:positionH>
+                <wp:positionV relativeFrom="paragraph">
+                  <wp:posOffset>348996</wp:posOffset>
+                </wp:positionV>
+                <wp:extent cx="6413500" cy="0"/>
+                <wp:effectExtent l="0" t="0" r="12700" b="12700"/>
+                <wp:wrapNone/>
+                <wp:docPr id="19" name="Straight Connector 7"/>
+                <wp:cNvGraphicFramePr/>
+                <a:graphic xmlns:a="http://schemas.openxmlformats.org/drawingml/2006/main">
+                  <a:graphicData uri="http://schemas.microsoft.com/office/word/2010/wordprocessingShape">
+                    <wps:wsp>
+                      <wps:cNvCnPr/>
+                      <wps:spPr>
+                        <a:xfrm>
+                          <a:off x="0" y="0"/>
+                          <a:ext cx="6413500" cy="0"/>
+                        </a:xfrm>
+                        <a:prstGeom prst="line">
+                          <a:avLst/>
+                        </a:prstGeom>
+                        <a:ln w="9525">
+                          <a:solidFill>
+                            <a:schemeClr val="tx1"/>
+                          </a:solidFill>
+                        </a:ln>
+                        <a:effectLst/>
+                      </wps:spPr>
+                      <wps:style>
+                        <a:lnRef idx="2">
+                          <a:schemeClr val="accent1"/>
+                        </a:lnRef>
+                        <a:fillRef idx="0">
+                          <a:schemeClr val="accent1"/>
+                        </a:fillRef>
+                        <a:effectRef idx="1">
+                          <a:schemeClr val="accent1"/>
+                        </a:effectRef>
+                        <a:fontRef idx="minor">
+                          <a:schemeClr val="tx1"/>
+                        </a:fontRef>
+                      </wps:style>
+                      <wps:bodyPr/>
+                    </wps:wsp>
+                  </a:graphicData>
+                </a:graphic>
+                <wp14:sizeRelH relativeFrom="margin">
+                  <wp14:pctWidth>0</wp14:pctWidth>
+                </wp14:sizeRelH>
+              </wp:anchor>
+            </w:drawing>
+          </mc:Choice>
+          <mc:Fallback>
+            <w:pict>
+              <v:line w14:anchorId="0A3A325B" id="Straight Connector 7" o:spid="_x0000_s1026" style="position:absolute;z-index:251687936;visibility:visible;mso-wrap-style:square;mso-width-percent:0;mso-wrap-distance-left:9pt;mso-wrap-distance-top:0;mso-wrap-distance-right:9pt;mso-wrap-distance-bottom:0;mso-position-horizontal:absolute;mso-position-horizontal-relative:text;mso-position-vertical:absolute;mso-position-vertical-relative:text;mso-width-percent:0;mso-width-relative:margin" from="-.25pt,27.5pt" to="504.75pt,27.5pt" o:gfxdata="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" strokecolor="black [3213]"/>
+            </w:pict>
+          </mc:Fallback>
+        </mc:AlternateContent>
+      </w:r>
+      <w:r>
+        <w:rPr>
+          <w:rFonts w:ascii="Times" w:eastAsia="Times New Roman" w:hAnsi="Times" w:cs="Times New Roman"/>
+          <w:smallCaps/>
+          <w:color w:val="000000" w:themeColor="text1"/>
+          <w:sz w:val="34"/>
+          <w:szCs w:val="34"/>
+        </w:rPr>
+        <w:t xml:space="preserve">Selected </w:t>
+      </w:r>
+      <w:r>
+        <w:rPr>
+          <w:rFonts w:ascii="Times" w:eastAsia="Times New Roman" w:hAnsi="Times" w:cs="Times New Roman"/>
+          <w:smallCaps/>
+          <w:color w:val="000000" w:themeColor="text1"/>
+          <w:sz w:val="34"/>
+          <w:szCs w:val="34"/>
+        </w:rPr>
+        <w:t>Grant</w:t>
+      </w:r>
+    </w:p>
+    <w:tbl>
+      <w:tblPr>
+        <w:tblStyle w:val="af1"/>
+        <w:tblW w:w="0" w:type="auto"/>
+        <w:tblBorders>
+          <w:top w:val="none" w:sz="0" w:space="0" w:color="auto"/>
+          <w:left w:val="none" w:sz="0" w:space="0" w:color="auto"/>
+          <w:bottom w:val="none" w:sz="0" w:space="0" w:color="auto"/>
+          <w:right w:val="none" w:sz="0" w:space="0" w:color="auto"/>
+          <w:insideH w:val="none" w:sz="0" w:space="0" w:color="auto"/>
+          <w:insideV w:val="none" w:sz="0" w:space="0" w:color="auto"/>
+        </w:tblBorders>
+        <w:tblLook w:val="04A0" w:firstRow="1" w:lastRow="0" w:firstColumn="1" w:lastColumn="0" w:noHBand="0" w:noVBand="1"/>
+      </w:tblPr>
+      <w:tblGrid>
+        <w:gridCol w:w="6799"/>
+        <w:gridCol w:w="3271"/>
+      </w:tblGrid>
       <w:tr>
         <w:trPr>
-          <w:trHeight w:val="859"/>
+          <w:trHeight w:val="771"/>
         </w:trPr>
         <w:tc>
           <w:tcPr>
@@ -7106,70 +7149,56 @@
               <w:spacing w:before="60" w:line="276" w:lineRule="auto"/>
               <w:rPr>
                 <w:rFonts w:ascii="Times" w:eastAsia="Times New Roman" w:hAnsi="Times" w:cs="Times New Roman"/>
-                <w:b/>
-                <w:bCs/>
-                <w:color w:val="000000" w:themeColor="text1"/>
-              </w:rPr>
-            </w:pPr>
-            <w:r>
-              <w:rPr>
-                <w:rFonts w:ascii="Times" w:eastAsia="Times New Roman" w:hAnsi="Times" w:cs="Times New Roman"/>
-                <w:color w:val="000000" w:themeColor="text1"/>
-              </w:rPr>
-              <w:t>•</w:t>
-            </w:r>
-            <w:r>
-              <w:rPr>
-                <w:rFonts w:ascii="Times" w:eastAsia="Times New Roman" w:hAnsi="Times" w:cs="Times New Roman"/>
-                <w:color w:val="000000" w:themeColor="text1"/>
-              </w:rPr>
-              <w:t xml:space="preserve"> </w:t>
-            </w:r>
-            <w:r>
-              <w:rPr>
-                <w:rFonts w:ascii="Times" w:eastAsia="Times New Roman" w:hAnsi="Times" w:cs="Times New Roman"/>
-                <w:b/>
-                <w:bCs/>
-                <w:color w:val="000000" w:themeColor="text1"/>
-              </w:rPr>
-              <w:t>Embedded System</w:t>
-            </w:r>
-          </w:p>
-          <w:p>
-            <w:pPr>
-              <w:spacing w:before="60" w:line="276" w:lineRule="auto"/>
-              <w:rPr>
-                <w:rFonts w:ascii="Times" w:eastAsia="Times New Roman" w:hAnsi="Times" w:cs="Times New Roman"/>
-                <w:color w:val="000000" w:themeColor="text1"/>
-              </w:rPr>
-            </w:pPr>
-            <w:r>
-              <w:rPr>
-                <w:rFonts w:ascii="Times" w:eastAsia="Times New Roman" w:hAnsi="Times" w:cs="Times New Roman"/>
-                <w:color w:val="000000" w:themeColor="text1"/>
-              </w:rPr>
-              <w:t xml:space="preserve">   </w:t>
-            </w:r>
-            <w:r>
-              <w:rPr>
-                <w:rFonts w:ascii="Times" w:eastAsia="Times New Roman" w:hAnsi="Times" w:cs="Times New Roman"/>
-                <w:color w:val="000000" w:themeColor="text1"/>
-              </w:rPr>
-              <w:t xml:space="preserve">Lab </w:t>
-            </w:r>
-            <w:r>
-              <w:rPr>
-                <w:rFonts w:ascii="Times" w:eastAsia="Times New Roman" w:hAnsi="Times" w:cs="Times New Roman"/>
-                <w:color w:val="000000" w:themeColor="text1"/>
-              </w:rPr>
-              <w:t>Tutor</w:t>
-            </w:r>
-            <w:r>
-              <w:rPr>
-                <w:rFonts w:ascii="Times" w:eastAsia="Times New Roman" w:hAnsi="Times" w:cs="Times New Roman"/>
-                <w:color w:val="000000" w:themeColor="text1"/>
-              </w:rPr>
-              <w:t>.</w:t>
+                <w:color w:val="000000" w:themeColor="text1"/>
+              </w:rPr>
+            </w:pPr>
+            <w:r>
+              <w:rPr>
+                <w:rFonts w:ascii="Times" w:eastAsia="Times New Roman" w:hAnsi="Times" w:cs="Times New Roman"/>
+                <w:b/>
+                <w:bCs/>
+                <w:color w:val="000000" w:themeColor="text1"/>
+              </w:rPr>
+              <w:t xml:space="preserve">• </w:t>
+            </w:r>
+            <w:r>
+              <w:rPr>
+                <w:rFonts w:ascii="Times" w:eastAsia="Times New Roman" w:hAnsi="Times" w:cs="Times New Roman"/>
+                <w:b/>
+                <w:bCs/>
+                <w:color w:val="000000" w:themeColor="text1"/>
+              </w:rPr>
+              <w:t>National Natural Science Foundation of China</w:t>
+            </w:r>
+            <w:r>
+              <w:rPr>
+                <w:rFonts w:ascii="Times" w:eastAsia="Times New Roman" w:hAnsi="Times" w:cs="Times New Roman"/>
+                <w:b/>
+                <w:bCs/>
+                <w:color w:val="000000" w:themeColor="text1"/>
+              </w:rPr>
+              <w:t>, 300K</w:t>
+            </w:r>
+            <w:r>
+              <w:rPr>
+                <w:rFonts w:ascii="Times" w:eastAsia="Times New Roman" w:hAnsi="Times" w:cs="Times New Roman"/>
+                <w:color w:val="000000" w:themeColor="text1"/>
+              </w:rPr>
+              <w:br/>
+            </w:r>
+            <w:r>
+              <w:rPr>
+                <w:rFonts w:ascii="Times" w:eastAsia="Times New Roman" w:hAnsi="Times" w:cs="Times New Roman"/>
+                <w:color w:val="000000" w:themeColor="text1"/>
+              </w:rPr>
+              <w:t xml:space="preserve">  </w:t>
+            </w:r>
+            <w:r>
+              <w:rPr>
+                <w:rFonts w:ascii="Times" w:eastAsia="Times New Roman" w:hAnsi="Times" w:cs="Times New Roman"/>
+                <w:color w:val="000000" w:themeColor="text1"/>
+              </w:rPr>
+              <w:t>Software supply chain vulnerability detection and repair</w:t>
             </w:r>
           </w:p>
         </w:tc>
@@ -7191,7 +7220,7 @@
                 <w:rFonts w:ascii="Times" w:eastAsia="Times New Roman" w:hAnsi="Times" w:cs="Times New Roman"/>
                 <w:color w:val="000000" w:themeColor="text1"/>
               </w:rPr>
-              <w:t>Shandong University</w:t>
+              <w:t>2023-2025</w:t>
             </w:r>
           </w:p>
           <w:p>
@@ -7203,20 +7232,533 @@
                 <w:color w:val="000000" w:themeColor="text1"/>
               </w:rPr>
             </w:pPr>
-            <w:r>
-              <w:rPr>
-                <w:rFonts w:ascii="Times" w:eastAsia="Times New Roman" w:hAnsi="Times" w:cs="Times New Roman"/>
-                <w:color w:val="000000" w:themeColor="text1"/>
-              </w:rPr>
-              <w:t>2016, 03 – 2016, 0</w:t>
-            </w:r>
-            <w:r>
-              <w:rPr>
-                <w:rFonts w:ascii="Times" w:eastAsia="Times New Roman" w:hAnsi="Times" w:cs="Times New Roman"/>
-                <w:color w:val="000000" w:themeColor="text1"/>
-              </w:rPr>
-              <w:t>6</w:t>
-            </w:r>
+          </w:p>
+        </w:tc>
+      </w:tr>
+      <w:tr>
+        <w:trPr>
+          <w:trHeight w:val="853"/>
+        </w:trPr>
+        <w:tc>
+          <w:tcPr>
+            <w:tcW w:w="6799" w:type="dxa"/>
+          </w:tcPr>
+          <w:p>
+            <w:pPr>
+              <w:spacing w:before="60" w:line="276" w:lineRule="auto"/>
+              <w:rPr>
+                <w:rFonts w:ascii="Times" w:eastAsia="Times New Roman" w:hAnsi="Times" w:cs="Times New Roman"/>
+                <w:b/>
+                <w:bCs/>
+                <w:color w:val="000000" w:themeColor="text1"/>
+              </w:rPr>
+            </w:pPr>
+            <w:r>
+              <w:rPr>
+                <w:rFonts w:ascii="Times" w:eastAsia="Times New Roman" w:hAnsi="Times" w:cs="Times New Roman"/>
+                <w:b/>
+                <w:bCs/>
+                <w:color w:val="000000" w:themeColor="text1"/>
+              </w:rPr>
+              <w:t>•</w:t>
+            </w:r>
+            <w:r>
+              <w:rPr>
+                <w:rFonts w:ascii="Times" w:eastAsia="Times New Roman" w:hAnsi="Times" w:cs="Times New Roman"/>
+                <w:b/>
+                <w:bCs/>
+                <w:color w:val="000000" w:themeColor="text1"/>
+              </w:rPr>
+              <w:t xml:space="preserve"> </w:t>
+            </w:r>
+            <w:r>
+              <w:rPr>
+                <w:rFonts w:ascii="Times" w:eastAsia="Times New Roman" w:hAnsi="Times" w:cs="Times New Roman"/>
+                <w:b/>
+                <w:bCs/>
+                <w:color w:val="000000" w:themeColor="text1"/>
+              </w:rPr>
+              <w:t>Ministry of Industry and Information Technology QM program</w:t>
+            </w:r>
+            <w:r>
+              <w:rPr>
+                <w:rFonts w:ascii="Times" w:eastAsia="Times New Roman" w:hAnsi="Times" w:cs="Times New Roman"/>
+                <w:b/>
+                <w:bCs/>
+                <w:color w:val="000000" w:themeColor="text1"/>
+              </w:rPr>
+              <w:t>, 4M</w:t>
+            </w:r>
+          </w:p>
+          <w:p>
+            <w:pPr>
+              <w:spacing w:before="60" w:line="276" w:lineRule="auto"/>
+              <w:rPr>
+                <w:rFonts w:ascii="Times" w:eastAsia="Times New Roman" w:hAnsi="Times" w:cs="Times New Roman"/>
+                <w:color w:val="000000" w:themeColor="text1"/>
+              </w:rPr>
+            </w:pPr>
+            <w:r>
+              <w:rPr>
+                <w:rFonts w:ascii="Times" w:eastAsia="Times New Roman" w:hAnsi="Times" w:cs="Times New Roman"/>
+                <w:color w:val="000000" w:themeColor="text1"/>
+              </w:rPr>
+              <w:t xml:space="preserve">  </w:t>
+            </w:r>
+            <w:r>
+              <w:rPr>
+                <w:rFonts w:ascii="Times" w:eastAsia="Times New Roman" w:hAnsi="Times" w:cs="Times New Roman" w:hint="eastAsia"/>
+                <w:color w:val="000000" w:themeColor="text1"/>
+              </w:rPr>
+              <w:t>Software</w:t>
+            </w:r>
+            <w:r>
+              <w:rPr>
+                <w:rFonts w:ascii="Times" w:eastAsia="Times New Roman" w:hAnsi="Times" w:cs="Times New Roman"/>
+                <w:color w:val="000000" w:themeColor="text1"/>
+              </w:rPr>
+              <w:t>,</w:t>
+            </w:r>
+            <w:r>
+              <w:rPr>
+                <w:rFonts w:ascii="Times" w:eastAsia="Times New Roman" w:hAnsi="Times" w:cs="Times New Roman"/>
+                <w:color w:val="000000" w:themeColor="text1"/>
+              </w:rPr>
+              <w:t xml:space="preserve"> </w:t>
+            </w:r>
+            <w:r>
+              <w:rPr>
+                <w:rFonts w:ascii="Times" w:eastAsia="Times New Roman" w:hAnsi="Times" w:cs="Times New Roman" w:hint="eastAsia"/>
+                <w:color w:val="000000" w:themeColor="text1"/>
+              </w:rPr>
+              <w:t>system</w:t>
+            </w:r>
+            <w:r>
+              <w:rPr>
+                <w:rFonts w:ascii="Times" w:eastAsia="Times New Roman" w:hAnsi="Times" w:cs="Times New Roman"/>
+                <w:color w:val="000000" w:themeColor="text1"/>
+              </w:rPr>
+              <w:t xml:space="preserve"> </w:t>
+            </w:r>
+            <w:r>
+              <w:rPr>
+                <w:rFonts w:ascii="Times" w:eastAsia="Times New Roman" w:hAnsi="Times" w:cs="Times New Roman" w:hint="eastAsia"/>
+                <w:color w:val="000000" w:themeColor="text1"/>
+              </w:rPr>
+              <w:t>and</w:t>
+            </w:r>
+            <w:r>
+              <w:rPr>
+                <w:rFonts w:ascii="Times" w:eastAsia="Times New Roman" w:hAnsi="Times" w:cs="Times New Roman"/>
+                <w:color w:val="000000" w:themeColor="text1"/>
+              </w:rPr>
+              <w:t xml:space="preserve"> </w:t>
+            </w:r>
+            <w:r>
+              <w:rPr>
+                <w:rFonts w:ascii="Times" w:eastAsia="Times New Roman" w:hAnsi="Times" w:cs="Times New Roman" w:hint="eastAsia"/>
+                <w:color w:val="000000" w:themeColor="text1"/>
+              </w:rPr>
+              <w:t>AI</w:t>
+            </w:r>
+            <w:r>
+              <w:rPr>
+                <w:rFonts w:ascii="Times" w:eastAsia="Times New Roman" w:hAnsi="Times" w:cs="Times New Roman"/>
+                <w:color w:val="000000" w:themeColor="text1"/>
+              </w:rPr>
+              <w:t xml:space="preserve"> </w:t>
+            </w:r>
+            <w:r>
+              <w:rPr>
+                <w:rFonts w:ascii="Times" w:eastAsia="Times New Roman" w:hAnsi="Times" w:cs="Times New Roman" w:hint="eastAsia"/>
+                <w:color w:val="000000" w:themeColor="text1"/>
+              </w:rPr>
+              <w:t>security</w:t>
+            </w:r>
+          </w:p>
+        </w:tc>
+        <w:tc>
+          <w:tcPr>
+            <w:tcW w:w="3271" w:type="dxa"/>
+          </w:tcPr>
+          <w:p>
+            <w:pPr>
+              <w:spacing w:before="60" w:line="276" w:lineRule="auto"/>
+              <w:jc w:val="right"/>
+              <w:rPr>
+                <w:rFonts w:ascii="Times" w:eastAsia="Times New Roman" w:hAnsi="Times" w:cs="Times New Roman"/>
+                <w:color w:val="000000" w:themeColor="text1"/>
+              </w:rPr>
+            </w:pPr>
+            <w:r>
+              <w:rPr>
+                <w:rFonts w:ascii="Times" w:eastAsia="Times New Roman" w:hAnsi="Times" w:cs="Times New Roman"/>
+                <w:color w:val="000000" w:themeColor="text1"/>
+              </w:rPr>
+              <w:t>202</w:t>
+            </w:r>
+            <w:r>
+              <w:rPr>
+                <w:rFonts w:ascii="Times" w:eastAsia="Times New Roman" w:hAnsi="Times" w:cs="Times New Roman"/>
+                <w:color w:val="000000" w:themeColor="text1"/>
+              </w:rPr>
+              <w:t>3</w:t>
+            </w:r>
+            <w:r>
+              <w:rPr>
+                <w:rFonts w:ascii="Times" w:eastAsia="Times New Roman" w:hAnsi="Times" w:cs="Times New Roman"/>
+                <w:color w:val="000000" w:themeColor="text1"/>
+              </w:rPr>
+              <w:t>-202</w:t>
+            </w:r>
+            <w:r>
+              <w:rPr>
+                <w:rFonts w:ascii="Times" w:eastAsia="Times New Roman" w:hAnsi="Times" w:cs="Times New Roman"/>
+                <w:color w:val="000000" w:themeColor="text1"/>
+              </w:rPr>
+              <w:t>5</w:t>
+            </w:r>
+          </w:p>
+        </w:tc>
+      </w:tr>
+      <w:tr>
+        <w:trPr>
+          <w:trHeight w:val="853"/>
+        </w:trPr>
+        <w:tc>
+          <w:tcPr>
+            <w:tcW w:w="6799" w:type="dxa"/>
+          </w:tcPr>
+          <w:p>
+            <w:pPr>
+              <w:spacing w:before="60" w:line="276" w:lineRule="auto"/>
+              <w:rPr>
+                <w:rFonts w:ascii="Times" w:eastAsia="Times New Roman" w:hAnsi="Times" w:cs="Times New Roman"/>
+                <w:b/>
+                <w:bCs/>
+                <w:color w:val="000000" w:themeColor="text1"/>
+              </w:rPr>
+            </w:pPr>
+            <w:r>
+              <w:rPr>
+                <w:rFonts w:ascii="Times" w:eastAsia="Times New Roman" w:hAnsi="Times" w:cs="Times New Roman"/>
+                <w:b/>
+                <w:bCs/>
+                <w:color w:val="000000" w:themeColor="text1"/>
+              </w:rPr>
+              <w:t>•</w:t>
+            </w:r>
+            <w:r>
+              <w:rPr>
+                <w:rFonts w:ascii="Times" w:eastAsia="Times New Roman" w:hAnsi="Times" w:cs="Times New Roman"/>
+                <w:b/>
+                <w:bCs/>
+                <w:color w:val="000000" w:themeColor="text1"/>
+              </w:rPr>
+              <w:t xml:space="preserve"> </w:t>
+            </w:r>
+            <w:r>
+              <w:rPr>
+                <w:rFonts w:ascii="Times" w:eastAsia="Times New Roman" w:hAnsi="Times" w:cs="Times New Roman"/>
+                <w:b/>
+                <w:bCs/>
+                <w:color w:val="000000" w:themeColor="text1"/>
+              </w:rPr>
+              <w:t xml:space="preserve">Beihang-Huawei </w:t>
+            </w:r>
+            <w:r>
+              <w:rPr>
+                <w:rFonts w:ascii="Times" w:eastAsia="Times New Roman" w:hAnsi="Times" w:cs="Times New Roman"/>
+                <w:b/>
+                <w:bCs/>
+                <w:color w:val="000000" w:themeColor="text1"/>
+              </w:rPr>
+              <w:t>joint laboratory</w:t>
+            </w:r>
+            <w:r>
+              <w:rPr>
+                <w:rFonts w:ascii="Times" w:eastAsia="Times New Roman" w:hAnsi="Times" w:cs="Times New Roman"/>
+                <w:b/>
+                <w:bCs/>
+                <w:color w:val="000000" w:themeColor="text1"/>
+              </w:rPr>
+              <w:t>, 800K</w:t>
+            </w:r>
+          </w:p>
+          <w:p>
+            <w:pPr>
+              <w:spacing w:before="60" w:line="276" w:lineRule="auto"/>
+              <w:rPr>
+                <w:rFonts w:ascii="Times" w:eastAsia="Times New Roman" w:hAnsi="Times" w:cs="Times New Roman"/>
+                <w:b/>
+                <w:bCs/>
+                <w:color w:val="000000" w:themeColor="text1"/>
+              </w:rPr>
+            </w:pPr>
+            <w:r>
+              <w:rPr>
+                <w:rFonts w:ascii="Times" w:eastAsia="Times New Roman" w:hAnsi="Times" w:cs="Times New Roman"/>
+                <w:color w:val="000000" w:themeColor="text1"/>
+              </w:rPr>
+              <w:t xml:space="preserve">  </w:t>
+            </w:r>
+            <w:r>
+              <w:rPr>
+                <w:rFonts w:ascii="Times" w:eastAsia="Times New Roman" w:hAnsi="Times" w:cs="Times New Roman"/>
+                <w:color w:val="000000" w:themeColor="text1"/>
+              </w:rPr>
+              <w:t>API misuse detection via code property graph query</w:t>
+            </w:r>
+          </w:p>
+        </w:tc>
+        <w:tc>
+          <w:tcPr>
+            <w:tcW w:w="3271" w:type="dxa"/>
+          </w:tcPr>
+          <w:p>
+            <w:pPr>
+              <w:spacing w:before="60" w:line="276" w:lineRule="auto"/>
+              <w:jc w:val="right"/>
+              <w:rPr>
+                <w:rFonts w:ascii="Times" w:eastAsia="Times New Roman" w:hAnsi="Times" w:cs="Times New Roman"/>
+                <w:color w:val="000000" w:themeColor="text1"/>
+              </w:rPr>
+            </w:pPr>
+            <w:r>
+              <w:rPr>
+                <w:rFonts w:ascii="Times" w:eastAsia="Times New Roman" w:hAnsi="Times" w:cs="Times New Roman"/>
+                <w:color w:val="000000" w:themeColor="text1"/>
+              </w:rPr>
+              <w:t>2023-2024</w:t>
+            </w:r>
+          </w:p>
+          <w:p>
+            <w:pPr>
+              <w:spacing w:before="60" w:line="276" w:lineRule="auto"/>
+              <w:jc w:val="right"/>
+              <w:rPr>
+                <w:rFonts w:ascii="Times" w:eastAsia="Times New Roman" w:hAnsi="Times" w:cs="Times New Roman"/>
+                <w:color w:val="000000" w:themeColor="text1"/>
+              </w:rPr>
+            </w:pPr>
+          </w:p>
+        </w:tc>
+      </w:tr>
+      <w:tr>
+        <w:trPr>
+          <w:trHeight w:val="837"/>
+        </w:trPr>
+        <w:tc>
+          <w:tcPr>
+            <w:tcW w:w="6799" w:type="dxa"/>
+          </w:tcPr>
+          <w:p>
+            <w:pPr>
+              <w:spacing w:before="60" w:line="276" w:lineRule="auto"/>
+              <w:rPr>
+                <w:rFonts w:ascii="Times" w:eastAsia="Times New Roman" w:hAnsi="Times" w:cs="Times New Roman"/>
+                <w:b/>
+                <w:bCs/>
+                <w:color w:val="000000" w:themeColor="text1"/>
+              </w:rPr>
+            </w:pPr>
+            <w:r>
+              <w:rPr>
+                <w:rFonts w:ascii="Times" w:eastAsia="Times New Roman" w:hAnsi="Times" w:cs="Times New Roman"/>
+                <w:color w:val="000000" w:themeColor="text1"/>
+              </w:rPr>
+              <w:t xml:space="preserve">• </w:t>
+            </w:r>
+            <w:r>
+              <w:rPr>
+                <w:rFonts w:ascii="Times" w:eastAsia="Times New Roman" w:hAnsi="Times" w:cs="Times New Roman"/>
+                <w:b/>
+                <w:bCs/>
+                <w:color w:val="000000" w:themeColor="text1"/>
+              </w:rPr>
+              <w:t xml:space="preserve">Beihang-Huawei </w:t>
+            </w:r>
+            <w:r>
+              <w:rPr>
+                <w:rFonts w:ascii="Times" w:eastAsia="Times New Roman" w:hAnsi="Times" w:cs="Times New Roman"/>
+                <w:b/>
+                <w:bCs/>
+                <w:color w:val="000000" w:themeColor="text1"/>
+              </w:rPr>
+              <w:t>joint laboratory</w:t>
+            </w:r>
+            <w:r>
+              <w:rPr>
+                <w:rFonts w:ascii="Times" w:eastAsia="Times New Roman" w:hAnsi="Times" w:cs="Times New Roman"/>
+                <w:b/>
+                <w:bCs/>
+                <w:color w:val="000000" w:themeColor="text1"/>
+              </w:rPr>
+              <w:t>, 800K</w:t>
+            </w:r>
+          </w:p>
+          <w:p>
+            <w:pPr>
+              <w:spacing w:before="60" w:line="276" w:lineRule="auto"/>
+              <w:rPr>
+                <w:rFonts w:ascii="Times" w:eastAsia="Times New Roman" w:hAnsi="Times" w:cs="Times New Roman"/>
+                <w:color w:val="000000" w:themeColor="text1"/>
+              </w:rPr>
+            </w:pPr>
+            <w:r>
+              <w:rPr>
+                <w:rFonts w:ascii="Times" w:eastAsia="Times New Roman" w:hAnsi="Times" w:cs="Times New Roman"/>
+                <w:color w:val="000000" w:themeColor="text1"/>
+              </w:rPr>
+              <w:t xml:space="preserve">  </w:t>
+            </w:r>
+            <w:r>
+              <w:rPr>
+                <w:rFonts w:ascii="Times" w:eastAsia="Times New Roman" w:hAnsi="Times" w:cs="Times New Roman"/>
+                <w:color w:val="000000" w:themeColor="text1"/>
+              </w:rPr>
+              <w:t>S</w:t>
+            </w:r>
+            <w:r>
+              <w:rPr>
+                <w:rFonts w:ascii="Times" w:eastAsia="Times New Roman" w:hAnsi="Times" w:cs="Times New Roman"/>
+                <w:color w:val="000000" w:themeColor="text1"/>
+              </w:rPr>
+              <w:t>ecurity risk warning method of open source software supply chain</w:t>
+            </w:r>
+          </w:p>
+        </w:tc>
+        <w:tc>
+          <w:tcPr>
+            <w:tcW w:w="3271" w:type="dxa"/>
+          </w:tcPr>
+          <w:p>
+            <w:pPr>
+              <w:spacing w:before="60" w:line="276" w:lineRule="auto"/>
+              <w:jc w:val="right"/>
+              <w:rPr>
+                <w:rFonts w:ascii="Times" w:eastAsia="Times New Roman" w:hAnsi="Times" w:cs="Times New Roman"/>
+                <w:color w:val="000000" w:themeColor="text1"/>
+              </w:rPr>
+            </w:pPr>
+            <w:r>
+              <w:rPr>
+                <w:rFonts w:ascii="Times" w:eastAsia="Times New Roman" w:hAnsi="Times" w:cs="Times New Roman"/>
+                <w:color w:val="000000" w:themeColor="text1"/>
+              </w:rPr>
+              <w:t>2023-2024</w:t>
+            </w:r>
+          </w:p>
+          <w:p>
+            <w:pPr>
+              <w:spacing w:before="60" w:line="276" w:lineRule="auto"/>
+              <w:jc w:val="right"/>
+              <w:rPr>
+                <w:rFonts w:ascii="Times" w:eastAsia="Times New Roman" w:hAnsi="Times" w:cs="Times New Roman"/>
+                <w:color w:val="000000" w:themeColor="text1"/>
+              </w:rPr>
+            </w:pPr>
+          </w:p>
+        </w:tc>
+      </w:tr>
+      <w:tr>
+        <w:trPr>
+          <w:trHeight w:val="837"/>
+        </w:trPr>
+        <w:tc>
+          <w:tcPr>
+            <w:tcW w:w="6799" w:type="dxa"/>
+          </w:tcPr>
+          <w:p>
+            <w:pPr>
+              <w:spacing w:before="60" w:line="276" w:lineRule="auto"/>
+              <w:rPr>
+                <w:rFonts w:ascii="Times" w:eastAsia="Times New Roman" w:hAnsi="Times" w:cs="Times New Roman"/>
+                <w:b/>
+                <w:bCs/>
+                <w:color w:val="000000" w:themeColor="text1"/>
+              </w:rPr>
+            </w:pPr>
+            <w:r>
+              <w:rPr>
+                <w:rFonts w:ascii="Times" w:eastAsia="Times New Roman" w:hAnsi="Times" w:cs="Times New Roman"/>
+                <w:color w:val="000000" w:themeColor="text1"/>
+              </w:rPr>
+              <w:t xml:space="preserve">• </w:t>
+            </w:r>
+            <w:r>
+              <w:rPr>
+                <w:rFonts w:ascii="Times" w:eastAsia="Times New Roman" w:hAnsi="Times" w:cs="Times New Roman"/>
+                <w:b/>
+                <w:bCs/>
+                <w:color w:val="000000" w:themeColor="text1"/>
+              </w:rPr>
+              <w:t>Ministry of Industry and Information</w:t>
+            </w:r>
+            <w:r>
+              <w:rPr>
+                <w:rFonts w:ascii="Times" w:eastAsia="Times New Roman" w:hAnsi="Times" w:cs="Times New Roman"/>
+                <w:b/>
+                <w:bCs/>
+                <w:color w:val="000000" w:themeColor="text1"/>
+              </w:rPr>
+              <w:t>, 1.8M</w:t>
+            </w:r>
+          </w:p>
+          <w:p>
+            <w:pPr>
+              <w:spacing w:before="60" w:line="276" w:lineRule="auto"/>
+              <w:rPr>
+                <w:rFonts w:ascii="Times" w:eastAsia="Times New Roman" w:hAnsi="Times" w:cs="Times New Roman"/>
+                <w:color w:val="000000" w:themeColor="text1"/>
+              </w:rPr>
+            </w:pPr>
+            <w:r>
+              <w:rPr>
+                <w:rFonts w:ascii="Times" w:eastAsia="Times New Roman" w:hAnsi="Times" w:cs="Times New Roman"/>
+                <w:color w:val="000000" w:themeColor="text1"/>
+              </w:rPr>
+              <w:t xml:space="preserve">  </w:t>
+            </w:r>
+            <w:r>
+              <w:rPr>
+                <w:rFonts w:ascii="Times" w:eastAsia="Times New Roman" w:hAnsi="Times" w:cs="Times New Roman"/>
+                <w:color w:val="000000" w:themeColor="text1"/>
+              </w:rPr>
+              <w:t>Open source software culture training and promotion</w:t>
+            </w:r>
+          </w:p>
+        </w:tc>
+        <w:tc>
+          <w:tcPr>
+            <w:tcW w:w="3271" w:type="dxa"/>
+          </w:tcPr>
+          <w:p>
+            <w:pPr>
+              <w:spacing w:before="60" w:line="276" w:lineRule="auto"/>
+              <w:jc w:val="right"/>
+              <w:rPr>
+                <w:rFonts w:ascii="Times" w:eastAsia="Times New Roman" w:hAnsi="Times" w:cs="Times New Roman"/>
+                <w:color w:val="000000" w:themeColor="text1"/>
+              </w:rPr>
+            </w:pPr>
+            <w:r>
+              <w:rPr>
+                <w:rFonts w:ascii="Times" w:eastAsia="Times New Roman" w:hAnsi="Times" w:cs="Times New Roman"/>
+                <w:color w:val="000000" w:themeColor="text1"/>
+              </w:rPr>
+              <w:t>2022-2024</w:t>
+            </w:r>
+          </w:p>
+          <w:p>
+            <w:pPr>
+              <w:spacing w:before="60" w:line="276" w:lineRule="auto"/>
+              <w:jc w:val="right"/>
+              <w:rPr>
+                <w:rFonts w:ascii="Times" w:eastAsia="Times New Roman" w:hAnsi="Times" w:cs="Times New Roman"/>
+                <w:color w:val="000000" w:themeColor="text1"/>
+              </w:rPr>
+            </w:pPr>
           </w:p>
         </w:tc>
       </w:tr>
@@ -7298,9 +7840,9 @@
               </wp:anchor>
             </w:drawing>
           </mc:Choice>
-          <mc:Fallback>
+          <mc:Fallback xmlns:cx1="http://schemas.microsoft.com/office/drawing/2015/9/8/chartex" xmlns:cx2="http://schemas.microsoft.com/office/drawing/2015/10/21/chartex" xmlns:cx3="http://schemas.microsoft.com/office/drawing/2016/5/9/chartex" xmlns:cx4="http://schemas.microsoft.com/office/drawing/2016/5/10/chartex" xmlns:cx5="http://schemas.microsoft.com/office/drawing/2016/5/11/chartex" xmlns:cx6="http://schemas.microsoft.com/office/drawing/2016/5/12/chartex" xmlns:cx7="http://schemas.microsoft.com/office/drawing/2016/5/13/chartex" xmlns:cx8="http://schemas.microsoft.com/office/drawing/2016/5/14/chartex" xmlns:aink="http://schemas.microsoft.com/office/drawing/2016/ink" xmlns:am3d="http://schemas.microsoft.com/office/drawing/2017/model3d" xmlns:w16cex="http://schemas.microsoft.com/office/word/2018/wordml/cex" xmlns:w16cid="http://schemas.microsoft.com/office/word/2016/wordml/cid" xmlns:w16="http://schemas.microsoft.com/office/word/2018/wordml" xmlns:w16sdtdh="http://schemas.microsoft.com/office/word/2020/wordml/sdtdatahash">
             <w:pict>
-              <v:line w14:anchorId="49EA5EB7" id="Straight Connector 9" o:spid="_x0000_s1026" style="position:absolute;z-index:251674624;visibility:visible;mso-wrap-style:square;mso-width-percent:0;mso-wrap-distance-left:9pt;mso-wrap-distance-top:0;mso-wrap-distance-right:9pt;mso-wrap-distance-bottom:0;mso-position-horizontal:absolute;mso-position-horizontal-relative:text;mso-position-vertical:absolute;mso-position-vertical-relative:text;mso-width-percent:0;mso-width-relative:margin" from="0,27.7pt" to="505pt,27.7pt" o:gfxdata="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" strokecolor="black [3213]"/>
+              <v:line w14:anchorId="49EA5EB7" id="Straight Connector 9" o:spid="_x0000_s1026" style="position:absolute;z-index:251674624;visibility:visible;mso-wrap-style:square;mso-width-percent:0;mso-wrap-distance-left:9pt;mso-wrap-distance-top:0;mso-wrap-distance-right:9pt;mso-wrap-distance-bottom:0;mso-position-horizontal:absolute;mso-position-horizontal-relative:text;mso-position-vertical:absolute;mso-position-vertical-relative:text;mso-width-percent:0;mso-width-relative:margin" from="0,27.7pt" to="505pt,27.7pt" o:gfxdata="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" strokecolor="black [3213]"/>
             </w:pict>
           </mc:Fallback>
         </mc:AlternateContent>
@@ -7326,183 +7868,707 @@
         <w:t>Awards</w:t>
       </w:r>
     </w:p>
+    <w:tbl>
+      <w:tblPr>
+        <w:tblStyle w:val="af1"/>
+        <w:tblW w:w="5000" w:type="pct"/>
+        <w:tblBorders>
+          <w:top w:val="none" w:sz="0" w:space="0" w:color="auto"/>
+          <w:left w:val="none" w:sz="0" w:space="0" w:color="auto"/>
+          <w:bottom w:val="none" w:sz="0" w:space="0" w:color="auto"/>
+          <w:right w:val="none" w:sz="0" w:space="0" w:color="auto"/>
+          <w:insideH w:val="none" w:sz="0" w:space="0" w:color="auto"/>
+          <w:insideV w:val="none" w:sz="0" w:space="0" w:color="auto"/>
+        </w:tblBorders>
+        <w:tblLook w:val="04A0" w:firstRow="1" w:lastRow="0" w:firstColumn="1" w:lastColumn="0" w:noHBand="0" w:noVBand="1"/>
+      </w:tblPr>
+      <w:tblGrid>
+        <w:gridCol w:w="8367"/>
+        <w:gridCol w:w="1719"/>
+      </w:tblGrid>
+      <w:tr>
+        <w:trPr>
+          <w:trHeight w:val="354"/>
+        </w:trPr>
+        <w:tc>
+          <w:tcPr>
+            <w:tcW w:w="4148" w:type="pct"/>
+            <w:vAlign w:val="center"/>
+          </w:tcPr>
+          <w:p>
+            <w:pPr>
+              <w:pStyle w:val="a9"/>
+              <w:spacing w:before="0" w:beforeAutospacing="0" w:line="276" w:lineRule="auto"/>
+              <w:rPr>
+                <w:rFonts w:ascii="Times" w:hAnsi="Times"/>
+                <w:color w:val="000000" w:themeColor="text1"/>
+                <w:sz w:val="22"/>
+                <w:szCs w:val="22"/>
+                <w:lang w:val="en-US"/>
+              </w:rPr>
+            </w:pPr>
+            <w:r>
+              <w:rPr>
+                <w:rFonts w:ascii="Times" w:hAnsi="Times"/>
+                <w:b/>
+                <w:color w:val="000000" w:themeColor="text1"/>
+                <w:sz w:val="22"/>
+                <w:szCs w:val="22"/>
+              </w:rPr>
+              <w:t>•</w:t>
+            </w:r>
+            <w:r>
+              <w:rPr>
+                <w:rFonts w:ascii="Times" w:hAnsi="Times"/>
+                <w:color w:val="000000" w:themeColor="text1"/>
+                <w:sz w:val="22"/>
+                <w:szCs w:val="22"/>
+              </w:rPr>
+              <w:t xml:space="preserve"> </w:t>
+            </w:r>
+            <w:r>
+              <w:rPr>
+                <w:rFonts w:ascii="Times" w:hAnsi="Times"/>
+                <w:color w:val="000000" w:themeColor="text1"/>
+                <w:sz w:val="22"/>
+                <w:szCs w:val="22"/>
+                <w:lang w:val="en-US"/>
+              </w:rPr>
+              <w:t xml:space="preserve">ACM SIGSOFT </w:t>
+            </w:r>
+            <w:r>
+              <w:rPr>
+                <w:rFonts w:ascii="Times" w:hAnsi="Times"/>
+                <w:color w:val="000000" w:themeColor="text1"/>
+                <w:sz w:val="22"/>
+                <w:szCs w:val="22"/>
+                <w:lang w:val="en-US"/>
+              </w:rPr>
+              <w:t>Distinguished</w:t>
+            </w:r>
+            <w:r>
+              <w:rPr>
+                <w:rFonts w:ascii="Times" w:hAnsi="Times"/>
+                <w:color w:val="000000" w:themeColor="text1"/>
+                <w:sz w:val="22"/>
+                <w:szCs w:val="22"/>
+                <w:lang w:val="en-US"/>
+              </w:rPr>
+              <w:t xml:space="preserve"> </w:t>
+            </w:r>
+            <w:r>
+              <w:rPr>
+                <w:rFonts w:ascii="Times" w:hAnsi="Times"/>
+                <w:color w:val="000000" w:themeColor="text1"/>
+                <w:sz w:val="22"/>
+                <w:szCs w:val="22"/>
+                <w:lang w:val="en-US"/>
+              </w:rPr>
+              <w:t>P</w:t>
+            </w:r>
+            <w:r>
+              <w:rPr>
+                <w:rFonts w:ascii="Times" w:hAnsi="Times"/>
+                <w:color w:val="000000" w:themeColor="text1"/>
+                <w:sz w:val="22"/>
+                <w:szCs w:val="22"/>
+                <w:lang w:val="en-US"/>
+              </w:rPr>
+              <w:t xml:space="preserve">aper </w:t>
+            </w:r>
+            <w:r>
+              <w:rPr>
+                <w:rFonts w:ascii="Times" w:hAnsi="Times"/>
+                <w:color w:val="000000" w:themeColor="text1"/>
+                <w:sz w:val="22"/>
+                <w:szCs w:val="22"/>
+                <w:lang w:val="en-US"/>
+              </w:rPr>
+              <w:t>A</w:t>
+            </w:r>
+            <w:r>
+              <w:rPr>
+                <w:rFonts w:ascii="Times" w:hAnsi="Times"/>
+                <w:color w:val="000000" w:themeColor="text1"/>
+                <w:sz w:val="22"/>
+                <w:szCs w:val="22"/>
+                <w:lang w:val="en-US"/>
+              </w:rPr>
+              <w:t>ward</w:t>
+            </w:r>
+            <w:r>
+              <w:rPr>
+                <w:rFonts w:ascii="Times" w:hAnsi="Times"/>
+                <w:color w:val="000000" w:themeColor="text1"/>
+                <w:sz w:val="22"/>
+                <w:szCs w:val="22"/>
+                <w:lang w:val="en-US"/>
+              </w:rPr>
+              <w:t xml:space="preserve"> at ICSE</w:t>
+            </w:r>
+          </w:p>
+        </w:tc>
+        <w:tc>
+          <w:tcPr>
+            <w:tcW w:w="852" w:type="pct"/>
+            <w:vAlign w:val="center"/>
+          </w:tcPr>
+          <w:p>
+            <w:pPr>
+              <w:pStyle w:val="a9"/>
+              <w:spacing w:before="0" w:beforeAutospacing="0" w:line="276" w:lineRule="auto"/>
+              <w:jc w:val="right"/>
+              <w:rPr>
+                <w:rFonts w:ascii="Times" w:hAnsi="Times"/>
+                <w:color w:val="000000" w:themeColor="text1"/>
+                <w:sz w:val="22"/>
+                <w:szCs w:val="22"/>
+                <w:lang w:val="en-US"/>
+              </w:rPr>
+            </w:pPr>
+            <w:r>
+              <w:rPr>
+                <w:rFonts w:ascii="Times" w:hAnsi="Times"/>
+                <w:color w:val="000000" w:themeColor="text1"/>
+                <w:sz w:val="22"/>
+                <w:szCs w:val="22"/>
+                <w:lang w:val="en-US"/>
+              </w:rPr>
+              <w:t>2024</w:t>
+            </w:r>
+          </w:p>
+        </w:tc>
+      </w:tr>
+      <w:tr>
+        <w:tc>
+          <w:tcPr>
+            <w:tcW w:w="4148" w:type="pct"/>
+            <w:vAlign w:val="center"/>
+          </w:tcPr>
+          <w:p>
+            <w:pPr>
+              <w:pStyle w:val="a9"/>
+              <w:spacing w:before="0" w:beforeAutospacing="0" w:line="276" w:lineRule="auto"/>
+              <w:rPr>
+                <w:rFonts w:ascii="Times" w:hAnsi="Times"/>
+                <w:color w:val="000000" w:themeColor="text1"/>
+                <w:sz w:val="22"/>
+                <w:szCs w:val="22"/>
+                <w:lang w:val="en-US"/>
+              </w:rPr>
+            </w:pPr>
+            <w:r>
+              <w:rPr>
+                <w:rFonts w:ascii="Times" w:hAnsi="Times"/>
+                <w:b/>
+                <w:color w:val="000000" w:themeColor="text1"/>
+                <w:sz w:val="22"/>
+                <w:szCs w:val="22"/>
+              </w:rPr>
+              <w:t xml:space="preserve">• </w:t>
+            </w:r>
+            <w:r>
+              <w:rPr>
+                <w:rFonts w:ascii="Times" w:hAnsi="Times"/>
+                <w:color w:val="000000" w:themeColor="text1"/>
+                <w:sz w:val="22"/>
+                <w:szCs w:val="22"/>
+                <w:lang w:val="en-US"/>
+              </w:rPr>
+              <w:t xml:space="preserve">IEEE TCSE Distinguished </w:t>
+            </w:r>
+            <w:r>
+              <w:rPr>
+                <w:rFonts w:ascii="Times" w:hAnsi="Times"/>
+                <w:color w:val="000000" w:themeColor="text1"/>
+                <w:sz w:val="22"/>
+                <w:szCs w:val="22"/>
+                <w:lang w:val="en-US"/>
+              </w:rPr>
+              <w:t>P</w:t>
+            </w:r>
+            <w:r>
+              <w:rPr>
+                <w:rFonts w:ascii="Times" w:hAnsi="Times"/>
+                <w:color w:val="000000" w:themeColor="text1"/>
+                <w:sz w:val="22"/>
+                <w:szCs w:val="22"/>
+                <w:lang w:val="en-US"/>
+              </w:rPr>
+              <w:t xml:space="preserve">aper </w:t>
+            </w:r>
+            <w:r>
+              <w:rPr>
+                <w:rFonts w:ascii="Times" w:hAnsi="Times"/>
+                <w:color w:val="000000" w:themeColor="text1"/>
+                <w:sz w:val="22"/>
+                <w:szCs w:val="22"/>
+                <w:lang w:val="en-US"/>
+              </w:rPr>
+              <w:t>A</w:t>
+            </w:r>
+            <w:r>
+              <w:rPr>
+                <w:rFonts w:ascii="Times" w:hAnsi="Times"/>
+                <w:color w:val="000000" w:themeColor="text1"/>
+                <w:sz w:val="22"/>
+                <w:szCs w:val="22"/>
+                <w:lang w:val="en-US"/>
+              </w:rPr>
+              <w:t>ward</w:t>
+            </w:r>
+            <w:r>
+              <w:rPr>
+                <w:rFonts w:ascii="Times" w:hAnsi="Times"/>
+                <w:color w:val="000000" w:themeColor="text1"/>
+                <w:sz w:val="22"/>
+                <w:szCs w:val="22"/>
+                <w:lang w:val="en-US"/>
+              </w:rPr>
+              <w:t xml:space="preserve"> at SANER</w:t>
+            </w:r>
+          </w:p>
+        </w:tc>
+        <w:tc>
+          <w:tcPr>
+            <w:tcW w:w="852" w:type="pct"/>
+            <w:vAlign w:val="center"/>
+          </w:tcPr>
+          <w:p>
+            <w:pPr>
+              <w:pStyle w:val="a9"/>
+              <w:spacing w:before="0" w:beforeAutospacing="0" w:line="276" w:lineRule="auto"/>
+              <w:jc w:val="right"/>
+              <w:rPr>
+                <w:rFonts w:ascii="Times" w:hAnsi="Times"/>
+                <w:color w:val="000000" w:themeColor="text1"/>
+                <w:sz w:val="22"/>
+                <w:szCs w:val="22"/>
+                <w:lang w:val="en-US"/>
+              </w:rPr>
+            </w:pPr>
+            <w:r>
+              <w:rPr>
+                <w:rFonts w:ascii="Times" w:hAnsi="Times"/>
+                <w:color w:val="000000" w:themeColor="text1"/>
+                <w:sz w:val="22"/>
+                <w:szCs w:val="22"/>
+                <w:lang w:val="en-US"/>
+              </w:rPr>
+              <w:t>2024</w:t>
+            </w:r>
+          </w:p>
+        </w:tc>
+      </w:tr>
+      <w:tr>
+        <w:tc>
+          <w:tcPr>
+            <w:tcW w:w="4148" w:type="pct"/>
+            <w:vAlign w:val="center"/>
+          </w:tcPr>
+          <w:p>
+            <w:pPr>
+              <w:pStyle w:val="a9"/>
+              <w:spacing w:before="0" w:beforeAutospacing="0" w:line="276" w:lineRule="auto"/>
+              <w:rPr>
+                <w:rFonts w:ascii="Times" w:hAnsi="Times"/>
+                <w:color w:val="000000" w:themeColor="text1"/>
+                <w:sz w:val="22"/>
+                <w:szCs w:val="22"/>
+                <w:lang w:val="en-US"/>
+              </w:rPr>
+            </w:pPr>
+            <w:r>
+              <w:rPr>
+                <w:rFonts w:ascii="Times" w:hAnsi="Times"/>
+                <w:b/>
+                <w:color w:val="000000" w:themeColor="text1"/>
+                <w:sz w:val="22"/>
+                <w:szCs w:val="22"/>
+              </w:rPr>
+              <w:t>•</w:t>
+            </w:r>
+            <w:r>
+              <w:rPr>
+                <w:rFonts w:ascii="Times" w:hAnsi="Times"/>
+                <w:color w:val="000000" w:themeColor="text1"/>
+                <w:sz w:val="22"/>
+                <w:szCs w:val="22"/>
+              </w:rPr>
+              <w:t xml:space="preserve"> Excellent Faculty Award, School of Software, Beihang</w:t>
+            </w:r>
+            <w:r>
+              <w:rPr>
+                <w:rFonts w:ascii="Times" w:hAnsi="Times"/>
+                <w:color w:val="000000" w:themeColor="text1"/>
+                <w:sz w:val="22"/>
+                <w:szCs w:val="22"/>
+              </w:rPr>
+              <w:t xml:space="preserve"> University</w:t>
+            </w:r>
+          </w:p>
+        </w:tc>
+        <w:tc>
+          <w:tcPr>
+            <w:tcW w:w="852" w:type="pct"/>
+            <w:vAlign w:val="center"/>
+          </w:tcPr>
+          <w:p>
+            <w:pPr>
+              <w:pStyle w:val="a9"/>
+              <w:spacing w:before="0" w:beforeAutospacing="0" w:line="276" w:lineRule="auto"/>
+              <w:jc w:val="right"/>
+              <w:rPr>
+                <w:rFonts w:ascii="Times" w:hAnsi="Times"/>
+                <w:color w:val="000000" w:themeColor="text1"/>
+                <w:sz w:val="22"/>
+                <w:szCs w:val="22"/>
+                <w:lang w:val="en-US"/>
+              </w:rPr>
+            </w:pPr>
+            <w:r>
+              <w:rPr>
+                <w:rFonts w:ascii="Times" w:hAnsi="Times"/>
+                <w:color w:val="000000" w:themeColor="text1"/>
+                <w:sz w:val="22"/>
+                <w:szCs w:val="22"/>
+                <w:lang w:val="en-US"/>
+              </w:rPr>
+              <w:t>2023</w:t>
+            </w:r>
+          </w:p>
+        </w:tc>
+      </w:tr>
+      <w:tr>
+        <w:tc>
+          <w:tcPr>
+            <w:tcW w:w="4148" w:type="pct"/>
+            <w:vAlign w:val="center"/>
+          </w:tcPr>
+          <w:p>
+            <w:pPr>
+              <w:pStyle w:val="a9"/>
+              <w:spacing w:before="0" w:beforeAutospacing="0" w:line="276" w:lineRule="auto"/>
+              <w:rPr>
+                <w:rFonts w:ascii="Times" w:hAnsi="Times"/>
+                <w:color w:val="000000" w:themeColor="text1"/>
+                <w:sz w:val="22"/>
+                <w:szCs w:val="22"/>
+              </w:rPr>
+            </w:pPr>
+            <w:r>
+              <w:rPr>
+                <w:rFonts w:ascii="Times" w:hAnsi="Times"/>
+                <w:b/>
+                <w:color w:val="000000" w:themeColor="text1"/>
+                <w:sz w:val="22"/>
+                <w:szCs w:val="22"/>
+              </w:rPr>
+              <w:t>•</w:t>
+            </w:r>
+            <w:r>
+              <w:rPr>
+                <w:rFonts w:ascii="Times" w:hAnsi="Times"/>
+                <w:color w:val="000000" w:themeColor="text1"/>
+                <w:sz w:val="22"/>
+                <w:szCs w:val="22"/>
+              </w:rPr>
+              <w:t xml:space="preserve"> </w:t>
+            </w:r>
+            <w:r>
+              <w:rPr>
+                <w:rFonts w:ascii="Times" w:hAnsi="Times"/>
+                <w:color w:val="000000" w:themeColor="text1"/>
+                <w:sz w:val="22"/>
+                <w:szCs w:val="22"/>
+                <w:lang w:val="en-US"/>
+              </w:rPr>
+              <w:t xml:space="preserve">ACM SIGSOFT Distinguished Artifact Award at </w:t>
+            </w:r>
+            <w:r>
+              <w:rPr>
+                <w:rFonts w:ascii="Times" w:hAnsi="Times"/>
+                <w:color w:val="000000" w:themeColor="text1"/>
+                <w:sz w:val="22"/>
+                <w:szCs w:val="22"/>
+                <w:lang w:val="en-US"/>
+              </w:rPr>
+              <w:t>ISSTA</w:t>
+            </w:r>
+          </w:p>
+        </w:tc>
+        <w:tc>
+          <w:tcPr>
+            <w:tcW w:w="852" w:type="pct"/>
+            <w:vAlign w:val="center"/>
+          </w:tcPr>
+          <w:p>
+            <w:pPr>
+              <w:pStyle w:val="a9"/>
+              <w:spacing w:before="0" w:beforeAutospacing="0" w:line="276" w:lineRule="auto"/>
+              <w:jc w:val="right"/>
+              <w:rPr>
+                <w:rFonts w:ascii="Times" w:hAnsi="Times"/>
+                <w:color w:val="000000" w:themeColor="text1"/>
+                <w:sz w:val="22"/>
+                <w:szCs w:val="22"/>
+                <w:lang w:val="en-US"/>
+              </w:rPr>
+            </w:pPr>
+            <w:r>
+              <w:rPr>
+                <w:rFonts w:ascii="Times" w:hAnsi="Times"/>
+                <w:color w:val="000000" w:themeColor="text1"/>
+                <w:sz w:val="22"/>
+                <w:szCs w:val="22"/>
+                <w:lang w:val="en-US"/>
+              </w:rPr>
+              <w:t>2021</w:t>
+            </w:r>
+          </w:p>
+        </w:tc>
+      </w:tr>
+      <w:tr>
+        <w:tc>
+          <w:tcPr>
+            <w:tcW w:w="4148" w:type="pct"/>
+            <w:vAlign w:val="center"/>
+          </w:tcPr>
+          <w:p>
+            <w:pPr>
+              <w:pStyle w:val="a9"/>
+              <w:spacing w:before="0" w:beforeAutospacing="0" w:line="276" w:lineRule="auto"/>
+              <w:rPr>
+                <w:rFonts w:ascii="Times" w:hAnsi="Times"/>
+                <w:color w:val="000000" w:themeColor="text1"/>
+                <w:sz w:val="22"/>
+                <w:szCs w:val="22"/>
+                <w:lang w:val="en-US"/>
+              </w:rPr>
+            </w:pPr>
+            <w:r>
+              <w:rPr>
+                <w:rFonts w:ascii="Times" w:hAnsi="Times"/>
+                <w:b/>
+                <w:color w:val="000000" w:themeColor="text1"/>
+                <w:sz w:val="22"/>
+                <w:szCs w:val="22"/>
+              </w:rPr>
+              <w:t>•</w:t>
+            </w:r>
+            <w:r>
+              <w:rPr>
+                <w:rFonts w:ascii="Times" w:hAnsi="Times"/>
+                <w:color w:val="000000" w:themeColor="text1"/>
+                <w:sz w:val="22"/>
+                <w:szCs w:val="22"/>
+              </w:rPr>
+              <w:t xml:space="preserve"> Dean's Graduate Research Excellence Award, NUS                                                                                         </w:t>
+            </w:r>
+          </w:p>
+        </w:tc>
+        <w:tc>
+          <w:tcPr>
+            <w:tcW w:w="852" w:type="pct"/>
+            <w:vAlign w:val="center"/>
+          </w:tcPr>
+          <w:p>
+            <w:pPr>
+              <w:pStyle w:val="a9"/>
+              <w:spacing w:before="0" w:beforeAutospacing="0" w:line="276" w:lineRule="auto"/>
+              <w:jc w:val="right"/>
+              <w:rPr>
+                <w:rFonts w:ascii="Times" w:hAnsi="Times"/>
+                <w:color w:val="000000" w:themeColor="text1"/>
+                <w:sz w:val="22"/>
+                <w:szCs w:val="22"/>
+                <w:lang w:val="en-US"/>
+              </w:rPr>
+            </w:pPr>
+            <w:r>
+              <w:rPr>
+                <w:rFonts w:ascii="Times" w:hAnsi="Times"/>
+                <w:color w:val="000000" w:themeColor="text1"/>
+                <w:sz w:val="22"/>
+                <w:szCs w:val="22"/>
+                <w:lang w:val="en-US"/>
+              </w:rPr>
+              <w:t>2019</w:t>
+            </w:r>
+          </w:p>
+        </w:tc>
+      </w:tr>
+      <w:tr>
+        <w:trPr>
+          <w:trHeight w:val="45"/>
+        </w:trPr>
+        <w:tc>
+          <w:tcPr>
+            <w:tcW w:w="4148" w:type="pct"/>
+            <w:vAlign w:val="center"/>
+          </w:tcPr>
+          <w:p>
+            <w:pPr>
+              <w:pStyle w:val="a9"/>
+              <w:spacing w:before="0" w:beforeAutospacing="0" w:line="276" w:lineRule="auto"/>
+              <w:rPr>
+                <w:rFonts w:ascii="Times" w:hAnsi="Times"/>
+                <w:color w:val="000000" w:themeColor="text1"/>
+                <w:sz w:val="22"/>
+                <w:szCs w:val="22"/>
+                <w:lang w:val="en-US"/>
+              </w:rPr>
+            </w:pPr>
+            <w:r>
+              <w:rPr>
+                <w:rFonts w:ascii="Times" w:hAnsi="Times"/>
+                <w:b/>
+                <w:color w:val="000000" w:themeColor="text1"/>
+                <w:sz w:val="22"/>
+                <w:szCs w:val="22"/>
+              </w:rPr>
+              <w:t xml:space="preserve">• </w:t>
+            </w:r>
+            <w:r>
+              <w:rPr>
+                <w:rFonts w:ascii="Times" w:hAnsi="Times"/>
+                <w:color w:val="000000" w:themeColor="text1"/>
+                <w:sz w:val="22"/>
+                <w:szCs w:val="22"/>
+              </w:rPr>
+              <w:t xml:space="preserve">Research Achievement Award, NUS                                                                                                                 </w:t>
+            </w:r>
+          </w:p>
+        </w:tc>
+        <w:tc>
+          <w:tcPr>
+            <w:tcW w:w="852" w:type="pct"/>
+            <w:vAlign w:val="center"/>
+          </w:tcPr>
+          <w:p>
+            <w:pPr>
+              <w:pStyle w:val="a9"/>
+              <w:spacing w:before="0" w:beforeAutospacing="0" w:line="276" w:lineRule="auto"/>
+              <w:jc w:val="right"/>
+              <w:rPr>
+                <w:rFonts w:ascii="Times" w:hAnsi="Times"/>
+                <w:color w:val="000000" w:themeColor="text1"/>
+                <w:sz w:val="22"/>
+                <w:szCs w:val="22"/>
+                <w:lang w:val="en-US"/>
+              </w:rPr>
+            </w:pPr>
+            <w:r>
+              <w:rPr>
+                <w:rFonts w:ascii="Times" w:hAnsi="Times"/>
+                <w:color w:val="000000" w:themeColor="text1"/>
+                <w:sz w:val="22"/>
+                <w:szCs w:val="22"/>
+              </w:rPr>
+              <w:t>2018</w:t>
+            </w:r>
+          </w:p>
+        </w:tc>
+      </w:tr>
+      <w:tr>
+        <w:trPr>
+          <w:trHeight w:val="288"/>
+        </w:trPr>
+        <w:tc>
+          <w:tcPr>
+            <w:tcW w:w="4148" w:type="pct"/>
+            <w:vAlign w:val="center"/>
+          </w:tcPr>
+          <w:p>
+            <w:pPr>
+              <w:pStyle w:val="a9"/>
+              <w:spacing w:before="0" w:beforeAutospacing="0" w:line="276" w:lineRule="auto"/>
+              <w:rPr>
+                <w:rFonts w:ascii="Times" w:hAnsi="Times"/>
+                <w:color w:val="000000" w:themeColor="text1"/>
+                <w:sz w:val="22"/>
+                <w:szCs w:val="22"/>
+                <w:lang w:val="en-US"/>
+              </w:rPr>
+            </w:pPr>
+            <w:bookmarkStart w:id="4" w:name="_GoBack"/>
+            <w:r>
+              <w:rPr>
+                <w:rFonts w:ascii="Times" w:hAnsi="Times"/>
+                <w:b/>
+                <w:color w:val="000000" w:themeColor="text1"/>
+                <w:sz w:val="22"/>
+                <w:szCs w:val="22"/>
+              </w:rPr>
+              <w:t xml:space="preserve">• </w:t>
+            </w:r>
+            <w:bookmarkEnd w:id="4"/>
+            <w:r>
+              <w:rPr>
+                <w:rFonts w:ascii="Times" w:hAnsi="Times"/>
+                <w:color w:val="000000" w:themeColor="text1"/>
+                <w:sz w:val="22"/>
+                <w:szCs w:val="22"/>
+                <w:lang w:val="en-US"/>
+              </w:rPr>
+              <w:t xml:space="preserve">President's Graduate Fellowship, Singapore                                                                                         </w:t>
+            </w:r>
+          </w:p>
+        </w:tc>
+        <w:tc>
+          <w:tcPr>
+            <w:tcW w:w="852" w:type="pct"/>
+            <w:vAlign w:val="center"/>
+          </w:tcPr>
+          <w:p>
+            <w:pPr>
+              <w:pStyle w:val="a9"/>
+              <w:spacing w:before="0" w:beforeAutospacing="0" w:line="276" w:lineRule="auto"/>
+              <w:jc w:val="right"/>
+              <w:rPr>
+                <w:rFonts w:ascii="Times" w:hAnsi="Times"/>
+                <w:color w:val="000000" w:themeColor="text1"/>
+                <w:sz w:val="22"/>
+                <w:szCs w:val="22"/>
+                <w:lang w:val="en-US"/>
+              </w:rPr>
+            </w:pPr>
+            <w:r>
+              <w:rPr>
+                <w:rFonts w:ascii="Times" w:hAnsi="Times"/>
+                <w:color w:val="000000" w:themeColor="text1"/>
+                <w:sz w:val="22"/>
+                <w:szCs w:val="22"/>
+                <w:lang w:val="en-US"/>
+              </w:rPr>
+              <w:t xml:space="preserve">2016 </w:t>
+            </w:r>
+            <w:r>
+              <w:rPr>
+                <w:rFonts w:ascii="Times" w:hAnsi="Times"/>
+                <w:color w:val="000000" w:themeColor="text1"/>
+                <w:sz w:val="22"/>
+                <w:szCs w:val="22"/>
+              </w:rPr>
+              <w:t xml:space="preserve">– </w:t>
+            </w:r>
+            <w:r>
+              <w:rPr>
+                <w:rFonts w:ascii="Times" w:hAnsi="Times"/>
+                <w:color w:val="000000" w:themeColor="text1"/>
+                <w:sz w:val="22"/>
+                <w:szCs w:val="22"/>
+                <w:lang w:val="en-US"/>
+              </w:rPr>
+              <w:t>2020</w:t>
+            </w:r>
+          </w:p>
+        </w:tc>
+      </w:tr>
+    </w:tbl>
     <w:p>
       <w:pPr>
-        <w:spacing w:before="120" w:line="276" w:lineRule="auto"/>
-        <w:rPr>
-          <w:rFonts w:ascii="Times" w:eastAsia="Times New Roman" w:hAnsi="Times" w:cs="Times New Roman"/>
-          <w:color w:val="000000" w:themeColor="text1"/>
-          <w:sz w:val="34"/>
-          <w:szCs w:val="34"/>
-        </w:rPr>
-      </w:pPr>
-      <w:r>
-        <w:rPr>
-          <w:rFonts w:ascii="Times" w:eastAsia="Times New Roman" w:hAnsi="Times" w:cs="Times New Roman"/>
-          <w:color w:val="000000" w:themeColor="text1"/>
-        </w:rPr>
-        <w:t xml:space="preserve"> </w:t>
-      </w:r>
-      <w:r>
-        <w:rPr>
-          <w:rFonts w:ascii="Times" w:eastAsia="Times New Roman" w:hAnsi="Times" w:cs="Times New Roman"/>
-          <w:color w:val="000000" w:themeColor="text1"/>
-        </w:rPr>
-        <w:t xml:space="preserve">• </w:t>
-      </w:r>
-      <w:r>
-        <w:rPr>
-          <w:rFonts w:ascii="Times" w:eastAsia="Times New Roman" w:hAnsi="Times" w:cs="Times New Roman"/>
-          <w:color w:val="000000" w:themeColor="text1"/>
-        </w:rPr>
-        <w:t xml:space="preserve">Dean's Graduate Research Excellence Award, NUS                                     </w:t>
-      </w:r>
-      <w:r>
-        <w:rPr>
-          <w:rFonts w:ascii="Times" w:eastAsia="Times New Roman" w:hAnsi="Times" w:cs="Times New Roman"/>
-          <w:color w:val="000000" w:themeColor="text1"/>
-        </w:rPr>
-        <w:t xml:space="preserve">  </w:t>
-      </w:r>
-      <w:r>
-        <w:rPr>
-          <w:rFonts w:ascii="Times" w:eastAsia="Times New Roman" w:hAnsi="Times" w:cs="Times New Roman"/>
-          <w:color w:val="000000" w:themeColor="text1"/>
-        </w:rPr>
-        <w:t xml:space="preserve">                                 </w:t>
-      </w:r>
-      <w:r>
-        <w:rPr>
-          <w:rFonts w:ascii="Times" w:eastAsia="Times New Roman" w:hAnsi="Times" w:cs="Times New Roman"/>
-          <w:color w:val="000000" w:themeColor="text1"/>
-        </w:rPr>
-        <w:t xml:space="preserve"> </w:t>
-      </w:r>
-      <w:r>
-        <w:rPr>
-          <w:rFonts w:ascii="Times" w:eastAsia="Times New Roman" w:hAnsi="Times" w:cs="Times New Roman"/>
-          <w:color w:val="000000" w:themeColor="text1"/>
-        </w:rPr>
-        <w:t xml:space="preserve">                2019</w:t>
-      </w:r>
-    </w:p>
-    <w:p>
-      <w:pPr>
-        <w:spacing w:line="276" w:lineRule="auto"/>
-        <w:rPr>
-          <w:rFonts w:ascii="Times" w:eastAsia="Times New Roman" w:hAnsi="Times" w:cs="Times New Roman"/>
-          <w:color w:val="000000" w:themeColor="text1"/>
-        </w:rPr>
-      </w:pPr>
-      <w:r>
-        <w:rPr>
-          <w:rFonts w:ascii="Times" w:eastAsia="Times New Roman" w:hAnsi="Times" w:cs="Times New Roman"/>
-          <w:color w:val="000000" w:themeColor="text1"/>
-        </w:rPr>
-        <w:t xml:space="preserve"> </w:t>
-      </w:r>
-      <w:r>
-        <w:rPr>
-          <w:rFonts w:ascii="Times" w:eastAsia="Times New Roman" w:hAnsi="Times" w:cs="Times New Roman"/>
-          <w:color w:val="000000" w:themeColor="text1"/>
-        </w:rPr>
-        <w:t xml:space="preserve">• </w:t>
-      </w:r>
-      <w:r>
-        <w:rPr>
-          <w:rFonts w:ascii="Times" w:eastAsia="Times New Roman" w:hAnsi="Times" w:cs="Times New Roman"/>
-          <w:color w:val="000000" w:themeColor="text1"/>
-        </w:rPr>
-        <w:t>Research Achievement Award</w:t>
-      </w:r>
-      <w:r>
-        <w:rPr>
-          <w:rFonts w:ascii="Times" w:eastAsia="Times New Roman" w:hAnsi="Times" w:cs="Times New Roman"/>
-          <w:color w:val="000000" w:themeColor="text1"/>
-        </w:rPr>
-        <w:t xml:space="preserve">, NUS </w:t>
-      </w:r>
-      <w:r>
-        <w:rPr>
-          <w:rFonts w:ascii="Times" w:eastAsia="Times New Roman" w:hAnsi="Times" w:cs="Times New Roman"/>
-          <w:color w:val="000000" w:themeColor="text1"/>
-        </w:rPr>
-        <w:t xml:space="preserve">                                                            </w:t>
-      </w:r>
-      <w:r>
-        <w:rPr>
-          <w:rFonts w:ascii="Times" w:eastAsia="Times New Roman" w:hAnsi="Times" w:cs="Times New Roman"/>
-          <w:color w:val="000000" w:themeColor="text1"/>
-        </w:rPr>
-        <w:t xml:space="preserve">  </w:t>
-      </w:r>
-      <w:r>
-        <w:rPr>
-          <w:rFonts w:ascii="Times" w:eastAsia="Times New Roman" w:hAnsi="Times" w:cs="Times New Roman"/>
-          <w:color w:val="000000" w:themeColor="text1"/>
-        </w:rPr>
-        <w:t xml:space="preserve">                    </w:t>
-      </w:r>
-      <w:r>
-        <w:rPr>
-          <w:rFonts w:ascii="Times" w:eastAsia="Times New Roman" w:hAnsi="Times" w:cs="Times New Roman"/>
-          <w:color w:val="000000" w:themeColor="text1"/>
-        </w:rPr>
-        <w:t xml:space="preserve"> </w:t>
-      </w:r>
-      <w:r>
-        <w:rPr>
-          <w:rFonts w:ascii="Times" w:eastAsia="Times New Roman" w:hAnsi="Times" w:cs="Times New Roman"/>
-          <w:color w:val="000000" w:themeColor="text1"/>
-        </w:rPr>
-        <w:t xml:space="preserve">             </w:t>
-      </w:r>
-      <w:r>
-        <w:rPr>
-          <w:rFonts w:ascii="Times" w:eastAsia="Times New Roman" w:hAnsi="Times" w:cs="Times New Roman"/>
-          <w:color w:val="000000" w:themeColor="text1"/>
-        </w:rPr>
-        <w:t xml:space="preserve"> </w:t>
-      </w:r>
-      <w:r>
-        <w:rPr>
-          <w:rFonts w:ascii="Times" w:eastAsia="Times New Roman" w:hAnsi="Times" w:cs="Times New Roman"/>
-          <w:color w:val="000000" w:themeColor="text1"/>
-        </w:rPr>
-        <w:t xml:space="preserve">      </w:t>
-      </w:r>
-      <w:r>
-        <w:rPr>
-          <w:rFonts w:ascii="Times" w:eastAsia="Times New Roman" w:hAnsi="Times" w:cs="Times New Roman"/>
-          <w:color w:val="000000" w:themeColor="text1"/>
-        </w:rPr>
-        <w:t xml:space="preserve">  </w:t>
-      </w:r>
-      <w:r>
-        <w:rPr>
-          <w:rFonts w:ascii="Times" w:eastAsia="Times New Roman" w:hAnsi="Times" w:cs="Times New Roman"/>
-          <w:color w:val="000000" w:themeColor="text1"/>
-        </w:rPr>
-        <w:t xml:space="preserve">      </w:t>
-      </w:r>
-      <w:r>
-        <w:rPr>
-          <w:rFonts w:ascii="Times" w:eastAsia="Times New Roman" w:hAnsi="Times" w:cs="Times New Roman"/>
-          <w:color w:val="000000" w:themeColor="text1"/>
-        </w:rPr>
-        <w:t xml:space="preserve"> </w:t>
-      </w:r>
-      <w:r>
-        <w:rPr>
-          <w:rFonts w:ascii="Times" w:eastAsia="Times New Roman" w:hAnsi="Times" w:cs="Times New Roman"/>
-          <w:color w:val="000000" w:themeColor="text1"/>
-        </w:rPr>
-        <w:t>2018</w:t>
-      </w:r>
-    </w:p>
-    <w:p>
-      <w:pPr>
-        <w:pStyle w:val="NormalWeb"/>
+        <w:pStyle w:val="a9"/>
         <w:spacing w:before="0" w:beforeAutospacing="0" w:after="360" w:afterAutospacing="0" w:line="276" w:lineRule="auto"/>
         <w:rPr>
           <w:rFonts w:ascii="Times" w:hAnsi="Times"/>
@@ -7512,169 +8578,6 @@
           <w:lang w:val="en-US"/>
         </w:rPr>
       </w:pPr>
-      <w:bookmarkStart w:id="4" w:name="_gd0rv2wjq96w" w:colFirst="0" w:colLast="0"/>
-      <w:bookmarkEnd w:id="4"/>
-      <w:r>
-        <w:rPr>
-          <w:rFonts w:ascii="Times" w:hAnsi="Times"/>
-          <w:color w:val="000000" w:themeColor="text1"/>
-        </w:rPr>
-        <w:t xml:space="preserve"> </w:t>
-      </w:r>
-      <w:r>
-        <w:rPr>
-          <w:rFonts w:ascii="Times" w:hAnsi="Times"/>
-          <w:color w:val="000000" w:themeColor="text1"/>
-        </w:rPr>
-        <w:t xml:space="preserve">• </w:t>
-      </w:r>
-      <w:r>
-        <w:rPr>
-          <w:rFonts w:ascii="Times" w:hAnsi="Times"/>
-          <w:color w:val="000000" w:themeColor="text1"/>
-          <w:sz w:val="22"/>
-          <w:szCs w:val="22"/>
-          <w:lang w:val="en-US"/>
-        </w:rPr>
-        <w:t>President's Graduate Fellowship</w:t>
-      </w:r>
-      <w:r>
-        <w:rPr>
-          <w:rFonts w:ascii="Times" w:hAnsi="Times"/>
-          <w:color w:val="000000" w:themeColor="text1"/>
-          <w:sz w:val="22"/>
-          <w:szCs w:val="22"/>
-          <w:lang w:val="en-US"/>
-        </w:rPr>
-        <w:t xml:space="preserve">, Singapore </w:t>
-      </w:r>
-      <w:r>
-        <w:rPr>
-          <w:rFonts w:ascii="Times" w:hAnsi="Times"/>
-          <w:color w:val="000000" w:themeColor="text1"/>
-          <w:sz w:val="22"/>
-          <w:szCs w:val="22"/>
-          <w:lang w:val="en-US"/>
-        </w:rPr>
-        <w:t xml:space="preserve">                                                     </w:t>
-      </w:r>
-      <w:r>
-        <w:rPr>
-          <w:rFonts w:ascii="Times" w:hAnsi="Times"/>
-          <w:color w:val="000000" w:themeColor="text1"/>
-          <w:sz w:val="22"/>
-          <w:szCs w:val="22"/>
-          <w:lang w:val="en-US"/>
-        </w:rPr>
-        <w:t xml:space="preserve">  </w:t>
-      </w:r>
-      <w:r>
-        <w:rPr>
-          <w:rFonts w:ascii="Times" w:hAnsi="Times"/>
-          <w:color w:val="000000" w:themeColor="text1"/>
-          <w:sz w:val="22"/>
-          <w:szCs w:val="22"/>
-          <w:lang w:val="en-US"/>
-        </w:rPr>
-        <w:t xml:space="preserve">            </w:t>
-      </w:r>
-      <w:r>
-        <w:rPr>
-          <w:rFonts w:ascii="Times" w:hAnsi="Times"/>
-          <w:color w:val="000000" w:themeColor="text1"/>
-          <w:sz w:val="22"/>
-          <w:szCs w:val="22"/>
-          <w:lang w:val="en-US"/>
-        </w:rPr>
-        <w:t xml:space="preserve">  </w:t>
-      </w:r>
-      <w:r>
-        <w:rPr>
-          <w:rFonts w:ascii="Times" w:hAnsi="Times"/>
-          <w:color w:val="000000" w:themeColor="text1"/>
-          <w:sz w:val="22"/>
-          <w:szCs w:val="22"/>
-          <w:lang w:val="en-US"/>
-        </w:rPr>
-        <w:t xml:space="preserve">   </w:t>
-      </w:r>
-      <w:r>
-        <w:rPr>
-          <w:rFonts w:ascii="Times" w:hAnsi="Times"/>
-          <w:color w:val="000000" w:themeColor="text1"/>
-          <w:sz w:val="22"/>
-          <w:szCs w:val="22"/>
-          <w:lang w:val="en-US"/>
-        </w:rPr>
-        <w:t xml:space="preserve"> </w:t>
-      </w:r>
-      <w:r>
-        <w:rPr>
-          <w:rFonts w:ascii="Times" w:hAnsi="Times"/>
-          <w:color w:val="000000" w:themeColor="text1"/>
-          <w:sz w:val="22"/>
-          <w:szCs w:val="22"/>
-          <w:lang w:val="en-US"/>
-        </w:rPr>
-        <w:t xml:space="preserve"> </w:t>
-      </w:r>
-      <w:r>
-        <w:rPr>
-          <w:rFonts w:ascii="Times" w:hAnsi="Times"/>
-          <w:color w:val="000000" w:themeColor="text1"/>
-          <w:sz w:val="22"/>
-          <w:szCs w:val="22"/>
-          <w:lang w:val="en-US"/>
-        </w:rPr>
-        <w:t xml:space="preserve">  </w:t>
-      </w:r>
-      <w:r>
-        <w:rPr>
-          <w:rFonts w:ascii="Times" w:hAnsi="Times"/>
-          <w:color w:val="000000" w:themeColor="text1"/>
-          <w:sz w:val="22"/>
-          <w:szCs w:val="22"/>
-          <w:lang w:val="en-US"/>
-        </w:rPr>
-        <w:t xml:space="preserve"> </w:t>
-      </w:r>
-      <w:r>
-        <w:rPr>
-          <w:rFonts w:ascii="Times" w:hAnsi="Times"/>
-          <w:color w:val="000000" w:themeColor="text1"/>
-          <w:sz w:val="22"/>
-          <w:szCs w:val="22"/>
-          <w:lang w:val="en-US"/>
-        </w:rPr>
-        <w:t xml:space="preserve">           </w:t>
-      </w:r>
-      <w:r>
-        <w:rPr>
-          <w:rFonts w:ascii="Times" w:hAnsi="Times"/>
-          <w:color w:val="000000" w:themeColor="text1"/>
-          <w:sz w:val="22"/>
-          <w:szCs w:val="22"/>
-          <w:lang w:val="en-US"/>
-        </w:rPr>
-        <w:t xml:space="preserve">2016 </w:t>
-      </w:r>
-      <w:r>
-        <w:rPr>
-          <w:rFonts w:ascii="Times" w:hAnsi="Times"/>
-          <w:color w:val="000000" w:themeColor="text1"/>
-        </w:rPr>
-        <w:t xml:space="preserve">– </w:t>
-      </w:r>
-      <w:r>
-        <w:rPr>
-          <w:rFonts w:ascii="Times" w:hAnsi="Times"/>
-          <w:color w:val="000000" w:themeColor="text1"/>
-          <w:sz w:val="22"/>
-          <w:szCs w:val="22"/>
-          <w:lang w:val="en-US"/>
-        </w:rPr>
-        <w:t>2020</w:t>
-      </w:r>
     </w:p>
     <w:sectPr>
       <w:footerReference w:type="default" r:id="rId9"/>
@@ -7690,7 +8593,7 @@
 </file>
 
 <file path=word/endnotes.xml><?xml version="1.0" encoding="utf-8"?>
-<w:endnotes xmlns:wpc="http://schemas.microsoft.com/office/word/2010/wordprocessingCanvas" xmlns:cx="http://schemas.microsoft.com/office/drawing/2014/chartex" xmlns:cx1="http://schemas.microsoft.com/office/drawing/2015/9/8/chartex" xmlns:cx2="http://schemas.microsoft.com/office/drawing/2015/10/21/chartex" xmlns:cx3="http://schemas.microsoft.com/office/drawing/2016/5/9/chartex" xmlns:cx4="http://schemas.microsoft.com/office/drawing/2016/5/10/chartex" xmlns:cx5="http://schemas.microsoft.com/office/drawing/2016/5/11/chartex" xmlns:cx6="http://schemas.microsoft.com/office/drawing/2016/5/12/chartex" xmlns:cx7="http://schemas.microsoft.com/office/drawing/2016/5/13/chartex" xmlns:cx8="http://schemas.microsoft.com/office/drawing/2016/5/14/chartex" xmlns:mc="http://schemas.openxmlformats.org/markup-compatibility/2006" xmlns:aink="http://schemas.microsoft.com/office/drawing/2016/ink" xmlns:am3d="http://schemas.microsoft.com/office/drawing/2017/model3d" xmlns:o="urn:schemas-microsoft-com:office:office" xmlns:r="http://schemas.openxmlformats.org/officeDocument/2006/relationships" xmlns:m="http://schemas.openxmlformats.org/officeDocument/2006/math" xmlns:v="urn:schemas-microsoft-com:vml" xmlns:wp14="http://schemas.microsoft.com/office/word/2010/wordprocessingDrawing" xmlns:wp="http://schemas.openxmlformats.org/drawingml/2006/wordprocessingDrawing" xmlns:w10="urn:schemas-microsoft-com:office:word" xmlns:w="http://schemas.openxmlformats.org/wordprocessingml/2006/main" xmlns:w14="http://schemas.microsoft.com/office/word/2010/wordml" xmlns:w15="http://schemas.microsoft.com/office/word/2012/wordml" xmlns:w16cex="http://schemas.microsoft.com/office/word/2018/wordml/cex" xmlns:w16cid="http://schemas.microsoft.com/office/word/2016/wordml/cid" xmlns:w16="http://schemas.microsoft.com/office/word/2018/wordml" xmlns:w16sdtdh="http://schemas.microsoft.com/office/word/2020/wordml/sdtdatahash" xmlns:w16se="http://schemas.microsoft.com/office/word/2015/wordml/symex" xmlns:wpg="http://schemas.microsoft.com/office/word/2010/wordprocessingGroup" xmlns:wpi="http://schemas.microsoft.com/office/word/2010/wordprocessingInk" xmlns:wne="http://schemas.microsoft.com/office/word/2006/wordml" xmlns:wps="http://schemas.microsoft.com/office/word/2010/wordprocessingShape" mc:Ignorable="w14 w15 w16se w16cid w16 w16cex w16sdtdh wp14">
+<w:endnotes xmlns:wpc="http://schemas.microsoft.com/office/word/2010/wordprocessingCanvas" xmlns:cx="http://schemas.microsoft.com/office/drawing/2014/chartex" xmlns:mc="http://schemas.openxmlformats.org/markup-compatibility/2006" xmlns:o="urn:schemas-microsoft-com:office:office" xmlns:r="http://schemas.openxmlformats.org/officeDocument/2006/relationships" xmlns:m="http://schemas.openxmlformats.org/officeDocument/2006/math" xmlns:v="urn:schemas-microsoft-com:vml" xmlns:wp14="http://schemas.microsoft.com/office/word/2010/wordprocessingDrawing" xmlns:wp="http://schemas.openxmlformats.org/drawingml/2006/wordprocessingDrawing" xmlns:w10="urn:schemas-microsoft-com:office:word" xmlns:w="http://schemas.openxmlformats.org/wordprocessingml/2006/main" xmlns:w14="http://schemas.microsoft.com/office/word/2010/wordml" xmlns:w15="http://schemas.microsoft.com/office/word/2012/wordml" xmlns:w16se="http://schemas.microsoft.com/office/word/2015/wordml/symex" xmlns:wpg="http://schemas.microsoft.com/office/word/2010/wordprocessingGroup" xmlns:wpi="http://schemas.microsoft.com/office/word/2010/wordprocessingInk" xmlns:wne="http://schemas.microsoft.com/office/word/2006/wordml" xmlns:wps="http://schemas.microsoft.com/office/word/2010/wordprocessingShape" mc:Ignorable="w14 w15 w16se wp14">
   <w:endnote w:type="separator" w:id="-1">
     <w:p>
       <w:pPr>
@@ -7715,7 +8618,7 @@
 </file>
 
 <file path=word/footer1.xml><?xml version="1.0" encoding="utf-8"?>
-<w:ftr xmlns:wpc="http://schemas.microsoft.com/office/word/2010/wordprocessingCanvas" xmlns:cx="http://schemas.microsoft.com/office/drawing/2014/chartex" xmlns:cx1="http://schemas.microsoft.com/office/drawing/2015/9/8/chartex" xmlns:cx2="http://schemas.microsoft.com/office/drawing/2015/10/21/chartex" xmlns:cx3="http://schemas.microsoft.com/office/drawing/2016/5/9/chartex" xmlns:cx4="http://schemas.microsoft.com/office/drawing/2016/5/10/chartex" xmlns:cx5="http://schemas.microsoft.com/office/drawing/2016/5/11/chartex" xmlns:cx6="http://schemas.microsoft.com/office/drawing/2016/5/12/chartex" xmlns:cx7="http://schemas.microsoft.com/office/drawing/2016/5/13/chartex" xmlns:cx8="http://schemas.microsoft.com/office/drawing/2016/5/14/chartex" xmlns:mc="http://schemas.openxmlformats.org/markup-compatibility/2006" xmlns:aink="http://schemas.microsoft.com/office/drawing/2016/ink" xmlns:am3d="http://schemas.microsoft.com/office/drawing/2017/model3d" xmlns:o="urn:schemas-microsoft-com:office:office" xmlns:r="http://schemas.openxmlformats.org/officeDocument/2006/relationships" xmlns:m="http://schemas.openxmlformats.org/officeDocument/2006/math" xmlns:v="urn:schemas-microsoft-com:vml" xmlns:wp14="http://schemas.microsoft.com/office/word/2010/wordprocessingDrawing" xmlns:wp="http://schemas.openxmlformats.org/drawingml/2006/wordprocessingDrawing" xmlns:w10="urn:schemas-microsoft-com:office:word" xmlns:w="http://schemas.openxmlformats.org/wordprocessingml/2006/main" xmlns:w14="http://schemas.microsoft.com/office/word/2010/wordml" xmlns:w15="http://schemas.microsoft.com/office/word/2012/wordml" xmlns:w16cex="http://schemas.microsoft.com/office/word/2018/wordml/cex" xmlns:w16cid="http://schemas.microsoft.com/office/word/2016/wordml/cid" xmlns:w16="http://schemas.microsoft.com/office/word/2018/wordml" xmlns:w16sdtdh="http://schemas.microsoft.com/office/word/2020/wordml/sdtdatahash" xmlns:w16se="http://schemas.microsoft.com/office/word/2015/wordml/symex" xmlns:wpg="http://schemas.microsoft.com/office/word/2010/wordprocessingGroup" xmlns:wpi="http://schemas.microsoft.com/office/word/2010/wordprocessingInk" xmlns:wne="http://schemas.microsoft.com/office/word/2006/wordml" xmlns:wps="http://schemas.microsoft.com/office/word/2010/wordprocessingShape" mc:Ignorable="w14 w15 w16se w16cid w16 w16cex w16sdtdh wp14">
+<w:ftr xmlns:wpc="http://schemas.microsoft.com/office/word/2010/wordprocessingCanvas" xmlns:cx="http://schemas.microsoft.com/office/drawing/2014/chartex" xmlns:mc="http://schemas.openxmlformats.org/markup-compatibility/2006" xmlns:o="urn:schemas-microsoft-com:office:office" xmlns:r="http://schemas.openxmlformats.org/officeDocument/2006/relationships" xmlns:m="http://schemas.openxmlformats.org/officeDocument/2006/math" xmlns:v="urn:schemas-microsoft-com:vml" xmlns:wp14="http://schemas.microsoft.com/office/word/2010/wordprocessingDrawing" xmlns:wp="http://schemas.openxmlformats.org/drawingml/2006/wordprocessingDrawing" xmlns:w10="urn:schemas-microsoft-com:office:word" xmlns:w="http://schemas.openxmlformats.org/wordprocessingml/2006/main" xmlns:w14="http://schemas.microsoft.com/office/word/2010/wordml" xmlns:w15="http://schemas.microsoft.com/office/word/2012/wordml" xmlns:w16se="http://schemas.microsoft.com/office/word/2015/wordml/symex" xmlns:wpg="http://schemas.microsoft.com/office/word/2010/wordprocessingGroup" xmlns:wpi="http://schemas.microsoft.com/office/word/2010/wordprocessingInk" xmlns:wne="http://schemas.microsoft.com/office/word/2006/wordml" xmlns:wps="http://schemas.microsoft.com/office/word/2010/wordprocessingShape" mc:Ignorable="w14 w15 w16se wp14">
   <w:p>
     <w:pPr>
       <w:pBdr>
@@ -7773,7 +8676,7 @@
 </file>
 
 <file path=word/footer2.xml><?xml version="1.0" encoding="utf-8"?>
-<w:ftr xmlns:wpc="http://schemas.microsoft.com/office/word/2010/wordprocessingCanvas" xmlns:cx="http://schemas.microsoft.com/office/drawing/2014/chartex" xmlns:cx1="http://schemas.microsoft.com/office/drawing/2015/9/8/chartex" xmlns:cx2="http://schemas.microsoft.com/office/drawing/2015/10/21/chartex" xmlns:cx3="http://schemas.microsoft.com/office/drawing/2016/5/9/chartex" xmlns:cx4="http://schemas.microsoft.com/office/drawing/2016/5/10/chartex" xmlns:cx5="http://schemas.microsoft.com/office/drawing/2016/5/11/chartex" xmlns:cx6="http://schemas.microsoft.com/office/drawing/2016/5/12/chartex" xmlns:cx7="http://schemas.microsoft.com/office/drawing/2016/5/13/chartex" xmlns:cx8="http://schemas.microsoft.com/office/drawing/2016/5/14/chartex" xmlns:mc="http://schemas.openxmlformats.org/markup-compatibility/2006" xmlns:aink="http://schemas.microsoft.com/office/drawing/2016/ink" xmlns:am3d="http://schemas.microsoft.com/office/drawing/2017/model3d" xmlns:o="urn:schemas-microsoft-com:office:office" xmlns:r="http://schemas.openxmlformats.org/officeDocument/2006/relationships" xmlns:m="http://schemas.openxmlformats.org/officeDocument/2006/math" xmlns:v="urn:schemas-microsoft-com:vml" xmlns:wp14="http://schemas.microsoft.com/office/word/2010/wordprocessingDrawing" xmlns:wp="http://schemas.openxmlformats.org/drawingml/2006/wordprocessingDrawing" xmlns:w10="urn:schemas-microsoft-com:office:word" xmlns:w="http://schemas.openxmlformats.org/wordprocessingml/2006/main" xmlns:w14="http://schemas.microsoft.com/office/word/2010/wordml" xmlns:w15="http://schemas.microsoft.com/office/word/2012/wordml" xmlns:w16cex="http://schemas.microsoft.com/office/word/2018/wordml/cex" xmlns:w16cid="http://schemas.microsoft.com/office/word/2016/wordml/cid" xmlns:w16="http://schemas.microsoft.com/office/word/2018/wordml" xmlns:w16sdtdh="http://schemas.microsoft.com/office/word/2020/wordml/sdtdatahash" xmlns:w16se="http://schemas.microsoft.com/office/word/2015/wordml/symex" xmlns:wpg="http://schemas.microsoft.com/office/word/2010/wordprocessingGroup" xmlns:wpi="http://schemas.microsoft.com/office/word/2010/wordprocessingInk" xmlns:wne="http://schemas.microsoft.com/office/word/2006/wordml" xmlns:wps="http://schemas.microsoft.com/office/word/2010/wordprocessingShape" mc:Ignorable="w14 w15 w16se w16cid w16 w16cex w16sdtdh wp14">
+<w:ftr xmlns:wpc="http://schemas.microsoft.com/office/word/2010/wordprocessingCanvas" xmlns:cx="http://schemas.microsoft.com/office/drawing/2014/chartex" xmlns:mc="http://schemas.openxmlformats.org/markup-compatibility/2006" xmlns:o="urn:schemas-microsoft-com:office:office" xmlns:r="http://schemas.openxmlformats.org/officeDocument/2006/relationships" xmlns:m="http://schemas.openxmlformats.org/officeDocument/2006/math" xmlns:v="urn:schemas-microsoft-com:vml" xmlns:wp14="http://schemas.microsoft.com/office/word/2010/wordprocessingDrawing" xmlns:wp="http://schemas.openxmlformats.org/drawingml/2006/wordprocessingDrawing" xmlns:w10="urn:schemas-microsoft-com:office:word" xmlns:w="http://schemas.openxmlformats.org/wordprocessingml/2006/main" xmlns:w14="http://schemas.microsoft.com/office/word/2010/wordml" xmlns:w15="http://schemas.microsoft.com/office/word/2012/wordml" xmlns:w16se="http://schemas.microsoft.com/office/word/2015/wordml/symex" xmlns:wpg="http://schemas.microsoft.com/office/word/2010/wordprocessingGroup" xmlns:wpi="http://schemas.microsoft.com/office/word/2010/wordprocessingInk" xmlns:wne="http://schemas.microsoft.com/office/word/2006/wordml" xmlns:wps="http://schemas.microsoft.com/office/word/2010/wordprocessingShape" mc:Ignorable="w14 w15 w16se wp14">
   <w:p>
     <w:pPr>
       <w:pBdr>
@@ -7806,7 +8709,7 @@
 </file>
 
 <file path=word/footnotes.xml><?xml version="1.0" encoding="utf-8"?>
-<w:footnotes xmlns:wpc="http://schemas.microsoft.com/office/word/2010/wordprocessingCanvas" xmlns:cx="http://schemas.microsoft.com/office/drawing/2014/chartex" xmlns:cx1="http://schemas.microsoft.com/office/drawing/2015/9/8/chartex" xmlns:cx2="http://schemas.microsoft.com/office/drawing/2015/10/21/chartex" xmlns:cx3="http://schemas.microsoft.com/office/drawing/2016/5/9/chartex" xmlns:cx4="http://schemas.microsoft.com/office/drawing/2016/5/10/chartex" xmlns:cx5="http://schemas.microsoft.com/office/drawing/2016/5/11/chartex" xmlns:cx6="http://schemas.microsoft.com/office/drawing/2016/5/12/chartex" xmlns:cx7="http://schemas.microsoft.com/office/drawing/2016/5/13/chartex" xmlns:cx8="http://schemas.microsoft.com/office/drawing/2016/5/14/chartex" xmlns:mc="http://schemas.openxmlformats.org/markup-compatibility/2006" xmlns:aink="http://schemas.microsoft.com/office/drawing/2016/ink" xmlns:am3d="http://schemas.microsoft.com/office/drawing/2017/model3d" xmlns:o="urn:schemas-microsoft-com:office:office" xmlns:r="http://schemas.openxmlformats.org/officeDocument/2006/relationships" xmlns:m="http://schemas.openxmlformats.org/officeDocument/2006/math" xmlns:v="urn:schemas-microsoft-com:vml" xmlns:wp14="http://schemas.microsoft.com/office/word/2010/wordprocessingDrawing" xmlns:wp="http://schemas.openxmlformats.org/drawingml/2006/wordprocessingDrawing" xmlns:w10="urn:schemas-microsoft-com:office:word" xmlns:w="http://schemas.openxmlformats.org/wordprocessingml/2006/main" xmlns:w14="http://schemas.microsoft.com/office/word/2010/wordml" xmlns:w15="http://schemas.microsoft.com/office/word/2012/wordml" xmlns:w16cex="http://schemas.microsoft.com/office/word/2018/wordml/cex" xmlns:w16cid="http://schemas.microsoft.com/office/word/2016/wordml/cid" xmlns:w16="http://schemas.microsoft.com/office/word/2018/wordml" xmlns:w16sdtdh="http://schemas.microsoft.com/office/word/2020/wordml/sdtdatahash" xmlns:w16se="http://schemas.microsoft.com/office/word/2015/wordml/symex" xmlns:wpg="http://schemas.microsoft.com/office/word/2010/wordprocessingGroup" xmlns:wpi="http://schemas.microsoft.com/office/word/2010/wordprocessingInk" xmlns:wne="http://schemas.microsoft.com/office/word/2006/wordml" xmlns:wps="http://schemas.microsoft.com/office/word/2010/wordprocessingShape" mc:Ignorable="w14 w15 w16se w16cid w16 w16cex w16sdtdh wp14">
+<w:footnotes xmlns:wpc="http://schemas.microsoft.com/office/word/2010/wordprocessingCanvas" xmlns:cx="http://schemas.microsoft.com/office/drawing/2014/chartex" xmlns:mc="http://schemas.openxmlformats.org/markup-compatibility/2006" xmlns:o="urn:schemas-microsoft-com:office:office" xmlns:r="http://schemas.openxmlformats.org/officeDocument/2006/relationships" xmlns:m="http://schemas.openxmlformats.org/officeDocument/2006/math" xmlns:v="urn:schemas-microsoft-com:vml" xmlns:wp14="http://schemas.microsoft.com/office/word/2010/wordprocessingDrawing" xmlns:wp="http://schemas.openxmlformats.org/drawingml/2006/wordprocessingDrawing" xmlns:w10="urn:schemas-microsoft-com:office:word" xmlns:w="http://schemas.openxmlformats.org/wordprocessingml/2006/main" xmlns:w14="http://schemas.microsoft.com/office/word/2010/wordml" xmlns:w15="http://schemas.microsoft.com/office/word/2012/wordml" xmlns:w16se="http://schemas.microsoft.com/office/word/2015/wordml/symex" xmlns:wpg="http://schemas.microsoft.com/office/word/2010/wordprocessingGroup" xmlns:wpi="http://schemas.microsoft.com/office/word/2010/wordprocessingInk" xmlns:wne="http://schemas.microsoft.com/office/word/2006/wordml" xmlns:wps="http://schemas.microsoft.com/office/word/2010/wordprocessingShape" mc:Ignorable="w14 w15 w16se wp14">
   <w:footnote w:type="separator" w:id="-1">
     <w:p>
       <w:pPr>
@@ -7831,7 +8734,7 @@
 </file>
 
 <file path=word/numbering.xml><?xml version="1.0" encoding="utf-8"?>
-<w:numbering xmlns:wpc="http://schemas.microsoft.com/office/word/2010/wordprocessingCanvas" xmlns:cx="http://schemas.microsoft.com/office/drawing/2014/chartex" xmlns:cx1="http://schemas.microsoft.com/office/drawing/2015/9/8/chartex" xmlns:cx2="http://schemas.microsoft.com/office/drawing/2015/10/21/chartex" xmlns:cx3="http://schemas.microsoft.com/office/drawing/2016/5/9/chartex" xmlns:cx4="http://schemas.microsoft.com/office/drawing/2016/5/10/chartex" xmlns:cx5="http://schemas.microsoft.com/office/drawing/2016/5/11/chartex" xmlns:cx6="http://schemas.microsoft.com/office/drawing/2016/5/12/chartex" xmlns:cx7="http://schemas.microsoft.com/office/drawing/2016/5/13/chartex" xmlns:cx8="http://schemas.microsoft.com/office/drawing/2016/5/14/chartex" xmlns:mc="http://schemas.openxmlformats.org/markup-compatibility/2006" xmlns:aink="http://schemas.microsoft.com/office/drawing/2016/ink" xmlns:am3d="http://schemas.microsoft.com/office/drawing/2017/model3d" xmlns:o="urn:schemas-microsoft-com:office:office" xmlns:r="http://schemas.openxmlformats.org/officeDocument/2006/relationships" xmlns:m="http://schemas.openxmlformats.org/officeDocument/2006/math" xmlns:v="urn:schemas-microsoft-com:vml" xmlns:wp14="http://schemas.microsoft.com/office/word/2010/wordprocessingDrawing" xmlns:wp="http://schemas.openxmlformats.org/drawingml/2006/wordprocessingDrawing" xmlns:w10="urn:schemas-microsoft-com:office:word" xmlns:w="http://schemas.openxmlformats.org/wordprocessingml/2006/main" xmlns:w14="http://schemas.microsoft.com/office/word/2010/wordml" xmlns:w15="http://schemas.microsoft.com/office/word/2012/wordml" xmlns:w16cex="http://schemas.microsoft.com/office/word/2018/wordml/cex" xmlns:w16cid="http://schemas.microsoft.com/office/word/2016/wordml/cid" xmlns:w16="http://schemas.microsoft.com/office/word/2018/wordml" xmlns:w16sdtdh="http://schemas.microsoft.com/office/word/2020/wordml/sdtdatahash" xmlns:w16se="http://schemas.microsoft.com/office/word/2015/wordml/symex" xmlns:wpg="http://schemas.microsoft.com/office/word/2010/wordprocessingGroup" xmlns:wpi="http://schemas.microsoft.com/office/word/2010/wordprocessingInk" xmlns:wne="http://schemas.microsoft.com/office/word/2006/wordml" xmlns:wps="http://schemas.microsoft.com/office/word/2010/wordprocessingShape" mc:Ignorable="w14 w15 w16se w16cid w16 w16cex w16sdtdh wp14">
+<w:numbering xmlns:wpc="http://schemas.microsoft.com/office/word/2010/wordprocessingCanvas" xmlns:cx="http://schemas.microsoft.com/office/drawing/2014/chartex" xmlns:mc="http://schemas.openxmlformats.org/markup-compatibility/2006" xmlns:o="urn:schemas-microsoft-com:office:office" xmlns:r="http://schemas.openxmlformats.org/officeDocument/2006/relationships" xmlns:m="http://schemas.openxmlformats.org/officeDocument/2006/math" xmlns:v="urn:schemas-microsoft-com:vml" xmlns:wp14="http://schemas.microsoft.com/office/word/2010/wordprocessingDrawing" xmlns:wp="http://schemas.openxmlformats.org/drawingml/2006/wordprocessingDrawing" xmlns:w10="urn:schemas-microsoft-com:office:word" xmlns:w="http://schemas.openxmlformats.org/wordprocessingml/2006/main" xmlns:w14="http://schemas.microsoft.com/office/word/2010/wordml" xmlns:w15="http://schemas.microsoft.com/office/word/2012/wordml" xmlns:w16se="http://schemas.microsoft.com/office/word/2015/wordml/symex" xmlns:wpg="http://schemas.microsoft.com/office/word/2010/wordprocessingGroup" xmlns:wpi="http://schemas.microsoft.com/office/word/2010/wordprocessingInk" xmlns:wne="http://schemas.microsoft.com/office/word/2006/wordml" xmlns:wps="http://schemas.microsoft.com/office/word/2010/wordprocessingShape" mc:Ignorable="w14 w15 w16se wp14">
   <w:abstractNum w:abstractNumId="0" w15:restartNumberingAfterBreak="0">
     <w:nsid w:val="01D56E7B"/>
     <w:multiLevelType w:val="hybridMultilevel"/>
@@ -9157,11 +10060,11 @@
 </file>
 
 <file path=word/styles.xml><?xml version="1.0" encoding="utf-8"?>
-<w:styles xmlns:mc="http://schemas.openxmlformats.org/markup-compatibility/2006" xmlns:r="http://schemas.openxmlformats.org/officeDocument/2006/relationships" xmlns:w="http://schemas.openxmlformats.org/wordprocessingml/2006/main" xmlns:w14="http://schemas.microsoft.com/office/word/2010/wordml" xmlns:w15="http://schemas.microsoft.com/office/word/2012/wordml" xmlns:w16cex="http://schemas.microsoft.com/office/word/2018/wordml/cex" xmlns:w16cid="http://schemas.microsoft.com/office/word/2016/wordml/cid" xmlns:w16="http://schemas.microsoft.com/office/word/2018/wordml" xmlns:w16sdtdh="http://schemas.microsoft.com/office/word/2020/wordml/sdtdatahash" xmlns:w16se="http://schemas.microsoft.com/office/word/2015/wordml/symex" mc:Ignorable="w14 w15 w16se w16cid w16 w16cex w16sdtdh">
+<w:styles xmlns:mc="http://schemas.openxmlformats.org/markup-compatibility/2006" xmlns:r="http://schemas.openxmlformats.org/officeDocument/2006/relationships" xmlns:w="http://schemas.openxmlformats.org/wordprocessingml/2006/main" xmlns:w14="http://schemas.microsoft.com/office/word/2010/wordml" xmlns:w15="http://schemas.microsoft.com/office/word/2012/wordml" xmlns:w16se="http://schemas.microsoft.com/office/word/2015/wordml/symex" mc:Ignorable="w14 w15 w16se">
   <w:docDefaults>
     <w:rPrDefault>
       <w:rPr>
-        <w:rFonts w:ascii="Trebuchet MS" w:eastAsia="SimSun" w:hAnsi="Trebuchet MS" w:cs="Trebuchet MS"/>
+        <w:rFonts w:ascii="Trebuchet MS" w:eastAsia="宋体" w:hAnsi="Trebuchet MS" w:cs="Trebuchet MS"/>
         <w:color w:val="404040"/>
         <w:sz w:val="22"/>
         <w:szCs w:val="22"/>
@@ -9174,7 +10077,7 @@
       </w:pPr>
     </w:pPrDefault>
   </w:docDefaults>
-  <w:latentStyles w:defLockedState="0" w:defUIPriority="99" w:defSemiHidden="0" w:defUnhideWhenUsed="0" w:defQFormat="0" w:count="376">
+  <w:latentStyles w:defLockedState="0" w:defUIPriority="99" w:defSemiHidden="0" w:defUnhideWhenUsed="0" w:defQFormat="0" w:count="371">
     <w:lsdException w:name="Normal" w:uiPriority="0" w:qFormat="1"/>
     <w:lsdException w:name="heading 1" w:uiPriority="9" w:qFormat="1"/>
     <w:lsdException w:name="heading 2" w:semiHidden="1" w:uiPriority="9" w:unhideWhenUsed="1" w:qFormat="1"/>
@@ -9546,20 +10449,16 @@
     <w:lsdException w:name="List Table 5 Dark Accent 6" w:uiPriority="50"/>
     <w:lsdException w:name="List Table 6 Colorful Accent 6" w:uiPriority="51"/>
     <w:lsdException w:name="List Table 7 Colorful Accent 6" w:uiPriority="52"/>
-    <w:lsdException w:name="Mention" w:semiHidden="1" w:unhideWhenUsed="1"/>
-    <w:lsdException w:name="Smart Hyperlink" w:semiHidden="1" w:unhideWhenUsed="1"/>
-    <w:lsdException w:name="Hashtag" w:semiHidden="1" w:unhideWhenUsed="1"/>
-    <w:lsdException w:name="Unresolved Mention" w:semiHidden="1" w:unhideWhenUsed="1"/>
-    <w:lsdException w:name="Smart Link" w:semiHidden="1" w:unhideWhenUsed="1"/>
   </w:latentStyles>
-  <w:style w:type="paragraph" w:default="1" w:styleId="Normal">
+  <w:style w:type="paragraph" w:default="1" w:styleId="a">
     <w:name w:val="Normal"/>
     <w:qFormat/>
+    <w:rsid w:val="00EB289C"/>
   </w:style>
-  <w:style w:type="paragraph" w:styleId="Heading1">
+  <w:style w:type="paragraph" w:styleId="1">
     <w:name w:val="heading 1"/>
-    <w:basedOn w:val="Normal"/>
-    <w:next w:val="Normal"/>
+    <w:basedOn w:val="a"/>
+    <w:next w:val="a"/>
     <w:uiPriority w:val="9"/>
     <w:qFormat/>
     <w:pPr>
@@ -9575,10 +10474,10 @@
       <w:szCs w:val="34"/>
     </w:rPr>
   </w:style>
-  <w:style w:type="paragraph" w:styleId="Heading2">
+  <w:style w:type="paragraph" w:styleId="2">
     <w:name w:val="heading 2"/>
-    <w:basedOn w:val="Normal"/>
-    <w:next w:val="Normal"/>
+    <w:basedOn w:val="a"/>
+    <w:next w:val="a"/>
     <w:uiPriority w:val="9"/>
     <w:unhideWhenUsed/>
     <w:qFormat/>
@@ -9587,10 +10486,10 @@
       <w:outlineLvl w:val="1"/>
     </w:pPr>
   </w:style>
-  <w:style w:type="paragraph" w:styleId="Heading3">
+  <w:style w:type="paragraph" w:styleId="3">
     <w:name w:val="heading 3"/>
-    <w:basedOn w:val="Normal"/>
-    <w:next w:val="Normal"/>
+    <w:basedOn w:val="a"/>
+    <w:next w:val="a"/>
     <w:uiPriority w:val="9"/>
     <w:unhideWhenUsed/>
     <w:qFormat/>
@@ -9607,11 +10506,11 @@
       <w:szCs w:val="24"/>
     </w:rPr>
   </w:style>
-  <w:style w:type="paragraph" w:styleId="Heading4">
+  <w:style w:type="paragraph" w:styleId="4">
     <w:name w:val="heading 4"/>
-    <w:basedOn w:val="Normal"/>
-    <w:next w:val="Normal"/>
-    <w:link w:val="Heading4Char"/>
+    <w:basedOn w:val="a"/>
+    <w:next w:val="a"/>
+    <w:link w:val="40"/>
     <w:uiPriority w:val="9"/>
     <w:unhideWhenUsed/>
     <w:qFormat/>
@@ -9627,10 +10526,10 @@
       <w:color w:val="CA7905"/>
     </w:rPr>
   </w:style>
-  <w:style w:type="paragraph" w:styleId="Heading5">
+  <w:style w:type="paragraph" w:styleId="5">
     <w:name w:val="heading 5"/>
-    <w:basedOn w:val="Normal"/>
-    <w:next w:val="Normal"/>
+    <w:basedOn w:val="a"/>
+    <w:next w:val="a"/>
     <w:uiPriority w:val="9"/>
     <w:semiHidden/>
     <w:unhideWhenUsed/>
@@ -9646,10 +10545,10 @@
       <w:color w:val="CA7905"/>
     </w:rPr>
   </w:style>
-  <w:style w:type="paragraph" w:styleId="Heading6">
+  <w:style w:type="paragraph" w:styleId="6">
     <w:name w:val="heading 6"/>
-    <w:basedOn w:val="Normal"/>
-    <w:next w:val="Normal"/>
+    <w:basedOn w:val="a"/>
+    <w:next w:val="a"/>
     <w:uiPriority w:val="9"/>
     <w:semiHidden/>
     <w:unhideWhenUsed/>
@@ -9665,13 +10564,13 @@
       <w:color w:val="865103"/>
     </w:rPr>
   </w:style>
-  <w:style w:type="character" w:default="1" w:styleId="DefaultParagraphFont">
+  <w:style w:type="character" w:default="1" w:styleId="a0">
     <w:name w:val="Default Paragraph Font"/>
     <w:uiPriority w:val="1"/>
     <w:semiHidden/>
     <w:unhideWhenUsed/>
   </w:style>
-  <w:style w:type="table" w:default="1" w:styleId="TableNormal">
+  <w:style w:type="table" w:default="1" w:styleId="a1">
     <w:name w:val="Normal Table"/>
     <w:uiPriority w:val="99"/>
     <w:semiHidden/>
@@ -9686,16 +10585,16 @@
       </w:tblCellMar>
     </w:tblPr>
   </w:style>
-  <w:style w:type="numbering" w:default="1" w:styleId="NoList">
+  <w:style w:type="numbering" w:default="1" w:styleId="a2">
     <w:name w:val="No List"/>
     <w:uiPriority w:val="99"/>
     <w:semiHidden/>
     <w:unhideWhenUsed/>
   </w:style>
-  <w:style w:type="paragraph" w:styleId="Title">
+  <w:style w:type="paragraph" w:styleId="a3">
     <w:name w:val="Title"/>
-    <w:basedOn w:val="Normal"/>
-    <w:next w:val="Normal"/>
+    <w:basedOn w:val="a"/>
+    <w:next w:val="a"/>
     <w:uiPriority w:val="10"/>
     <w:qFormat/>
     <w:pPr>
@@ -9707,18 +10606,18 @@
       <w:szCs w:val="32"/>
     </w:rPr>
   </w:style>
-  <w:style w:type="paragraph" w:styleId="Subtitle">
+  <w:style w:type="paragraph" w:styleId="a4">
     <w:name w:val="Subtitle"/>
-    <w:basedOn w:val="Normal"/>
-    <w:next w:val="Normal"/>
+    <w:basedOn w:val="a"/>
+    <w:next w:val="a"/>
     <w:uiPriority w:val="11"/>
     <w:qFormat/>
     <w:rPr>
       <w:color w:val="5A5A5A"/>
     </w:rPr>
   </w:style>
-  <w:style w:type="table" w:customStyle="1" w:styleId="a">
-    <w:basedOn w:val="TableNormal"/>
+  <w:style w:type="table" w:customStyle="1" w:styleId="a5">
+    <w:basedOn w:val="a1"/>
     <w:tblPr>
       <w:tblStyleRowBandSize w:val="1"/>
       <w:tblStyleColBandSize w:val="1"/>
@@ -9728,8 +10627,8 @@
       </w:tblCellMar>
     </w:tblPr>
   </w:style>
-  <w:style w:type="table" w:customStyle="1" w:styleId="a0">
-    <w:basedOn w:val="TableNormal"/>
+  <w:style w:type="table" w:customStyle="1" w:styleId="a6">
+    <w:basedOn w:val="a1"/>
     <w:tblPr>
       <w:tblStyleRowBandSize w:val="1"/>
       <w:tblStyleColBandSize w:val="1"/>
@@ -9739,9 +10638,9 @@
       </w:tblCellMar>
     </w:tblPr>
   </w:style>
-  <w:style w:type="character" w:styleId="Strong">
+  <w:style w:type="character" w:styleId="a7">
     <w:name w:val="Strong"/>
-    <w:basedOn w:val="DefaultParagraphFont"/>
+    <w:basedOn w:val="a0"/>
     <w:uiPriority w:val="22"/>
     <w:qFormat/>
     <w:rsid w:val="00FB2380"/>
@@ -9750,9 +10649,9 @@
       <w:bCs/>
     </w:rPr>
   </w:style>
-  <w:style w:type="paragraph" w:styleId="ListParagraph">
+  <w:style w:type="paragraph" w:styleId="a8">
     <w:name w:val="List Paragraph"/>
-    <w:basedOn w:val="Normal"/>
+    <w:basedOn w:val="a"/>
     <w:uiPriority w:val="34"/>
     <w:qFormat/>
     <w:rsid w:val="00E76F54"/>
@@ -9761,9 +10660,9 @@
       <w:contextualSpacing/>
     </w:pPr>
   </w:style>
-  <w:style w:type="paragraph" w:styleId="NormalWeb">
+  <w:style w:type="paragraph" w:styleId="a9">
     <w:name w:val="Normal (Web)"/>
-    <w:basedOn w:val="Normal"/>
+    <w:basedOn w:val="a"/>
     <w:uiPriority w:val="99"/>
     <w:unhideWhenUsed/>
     <w:rsid w:val="00E76F54"/>
@@ -9778,9 +10677,9 @@
       <w:lang w:val="en-SG"/>
     </w:rPr>
   </w:style>
-  <w:style w:type="character" w:styleId="Hyperlink">
+  <w:style w:type="character" w:styleId="aa">
     <w:name w:val="Hyperlink"/>
-    <w:basedOn w:val="DefaultParagraphFont"/>
+    <w:basedOn w:val="a0"/>
     <w:uiPriority w:val="99"/>
     <w:unhideWhenUsed/>
     <w:rsid w:val="00DA3719"/>
@@ -9789,9 +10688,9 @@
       <w:u w:val="single"/>
     </w:rPr>
   </w:style>
-  <w:style w:type="character" w:styleId="UnresolvedMention">
+  <w:style w:type="character" w:customStyle="1" w:styleId="UnresolvedMention">
     <w:name w:val="Unresolved Mention"/>
-    <w:basedOn w:val="DefaultParagraphFont"/>
+    <w:basedOn w:val="a0"/>
     <w:uiPriority w:val="99"/>
     <w:semiHidden/>
     <w:unhideWhenUsed/>
@@ -9801,10 +10700,10 @@
       <w:shd w:val="clear" w:color="auto" w:fill="E1DFDD"/>
     </w:rPr>
   </w:style>
-  <w:style w:type="paragraph" w:styleId="Header">
+  <w:style w:type="paragraph" w:styleId="ab">
     <w:name w:val="header"/>
-    <w:basedOn w:val="Normal"/>
-    <w:link w:val="HeaderChar"/>
+    <w:basedOn w:val="a"/>
+    <w:link w:val="ac"/>
     <w:uiPriority w:val="99"/>
     <w:unhideWhenUsed/>
     <w:rsid w:val="005A6DF6"/>
@@ -9816,17 +10715,17 @@
       <w:spacing w:line="240" w:lineRule="auto"/>
     </w:pPr>
   </w:style>
-  <w:style w:type="character" w:customStyle="1" w:styleId="HeaderChar">
-    <w:name w:val="Header Char"/>
-    <w:basedOn w:val="DefaultParagraphFont"/>
-    <w:link w:val="Header"/>
+  <w:style w:type="character" w:customStyle="1" w:styleId="ac">
+    <w:name w:val="页眉 字符"/>
+    <w:basedOn w:val="a0"/>
+    <w:link w:val="ab"/>
     <w:uiPriority w:val="99"/>
     <w:rsid w:val="005A6DF6"/>
   </w:style>
-  <w:style w:type="paragraph" w:styleId="Footer">
+  <w:style w:type="paragraph" w:styleId="ad">
     <w:name w:val="footer"/>
-    <w:basedOn w:val="Normal"/>
-    <w:link w:val="FooterChar"/>
+    <w:basedOn w:val="a"/>
+    <w:link w:val="ae"/>
     <w:uiPriority w:val="99"/>
     <w:unhideWhenUsed/>
     <w:rsid w:val="005A6DF6"/>
@@ -9838,17 +10737,17 @@
       <w:spacing w:line="240" w:lineRule="auto"/>
     </w:pPr>
   </w:style>
-  <w:style w:type="character" w:customStyle="1" w:styleId="FooterChar">
-    <w:name w:val="Footer Char"/>
-    <w:basedOn w:val="DefaultParagraphFont"/>
-    <w:link w:val="Footer"/>
+  <w:style w:type="character" w:customStyle="1" w:styleId="ae">
+    <w:name w:val="页脚 字符"/>
+    <w:basedOn w:val="a0"/>
+    <w:link w:val="ad"/>
     <w:uiPriority w:val="99"/>
     <w:rsid w:val="005A6DF6"/>
   </w:style>
-  <w:style w:type="paragraph" w:styleId="BalloonText">
+  <w:style w:type="paragraph" w:styleId="af">
     <w:name w:val="Balloon Text"/>
-    <w:basedOn w:val="Normal"/>
-    <w:link w:val="BalloonTextChar"/>
+    <w:basedOn w:val="a"/>
+    <w:link w:val="af0"/>
     <w:uiPriority w:val="99"/>
     <w:semiHidden/>
     <w:unhideWhenUsed/>
@@ -9862,10 +10761,10 @@
       <w:szCs w:val="18"/>
     </w:rPr>
   </w:style>
-  <w:style w:type="character" w:customStyle="1" w:styleId="BalloonTextChar">
-    <w:name w:val="Balloon Text Char"/>
-    <w:basedOn w:val="DefaultParagraphFont"/>
-    <w:link w:val="BalloonText"/>
+  <w:style w:type="character" w:customStyle="1" w:styleId="af0">
+    <w:name w:val="批注框文本 字符"/>
+    <w:basedOn w:val="a0"/>
+    <w:link w:val="af"/>
     <w:uiPriority w:val="99"/>
     <w:semiHidden/>
     <w:rsid w:val="007F5EB0"/>
@@ -9875,9 +10774,9 @@
       <w:szCs w:val="18"/>
     </w:rPr>
   </w:style>
-  <w:style w:type="table" w:styleId="TableGrid">
+  <w:style w:type="table" w:styleId="af1">
     <w:name w:val="Table Grid"/>
-    <w:basedOn w:val="TableNormal"/>
+    <w:basedOn w:val="a1"/>
     <w:uiPriority w:val="39"/>
     <w:rsid w:val="00CB6A76"/>
     <w:pPr>
@@ -9894,10 +10793,10 @@
       </w:tblBorders>
     </w:tblPr>
   </w:style>
-  <w:style w:type="character" w:customStyle="1" w:styleId="Heading4Char">
-    <w:name w:val="Heading 4 Char"/>
-    <w:basedOn w:val="DefaultParagraphFont"/>
-    <w:link w:val="Heading4"/>
+  <w:style w:type="character" w:customStyle="1" w:styleId="40">
+    <w:name w:val="标题 4 字符"/>
+    <w:basedOn w:val="a0"/>
+    <w:link w:val="4"/>
     <w:uiPriority w:val="9"/>
     <w:rsid w:val="005A4A58"/>
     <w:rPr>
@@ -9906,9 +10805,9 @@
       <w:color w:val="CA7905"/>
     </w:rPr>
   </w:style>
-  <w:style w:type="character" w:styleId="FollowedHyperlink">
+  <w:style w:type="character" w:styleId="af2">
     <w:name w:val="FollowedHyperlink"/>
-    <w:basedOn w:val="DefaultParagraphFont"/>
+    <w:basedOn w:val="a0"/>
     <w:uiPriority w:val="99"/>
     <w:semiHidden/>
     <w:unhideWhenUsed/>
@@ -10246,7 +11145,7 @@
 </file>
 
 <file path=customXml/itemProps1.xml><?xml version="1.0" encoding="utf-8"?>
-<ds:datastoreItem xmlns:ds="http://schemas.openxmlformats.org/officeDocument/2006/customXml" ds:itemID="{9F1EE8D6-600C-BC4A-9D80-132FDF1A95DE}">
+<ds:datastoreItem xmlns:ds="http://schemas.openxmlformats.org/officeDocument/2006/customXml" ds:itemID="{F3339AA3-5DCC-4543-B8AE-9BD8DC746A8D}">
   <ds:schemaRefs>
     <ds:schemaRef ds:uri="http://schemas.openxmlformats.org/officeDocument/2006/bibliography"/>
   </ds:schemaRefs>
